--- a/lab-cp/КП_Бойцов_Иван_Алексеевич_315.docx
+++ b/lab-cp/КП_Бойцов_Иван_Алексеевич_315.docx
@@ -1220,15 +1220,7 @@
           <w:sz w:val="28"/>
           <w:szCs w:val="32"/>
         </w:rPr>
-        <w:t>Аутентификация с асимметричными алгоритмами шифрования в сети Интернет</w:t>
-      </w:r>
-      <w:r>
-        <w:rPr>
-          <w:rFonts w:ascii="Times New Roman" w:hAnsi="Times New Roman" w:cs="Times New Roman"/>
-          <w:sz w:val="28"/>
-          <w:szCs w:val="32"/>
-        </w:rPr>
-        <w:t>.</w:t>
+        <w:t>Аутентификация с асимметричными алгоритмами шифрования в сети Интернет.</w:t>
       </w:r>
     </w:p>
     <w:p>
@@ -1870,6 +1862,8 @@
         </w:rPr>
         <w:t>.</w:t>
       </w:r>
+      <w:bookmarkStart w:id="2" w:name="_GoBack"/>
+      <w:bookmarkEnd w:id="2"/>
     </w:p>
     <w:p>
       <w:pPr>
@@ -1901,7 +1895,7 @@
           <w:bCs/>
         </w:rPr>
       </w:pPr>
-      <w:bookmarkStart w:id="2" w:name="_Toc158983149"/>
+      <w:bookmarkStart w:id="3" w:name="_Toc158983149"/>
       <w:r>
         <w:rPr>
           <w:rFonts w:ascii="Times New Roman" w:hAnsi="Times New Roman" w:cs="Times New Roman"/>
@@ -1911,7 +1905,7 @@
         <w:lastRenderedPageBreak/>
         <w:t>Теория</w:t>
       </w:r>
-      <w:bookmarkEnd w:id="2"/>
+      <w:bookmarkEnd w:id="3"/>
     </w:p>
     <w:p>
       <w:pPr>
@@ -1962,15 +1956,7 @@
           <w:sz w:val="28"/>
           <w:szCs w:val="32"/>
         </w:rPr>
-        <w:t xml:space="preserve"> </w:t>
-      </w:r>
-      <w:r>
-        <w:rPr>
-          <w:rFonts w:ascii="Times New Roman" w:hAnsi="Times New Roman" w:cs="Times New Roman"/>
-          <w:sz w:val="28"/>
-          <w:szCs w:val="32"/>
-        </w:rPr>
-        <w:t>и ECDSA (на основе эллиптических кривых).</w:t>
+        <w:t xml:space="preserve"> и ECDSA (на основе эллиптических кривых).</w:t>
       </w:r>
     </w:p>
     <w:p>
@@ -2079,15 +2065,7 @@
           <w:sz w:val="28"/>
           <w:szCs w:val="32"/>
         </w:rPr>
-        <w:t xml:space="preserve"> </w:t>
-      </w:r>
-      <w:r>
-        <w:rPr>
-          <w:rFonts w:ascii="Times New Roman" w:hAnsi="Times New Roman" w:cs="Times New Roman"/>
-          <w:sz w:val="28"/>
-          <w:szCs w:val="32"/>
-        </w:rPr>
-        <w:t>протокол, обеспечивающий шифрование, целостность и аутентификацию при передаче данных по сети. Соединение начинается с процедуры рукопожатия, в ходе которой стороны согласуют версию протокола, набор алгоритмов, и сервер предъявляет свой сертификат для аутентификации. На сегодняшний день актуальными считаются TLS 1.2 и TLS 1.3; версии TLS 1.0 и 1.1 признаны устаревшими и отключены в большинстве современных браузеров и серверов из-за известных уязвимостей.</w:t>
+        <w:t xml:space="preserve"> протокол, обеспечивающий шифрование, целостность и аутентификацию при передаче данных по сети. Соединение начинается с процедуры рукопожатия, в ходе которой стороны согласуют версию протокола, набор алгоритмов, и сервер предъявляет свой сертификат для аутентификации. На сегодняшний день актуальными считаются TLS 1.2 и TLS 1.3; версии TLS 1.0 и 1.1 признаны устаревшими и отключены в большинстве современных браузеров и серверов из-за известных уязвимостей.</w:t>
       </w:r>
     </w:p>
     <w:p>
@@ -2212,15 +2190,7 @@
           <w:sz w:val="28"/>
           <w:szCs w:val="32"/>
         </w:rPr>
-        <w:t xml:space="preserve"> </w:t>
-      </w:r>
-      <w:r>
-        <w:rPr>
-          <w:rFonts w:ascii="Times New Roman" w:hAnsi="Times New Roman" w:cs="Times New Roman"/>
-          <w:sz w:val="28"/>
-          <w:szCs w:val="32"/>
-        </w:rPr>
-        <w:t xml:space="preserve">RSA или </w:t>
+        <w:t xml:space="preserve"> RSA или </w:t>
       </w:r>
       <w:proofErr w:type="spellStart"/>
       <w:r>
@@ -2835,14 +2805,16 @@
     <w:p>
       <w:pPr>
         <w:pStyle w:val="1"/>
+        <w:spacing w:line="360" w:lineRule="auto"/>
         <w:ind w:firstLine="0"/>
+        <w:jc w:val="both"/>
         <w:rPr>
           <w:rFonts w:ascii="Times New Roman" w:hAnsi="Times New Roman" w:cs="Times New Roman"/>
           <w:b/>
           <w:bCs/>
         </w:rPr>
       </w:pPr>
-      <w:bookmarkStart w:id="3" w:name="_Toc158983150"/>
+      <w:bookmarkStart w:id="4" w:name="_Toc158983150"/>
       <w:r>
         <w:rPr>
           <w:rFonts w:ascii="Times New Roman" w:hAnsi="Times New Roman" w:cs="Times New Roman"/>
@@ -2860,12 +2832,16 @@
         </w:rPr>
         <w:t xml:space="preserve"> лабораторной работы</w:t>
       </w:r>
-      <w:bookmarkEnd w:id="3"/>
-    </w:p>
-    <w:p>
-      <w:pPr>
-        <w:spacing w:before="120" w:after="120" w:line="259" w:lineRule="auto"/>
-        <w:ind w:left="0" w:firstLine="709"/>
+      <w:bookmarkEnd w:id="4"/>
+    </w:p>
+    <w:p>
+      <w:pPr>
+        <w:pStyle w:val="a3"/>
+        <w:numPr>
+          <w:ilvl w:val="0"/>
+          <w:numId w:val="14"/>
+        </w:numPr>
+        <w:spacing w:before="120" w:after="120" w:line="360" w:lineRule="auto"/>
         <w:rPr>
           <w:rFonts w:ascii="Times New Roman" w:hAnsi="Times New Roman" w:cs="Times New Roman"/>
           <w:i/>
@@ -2874,36 +2850,4908 @@
           <w:szCs w:val="28"/>
         </w:rPr>
       </w:pPr>
+      <w:r>
+        <w:rPr>
+          <w:rFonts w:ascii="Times New Roman" w:hAnsi="Times New Roman" w:cs="Times New Roman"/>
+          <w:sz w:val="28"/>
+          <w:szCs w:val="28"/>
+        </w:rPr>
+        <w:t>Для анализа были выбраны следующие три веб сервиса</w:t>
+      </w:r>
+      <w:r>
+        <w:rPr>
+          <w:rFonts w:ascii="Times New Roman" w:hAnsi="Times New Roman" w:cs="Times New Roman"/>
+          <w:sz w:val="28"/>
+          <w:szCs w:val="28"/>
+        </w:rPr>
+        <w:t>:</w:t>
+      </w:r>
+    </w:p>
+    <w:p>
+      <w:pPr>
+        <w:pStyle w:val="a3"/>
+        <w:numPr>
+          <w:ilvl w:val="1"/>
+          <w:numId w:val="14"/>
+        </w:numPr>
+        <w:spacing w:before="120" w:after="120" w:line="360" w:lineRule="auto"/>
+        <w:rPr>
+          <w:rFonts w:ascii="Times New Roman" w:hAnsi="Times New Roman" w:cs="Times New Roman"/>
+          <w:i/>
+          <w:iCs/>
+          <w:sz w:val="28"/>
+          <w:szCs w:val="28"/>
+        </w:rPr>
+      </w:pPr>
+      <w:r>
+        <w:rPr>
+          <w:rFonts w:ascii="Times New Roman" w:hAnsi="Times New Roman" w:cs="Times New Roman"/>
+          <w:sz w:val="28"/>
+          <w:szCs w:val="28"/>
+        </w:rPr>
+        <w:t>ФНС (Федеральная налоговая служба);</w:t>
+      </w:r>
+    </w:p>
+    <w:p>
+      <w:pPr>
+        <w:pStyle w:val="a3"/>
+        <w:numPr>
+          <w:ilvl w:val="1"/>
+          <w:numId w:val="14"/>
+        </w:numPr>
+        <w:spacing w:before="120" w:after="120" w:line="360" w:lineRule="auto"/>
+        <w:rPr>
+          <w:rFonts w:ascii="Times New Roman" w:hAnsi="Times New Roman" w:cs="Times New Roman"/>
+          <w:i/>
+          <w:iCs/>
+          <w:sz w:val="28"/>
+          <w:szCs w:val="28"/>
+        </w:rPr>
+      </w:pPr>
+      <w:r>
+        <w:rPr>
+          <w:rFonts w:ascii="Times New Roman" w:hAnsi="Times New Roman" w:cs="Times New Roman"/>
+          <w:sz w:val="28"/>
+          <w:szCs w:val="28"/>
+        </w:rPr>
+        <w:t>МЕДСИ;</w:t>
+      </w:r>
+    </w:p>
+    <w:p>
+      <w:pPr>
+        <w:pStyle w:val="a3"/>
+        <w:numPr>
+          <w:ilvl w:val="1"/>
+          <w:numId w:val="14"/>
+        </w:numPr>
+        <w:spacing w:before="120" w:after="120" w:line="360" w:lineRule="auto"/>
+        <w:rPr>
+          <w:rFonts w:ascii="Times New Roman" w:hAnsi="Times New Roman" w:cs="Times New Roman"/>
+          <w:i/>
+          <w:iCs/>
+          <w:sz w:val="28"/>
+          <w:szCs w:val="28"/>
+        </w:rPr>
+      </w:pPr>
+      <w:r>
+        <w:rPr>
+          <w:rFonts w:ascii="Times New Roman" w:hAnsi="Times New Roman" w:cs="Times New Roman"/>
+          <w:sz w:val="28"/>
+          <w:szCs w:val="28"/>
+        </w:rPr>
+        <w:t>ЕМИАС.</w:t>
+      </w:r>
+    </w:p>
+    <w:p>
+      <w:pPr>
+        <w:pStyle w:val="a3"/>
+        <w:numPr>
+          <w:ilvl w:val="0"/>
+          <w:numId w:val="14"/>
+        </w:numPr>
+        <w:spacing w:before="120" w:after="120" w:line="360" w:lineRule="auto"/>
+        <w:rPr>
+          <w:rFonts w:ascii="Times New Roman" w:hAnsi="Times New Roman" w:cs="Times New Roman"/>
+          <w:i/>
+          <w:iCs/>
+          <w:sz w:val="28"/>
+          <w:szCs w:val="28"/>
+        </w:rPr>
+      </w:pPr>
+      <w:r>
+        <w:rPr>
+          <w:rFonts w:ascii="Times New Roman" w:hAnsi="Times New Roman" w:cs="Times New Roman"/>
+          <w:sz w:val="28"/>
+          <w:szCs w:val="28"/>
+        </w:rPr>
+        <w:t xml:space="preserve">Открываем приложение </w:t>
+      </w:r>
+      <w:r>
+        <w:rPr>
+          <w:rFonts w:ascii="Times New Roman" w:hAnsi="Times New Roman" w:cs="Times New Roman"/>
+          <w:sz w:val="28"/>
+          <w:szCs w:val="28"/>
+          <w:lang w:val="en-US"/>
+        </w:rPr>
+        <w:t>Wireshark</w:t>
+      </w:r>
+      <w:r>
+        <w:rPr>
+          <w:rFonts w:ascii="Times New Roman" w:hAnsi="Times New Roman" w:cs="Times New Roman"/>
+          <w:sz w:val="28"/>
+          <w:szCs w:val="28"/>
+        </w:rPr>
+        <w:t>, выбираем основной</w:t>
+      </w:r>
+      <w:r>
+        <w:rPr>
+          <w:rFonts w:ascii="Times New Roman" w:hAnsi="Times New Roman" w:cs="Times New Roman"/>
+          <w:sz w:val="28"/>
+          <w:szCs w:val="28"/>
+        </w:rPr>
+        <w:t xml:space="preserve"> сетевой интерфейс, в моём случае это</w:t>
+      </w:r>
+      <w:r>
+        <w:rPr>
+          <w:rFonts w:ascii="Times New Roman" w:hAnsi="Times New Roman" w:cs="Times New Roman"/>
+          <w:sz w:val="28"/>
+          <w:szCs w:val="28"/>
+        </w:rPr>
+        <w:t xml:space="preserve"> </w:t>
+      </w:r>
+      <w:r>
+        <w:rPr>
+          <w:rFonts w:ascii="Times New Roman" w:hAnsi="Times New Roman" w:cs="Times New Roman"/>
+          <w:sz w:val="28"/>
+          <w:szCs w:val="28"/>
+          <w:lang w:val="en-US"/>
+        </w:rPr>
+        <w:t>ethernet</w:t>
+      </w:r>
+      <w:r>
+        <w:rPr>
+          <w:rFonts w:ascii="Times New Roman" w:hAnsi="Times New Roman" w:cs="Times New Roman"/>
+          <w:sz w:val="28"/>
+          <w:szCs w:val="28"/>
+        </w:rPr>
+        <w:t xml:space="preserve"> (</w:t>
+      </w:r>
+      <w:r>
+        <w:rPr>
+          <w:rFonts w:ascii="Times New Roman" w:hAnsi="Times New Roman" w:cs="Times New Roman"/>
+          <w:sz w:val="28"/>
+          <w:szCs w:val="28"/>
+        </w:rPr>
+        <w:t>проводной)</w:t>
+      </w:r>
+      <w:r>
+        <w:rPr>
+          <w:rFonts w:ascii="Times New Roman" w:hAnsi="Times New Roman" w:cs="Times New Roman"/>
+          <w:sz w:val="28"/>
+          <w:szCs w:val="28"/>
+        </w:rPr>
+        <w:t>;</w:t>
+      </w:r>
+      <w:r>
+        <w:rPr>
+          <w:rFonts w:ascii="Times New Roman" w:hAnsi="Times New Roman" w:cs="Times New Roman"/>
+          <w:sz w:val="28"/>
+          <w:szCs w:val="28"/>
+        </w:rPr>
+        <w:br/>
+      </w:r>
+      <w:r>
+        <w:rPr>
+          <w:rFonts w:ascii="Times New Roman" w:hAnsi="Times New Roman" w:cs="Times New Roman"/>
+          <w:i/>
+          <w:iCs/>
+          <w:sz w:val="28"/>
+          <w:szCs w:val="28"/>
+        </w:rPr>
+        <w:drawing>
+          <wp:inline distT="0" distB="0" distL="0" distR="0" wp14:anchorId="323CD45F" wp14:editId="1CB3AFC4">
+            <wp:extent cx="5943600" cy="2238375"/>
+            <wp:effectExtent l="0" t="0" r="0" b="9525"/>
+            <wp:docPr id="1" name="Рисунок 1"/>
+            <wp:cNvGraphicFramePr>
+              <a:graphicFrameLocks xmlns:a="http://schemas.openxmlformats.org/drawingml/2006/main" noChangeAspect="1"/>
+            </wp:cNvGraphicFramePr>
+            <a:graphic xmlns:a="http://schemas.openxmlformats.org/drawingml/2006/main">
+              <a:graphicData uri="http://schemas.openxmlformats.org/drawingml/2006/picture">
+                <pic:pic xmlns:pic="http://schemas.openxmlformats.org/drawingml/2006/picture">
+                  <pic:nvPicPr>
+                    <pic:cNvPr id="1" name=""/>
+                    <pic:cNvPicPr/>
+                  </pic:nvPicPr>
+                  <pic:blipFill>
+                    <a:blip r:embed="rId6"/>
+                    <a:stretch>
+                      <a:fillRect/>
+                    </a:stretch>
+                  </pic:blipFill>
+                  <pic:spPr>
+                    <a:xfrm>
+                      <a:off x="0" y="0"/>
+                      <a:ext cx="5943600" cy="2238375"/>
+                    </a:xfrm>
+                    <a:prstGeom prst="rect">
+                      <a:avLst/>
+                    </a:prstGeom>
+                  </pic:spPr>
+                </pic:pic>
+              </a:graphicData>
+            </a:graphic>
+          </wp:inline>
+        </w:drawing>
+      </w:r>
+      <w:r>
+        <w:rPr>
+          <w:rFonts w:ascii="Times New Roman" w:hAnsi="Times New Roman" w:cs="Times New Roman"/>
+          <w:sz w:val="28"/>
+          <w:szCs w:val="28"/>
+        </w:rPr>
+        <w:br/>
+      </w:r>
+    </w:p>
+    <w:p>
+      <w:pPr>
+        <w:pStyle w:val="a3"/>
+        <w:numPr>
+          <w:ilvl w:val="0"/>
+          <w:numId w:val="14"/>
+        </w:numPr>
+        <w:spacing w:before="120" w:after="120" w:line="360" w:lineRule="auto"/>
+        <w:rPr>
+          <w:rFonts w:ascii="Times New Roman" w:hAnsi="Times New Roman" w:cs="Times New Roman"/>
+          <w:i/>
+          <w:iCs/>
+          <w:sz w:val="28"/>
+          <w:szCs w:val="28"/>
+        </w:rPr>
+      </w:pPr>
+      <w:r>
+        <w:rPr>
+          <w:rFonts w:ascii="Times New Roman" w:hAnsi="Times New Roman" w:cs="Times New Roman"/>
+          <w:sz w:val="28"/>
+          <w:szCs w:val="28"/>
+        </w:rPr>
+        <w:t xml:space="preserve">Для того, чтобы видеть только </w:t>
+      </w:r>
+      <w:r>
+        <w:rPr>
+          <w:rFonts w:ascii="Times New Roman" w:hAnsi="Times New Roman" w:cs="Times New Roman"/>
+          <w:sz w:val="28"/>
+          <w:szCs w:val="28"/>
+          <w:lang w:val="en-US"/>
+        </w:rPr>
+        <w:t>TLS</w:t>
+      </w:r>
+      <w:r>
+        <w:rPr>
+          <w:rFonts w:ascii="Times New Roman" w:hAnsi="Times New Roman" w:cs="Times New Roman"/>
+          <w:sz w:val="28"/>
+          <w:szCs w:val="28"/>
+        </w:rPr>
+        <w:t>-</w:t>
+      </w:r>
+      <w:r>
+        <w:rPr>
+          <w:rFonts w:ascii="Times New Roman" w:hAnsi="Times New Roman" w:cs="Times New Roman"/>
+          <w:sz w:val="28"/>
+          <w:szCs w:val="28"/>
+        </w:rPr>
+        <w:t xml:space="preserve">трафик, введём в строку фильтра </w:t>
+      </w:r>
       <w:proofErr w:type="spellStart"/>
-      <w:r>
-        <w:rPr>
-          <w:rFonts w:ascii="Times New Roman" w:hAnsi="Times New Roman" w:cs="Times New Roman"/>
-          <w:sz w:val="28"/>
-          <w:szCs w:val="28"/>
-          <w:highlight w:val="yellow"/>
-        </w:rPr>
-        <w:t>Гг</w:t>
-      </w:r>
-      <w:bookmarkStart w:id="4" w:name="_GoBack"/>
-      <w:bookmarkEnd w:id="4"/>
-      <w:r>
-        <w:rPr>
-          <w:rFonts w:ascii="Times New Roman" w:hAnsi="Times New Roman" w:cs="Times New Roman"/>
-          <w:sz w:val="28"/>
-          <w:szCs w:val="28"/>
-          <w:highlight w:val="yellow"/>
-        </w:rPr>
-        <w:t>г</w:t>
+      <w:proofErr w:type="gramStart"/>
+      <w:r>
+        <w:rPr>
+          <w:rFonts w:ascii="Times New Roman" w:hAnsi="Times New Roman" w:cs="Times New Roman"/>
+          <w:i/>
+          <w:iCs/>
+          <w:sz w:val="28"/>
+          <w:szCs w:val="28"/>
+          <w:lang w:val="en-US"/>
+        </w:rPr>
+        <w:t>tls</w:t>
       </w:r>
       <w:proofErr w:type="spellEnd"/>
-    </w:p>
-    <w:p>
-      <w:pPr>
-        <w:spacing w:after="160" w:line="259" w:lineRule="auto"/>
-        <w:ind w:left="0" w:firstLine="0"/>
-        <w:jc w:val="left"/>
-        <w:rPr>
-          <w:rFonts w:ascii="Times New Roman" w:hAnsi="Times New Roman" w:cs="Times New Roman"/>
+      <w:r>
+        <w:rPr>
+          <w:rFonts w:ascii="Times New Roman" w:hAnsi="Times New Roman" w:cs="Times New Roman"/>
+          <w:i/>
+          <w:iCs/>
+          <w:sz w:val="28"/>
+          <w:szCs w:val="28"/>
+        </w:rPr>
+        <w:t>.</w:t>
+      </w:r>
+      <w:r>
+        <w:rPr>
+          <w:rFonts w:ascii="Times New Roman" w:hAnsi="Times New Roman" w:cs="Times New Roman"/>
+          <w:i/>
+          <w:iCs/>
+          <w:sz w:val="28"/>
+          <w:szCs w:val="28"/>
+          <w:lang w:val="en-US"/>
+        </w:rPr>
+        <w:t>handshake</w:t>
+      </w:r>
+      <w:proofErr w:type="gramEnd"/>
+      <w:r>
+        <w:rPr>
+          <w:rFonts w:ascii="Times New Roman" w:hAnsi="Times New Roman" w:cs="Times New Roman"/>
+          <w:sz w:val="28"/>
+          <w:szCs w:val="28"/>
+        </w:rPr>
+        <w:t xml:space="preserve"> </w:t>
+      </w:r>
+      <w:r>
+        <w:rPr>
+          <w:rFonts w:ascii="Times New Roman" w:hAnsi="Times New Roman" w:cs="Times New Roman"/>
+          <w:sz w:val="28"/>
+          <w:szCs w:val="28"/>
+        </w:rPr>
+        <w:t xml:space="preserve">и нажмём </w:t>
+      </w:r>
+      <w:r>
+        <w:rPr>
+          <w:rFonts w:ascii="Times New Roman" w:hAnsi="Times New Roman" w:cs="Times New Roman"/>
+          <w:sz w:val="28"/>
+          <w:szCs w:val="28"/>
+          <w:lang w:val="en-US"/>
+        </w:rPr>
+        <w:t>Enter</w:t>
+      </w:r>
+      <w:r>
+        <w:rPr>
+          <w:rFonts w:ascii="Times New Roman" w:hAnsi="Times New Roman" w:cs="Times New Roman"/>
+          <w:sz w:val="28"/>
+          <w:szCs w:val="28"/>
+        </w:rPr>
+        <w:t>:</w:t>
+      </w:r>
+      <w:r>
+        <w:rPr>
+          <w:rFonts w:ascii="Times New Roman" w:hAnsi="Times New Roman" w:cs="Times New Roman"/>
+          <w:sz w:val="28"/>
+          <w:szCs w:val="28"/>
+        </w:rPr>
+        <w:br/>
+      </w:r>
+      <w:r>
+        <w:rPr>
+          <w:rFonts w:ascii="Times New Roman" w:hAnsi="Times New Roman" w:cs="Times New Roman"/>
+          <w:i/>
+          <w:iCs/>
+          <w:sz w:val="28"/>
+          <w:szCs w:val="28"/>
+        </w:rPr>
+        <w:lastRenderedPageBreak/>
+        <w:drawing>
+          <wp:inline distT="0" distB="0" distL="0" distR="0" wp14:anchorId="1438F61F" wp14:editId="100F792A">
+            <wp:extent cx="5161547" cy="3352800"/>
+            <wp:effectExtent l="0" t="0" r="1270" b="0"/>
+            <wp:docPr id="3" name="Рисунок 3"/>
+            <wp:cNvGraphicFramePr>
+              <a:graphicFrameLocks xmlns:a="http://schemas.openxmlformats.org/drawingml/2006/main" noChangeAspect="1"/>
+            </wp:cNvGraphicFramePr>
+            <a:graphic xmlns:a="http://schemas.openxmlformats.org/drawingml/2006/main">
+              <a:graphicData uri="http://schemas.openxmlformats.org/drawingml/2006/picture">
+                <pic:pic xmlns:pic="http://schemas.openxmlformats.org/drawingml/2006/picture">
+                  <pic:nvPicPr>
+                    <pic:cNvPr id="1" name=""/>
+                    <pic:cNvPicPr/>
+                  </pic:nvPicPr>
+                  <pic:blipFill>
+                    <a:blip r:embed="rId7"/>
+                    <a:stretch>
+                      <a:fillRect/>
+                    </a:stretch>
+                  </pic:blipFill>
+                  <pic:spPr>
+                    <a:xfrm>
+                      <a:off x="0" y="0"/>
+                      <a:ext cx="5161547" cy="3352800"/>
+                    </a:xfrm>
+                    <a:prstGeom prst="rect">
+                      <a:avLst/>
+                    </a:prstGeom>
+                  </pic:spPr>
+                </pic:pic>
+              </a:graphicData>
+            </a:graphic>
+          </wp:inline>
+        </w:drawing>
+      </w:r>
+      <w:r>
+        <w:rPr>
+          <w:rFonts w:ascii="Times New Roman" w:hAnsi="Times New Roman" w:cs="Times New Roman"/>
+          <w:sz w:val="28"/>
+          <w:szCs w:val="28"/>
+        </w:rPr>
+        <w:br/>
+      </w:r>
+    </w:p>
+    <w:p>
+      <w:pPr>
+        <w:pStyle w:val="a3"/>
+        <w:numPr>
+          <w:ilvl w:val="0"/>
+          <w:numId w:val="14"/>
+        </w:numPr>
+        <w:spacing w:before="120" w:after="120" w:line="360" w:lineRule="auto"/>
+        <w:rPr>
+          <w:rFonts w:ascii="Times New Roman" w:hAnsi="Times New Roman" w:cs="Times New Roman"/>
+          <w:i/>
+          <w:iCs/>
+          <w:sz w:val="28"/>
+          <w:szCs w:val="28"/>
+        </w:rPr>
+      </w:pPr>
+      <w:r>
+        <w:rPr>
+          <w:rFonts w:ascii="Times New Roman" w:hAnsi="Times New Roman" w:cs="Times New Roman"/>
+          <w:sz w:val="28"/>
+          <w:szCs w:val="28"/>
+        </w:rPr>
+        <w:t>Далее установим соединение с выбранными нами веб-серверами</w:t>
+      </w:r>
+      <w:r>
+        <w:rPr>
+          <w:rFonts w:ascii="Times New Roman" w:hAnsi="Times New Roman" w:cs="Times New Roman"/>
+          <w:sz w:val="28"/>
+          <w:szCs w:val="28"/>
+        </w:rPr>
+        <w:t xml:space="preserve">, используя браузер. В моём случае это </w:t>
+      </w:r>
+      <w:r>
+        <w:rPr>
+          <w:rFonts w:ascii="Times New Roman" w:hAnsi="Times New Roman" w:cs="Times New Roman"/>
+          <w:sz w:val="28"/>
+          <w:szCs w:val="28"/>
+          <w:lang w:val="en-US"/>
+        </w:rPr>
+        <w:t>Firefox</w:t>
+      </w:r>
+      <w:r>
+        <w:rPr>
+          <w:rFonts w:ascii="Times New Roman" w:hAnsi="Times New Roman" w:cs="Times New Roman"/>
+          <w:sz w:val="28"/>
+          <w:szCs w:val="28"/>
+        </w:rPr>
+        <w:t>:</w:t>
+      </w:r>
+    </w:p>
+    <w:p>
+      <w:pPr>
+        <w:pStyle w:val="a3"/>
+        <w:numPr>
+          <w:ilvl w:val="1"/>
+          <w:numId w:val="14"/>
+        </w:numPr>
+        <w:spacing w:before="120" w:after="120" w:line="360" w:lineRule="auto"/>
+        <w:rPr>
+          <w:rFonts w:ascii="Times New Roman" w:hAnsi="Times New Roman" w:cs="Times New Roman"/>
+          <w:i/>
+          <w:iCs/>
+          <w:sz w:val="28"/>
+          <w:szCs w:val="28"/>
+        </w:rPr>
+      </w:pPr>
+      <w:r>
+        <w:rPr>
+          <w:rFonts w:ascii="Times New Roman" w:hAnsi="Times New Roman" w:cs="Times New Roman"/>
+          <w:sz w:val="28"/>
+          <w:szCs w:val="28"/>
+        </w:rPr>
+        <w:t xml:space="preserve">ФНС </w:t>
+      </w:r>
+      <w:r>
+        <w:rPr>
+          <w:rFonts w:ascii="Times New Roman" w:hAnsi="Times New Roman" w:cs="Times New Roman"/>
+          <w:sz w:val="28"/>
+          <w:szCs w:val="28"/>
+        </w:rPr>
+        <w:t>(</w:t>
+      </w:r>
+      <w:hyperlink r:id="rId8" w:history="1">
+        <w:r>
+          <w:rPr>
+            <w:rStyle w:val="a4"/>
+            <w:rFonts w:ascii="Times New Roman" w:hAnsi="Times New Roman" w:cs="Times New Roman"/>
+            <w:sz w:val="28"/>
+            <w:szCs w:val="28"/>
+          </w:rPr>
+          <w:t>https://www.nalog.gov.ru</w:t>
+        </w:r>
+      </w:hyperlink>
+      <w:r>
+        <w:rPr>
+          <w:rFonts w:ascii="Times New Roman" w:hAnsi="Times New Roman" w:cs="Times New Roman"/>
+          <w:sz w:val="28"/>
+          <w:szCs w:val="28"/>
+        </w:rPr>
+        <w:t>)</w:t>
+      </w:r>
+      <w:r>
+        <w:rPr>
+          <w:rFonts w:ascii="Times New Roman" w:hAnsi="Times New Roman" w:cs="Times New Roman"/>
+          <w:sz w:val="28"/>
+          <w:szCs w:val="28"/>
+        </w:rPr>
+        <w:t xml:space="preserve">. Стоит сразу заметить, что не всю информацию можно получить, используя </w:t>
+      </w:r>
+      <w:r>
+        <w:rPr>
+          <w:rFonts w:ascii="Times New Roman" w:hAnsi="Times New Roman" w:cs="Times New Roman"/>
+          <w:sz w:val="28"/>
+          <w:szCs w:val="28"/>
+          <w:lang w:val="en-US"/>
+        </w:rPr>
+        <w:t>Wireshark</w:t>
+      </w:r>
+      <w:r>
+        <w:rPr>
+          <w:rFonts w:ascii="Times New Roman" w:hAnsi="Times New Roman" w:cs="Times New Roman"/>
+          <w:sz w:val="28"/>
+          <w:szCs w:val="28"/>
+        </w:rPr>
+        <w:t>, например в</w:t>
+      </w:r>
+      <w:r>
+        <w:rPr>
+          <w:rFonts w:ascii="Times New Roman" w:hAnsi="Times New Roman" w:cs="Times New Roman"/>
+          <w:sz w:val="28"/>
+          <w:szCs w:val="28"/>
+        </w:rPr>
+        <w:t xml:space="preserve"> </w:t>
+      </w:r>
+      <w:r>
+        <w:rPr>
+          <w:rFonts w:ascii="Times New Roman" w:hAnsi="Times New Roman" w:cs="Times New Roman"/>
+          <w:sz w:val="28"/>
+          <w:szCs w:val="28"/>
+          <w:lang w:val="en-US"/>
+        </w:rPr>
+        <w:t>TLS</w:t>
+      </w:r>
+      <w:r>
+        <w:rPr>
+          <w:rFonts w:ascii="Times New Roman" w:hAnsi="Times New Roman" w:cs="Times New Roman"/>
+          <w:sz w:val="28"/>
+          <w:szCs w:val="28"/>
+        </w:rPr>
+        <w:t xml:space="preserve"> 1.3</w:t>
+      </w:r>
+      <w:r>
+        <w:rPr>
+          <w:rFonts w:ascii="Times New Roman" w:hAnsi="Times New Roman" w:cs="Times New Roman"/>
+          <w:sz w:val="28"/>
+          <w:szCs w:val="28"/>
+        </w:rPr>
+        <w:t xml:space="preserve"> пакеты </w:t>
+      </w:r>
+      <w:r>
+        <w:rPr>
+          <w:rFonts w:ascii="Times New Roman" w:hAnsi="Times New Roman" w:cs="Times New Roman"/>
+          <w:sz w:val="28"/>
+          <w:szCs w:val="28"/>
+          <w:lang w:val="en-US"/>
+        </w:rPr>
+        <w:t>Certificate</w:t>
+      </w:r>
+      <w:r>
+        <w:rPr>
+          <w:rFonts w:ascii="Times New Roman" w:hAnsi="Times New Roman" w:cs="Times New Roman"/>
+          <w:sz w:val="28"/>
+          <w:szCs w:val="28"/>
+        </w:rPr>
+        <w:t xml:space="preserve">, </w:t>
+      </w:r>
+      <w:r>
+        <w:rPr>
+          <w:rFonts w:ascii="Times New Roman" w:hAnsi="Times New Roman" w:cs="Times New Roman"/>
+          <w:sz w:val="28"/>
+          <w:szCs w:val="28"/>
+          <w:lang w:val="en-US"/>
+        </w:rPr>
+        <w:t>Finished</w:t>
+      </w:r>
+      <w:r>
+        <w:rPr>
+          <w:rFonts w:ascii="Times New Roman" w:hAnsi="Times New Roman" w:cs="Times New Roman"/>
+          <w:sz w:val="28"/>
+          <w:szCs w:val="28"/>
+        </w:rPr>
+        <w:t xml:space="preserve"> </w:t>
+      </w:r>
+      <w:r>
+        <w:rPr>
+          <w:rFonts w:ascii="Times New Roman" w:hAnsi="Times New Roman" w:cs="Times New Roman"/>
+          <w:sz w:val="28"/>
+          <w:szCs w:val="28"/>
+        </w:rPr>
+        <w:t xml:space="preserve">и другие скрыты внутри </w:t>
+      </w:r>
+      <w:r>
+        <w:rPr>
+          <w:rFonts w:ascii="Times New Roman" w:hAnsi="Times New Roman" w:cs="Times New Roman"/>
+          <w:sz w:val="28"/>
+          <w:szCs w:val="28"/>
+          <w:lang w:val="en-US"/>
+        </w:rPr>
+        <w:t>Application</w:t>
+      </w:r>
+      <w:r>
+        <w:rPr>
+          <w:rFonts w:ascii="Times New Roman" w:hAnsi="Times New Roman" w:cs="Times New Roman"/>
+          <w:sz w:val="28"/>
+          <w:szCs w:val="28"/>
+        </w:rPr>
+        <w:t xml:space="preserve"> </w:t>
+      </w:r>
+      <w:r>
+        <w:rPr>
+          <w:rFonts w:ascii="Times New Roman" w:hAnsi="Times New Roman" w:cs="Times New Roman"/>
+          <w:sz w:val="28"/>
+          <w:szCs w:val="28"/>
+          <w:lang w:val="en-US"/>
+        </w:rPr>
+        <w:t>Data</w:t>
+      </w:r>
+      <w:r>
+        <w:rPr>
+          <w:rFonts w:ascii="Times New Roman" w:hAnsi="Times New Roman" w:cs="Times New Roman"/>
+          <w:sz w:val="28"/>
+          <w:szCs w:val="28"/>
+        </w:rPr>
+        <w:t xml:space="preserve"> и</w:t>
+      </w:r>
+      <w:r>
+        <w:rPr>
+          <w:rFonts w:ascii="Times New Roman" w:hAnsi="Times New Roman" w:cs="Times New Roman"/>
+          <w:sz w:val="28"/>
+          <w:szCs w:val="28"/>
+        </w:rPr>
+        <w:t xml:space="preserve"> </w:t>
+      </w:r>
+      <w:r>
+        <w:rPr>
+          <w:rFonts w:ascii="Times New Roman" w:hAnsi="Times New Roman" w:cs="Times New Roman"/>
+          <w:sz w:val="28"/>
+          <w:szCs w:val="28"/>
+          <w:lang w:val="en-US"/>
+        </w:rPr>
+        <w:t>Wireshark</w:t>
+      </w:r>
+      <w:r>
+        <w:rPr>
+          <w:rFonts w:ascii="Times New Roman" w:hAnsi="Times New Roman" w:cs="Times New Roman"/>
+          <w:sz w:val="28"/>
+          <w:szCs w:val="28"/>
+        </w:rPr>
+        <w:t xml:space="preserve"> их не расшифровывает. Поэтому для получения полной информации о сертификате и сервере будем использовать просмотр данных сертификата через браузер.</w:t>
+      </w:r>
+      <w:r>
+        <w:rPr>
+          <w:rFonts w:ascii="Times New Roman" w:hAnsi="Times New Roman" w:cs="Times New Roman"/>
+          <w:sz w:val="28"/>
+          <w:szCs w:val="28"/>
+        </w:rPr>
+        <w:br/>
+      </w:r>
+      <w:r>
+        <w:rPr>
+          <w:rFonts w:ascii="Times New Roman" w:hAnsi="Times New Roman" w:cs="Times New Roman"/>
+          <w:i/>
+          <w:iCs/>
+          <w:sz w:val="28"/>
+          <w:szCs w:val="28"/>
+        </w:rPr>
+        <w:drawing>
+          <wp:inline distT="0" distB="0" distL="0" distR="0" wp14:anchorId="2E700DFE" wp14:editId="7877A343">
+            <wp:extent cx="5334000" cy="1261696"/>
+            <wp:effectExtent l="0" t="0" r="0" b="0"/>
+            <wp:docPr id="4" name="Рисунок 4"/>
+            <wp:cNvGraphicFramePr>
+              <a:graphicFrameLocks xmlns:a="http://schemas.openxmlformats.org/drawingml/2006/main" noChangeAspect="1"/>
+            </wp:cNvGraphicFramePr>
+            <a:graphic xmlns:a="http://schemas.openxmlformats.org/drawingml/2006/main">
+              <a:graphicData uri="http://schemas.openxmlformats.org/drawingml/2006/picture">
+                <pic:pic xmlns:pic="http://schemas.openxmlformats.org/drawingml/2006/picture">
+                  <pic:nvPicPr>
+                    <pic:cNvPr id="1" name=""/>
+                    <pic:cNvPicPr/>
+                  </pic:nvPicPr>
+                  <pic:blipFill>
+                    <a:blip r:embed="rId9"/>
+                    <a:stretch>
+                      <a:fillRect/>
+                    </a:stretch>
+                  </pic:blipFill>
+                  <pic:spPr>
+                    <a:xfrm>
+                      <a:off x="0" y="0"/>
+                      <a:ext cx="5398827" cy="1277030"/>
+                    </a:xfrm>
+                    <a:prstGeom prst="rect">
+                      <a:avLst/>
+                    </a:prstGeom>
+                  </pic:spPr>
+                </pic:pic>
+              </a:graphicData>
+            </a:graphic>
+          </wp:inline>
+        </w:drawing>
+      </w:r>
+      <w:r>
+        <w:rPr>
+          <w:rFonts w:ascii="Times New Roman" w:hAnsi="Times New Roman" w:cs="Times New Roman"/>
+          <w:sz w:val="28"/>
+          <w:szCs w:val="28"/>
+        </w:rPr>
+        <w:br/>
+      </w:r>
+      <w:r>
+        <w:rPr>
+          <w:rFonts w:ascii="Times New Roman" w:hAnsi="Times New Roman" w:cs="Times New Roman"/>
+          <w:sz w:val="28"/>
+          <w:szCs w:val="28"/>
+        </w:rPr>
+        <w:br/>
+      </w:r>
+      <w:r>
+        <w:rPr>
+          <w:rFonts w:ascii="Times New Roman" w:hAnsi="Times New Roman" w:cs="Times New Roman"/>
+          <w:sz w:val="28"/>
+          <w:szCs w:val="28"/>
+        </w:rPr>
+        <w:lastRenderedPageBreak/>
+        <w:drawing>
+          <wp:inline distT="0" distB="0" distL="0" distR="0" wp14:anchorId="0D6EF7C7" wp14:editId="5E4B1C22">
+            <wp:extent cx="5219363" cy="3276600"/>
+            <wp:effectExtent l="0" t="0" r="635" b="0"/>
+            <wp:docPr id="6" name="Рисунок 6"/>
+            <wp:cNvGraphicFramePr>
+              <a:graphicFrameLocks xmlns:a="http://schemas.openxmlformats.org/drawingml/2006/main" noChangeAspect="1"/>
+            </wp:cNvGraphicFramePr>
+            <a:graphic xmlns:a="http://schemas.openxmlformats.org/drawingml/2006/main">
+              <a:graphicData uri="http://schemas.openxmlformats.org/drawingml/2006/picture">
+                <pic:pic xmlns:pic="http://schemas.openxmlformats.org/drawingml/2006/picture">
+                  <pic:nvPicPr>
+                    <pic:cNvPr id="1" name=""/>
+                    <pic:cNvPicPr/>
+                  </pic:nvPicPr>
+                  <pic:blipFill>
+                    <a:blip r:embed="rId10"/>
+                    <a:stretch>
+                      <a:fillRect/>
+                    </a:stretch>
+                  </pic:blipFill>
+                  <pic:spPr>
+                    <a:xfrm>
+                      <a:off x="0" y="0"/>
+                      <a:ext cx="5225217" cy="3280275"/>
+                    </a:xfrm>
+                    <a:prstGeom prst="rect">
+                      <a:avLst/>
+                    </a:prstGeom>
+                  </pic:spPr>
+                </pic:pic>
+              </a:graphicData>
+            </a:graphic>
+          </wp:inline>
+        </w:drawing>
+      </w:r>
+      <w:r>
+        <w:rPr>
+          <w:rFonts w:ascii="Times New Roman" w:hAnsi="Times New Roman" w:cs="Times New Roman"/>
+          <w:sz w:val="28"/>
+          <w:szCs w:val="28"/>
+        </w:rPr>
+        <w:br/>
+      </w:r>
+      <w:r>
+        <w:rPr>
+          <w:rFonts w:ascii="Times New Roman" w:hAnsi="Times New Roman" w:cs="Times New Roman"/>
+          <w:sz w:val="28"/>
+          <w:szCs w:val="28"/>
+        </w:rPr>
+        <w:br/>
+        <w:t>Запишем данные веб-сервера, необходимые для сравнительной характеристики:</w:t>
+      </w:r>
+    </w:p>
+    <w:p>
+      <w:pPr>
+        <w:pStyle w:val="a3"/>
+        <w:numPr>
+          <w:ilvl w:val="2"/>
+          <w:numId w:val="14"/>
+        </w:numPr>
+        <w:spacing w:before="120" w:after="120" w:line="360" w:lineRule="auto"/>
+        <w:rPr>
+          <w:rFonts w:ascii="Times New Roman" w:hAnsi="Times New Roman" w:cs="Times New Roman"/>
+          <w:i/>
+          <w:iCs/>
+          <w:sz w:val="28"/>
+          <w:szCs w:val="28"/>
+        </w:rPr>
+      </w:pPr>
+      <w:r>
+        <w:rPr>
+          <w:rFonts w:ascii="Times New Roman" w:hAnsi="Times New Roman" w:cs="Times New Roman"/>
+          <w:sz w:val="28"/>
+          <w:szCs w:val="28"/>
+        </w:rPr>
+        <w:t>Имя сервера</w:t>
+      </w:r>
+      <w:r>
+        <w:rPr>
+          <w:rFonts w:ascii="Times New Roman" w:hAnsi="Times New Roman" w:cs="Times New Roman"/>
+          <w:sz w:val="28"/>
+          <w:szCs w:val="28"/>
+        </w:rPr>
+        <w:t xml:space="preserve"> (</w:t>
+      </w:r>
+      <w:r>
+        <w:rPr>
+          <w:rFonts w:ascii="Times New Roman" w:hAnsi="Times New Roman" w:cs="Times New Roman"/>
+          <w:sz w:val="28"/>
+          <w:szCs w:val="28"/>
+        </w:rPr>
+        <w:t>характеристики</w:t>
+      </w:r>
+      <w:r>
+        <w:rPr>
+          <w:rFonts w:ascii="Times New Roman" w:hAnsi="Times New Roman" w:cs="Times New Roman"/>
+          <w:sz w:val="28"/>
+          <w:szCs w:val="28"/>
+        </w:rPr>
+        <w:t>)</w:t>
+      </w:r>
+      <w:r>
+        <w:rPr>
+          <w:rFonts w:ascii="Times New Roman" w:hAnsi="Times New Roman" w:cs="Times New Roman"/>
+          <w:sz w:val="28"/>
+          <w:szCs w:val="28"/>
+        </w:rPr>
+        <w:t xml:space="preserve"> – </w:t>
+      </w:r>
+      <w:proofErr w:type="spellStart"/>
+      <w:r>
+        <w:rPr>
+          <w:rFonts w:ascii="Times New Roman" w:hAnsi="Times New Roman" w:cs="Times New Roman"/>
+          <w:sz w:val="28"/>
+          <w:szCs w:val="28"/>
+          <w:lang w:val="en-US"/>
+        </w:rPr>
+        <w:t>edo</w:t>
+      </w:r>
+      <w:proofErr w:type="spellEnd"/>
+      <w:r>
+        <w:rPr>
+          <w:rFonts w:ascii="Times New Roman" w:hAnsi="Times New Roman" w:cs="Times New Roman"/>
+          <w:sz w:val="28"/>
+          <w:szCs w:val="28"/>
+        </w:rPr>
+        <w:t>.</w:t>
+      </w:r>
+      <w:proofErr w:type="spellStart"/>
+      <w:r>
+        <w:rPr>
+          <w:rFonts w:ascii="Times New Roman" w:hAnsi="Times New Roman" w:cs="Times New Roman"/>
+          <w:sz w:val="28"/>
+          <w:szCs w:val="28"/>
+          <w:lang w:val="en-US"/>
+        </w:rPr>
+        <w:t>nalog</w:t>
+      </w:r>
+      <w:proofErr w:type="spellEnd"/>
+      <w:r>
+        <w:rPr>
+          <w:rFonts w:ascii="Times New Roman" w:hAnsi="Times New Roman" w:cs="Times New Roman"/>
+          <w:sz w:val="28"/>
+          <w:szCs w:val="28"/>
+        </w:rPr>
+        <w:t>.</w:t>
+      </w:r>
+      <w:proofErr w:type="spellStart"/>
+      <w:r>
+        <w:rPr>
+          <w:rFonts w:ascii="Times New Roman" w:hAnsi="Times New Roman" w:cs="Times New Roman"/>
+          <w:sz w:val="28"/>
+          <w:szCs w:val="28"/>
+          <w:lang w:val="en-US"/>
+        </w:rPr>
+        <w:t>ru</w:t>
+      </w:r>
+      <w:proofErr w:type="spellEnd"/>
+      <w:r>
+        <w:rPr>
+          <w:rFonts w:ascii="Times New Roman" w:hAnsi="Times New Roman" w:cs="Times New Roman"/>
+          <w:sz w:val="28"/>
+          <w:szCs w:val="28"/>
+        </w:rPr>
+        <w:t xml:space="preserve"> (</w:t>
+      </w:r>
+      <w:r>
+        <w:rPr>
+          <w:rFonts w:ascii="Times New Roman" w:hAnsi="Times New Roman" w:cs="Times New Roman"/>
+          <w:sz w:val="28"/>
+          <w:szCs w:val="28"/>
+          <w:lang w:val="en-US"/>
+        </w:rPr>
+        <w:t>www</w:t>
+      </w:r>
+      <w:r>
+        <w:rPr>
+          <w:rFonts w:ascii="Times New Roman" w:hAnsi="Times New Roman" w:cs="Times New Roman"/>
+          <w:sz w:val="28"/>
+          <w:szCs w:val="28"/>
+        </w:rPr>
+        <w:t>.</w:t>
+      </w:r>
+      <w:proofErr w:type="spellStart"/>
+      <w:r>
+        <w:rPr>
+          <w:rFonts w:ascii="Times New Roman" w:hAnsi="Times New Roman" w:cs="Times New Roman"/>
+          <w:sz w:val="28"/>
+          <w:szCs w:val="28"/>
+          <w:lang w:val="en-US"/>
+        </w:rPr>
+        <w:t>nalog</w:t>
+      </w:r>
+      <w:proofErr w:type="spellEnd"/>
+      <w:r>
+        <w:rPr>
+          <w:rFonts w:ascii="Times New Roman" w:hAnsi="Times New Roman" w:cs="Times New Roman"/>
+          <w:sz w:val="28"/>
+          <w:szCs w:val="28"/>
+        </w:rPr>
+        <w:t>.</w:t>
+      </w:r>
+      <w:r>
+        <w:rPr>
+          <w:rFonts w:ascii="Times New Roman" w:hAnsi="Times New Roman" w:cs="Times New Roman"/>
+          <w:sz w:val="28"/>
+          <w:szCs w:val="28"/>
+          <w:lang w:val="en-US"/>
+        </w:rPr>
+        <w:t>gov</w:t>
+      </w:r>
+      <w:r>
+        <w:rPr>
+          <w:rFonts w:ascii="Times New Roman" w:hAnsi="Times New Roman" w:cs="Times New Roman"/>
+          <w:sz w:val="28"/>
+          <w:szCs w:val="28"/>
+        </w:rPr>
+        <w:t>.</w:t>
+      </w:r>
+      <w:proofErr w:type="spellStart"/>
+      <w:r>
+        <w:rPr>
+          <w:rFonts w:ascii="Times New Roman" w:hAnsi="Times New Roman" w:cs="Times New Roman"/>
+          <w:sz w:val="28"/>
+          <w:szCs w:val="28"/>
+          <w:lang w:val="en-US"/>
+        </w:rPr>
+        <w:t>ru</w:t>
+      </w:r>
+      <w:proofErr w:type="spellEnd"/>
+      <w:r>
+        <w:rPr>
+          <w:rFonts w:ascii="Times New Roman" w:hAnsi="Times New Roman" w:cs="Times New Roman"/>
+          <w:sz w:val="28"/>
+          <w:szCs w:val="28"/>
+        </w:rPr>
+        <w:t>)</w:t>
+      </w:r>
+      <w:r>
+        <w:rPr>
+          <w:rFonts w:ascii="Times New Roman" w:hAnsi="Times New Roman" w:cs="Times New Roman"/>
+          <w:sz w:val="28"/>
+          <w:szCs w:val="28"/>
+        </w:rPr>
+        <w:t xml:space="preserve">, </w:t>
+      </w:r>
+      <w:r>
+        <w:rPr>
+          <w:rFonts w:ascii="Times New Roman" w:hAnsi="Times New Roman" w:cs="Times New Roman"/>
+          <w:sz w:val="28"/>
+          <w:szCs w:val="28"/>
+        </w:rPr>
+        <w:t>212.193.155.4</w:t>
+      </w:r>
+      <w:r>
+        <w:rPr>
+          <w:rFonts w:ascii="Times New Roman" w:hAnsi="Times New Roman" w:cs="Times New Roman"/>
+          <w:sz w:val="28"/>
+          <w:szCs w:val="28"/>
+        </w:rPr>
+        <w:t>1</w:t>
+      </w:r>
+      <w:r>
+        <w:rPr>
+          <w:rFonts w:ascii="Times New Roman" w:hAnsi="Times New Roman" w:cs="Times New Roman"/>
+          <w:sz w:val="28"/>
+          <w:szCs w:val="28"/>
+        </w:rPr>
+        <w:t>, государственная принадлежность</w:t>
+      </w:r>
+      <w:r>
+        <w:rPr>
+          <w:rFonts w:ascii="Times New Roman" w:hAnsi="Times New Roman" w:cs="Times New Roman"/>
+          <w:sz w:val="28"/>
+          <w:szCs w:val="28"/>
+        </w:rPr>
+        <w:t>;</w:t>
+      </w:r>
+    </w:p>
+    <w:p>
+      <w:pPr>
+        <w:pStyle w:val="a3"/>
+        <w:numPr>
+          <w:ilvl w:val="2"/>
+          <w:numId w:val="14"/>
+        </w:numPr>
+        <w:spacing w:before="120" w:after="120" w:line="360" w:lineRule="auto"/>
+        <w:rPr>
+          <w:rFonts w:ascii="Times New Roman" w:hAnsi="Times New Roman" w:cs="Times New Roman"/>
+          <w:i/>
+          <w:iCs/>
+          <w:sz w:val="28"/>
+          <w:szCs w:val="28"/>
+        </w:rPr>
+      </w:pPr>
+      <w:r>
+        <w:rPr>
+          <w:rFonts w:ascii="Times New Roman" w:hAnsi="Times New Roman" w:cs="Times New Roman"/>
+          <w:sz w:val="28"/>
+          <w:szCs w:val="28"/>
+        </w:rPr>
+        <w:t xml:space="preserve">Версия </w:t>
+      </w:r>
+      <w:r>
+        <w:rPr>
+          <w:rFonts w:ascii="Times New Roman" w:hAnsi="Times New Roman" w:cs="Times New Roman"/>
+          <w:sz w:val="28"/>
+          <w:szCs w:val="28"/>
+          <w:lang w:val="en-US"/>
+        </w:rPr>
+        <w:t>TLS</w:t>
+      </w:r>
+      <w:r>
+        <w:rPr>
+          <w:rFonts w:ascii="Times New Roman" w:hAnsi="Times New Roman" w:cs="Times New Roman"/>
+          <w:sz w:val="28"/>
+          <w:szCs w:val="28"/>
+        </w:rPr>
+        <w:t xml:space="preserve"> – 1</w:t>
+      </w:r>
+      <w:r>
+        <w:rPr>
+          <w:rFonts w:ascii="Times New Roman" w:hAnsi="Times New Roman" w:cs="Times New Roman"/>
+          <w:sz w:val="28"/>
+          <w:szCs w:val="28"/>
+          <w:lang w:val="en-US"/>
+        </w:rPr>
+        <w:t>.3;</w:t>
+      </w:r>
+    </w:p>
+    <w:p>
+      <w:pPr>
+        <w:pStyle w:val="a3"/>
+        <w:numPr>
+          <w:ilvl w:val="2"/>
+          <w:numId w:val="14"/>
+        </w:numPr>
+        <w:spacing w:before="120" w:after="120" w:line="360" w:lineRule="auto"/>
+        <w:rPr>
+          <w:rFonts w:ascii="Times New Roman" w:hAnsi="Times New Roman" w:cs="Times New Roman"/>
+          <w:i/>
+          <w:iCs/>
+          <w:sz w:val="28"/>
+          <w:szCs w:val="28"/>
+        </w:rPr>
+      </w:pPr>
+      <w:r>
+        <w:rPr>
+          <w:rFonts w:ascii="Times New Roman" w:hAnsi="Times New Roman" w:cs="Times New Roman"/>
+          <w:sz w:val="28"/>
+          <w:szCs w:val="28"/>
+        </w:rPr>
+        <w:t>Выбранные алгоритмы шифрования –</w:t>
+      </w:r>
+      <w:r>
+        <w:rPr>
+          <w:rFonts w:ascii="Times New Roman" w:hAnsi="Times New Roman" w:cs="Times New Roman"/>
+          <w:sz w:val="28"/>
+          <w:szCs w:val="28"/>
+        </w:rPr>
+        <w:t xml:space="preserve"> </w:t>
+      </w:r>
+      <w:r>
+        <w:rPr>
+          <w:rFonts w:ascii="Times New Roman" w:hAnsi="Times New Roman" w:cs="Times New Roman"/>
+          <w:sz w:val="28"/>
+          <w:szCs w:val="28"/>
+          <w:lang w:val="en-US"/>
+        </w:rPr>
+        <w:t>TLS</w:t>
+      </w:r>
+      <w:r>
+        <w:rPr>
+          <w:rFonts w:ascii="Times New Roman" w:hAnsi="Times New Roman" w:cs="Times New Roman"/>
+          <w:sz w:val="28"/>
+          <w:szCs w:val="28"/>
+        </w:rPr>
+        <w:t>_</w:t>
+      </w:r>
+      <w:r>
+        <w:rPr>
+          <w:rFonts w:ascii="Times New Roman" w:hAnsi="Times New Roman" w:cs="Times New Roman"/>
+          <w:sz w:val="28"/>
+          <w:szCs w:val="28"/>
+          <w:lang w:val="en-US"/>
+        </w:rPr>
+        <w:t>AES</w:t>
+      </w:r>
+      <w:r>
+        <w:rPr>
+          <w:rFonts w:ascii="Times New Roman" w:hAnsi="Times New Roman" w:cs="Times New Roman"/>
+          <w:sz w:val="28"/>
+          <w:szCs w:val="28"/>
+        </w:rPr>
+        <w:t>_256_</w:t>
+      </w:r>
+      <w:r>
+        <w:rPr>
+          <w:rFonts w:ascii="Times New Roman" w:hAnsi="Times New Roman" w:cs="Times New Roman"/>
+          <w:sz w:val="28"/>
+          <w:szCs w:val="28"/>
+          <w:lang w:val="en-US"/>
+        </w:rPr>
+        <w:t>GCM</w:t>
+      </w:r>
+      <w:r>
+        <w:rPr>
+          <w:rFonts w:ascii="Times New Roman" w:hAnsi="Times New Roman" w:cs="Times New Roman"/>
+          <w:sz w:val="28"/>
+          <w:szCs w:val="28"/>
+        </w:rPr>
+        <w:t>_</w:t>
+      </w:r>
+      <w:r>
+        <w:rPr>
+          <w:rFonts w:ascii="Times New Roman" w:hAnsi="Times New Roman" w:cs="Times New Roman"/>
+          <w:sz w:val="28"/>
+          <w:szCs w:val="28"/>
+          <w:lang w:val="en-US"/>
+        </w:rPr>
+        <w:t>SHA</w:t>
+      </w:r>
+      <w:r>
+        <w:rPr>
+          <w:rFonts w:ascii="Times New Roman" w:hAnsi="Times New Roman" w:cs="Times New Roman"/>
+          <w:sz w:val="28"/>
+          <w:szCs w:val="28"/>
+        </w:rPr>
+        <w:t>384:</w:t>
+      </w:r>
+    </w:p>
+    <w:p>
+      <w:pPr>
+        <w:pStyle w:val="a3"/>
+        <w:numPr>
+          <w:ilvl w:val="3"/>
+          <w:numId w:val="14"/>
+        </w:numPr>
+        <w:spacing w:before="120" w:after="120" w:line="360" w:lineRule="auto"/>
+        <w:rPr>
+          <w:rFonts w:ascii="Times New Roman" w:hAnsi="Times New Roman" w:cs="Times New Roman"/>
+          <w:i/>
+          <w:iCs/>
+          <w:sz w:val="28"/>
+          <w:szCs w:val="28"/>
+        </w:rPr>
+      </w:pPr>
+      <w:r>
+        <w:rPr>
+          <w:rFonts w:ascii="Times New Roman" w:hAnsi="Times New Roman" w:cs="Times New Roman"/>
+          <w:sz w:val="28"/>
+          <w:szCs w:val="28"/>
+          <w:lang w:val="en-US"/>
+        </w:rPr>
+        <w:t>AES</w:t>
+      </w:r>
+      <w:r>
+        <w:rPr>
+          <w:rFonts w:ascii="Times New Roman" w:hAnsi="Times New Roman" w:cs="Times New Roman"/>
+          <w:sz w:val="28"/>
+          <w:szCs w:val="28"/>
+        </w:rPr>
+        <w:t xml:space="preserve">_256 – </w:t>
+      </w:r>
+      <w:r>
+        <w:rPr>
+          <w:rFonts w:ascii="Times New Roman" w:hAnsi="Times New Roman" w:cs="Times New Roman"/>
+          <w:sz w:val="28"/>
+          <w:szCs w:val="28"/>
+        </w:rPr>
+        <w:t>алгоритм симметричного шифрования (</w:t>
+      </w:r>
+      <w:r>
+        <w:rPr>
+          <w:rFonts w:ascii="Times New Roman" w:hAnsi="Times New Roman" w:cs="Times New Roman"/>
+          <w:sz w:val="28"/>
+          <w:szCs w:val="28"/>
+          <w:lang w:val="en-US"/>
+        </w:rPr>
+        <w:t>AES</w:t>
+      </w:r>
+      <w:r>
+        <w:rPr>
+          <w:rFonts w:ascii="Times New Roman" w:hAnsi="Times New Roman" w:cs="Times New Roman"/>
+          <w:sz w:val="28"/>
+          <w:szCs w:val="28"/>
+        </w:rPr>
+        <w:t xml:space="preserve"> </w:t>
+      </w:r>
+      <w:r>
+        <w:rPr>
+          <w:rFonts w:ascii="Times New Roman" w:hAnsi="Times New Roman" w:cs="Times New Roman"/>
+          <w:sz w:val="28"/>
+          <w:szCs w:val="28"/>
+        </w:rPr>
+        <w:t xml:space="preserve">с ключом 256 бит в режиме </w:t>
+      </w:r>
+      <w:r>
+        <w:rPr>
+          <w:rFonts w:ascii="Times New Roman" w:hAnsi="Times New Roman" w:cs="Times New Roman"/>
+          <w:sz w:val="28"/>
+          <w:szCs w:val="28"/>
+          <w:lang w:val="en-US"/>
+        </w:rPr>
+        <w:t>GCM</w:t>
+      </w:r>
+      <w:r>
+        <w:rPr>
+          <w:rFonts w:ascii="Times New Roman" w:hAnsi="Times New Roman" w:cs="Times New Roman"/>
+          <w:sz w:val="28"/>
+          <w:szCs w:val="28"/>
+        </w:rPr>
+        <w:t>);</w:t>
+      </w:r>
+    </w:p>
+    <w:p>
+      <w:pPr>
+        <w:pStyle w:val="a3"/>
+        <w:numPr>
+          <w:ilvl w:val="3"/>
+          <w:numId w:val="14"/>
+        </w:numPr>
+        <w:spacing w:before="120" w:after="120" w:line="360" w:lineRule="auto"/>
+        <w:rPr>
+          <w:rFonts w:ascii="Times New Roman" w:hAnsi="Times New Roman" w:cs="Times New Roman"/>
+          <w:i/>
+          <w:iCs/>
+          <w:sz w:val="28"/>
+          <w:szCs w:val="28"/>
+        </w:rPr>
+      </w:pPr>
+      <w:r>
+        <w:rPr>
+          <w:rFonts w:ascii="Times New Roman" w:hAnsi="Times New Roman" w:cs="Times New Roman"/>
+          <w:sz w:val="28"/>
+          <w:szCs w:val="28"/>
+          <w:lang w:val="en-US"/>
+        </w:rPr>
+        <w:t>SHA</w:t>
+      </w:r>
+      <w:r>
+        <w:rPr>
+          <w:rFonts w:ascii="Times New Roman" w:hAnsi="Times New Roman" w:cs="Times New Roman"/>
+          <w:sz w:val="28"/>
+          <w:szCs w:val="28"/>
+        </w:rPr>
+        <w:t xml:space="preserve">384 – </w:t>
+      </w:r>
+      <w:r>
+        <w:rPr>
+          <w:rFonts w:ascii="Times New Roman" w:hAnsi="Times New Roman" w:cs="Times New Roman"/>
+          <w:sz w:val="28"/>
+          <w:szCs w:val="28"/>
+        </w:rPr>
+        <w:t xml:space="preserve">алгоритм хеширования для </w:t>
+      </w:r>
+      <w:r>
+        <w:rPr>
+          <w:rFonts w:ascii="Times New Roman" w:hAnsi="Times New Roman" w:cs="Times New Roman"/>
+          <w:sz w:val="28"/>
+          <w:szCs w:val="28"/>
+          <w:lang w:val="en-US"/>
+        </w:rPr>
+        <w:t>HMAC</w:t>
+      </w:r>
+      <w:r>
+        <w:rPr>
+          <w:rFonts w:ascii="Times New Roman" w:hAnsi="Times New Roman" w:cs="Times New Roman"/>
+          <w:sz w:val="28"/>
+          <w:szCs w:val="28"/>
+        </w:rPr>
+        <w:t>/</w:t>
+      </w:r>
+      <w:r>
+        <w:rPr>
+          <w:rFonts w:ascii="Times New Roman" w:hAnsi="Times New Roman" w:cs="Times New Roman"/>
+          <w:sz w:val="28"/>
+          <w:szCs w:val="28"/>
+          <w:lang w:val="en-US"/>
+        </w:rPr>
+        <w:t>PRF</w:t>
+      </w:r>
+      <w:r>
+        <w:rPr>
+          <w:rFonts w:ascii="Times New Roman" w:hAnsi="Times New Roman" w:cs="Times New Roman"/>
+          <w:sz w:val="28"/>
+          <w:szCs w:val="28"/>
+        </w:rPr>
+        <w:t>;</w:t>
+      </w:r>
+      <w:r>
+        <w:rPr>
+          <w:rFonts w:ascii="Times New Roman" w:hAnsi="Times New Roman" w:cs="Times New Roman"/>
+          <w:sz w:val="28"/>
+          <w:szCs w:val="28"/>
+        </w:rPr>
+        <w:br/>
+      </w:r>
+      <w:r>
+        <w:rPr>
+          <w:rFonts w:ascii="Times New Roman" w:hAnsi="Times New Roman" w:cs="Times New Roman"/>
+          <w:i/>
+          <w:iCs/>
+          <w:sz w:val="28"/>
+          <w:szCs w:val="28"/>
+        </w:rPr>
+        <w:drawing>
+          <wp:inline distT="0" distB="0" distL="0" distR="0" wp14:anchorId="4D833102" wp14:editId="783B4D3A">
+            <wp:extent cx="4667250" cy="758428"/>
+            <wp:effectExtent l="0" t="0" r="0" b="3810"/>
+            <wp:docPr id="8" name="Рисунок 8"/>
+            <wp:cNvGraphicFramePr>
+              <a:graphicFrameLocks xmlns:a="http://schemas.openxmlformats.org/drawingml/2006/main" noChangeAspect="1"/>
+            </wp:cNvGraphicFramePr>
+            <a:graphic xmlns:a="http://schemas.openxmlformats.org/drawingml/2006/main">
+              <a:graphicData uri="http://schemas.openxmlformats.org/drawingml/2006/picture">
+                <pic:pic xmlns:pic="http://schemas.openxmlformats.org/drawingml/2006/picture">
+                  <pic:nvPicPr>
+                    <pic:cNvPr id="1" name=""/>
+                    <pic:cNvPicPr/>
+                  </pic:nvPicPr>
+                  <pic:blipFill>
+                    <a:blip r:embed="rId11"/>
+                    <a:stretch>
+                      <a:fillRect/>
+                    </a:stretch>
+                  </pic:blipFill>
+                  <pic:spPr>
+                    <a:xfrm>
+                      <a:off x="0" y="0"/>
+                      <a:ext cx="4733769" cy="769237"/>
+                    </a:xfrm>
+                    <a:prstGeom prst="rect">
+                      <a:avLst/>
+                    </a:prstGeom>
+                  </pic:spPr>
+                </pic:pic>
+              </a:graphicData>
+            </a:graphic>
+          </wp:inline>
+        </w:drawing>
+      </w:r>
+      <w:r>
+        <w:rPr>
+          <w:rFonts w:ascii="Times New Roman" w:hAnsi="Times New Roman" w:cs="Times New Roman"/>
+          <w:sz w:val="28"/>
+          <w:szCs w:val="28"/>
+        </w:rPr>
+        <w:br/>
+      </w:r>
+    </w:p>
+    <w:p>
+      <w:pPr>
+        <w:pStyle w:val="a3"/>
+        <w:numPr>
+          <w:ilvl w:val="2"/>
+          <w:numId w:val="14"/>
+        </w:numPr>
+        <w:spacing w:before="120" w:after="120" w:line="360" w:lineRule="auto"/>
+        <w:rPr>
+          <w:rFonts w:ascii="Times New Roman" w:hAnsi="Times New Roman" w:cs="Times New Roman"/>
+          <w:i/>
+          <w:iCs/>
+          <w:sz w:val="28"/>
+          <w:szCs w:val="28"/>
+        </w:rPr>
+      </w:pPr>
+      <w:r>
+        <w:rPr>
+          <w:rFonts w:ascii="Times New Roman" w:hAnsi="Times New Roman" w:cs="Times New Roman"/>
+          <w:sz w:val="28"/>
+          <w:szCs w:val="28"/>
+        </w:rPr>
+        <w:lastRenderedPageBreak/>
+        <w:t>Полученный сертификат:</w:t>
+      </w:r>
+    </w:p>
+    <w:p>
+      <w:pPr>
+        <w:pStyle w:val="a3"/>
+        <w:numPr>
+          <w:ilvl w:val="3"/>
+          <w:numId w:val="14"/>
+        </w:numPr>
+        <w:spacing w:before="120" w:after="120" w:line="360" w:lineRule="auto"/>
+        <w:rPr>
+          <w:rFonts w:ascii="Times New Roman" w:hAnsi="Times New Roman" w:cs="Times New Roman"/>
+          <w:i/>
+          <w:iCs/>
+          <w:sz w:val="28"/>
+          <w:szCs w:val="28"/>
+        </w:rPr>
+      </w:pPr>
+      <w:r>
+        <w:rPr>
+          <w:rFonts w:ascii="Times New Roman" w:hAnsi="Times New Roman" w:cs="Times New Roman"/>
+          <w:sz w:val="28"/>
+          <w:szCs w:val="28"/>
+        </w:rPr>
+        <w:t>Версия:</w:t>
+      </w:r>
+      <w:r>
+        <w:rPr>
+          <w:rFonts w:ascii="Times New Roman" w:hAnsi="Times New Roman" w:cs="Times New Roman"/>
+          <w:sz w:val="28"/>
+          <w:szCs w:val="28"/>
+          <w:lang w:val="en-US"/>
+        </w:rPr>
+        <w:t xml:space="preserve"> 3;</w:t>
+      </w:r>
+    </w:p>
+    <w:p>
+      <w:pPr>
+        <w:pStyle w:val="a3"/>
+        <w:numPr>
+          <w:ilvl w:val="3"/>
+          <w:numId w:val="14"/>
+        </w:numPr>
+        <w:spacing w:before="120" w:after="120" w:line="360" w:lineRule="auto"/>
+        <w:rPr>
+          <w:rFonts w:ascii="Times New Roman" w:hAnsi="Times New Roman" w:cs="Times New Roman"/>
+          <w:i/>
+          <w:iCs/>
+          <w:sz w:val="28"/>
+          <w:szCs w:val="28"/>
+        </w:rPr>
+      </w:pPr>
+      <w:r>
+        <w:rPr>
+          <w:rFonts w:ascii="Times New Roman" w:hAnsi="Times New Roman" w:cs="Times New Roman"/>
+          <w:sz w:val="28"/>
+          <w:szCs w:val="28"/>
+        </w:rPr>
+        <w:t>Действителен ли</w:t>
+      </w:r>
+      <w:r>
+        <w:rPr>
+          <w:rFonts w:ascii="Times New Roman" w:hAnsi="Times New Roman" w:cs="Times New Roman"/>
+          <w:sz w:val="28"/>
+          <w:szCs w:val="28"/>
+        </w:rPr>
+        <w:t xml:space="preserve">: </w:t>
+      </w:r>
+      <w:r>
+        <w:rPr>
+          <w:rFonts w:ascii="Times New Roman" w:hAnsi="Times New Roman" w:cs="Times New Roman"/>
+          <w:sz w:val="28"/>
+          <w:szCs w:val="28"/>
+        </w:rPr>
+        <w:t xml:space="preserve">действителен с </w:t>
+      </w:r>
+      <w:r>
+        <w:rPr>
+          <w:rFonts w:ascii="Times New Roman" w:hAnsi="Times New Roman" w:cs="Times New Roman"/>
+          <w:sz w:val="28"/>
+          <w:szCs w:val="28"/>
+          <w:shd w:val="clear" w:color="auto" w:fill="FFFFFF"/>
+        </w:rPr>
+        <w:t>29.05.2026, 11:39:27 GMT+3 до 27.08.2026, 11:39:26 GMT+3</w:t>
+      </w:r>
+      <w:r>
+        <w:rPr>
+          <w:rFonts w:ascii="Times New Roman" w:hAnsi="Times New Roman" w:cs="Times New Roman"/>
+          <w:sz w:val="28"/>
+          <w:szCs w:val="28"/>
+          <w:shd w:val="clear" w:color="auto" w:fill="FFFFFF"/>
+        </w:rPr>
+        <w:t>;</w:t>
+      </w:r>
+    </w:p>
+    <w:p>
+      <w:pPr>
+        <w:pStyle w:val="a3"/>
+        <w:numPr>
+          <w:ilvl w:val="3"/>
+          <w:numId w:val="14"/>
+        </w:numPr>
+        <w:spacing w:before="120" w:after="120" w:line="360" w:lineRule="auto"/>
+        <w:rPr>
+          <w:rFonts w:ascii="Times New Roman" w:hAnsi="Times New Roman" w:cs="Times New Roman"/>
+          <w:i/>
+          <w:iCs/>
+          <w:sz w:val="28"/>
+          <w:szCs w:val="28"/>
+        </w:rPr>
+      </w:pPr>
+      <w:r>
+        <w:rPr>
+          <w:rFonts w:ascii="Times New Roman" w:hAnsi="Times New Roman" w:cs="Times New Roman"/>
+          <w:sz w:val="28"/>
+          <w:szCs w:val="28"/>
+        </w:rPr>
+        <w:t>Правильность ключа</w:t>
+      </w:r>
+      <w:r>
+        <w:rPr>
+          <w:rFonts w:ascii="Times New Roman" w:hAnsi="Times New Roman" w:cs="Times New Roman"/>
+          <w:sz w:val="28"/>
+          <w:szCs w:val="28"/>
+        </w:rPr>
+        <w:t xml:space="preserve"> – </w:t>
+      </w:r>
+      <w:r>
+        <w:rPr>
+          <w:rFonts w:ascii="Times New Roman" w:hAnsi="Times New Roman" w:cs="Times New Roman"/>
+          <w:sz w:val="28"/>
+          <w:szCs w:val="28"/>
+        </w:rPr>
+        <w:t xml:space="preserve">алгоритм подписи ключа соответствует </w:t>
+      </w:r>
+      <w:r>
+        <w:rPr>
+          <w:rFonts w:ascii="Times New Roman" w:hAnsi="Times New Roman" w:cs="Times New Roman"/>
+          <w:sz w:val="28"/>
+          <w:szCs w:val="28"/>
+          <w:shd w:val="clear" w:color="auto" w:fill="FFFFFF"/>
+        </w:rPr>
+        <w:t>SHA-256 с шифрованием RSA - 02b37d03d3a09dc88e6d18fc916e101c983ed9b4d0afe8f38479851cbfa6a350, Сертификат содержит имя сервера</w:t>
+      </w:r>
+      <w:r>
+        <w:rPr>
+          <w:rFonts w:ascii="Times New Roman" w:hAnsi="Times New Roman" w:cs="Times New Roman"/>
+          <w:sz w:val="28"/>
+          <w:szCs w:val="28"/>
+          <w:shd w:val="clear" w:color="auto" w:fill="FFFFFF"/>
+        </w:rPr>
+        <w:t>, промежуточные сертификаты выставлены корректно;</w:t>
+      </w:r>
+    </w:p>
+    <w:p>
+      <w:pPr>
+        <w:pStyle w:val="a3"/>
+        <w:numPr>
+          <w:ilvl w:val="3"/>
+          <w:numId w:val="14"/>
+        </w:numPr>
+        <w:spacing w:before="120" w:after="120" w:line="360" w:lineRule="auto"/>
+        <w:rPr>
+          <w:rFonts w:ascii="Times New Roman" w:hAnsi="Times New Roman" w:cs="Times New Roman"/>
+          <w:i/>
+          <w:iCs/>
+          <w:sz w:val="28"/>
+          <w:szCs w:val="28"/>
+        </w:rPr>
+      </w:pPr>
+      <w:r>
+        <w:rPr>
+          <w:rFonts w:ascii="Times New Roman" w:hAnsi="Times New Roman" w:cs="Times New Roman"/>
+          <w:sz w:val="28"/>
+          <w:szCs w:val="28"/>
+        </w:rPr>
+        <w:t>Центр сертификации</w:t>
+      </w:r>
+      <w:r>
+        <w:rPr>
+          <w:rFonts w:ascii="Times New Roman" w:hAnsi="Times New Roman" w:cs="Times New Roman"/>
+          <w:sz w:val="28"/>
+          <w:szCs w:val="28"/>
+        </w:rPr>
+        <w:t xml:space="preserve"> – </w:t>
+      </w:r>
+      <w:r>
+        <w:rPr>
+          <w:rFonts w:ascii="Times New Roman" w:hAnsi="Times New Roman" w:cs="Times New Roman"/>
+          <w:sz w:val="28"/>
+          <w:szCs w:val="28"/>
+          <w:lang w:val="en-US"/>
+        </w:rPr>
+        <w:t>YR</w:t>
+      </w:r>
+      <w:r>
+        <w:rPr>
+          <w:rFonts w:ascii="Times New Roman" w:hAnsi="Times New Roman" w:cs="Times New Roman"/>
+          <w:sz w:val="28"/>
+          <w:szCs w:val="28"/>
+        </w:rPr>
+        <w:t>2</w:t>
+      </w:r>
+      <w:r>
+        <w:rPr>
+          <w:rFonts w:ascii="Times New Roman" w:hAnsi="Times New Roman" w:cs="Times New Roman"/>
+          <w:sz w:val="28"/>
+          <w:szCs w:val="28"/>
+        </w:rPr>
+        <w:t xml:space="preserve">, </w:t>
+      </w:r>
+      <w:r>
+        <w:rPr>
+          <w:rFonts w:ascii="Times New Roman" w:hAnsi="Times New Roman" w:cs="Times New Roman"/>
+          <w:sz w:val="28"/>
+          <w:szCs w:val="28"/>
+        </w:rPr>
+        <w:t xml:space="preserve">организация – </w:t>
+      </w:r>
+      <w:r>
+        <w:rPr>
+          <w:rFonts w:ascii="Times New Roman" w:hAnsi="Times New Roman" w:cs="Times New Roman"/>
+          <w:sz w:val="28"/>
+          <w:szCs w:val="28"/>
+          <w:lang w:val="en-US"/>
+        </w:rPr>
+        <w:t>Let</w:t>
+      </w:r>
+      <w:r>
+        <w:rPr>
+          <w:rFonts w:ascii="Times New Roman" w:hAnsi="Times New Roman" w:cs="Times New Roman"/>
+          <w:sz w:val="28"/>
+          <w:szCs w:val="28"/>
+        </w:rPr>
+        <w:t>’</w:t>
+      </w:r>
+      <w:r>
+        <w:rPr>
+          <w:rFonts w:ascii="Times New Roman" w:hAnsi="Times New Roman" w:cs="Times New Roman"/>
+          <w:sz w:val="28"/>
+          <w:szCs w:val="28"/>
+          <w:lang w:val="en-US"/>
+        </w:rPr>
+        <w:t>s</w:t>
+      </w:r>
+      <w:r>
+        <w:rPr>
+          <w:rFonts w:ascii="Times New Roman" w:hAnsi="Times New Roman" w:cs="Times New Roman"/>
+          <w:sz w:val="28"/>
+          <w:szCs w:val="28"/>
+        </w:rPr>
+        <w:t xml:space="preserve"> </w:t>
+      </w:r>
+      <w:r>
+        <w:rPr>
+          <w:rFonts w:ascii="Times New Roman" w:hAnsi="Times New Roman" w:cs="Times New Roman"/>
+          <w:sz w:val="28"/>
+          <w:szCs w:val="28"/>
+          <w:lang w:val="en-US"/>
+        </w:rPr>
+        <w:t>Encrypt</w:t>
+      </w:r>
+      <w:r>
+        <w:rPr>
+          <w:rFonts w:ascii="Times New Roman" w:hAnsi="Times New Roman" w:cs="Times New Roman"/>
+          <w:sz w:val="28"/>
+          <w:szCs w:val="28"/>
+        </w:rPr>
+        <w:t xml:space="preserve">, </w:t>
+      </w:r>
+      <w:r>
+        <w:rPr>
+          <w:rFonts w:ascii="Times New Roman" w:hAnsi="Times New Roman" w:cs="Times New Roman"/>
+          <w:sz w:val="28"/>
+          <w:szCs w:val="28"/>
+        </w:rPr>
+        <w:t xml:space="preserve">субъект - </w:t>
+      </w:r>
+      <w:proofErr w:type="spellStart"/>
+      <w:r>
+        <w:rPr>
+          <w:rFonts w:ascii="Times New Roman" w:hAnsi="Times New Roman" w:cs="Times New Roman"/>
+          <w:sz w:val="28"/>
+          <w:szCs w:val="28"/>
+          <w:lang w:val="en-US"/>
+        </w:rPr>
+        <w:t>edo</w:t>
+      </w:r>
+      <w:proofErr w:type="spellEnd"/>
+      <w:r>
+        <w:rPr>
+          <w:rFonts w:ascii="Times New Roman" w:hAnsi="Times New Roman" w:cs="Times New Roman"/>
+          <w:sz w:val="28"/>
+          <w:szCs w:val="28"/>
+        </w:rPr>
+        <w:t>.</w:t>
+      </w:r>
+      <w:proofErr w:type="spellStart"/>
+      <w:r>
+        <w:rPr>
+          <w:rFonts w:ascii="Times New Roman" w:hAnsi="Times New Roman" w:cs="Times New Roman"/>
+          <w:sz w:val="28"/>
+          <w:szCs w:val="28"/>
+          <w:lang w:val="en-US"/>
+        </w:rPr>
+        <w:t>nalog</w:t>
+      </w:r>
+      <w:proofErr w:type="spellEnd"/>
+      <w:r>
+        <w:rPr>
+          <w:rFonts w:ascii="Times New Roman" w:hAnsi="Times New Roman" w:cs="Times New Roman"/>
+          <w:sz w:val="28"/>
+          <w:szCs w:val="28"/>
+        </w:rPr>
+        <w:t>.</w:t>
+      </w:r>
+      <w:proofErr w:type="spellStart"/>
+      <w:r>
+        <w:rPr>
+          <w:rFonts w:ascii="Times New Roman" w:hAnsi="Times New Roman" w:cs="Times New Roman"/>
+          <w:sz w:val="28"/>
+          <w:szCs w:val="28"/>
+          <w:lang w:val="en-US"/>
+        </w:rPr>
+        <w:t>ru</w:t>
+      </w:r>
+      <w:proofErr w:type="spellEnd"/>
+      <w:r>
+        <w:rPr>
+          <w:rFonts w:ascii="Times New Roman" w:hAnsi="Times New Roman" w:cs="Times New Roman"/>
+          <w:sz w:val="28"/>
+          <w:szCs w:val="28"/>
+        </w:rPr>
+        <w:t>;</w:t>
+      </w:r>
+    </w:p>
+    <w:p>
+      <w:pPr>
+        <w:pStyle w:val="a3"/>
+        <w:numPr>
+          <w:ilvl w:val="2"/>
+          <w:numId w:val="14"/>
+        </w:numPr>
+        <w:spacing w:before="120" w:after="120" w:line="360" w:lineRule="auto"/>
+        <w:rPr>
+          <w:rFonts w:ascii="Times New Roman" w:hAnsi="Times New Roman" w:cs="Times New Roman"/>
+          <w:i/>
+          <w:iCs/>
+          <w:sz w:val="28"/>
+          <w:szCs w:val="28"/>
+        </w:rPr>
+      </w:pPr>
+      <w:r>
+        <w:rPr>
+          <w:rFonts w:ascii="Times New Roman" w:hAnsi="Times New Roman" w:cs="Times New Roman"/>
+          <w:sz w:val="28"/>
+          <w:szCs w:val="28"/>
+        </w:rPr>
+        <w:t xml:space="preserve">Время установки соединения – </w:t>
+      </w:r>
+      <w:r>
+        <w:rPr>
+          <w:rFonts w:ascii="Times New Roman" w:hAnsi="Times New Roman" w:cs="Times New Roman"/>
+          <w:sz w:val="28"/>
+          <w:szCs w:val="28"/>
+        </w:rPr>
+        <w:t>19мс (18,5322324</w:t>
+      </w:r>
+      <w:r>
+        <w:rPr>
+          <w:rFonts w:ascii="Times New Roman" w:hAnsi="Times New Roman" w:cs="Times New Roman"/>
+          <w:sz w:val="28"/>
+          <w:szCs w:val="28"/>
+          <w:lang w:val="en-US"/>
+        </w:rPr>
+        <w:t>00</w:t>
+      </w:r>
+      <w:r>
+        <w:rPr>
+          <w:rFonts w:ascii="Times New Roman" w:hAnsi="Times New Roman" w:cs="Times New Roman"/>
+          <w:sz w:val="28"/>
+          <w:szCs w:val="28"/>
+        </w:rPr>
+        <w:t xml:space="preserve"> – 18,5130535</w:t>
+      </w:r>
+      <w:r>
+        <w:rPr>
+          <w:rFonts w:ascii="Times New Roman" w:hAnsi="Times New Roman" w:cs="Times New Roman"/>
+          <w:sz w:val="28"/>
+          <w:szCs w:val="28"/>
+          <w:lang w:val="en-US"/>
+        </w:rPr>
+        <w:t>00</w:t>
+      </w:r>
+      <w:r>
+        <w:rPr>
+          <w:rFonts w:ascii="Times New Roman" w:hAnsi="Times New Roman" w:cs="Times New Roman"/>
+          <w:sz w:val="28"/>
+          <w:szCs w:val="28"/>
+        </w:rPr>
+        <w:t xml:space="preserve"> = 0,0191789).</w:t>
+      </w:r>
+      <w:r>
+        <w:rPr>
+          <w:rFonts w:ascii="Times New Roman" w:hAnsi="Times New Roman" w:cs="Times New Roman"/>
+          <w:sz w:val="28"/>
+          <w:szCs w:val="28"/>
+        </w:rPr>
+        <w:br/>
+      </w:r>
+      <w:r>
+        <w:rPr>
+          <w:rFonts w:ascii="Times New Roman" w:hAnsi="Times New Roman" w:cs="Times New Roman"/>
+          <w:i/>
+          <w:iCs/>
+          <w:sz w:val="28"/>
+          <w:szCs w:val="28"/>
+        </w:rPr>
+        <w:drawing>
+          <wp:inline distT="0" distB="0" distL="0" distR="0" wp14:anchorId="3D1CE69C" wp14:editId="5A7F170D">
+            <wp:extent cx="5013773" cy="523875"/>
+            <wp:effectExtent l="0" t="0" r="0" b="0"/>
+            <wp:docPr id="7" name="Рисунок 7"/>
+            <wp:cNvGraphicFramePr>
+              <a:graphicFrameLocks xmlns:a="http://schemas.openxmlformats.org/drawingml/2006/main" noChangeAspect="1"/>
+            </wp:cNvGraphicFramePr>
+            <a:graphic xmlns:a="http://schemas.openxmlformats.org/drawingml/2006/main">
+              <a:graphicData uri="http://schemas.openxmlformats.org/drawingml/2006/picture">
+                <pic:pic xmlns:pic="http://schemas.openxmlformats.org/drawingml/2006/picture">
+                  <pic:nvPicPr>
+                    <pic:cNvPr id="1" name=""/>
+                    <pic:cNvPicPr/>
+                  </pic:nvPicPr>
+                  <pic:blipFill>
+                    <a:blip r:embed="rId12"/>
+                    <a:stretch>
+                      <a:fillRect/>
+                    </a:stretch>
+                  </pic:blipFill>
+                  <pic:spPr>
+                    <a:xfrm>
+                      <a:off x="0" y="0"/>
+                      <a:ext cx="5178225" cy="541058"/>
+                    </a:xfrm>
+                    <a:prstGeom prst="rect">
+                      <a:avLst/>
+                    </a:prstGeom>
+                  </pic:spPr>
+                </pic:pic>
+              </a:graphicData>
+            </a:graphic>
+          </wp:inline>
+        </w:drawing>
+      </w:r>
+      <w:r>
+        <w:rPr>
+          <w:rFonts w:ascii="Times New Roman" w:hAnsi="Times New Roman" w:cs="Times New Roman"/>
+          <w:sz w:val="28"/>
+          <w:szCs w:val="28"/>
+        </w:rPr>
+        <w:br/>
+      </w:r>
+    </w:p>
+    <w:p>
+      <w:pPr>
+        <w:pStyle w:val="a3"/>
+        <w:numPr>
+          <w:ilvl w:val="1"/>
+          <w:numId w:val="14"/>
+        </w:numPr>
+        <w:spacing w:before="120" w:after="120" w:line="360" w:lineRule="auto"/>
+        <w:rPr>
+          <w:rFonts w:ascii="Times New Roman" w:hAnsi="Times New Roman" w:cs="Times New Roman"/>
+          <w:i/>
+          <w:iCs/>
+          <w:sz w:val="28"/>
+          <w:szCs w:val="28"/>
+        </w:rPr>
+      </w:pPr>
+      <w:r>
+        <w:rPr>
+          <w:rFonts w:ascii="Times New Roman" w:hAnsi="Times New Roman" w:cs="Times New Roman"/>
+          <w:sz w:val="28"/>
+          <w:szCs w:val="28"/>
+        </w:rPr>
+        <w:t>Вторым рассмотрим</w:t>
+      </w:r>
+      <w:r>
+        <w:rPr>
+          <w:rFonts w:ascii="Times New Roman" w:hAnsi="Times New Roman" w:cs="Times New Roman"/>
+          <w:sz w:val="28"/>
+          <w:szCs w:val="28"/>
+        </w:rPr>
+        <w:t xml:space="preserve"> </w:t>
+      </w:r>
+      <w:r>
+        <w:rPr>
+          <w:rFonts w:ascii="Times New Roman" w:hAnsi="Times New Roman" w:cs="Times New Roman"/>
+          <w:sz w:val="28"/>
+          <w:szCs w:val="28"/>
+        </w:rPr>
+        <w:t>МЕДСИ</w:t>
+      </w:r>
+      <w:r>
+        <w:rPr>
+          <w:rFonts w:ascii="Times New Roman" w:hAnsi="Times New Roman" w:cs="Times New Roman"/>
+          <w:sz w:val="28"/>
+          <w:szCs w:val="28"/>
+        </w:rPr>
+        <w:t xml:space="preserve"> </w:t>
+      </w:r>
+      <w:hyperlink r:id="rId13" w:history="1">
+        <w:r>
+          <w:rPr>
+            <w:rStyle w:val="a4"/>
+            <w:rFonts w:ascii="Times New Roman" w:hAnsi="Times New Roman" w:cs="Times New Roman"/>
+            <w:sz w:val="28"/>
+            <w:szCs w:val="28"/>
+          </w:rPr>
+          <w:t>https://medsi.ru/</w:t>
+        </w:r>
+      </w:hyperlink>
+      <w:r>
+        <w:rPr>
+          <w:rFonts w:ascii="Times New Roman" w:hAnsi="Times New Roman" w:cs="Times New Roman"/>
+          <w:sz w:val="28"/>
+          <w:szCs w:val="28"/>
+        </w:rPr>
+        <w:t xml:space="preserve"> :</w:t>
+      </w:r>
+    </w:p>
+    <w:p>
+      <w:pPr>
+        <w:pStyle w:val="a3"/>
+        <w:numPr>
+          <w:ilvl w:val="2"/>
+          <w:numId w:val="14"/>
+        </w:numPr>
+        <w:spacing w:before="120" w:after="120" w:line="360" w:lineRule="auto"/>
+        <w:rPr>
+          <w:rFonts w:ascii="Times New Roman" w:hAnsi="Times New Roman" w:cs="Times New Roman"/>
+          <w:i/>
+          <w:iCs/>
+          <w:sz w:val="28"/>
+          <w:szCs w:val="28"/>
+        </w:rPr>
+      </w:pPr>
+      <w:r>
+        <w:rPr>
+          <w:rFonts w:ascii="Times New Roman" w:hAnsi="Times New Roman" w:cs="Times New Roman"/>
+          <w:sz w:val="28"/>
+          <w:szCs w:val="28"/>
+        </w:rPr>
+        <w:t>Имя сервера</w:t>
+      </w:r>
+      <w:r>
+        <w:rPr>
+          <w:rFonts w:ascii="Times New Roman" w:hAnsi="Times New Roman" w:cs="Times New Roman"/>
+          <w:sz w:val="28"/>
+          <w:szCs w:val="28"/>
+        </w:rPr>
+        <w:t xml:space="preserve"> (</w:t>
+      </w:r>
+      <w:r>
+        <w:rPr>
+          <w:rFonts w:ascii="Times New Roman" w:hAnsi="Times New Roman" w:cs="Times New Roman"/>
+          <w:sz w:val="28"/>
+          <w:szCs w:val="28"/>
+        </w:rPr>
+        <w:t>характеристики</w:t>
+      </w:r>
+      <w:r>
+        <w:rPr>
+          <w:rFonts w:ascii="Times New Roman" w:hAnsi="Times New Roman" w:cs="Times New Roman"/>
+          <w:sz w:val="28"/>
+          <w:szCs w:val="28"/>
+        </w:rPr>
+        <w:t>)</w:t>
+      </w:r>
+      <w:r>
+        <w:rPr>
+          <w:rFonts w:ascii="Times New Roman" w:hAnsi="Times New Roman" w:cs="Times New Roman"/>
+          <w:sz w:val="28"/>
+          <w:szCs w:val="28"/>
+        </w:rPr>
+        <w:t xml:space="preserve"> –</w:t>
+      </w:r>
+      <w:r>
+        <w:rPr>
+          <w:rFonts w:ascii="Times New Roman" w:hAnsi="Times New Roman" w:cs="Times New Roman"/>
+          <w:sz w:val="28"/>
+          <w:szCs w:val="28"/>
+        </w:rPr>
+        <w:t xml:space="preserve"> </w:t>
+      </w:r>
+      <w:r>
+        <w:rPr>
+          <w:rFonts w:ascii="Times New Roman" w:hAnsi="Times New Roman" w:cs="Times New Roman"/>
+          <w:sz w:val="28"/>
+          <w:szCs w:val="28"/>
+        </w:rPr>
+        <w:t>*</w:t>
+      </w:r>
+      <w:proofErr w:type="spellStart"/>
+      <w:r>
+        <w:rPr>
+          <w:rFonts w:ascii="Times New Roman" w:hAnsi="Times New Roman" w:cs="Times New Roman"/>
+          <w:sz w:val="28"/>
+          <w:szCs w:val="28"/>
+          <w:lang w:val="en-US"/>
+        </w:rPr>
+        <w:t>meds</w:t>
+      </w:r>
+      <w:r>
+        <w:rPr>
+          <w:rFonts w:ascii="Times New Roman" w:hAnsi="Times New Roman" w:cs="Times New Roman"/>
+          <w:sz w:val="28"/>
+          <w:szCs w:val="28"/>
+          <w:lang w:val="en-US"/>
+        </w:rPr>
+        <w:t>i</w:t>
+      </w:r>
+      <w:proofErr w:type="spellEnd"/>
+      <w:r>
+        <w:rPr>
+          <w:rFonts w:ascii="Times New Roman" w:hAnsi="Times New Roman" w:cs="Times New Roman"/>
+          <w:sz w:val="28"/>
+          <w:szCs w:val="28"/>
+        </w:rPr>
+        <w:t>.</w:t>
+      </w:r>
+      <w:proofErr w:type="spellStart"/>
+      <w:r>
+        <w:rPr>
+          <w:rFonts w:ascii="Times New Roman" w:hAnsi="Times New Roman" w:cs="Times New Roman"/>
+          <w:sz w:val="28"/>
+          <w:szCs w:val="28"/>
+          <w:lang w:val="en-US"/>
+        </w:rPr>
+        <w:t>ru</w:t>
+      </w:r>
+      <w:proofErr w:type="spellEnd"/>
+      <w:r>
+        <w:rPr>
+          <w:rFonts w:ascii="Times New Roman" w:hAnsi="Times New Roman" w:cs="Times New Roman"/>
+          <w:sz w:val="28"/>
+          <w:szCs w:val="28"/>
+        </w:rPr>
+        <w:t>, 212.109.215.214, организация – российская сеть частны</w:t>
+      </w:r>
+      <w:r>
+        <w:rPr>
+          <w:rFonts w:ascii="Times New Roman" w:hAnsi="Times New Roman" w:cs="Times New Roman"/>
+          <w:sz w:val="28"/>
+          <w:szCs w:val="28"/>
+        </w:rPr>
+        <w:t>х</w:t>
+      </w:r>
+      <w:r>
+        <w:rPr>
+          <w:rFonts w:ascii="Times New Roman" w:hAnsi="Times New Roman" w:cs="Times New Roman"/>
+          <w:sz w:val="28"/>
+          <w:szCs w:val="28"/>
+        </w:rPr>
+        <w:t xml:space="preserve"> мед клиник</w:t>
+      </w:r>
+      <w:r>
+        <w:rPr>
+          <w:rFonts w:ascii="Times New Roman" w:hAnsi="Times New Roman" w:cs="Times New Roman"/>
+          <w:sz w:val="28"/>
+          <w:szCs w:val="28"/>
+        </w:rPr>
+        <w:t>;</w:t>
+      </w:r>
+    </w:p>
+    <w:p>
+      <w:pPr>
+        <w:pStyle w:val="a3"/>
+        <w:numPr>
+          <w:ilvl w:val="2"/>
+          <w:numId w:val="14"/>
+        </w:numPr>
+        <w:spacing w:before="120" w:after="120" w:line="360" w:lineRule="auto"/>
+        <w:rPr>
+          <w:rFonts w:ascii="Times New Roman" w:hAnsi="Times New Roman" w:cs="Times New Roman"/>
+          <w:i/>
+          <w:iCs/>
+          <w:sz w:val="28"/>
+          <w:szCs w:val="28"/>
+        </w:rPr>
+      </w:pPr>
+      <w:r>
+        <w:rPr>
+          <w:rFonts w:ascii="Times New Roman" w:hAnsi="Times New Roman" w:cs="Times New Roman"/>
+          <w:sz w:val="28"/>
+          <w:szCs w:val="28"/>
+        </w:rPr>
+        <w:t xml:space="preserve">Версия </w:t>
+      </w:r>
+      <w:r>
+        <w:rPr>
+          <w:rFonts w:ascii="Times New Roman" w:hAnsi="Times New Roman" w:cs="Times New Roman"/>
+          <w:sz w:val="28"/>
+          <w:szCs w:val="28"/>
+          <w:lang w:val="en-US"/>
+        </w:rPr>
+        <w:t>TLS</w:t>
+      </w:r>
+      <w:r>
+        <w:rPr>
+          <w:rFonts w:ascii="Times New Roman" w:hAnsi="Times New Roman" w:cs="Times New Roman"/>
+          <w:sz w:val="28"/>
+          <w:szCs w:val="28"/>
+        </w:rPr>
+        <w:t xml:space="preserve"> – 1</w:t>
+      </w:r>
+      <w:r>
+        <w:rPr>
+          <w:rFonts w:ascii="Times New Roman" w:hAnsi="Times New Roman" w:cs="Times New Roman"/>
+          <w:sz w:val="28"/>
+          <w:szCs w:val="28"/>
+          <w:lang w:val="en-US"/>
+        </w:rPr>
+        <w:t>.</w:t>
+      </w:r>
+      <w:r>
+        <w:rPr>
+          <w:rFonts w:ascii="Times New Roman" w:hAnsi="Times New Roman" w:cs="Times New Roman"/>
+          <w:sz w:val="28"/>
+          <w:szCs w:val="28"/>
+        </w:rPr>
+        <w:t>2</w:t>
+      </w:r>
+      <w:r>
+        <w:rPr>
+          <w:rFonts w:ascii="Times New Roman" w:hAnsi="Times New Roman" w:cs="Times New Roman"/>
+          <w:sz w:val="28"/>
+          <w:szCs w:val="28"/>
+          <w:lang w:val="en-US"/>
+        </w:rPr>
+        <w:t>;</w:t>
+      </w:r>
+    </w:p>
+    <w:p>
+      <w:pPr>
+        <w:pStyle w:val="a3"/>
+        <w:numPr>
+          <w:ilvl w:val="2"/>
+          <w:numId w:val="14"/>
+        </w:numPr>
+        <w:spacing w:before="120" w:after="120" w:line="360" w:lineRule="auto"/>
+        <w:rPr>
+          <w:rFonts w:ascii="Times New Roman" w:hAnsi="Times New Roman" w:cs="Times New Roman"/>
+          <w:i/>
+          <w:iCs/>
+          <w:sz w:val="28"/>
+          <w:szCs w:val="28"/>
+        </w:rPr>
+      </w:pPr>
+      <w:r>
+        <w:rPr>
+          <w:rFonts w:ascii="Times New Roman" w:hAnsi="Times New Roman" w:cs="Times New Roman"/>
+          <w:sz w:val="28"/>
+          <w:szCs w:val="28"/>
+        </w:rPr>
+        <w:t>Выбранные алгоритмы шифрования –</w:t>
+      </w:r>
+      <w:r>
+        <w:rPr>
+          <w:rFonts w:ascii="Times New Roman" w:hAnsi="Times New Roman" w:cs="Times New Roman"/>
+          <w:sz w:val="28"/>
+          <w:szCs w:val="28"/>
+        </w:rPr>
+        <w:t xml:space="preserve"> </w:t>
+      </w:r>
+      <w:r>
+        <w:rPr>
+          <w:rFonts w:ascii="Times New Roman" w:hAnsi="Times New Roman" w:cs="Times New Roman"/>
+          <w:sz w:val="28"/>
+          <w:szCs w:val="28"/>
+          <w:lang w:val="en-US"/>
+        </w:rPr>
+        <w:t>TLS</w:t>
+      </w:r>
+      <w:r>
+        <w:rPr>
+          <w:rFonts w:ascii="Times New Roman" w:hAnsi="Times New Roman" w:cs="Times New Roman"/>
+          <w:sz w:val="28"/>
+          <w:szCs w:val="28"/>
+        </w:rPr>
+        <w:t>_</w:t>
+      </w:r>
+      <w:r>
+        <w:rPr>
+          <w:rFonts w:ascii="Times New Roman" w:hAnsi="Times New Roman" w:cs="Times New Roman"/>
+          <w:sz w:val="28"/>
+          <w:szCs w:val="28"/>
+          <w:lang w:val="en-US"/>
+        </w:rPr>
+        <w:t>ECDHE</w:t>
+      </w:r>
+      <w:r>
+        <w:rPr>
+          <w:rFonts w:ascii="Times New Roman" w:hAnsi="Times New Roman" w:cs="Times New Roman"/>
+          <w:sz w:val="28"/>
+          <w:szCs w:val="28"/>
+        </w:rPr>
+        <w:t>_</w:t>
+      </w:r>
+      <w:r>
+        <w:rPr>
+          <w:rFonts w:ascii="Times New Roman" w:hAnsi="Times New Roman" w:cs="Times New Roman"/>
+          <w:sz w:val="28"/>
+          <w:szCs w:val="28"/>
+          <w:lang w:val="en-US"/>
+        </w:rPr>
+        <w:t>RSA</w:t>
+      </w:r>
+      <w:r>
+        <w:rPr>
+          <w:rFonts w:ascii="Times New Roman" w:hAnsi="Times New Roman" w:cs="Times New Roman"/>
+          <w:sz w:val="28"/>
+          <w:szCs w:val="28"/>
+        </w:rPr>
+        <w:t>_</w:t>
+      </w:r>
+      <w:r>
+        <w:rPr>
+          <w:rFonts w:ascii="Times New Roman" w:hAnsi="Times New Roman" w:cs="Times New Roman"/>
+          <w:sz w:val="28"/>
+          <w:szCs w:val="28"/>
+          <w:lang w:val="en-US"/>
+        </w:rPr>
+        <w:t>WITH</w:t>
+      </w:r>
+      <w:r>
+        <w:rPr>
+          <w:rFonts w:ascii="Times New Roman" w:hAnsi="Times New Roman" w:cs="Times New Roman"/>
+          <w:sz w:val="28"/>
+          <w:szCs w:val="28"/>
+        </w:rPr>
+        <w:t>_</w:t>
+      </w:r>
+      <w:r>
+        <w:rPr>
+          <w:rFonts w:ascii="Times New Roman" w:hAnsi="Times New Roman" w:cs="Times New Roman"/>
+          <w:sz w:val="28"/>
+          <w:szCs w:val="28"/>
+          <w:lang w:val="en-US"/>
+        </w:rPr>
+        <w:t>AES</w:t>
+      </w:r>
+      <w:r>
+        <w:rPr>
+          <w:rFonts w:ascii="Times New Roman" w:hAnsi="Times New Roman" w:cs="Times New Roman"/>
+          <w:sz w:val="28"/>
+          <w:szCs w:val="28"/>
+        </w:rPr>
+        <w:t>_256_</w:t>
+      </w:r>
+      <w:r>
+        <w:rPr>
+          <w:rFonts w:ascii="Times New Roman" w:hAnsi="Times New Roman" w:cs="Times New Roman"/>
+          <w:sz w:val="28"/>
+          <w:szCs w:val="28"/>
+          <w:lang w:val="en-US"/>
+        </w:rPr>
+        <w:t>GCM</w:t>
+      </w:r>
+      <w:r>
+        <w:rPr>
+          <w:rFonts w:ascii="Times New Roman" w:hAnsi="Times New Roman" w:cs="Times New Roman"/>
+          <w:sz w:val="28"/>
+          <w:szCs w:val="28"/>
+        </w:rPr>
+        <w:t>_</w:t>
+      </w:r>
+      <w:r>
+        <w:rPr>
+          <w:rFonts w:ascii="Times New Roman" w:hAnsi="Times New Roman" w:cs="Times New Roman"/>
+          <w:sz w:val="28"/>
+          <w:szCs w:val="28"/>
+          <w:lang w:val="en-US"/>
+        </w:rPr>
+        <w:t>SHA</w:t>
+      </w:r>
+      <w:r>
+        <w:rPr>
+          <w:rFonts w:ascii="Times New Roman" w:hAnsi="Times New Roman" w:cs="Times New Roman"/>
+          <w:sz w:val="28"/>
+          <w:szCs w:val="28"/>
+        </w:rPr>
+        <w:t>384</w:t>
+      </w:r>
+      <w:r>
+        <w:rPr>
+          <w:rFonts w:ascii="Times New Roman" w:hAnsi="Times New Roman" w:cs="Times New Roman"/>
+          <w:sz w:val="28"/>
+          <w:szCs w:val="28"/>
+        </w:rPr>
+        <w:t>:</w:t>
+      </w:r>
+    </w:p>
+    <w:p>
+      <w:pPr>
+        <w:pStyle w:val="a3"/>
+        <w:numPr>
+          <w:ilvl w:val="3"/>
+          <w:numId w:val="14"/>
+        </w:numPr>
+        <w:spacing w:before="120" w:after="120" w:line="360" w:lineRule="auto"/>
+        <w:rPr>
+          <w:rFonts w:ascii="Times New Roman" w:hAnsi="Times New Roman" w:cs="Times New Roman"/>
+          <w:i/>
+          <w:iCs/>
+          <w:sz w:val="28"/>
+          <w:szCs w:val="28"/>
+        </w:rPr>
+      </w:pPr>
+      <w:r>
+        <w:rPr>
+          <w:rFonts w:ascii="Times New Roman" w:hAnsi="Times New Roman" w:cs="Times New Roman"/>
+          <w:sz w:val="28"/>
+          <w:szCs w:val="28"/>
+          <w:lang w:val="en-US"/>
+        </w:rPr>
+        <w:t>ECDHE</w:t>
+      </w:r>
+      <w:r>
+        <w:rPr>
+          <w:rFonts w:ascii="Times New Roman" w:hAnsi="Times New Roman" w:cs="Times New Roman"/>
+          <w:sz w:val="28"/>
+          <w:szCs w:val="28"/>
+        </w:rPr>
+        <w:t xml:space="preserve"> – </w:t>
+      </w:r>
+      <w:r>
+        <w:rPr>
+          <w:rFonts w:ascii="Times New Roman" w:hAnsi="Times New Roman" w:cs="Times New Roman"/>
+          <w:sz w:val="28"/>
+          <w:szCs w:val="28"/>
+        </w:rPr>
+        <w:t>алгоритм обмена ключами за счёт временных ключей на эллиптических кривых;</w:t>
+      </w:r>
+    </w:p>
+    <w:p>
+      <w:pPr>
+        <w:pStyle w:val="a3"/>
+        <w:numPr>
+          <w:ilvl w:val="3"/>
+          <w:numId w:val="14"/>
+        </w:numPr>
+        <w:spacing w:before="120" w:after="120" w:line="360" w:lineRule="auto"/>
+        <w:rPr>
+          <w:rFonts w:ascii="Times New Roman" w:hAnsi="Times New Roman" w:cs="Times New Roman"/>
+          <w:i/>
+          <w:iCs/>
+          <w:sz w:val="28"/>
+          <w:szCs w:val="28"/>
+        </w:rPr>
+      </w:pPr>
+      <w:r>
+        <w:rPr>
+          <w:rFonts w:ascii="Times New Roman" w:hAnsi="Times New Roman" w:cs="Times New Roman"/>
+          <w:sz w:val="28"/>
+          <w:szCs w:val="28"/>
+          <w:lang w:val="en-US"/>
+        </w:rPr>
+        <w:t xml:space="preserve">RSA – </w:t>
+      </w:r>
+      <w:r>
+        <w:rPr>
+          <w:rFonts w:ascii="Times New Roman" w:hAnsi="Times New Roman" w:cs="Times New Roman"/>
+          <w:sz w:val="28"/>
+          <w:szCs w:val="28"/>
+        </w:rPr>
+        <w:t>алгоритм аутентификации сервера;</w:t>
+      </w:r>
+    </w:p>
+    <w:p>
+      <w:pPr>
+        <w:pStyle w:val="a3"/>
+        <w:numPr>
+          <w:ilvl w:val="3"/>
+          <w:numId w:val="14"/>
+        </w:numPr>
+        <w:spacing w:before="120" w:after="120" w:line="360" w:lineRule="auto"/>
+        <w:rPr>
+          <w:rFonts w:ascii="Times New Roman" w:hAnsi="Times New Roman" w:cs="Times New Roman"/>
+          <w:i/>
+          <w:iCs/>
+          <w:sz w:val="28"/>
+          <w:szCs w:val="28"/>
+        </w:rPr>
+      </w:pPr>
+      <w:r>
+        <w:rPr>
+          <w:rFonts w:ascii="Times New Roman" w:hAnsi="Times New Roman" w:cs="Times New Roman"/>
+          <w:sz w:val="28"/>
+          <w:szCs w:val="28"/>
+          <w:lang w:val="en-US"/>
+        </w:rPr>
+        <w:t>AES</w:t>
+      </w:r>
+      <w:r>
+        <w:rPr>
+          <w:rFonts w:ascii="Times New Roman" w:hAnsi="Times New Roman" w:cs="Times New Roman"/>
+          <w:sz w:val="28"/>
+          <w:szCs w:val="28"/>
+        </w:rPr>
+        <w:t>_256</w:t>
+      </w:r>
+      <w:r>
+        <w:rPr>
+          <w:rFonts w:ascii="Times New Roman" w:hAnsi="Times New Roman" w:cs="Times New Roman"/>
+          <w:sz w:val="28"/>
+          <w:szCs w:val="28"/>
+        </w:rPr>
+        <w:t>_</w:t>
+      </w:r>
+      <w:r>
+        <w:rPr>
+          <w:rFonts w:ascii="Times New Roman" w:hAnsi="Times New Roman" w:cs="Times New Roman"/>
+          <w:sz w:val="28"/>
+          <w:szCs w:val="28"/>
+          <w:lang w:val="en-US"/>
+        </w:rPr>
+        <w:t>GSM</w:t>
+      </w:r>
+      <w:r>
+        <w:rPr>
+          <w:rFonts w:ascii="Times New Roman" w:hAnsi="Times New Roman" w:cs="Times New Roman"/>
+          <w:sz w:val="28"/>
+          <w:szCs w:val="28"/>
+        </w:rPr>
+        <w:t xml:space="preserve"> – </w:t>
+      </w:r>
+      <w:r>
+        <w:rPr>
+          <w:rFonts w:ascii="Times New Roman" w:hAnsi="Times New Roman" w:cs="Times New Roman"/>
+          <w:sz w:val="28"/>
+          <w:szCs w:val="28"/>
+        </w:rPr>
+        <w:t>алгоритм симметричного шифрования (</w:t>
+      </w:r>
+      <w:r>
+        <w:rPr>
+          <w:rFonts w:ascii="Times New Roman" w:hAnsi="Times New Roman" w:cs="Times New Roman"/>
+          <w:sz w:val="28"/>
+          <w:szCs w:val="28"/>
+          <w:lang w:val="en-US"/>
+        </w:rPr>
+        <w:t>AES</w:t>
+      </w:r>
+      <w:r>
+        <w:rPr>
+          <w:rFonts w:ascii="Times New Roman" w:hAnsi="Times New Roman" w:cs="Times New Roman"/>
+          <w:sz w:val="28"/>
+          <w:szCs w:val="28"/>
+        </w:rPr>
+        <w:t xml:space="preserve"> </w:t>
+      </w:r>
+      <w:r>
+        <w:rPr>
+          <w:rFonts w:ascii="Times New Roman" w:hAnsi="Times New Roman" w:cs="Times New Roman"/>
+          <w:sz w:val="28"/>
+          <w:szCs w:val="28"/>
+        </w:rPr>
+        <w:t xml:space="preserve">с ключом 256 бит в режиме </w:t>
+      </w:r>
+      <w:r>
+        <w:rPr>
+          <w:rFonts w:ascii="Times New Roman" w:hAnsi="Times New Roman" w:cs="Times New Roman"/>
+          <w:sz w:val="28"/>
+          <w:szCs w:val="28"/>
+          <w:lang w:val="en-US"/>
+        </w:rPr>
+        <w:t>GCM</w:t>
+      </w:r>
+      <w:r>
+        <w:rPr>
+          <w:rFonts w:ascii="Times New Roman" w:hAnsi="Times New Roman" w:cs="Times New Roman"/>
+          <w:sz w:val="28"/>
+          <w:szCs w:val="28"/>
+        </w:rPr>
+        <w:t>);</w:t>
+      </w:r>
+    </w:p>
+    <w:p>
+      <w:pPr>
+        <w:pStyle w:val="a3"/>
+        <w:numPr>
+          <w:ilvl w:val="3"/>
+          <w:numId w:val="14"/>
+        </w:numPr>
+        <w:spacing w:before="120" w:after="120" w:line="360" w:lineRule="auto"/>
+        <w:rPr>
+          <w:rFonts w:ascii="Times New Roman" w:hAnsi="Times New Roman" w:cs="Times New Roman"/>
+          <w:i/>
+          <w:iCs/>
+          <w:sz w:val="28"/>
+          <w:szCs w:val="28"/>
+        </w:rPr>
+      </w:pPr>
+      <w:r>
+        <w:rPr>
+          <w:rFonts w:ascii="Times New Roman" w:hAnsi="Times New Roman" w:cs="Times New Roman"/>
+          <w:sz w:val="28"/>
+          <w:szCs w:val="28"/>
+          <w:lang w:val="en-US"/>
+        </w:rPr>
+        <w:lastRenderedPageBreak/>
+        <w:t>SHA</w:t>
+      </w:r>
+      <w:r>
+        <w:rPr>
+          <w:rFonts w:ascii="Times New Roman" w:hAnsi="Times New Roman" w:cs="Times New Roman"/>
+          <w:sz w:val="28"/>
+          <w:szCs w:val="28"/>
+        </w:rPr>
+        <w:t xml:space="preserve">384 – </w:t>
+      </w:r>
+      <w:r>
+        <w:rPr>
+          <w:rFonts w:ascii="Times New Roman" w:hAnsi="Times New Roman" w:cs="Times New Roman"/>
+          <w:sz w:val="28"/>
+          <w:szCs w:val="28"/>
+        </w:rPr>
+        <w:t xml:space="preserve">алгоритм хеширования для </w:t>
+      </w:r>
+      <w:r>
+        <w:rPr>
+          <w:rFonts w:ascii="Times New Roman" w:hAnsi="Times New Roman" w:cs="Times New Roman"/>
+          <w:sz w:val="28"/>
+          <w:szCs w:val="28"/>
+          <w:lang w:val="en-US"/>
+        </w:rPr>
+        <w:t>HMAC</w:t>
+      </w:r>
+      <w:r>
+        <w:rPr>
+          <w:rFonts w:ascii="Times New Roman" w:hAnsi="Times New Roman" w:cs="Times New Roman"/>
+          <w:sz w:val="28"/>
+          <w:szCs w:val="28"/>
+        </w:rPr>
+        <w:t>/</w:t>
+      </w:r>
+      <w:r>
+        <w:rPr>
+          <w:rFonts w:ascii="Times New Roman" w:hAnsi="Times New Roman" w:cs="Times New Roman"/>
+          <w:sz w:val="28"/>
+          <w:szCs w:val="28"/>
+          <w:lang w:val="en-US"/>
+        </w:rPr>
+        <w:t>PRF</w:t>
+      </w:r>
+      <w:r>
+        <w:rPr>
+          <w:rFonts w:ascii="Times New Roman" w:hAnsi="Times New Roman" w:cs="Times New Roman"/>
+          <w:sz w:val="28"/>
+          <w:szCs w:val="28"/>
+        </w:rPr>
+        <w:t>;</w:t>
+      </w:r>
+      <w:r>
+        <w:rPr>
+          <w:rFonts w:ascii="Times New Roman" w:hAnsi="Times New Roman" w:cs="Times New Roman"/>
+          <w:sz w:val="28"/>
+          <w:szCs w:val="28"/>
+        </w:rPr>
+        <w:br/>
+      </w:r>
+      <w:r>
+        <w:rPr>
+          <w:rFonts w:ascii="Times New Roman" w:hAnsi="Times New Roman" w:cs="Times New Roman"/>
+          <w:sz w:val="28"/>
+          <w:szCs w:val="28"/>
+        </w:rPr>
+        <w:drawing>
+          <wp:inline distT="0" distB="0" distL="0" distR="0" wp14:anchorId="2F2A07F1" wp14:editId="0E29F512">
+            <wp:extent cx="4457096" cy="1453796"/>
+            <wp:effectExtent l="0" t="0" r="635" b="0"/>
+            <wp:docPr id="11" name="Рисунок 11"/>
+            <wp:cNvGraphicFramePr>
+              <a:graphicFrameLocks xmlns:a="http://schemas.openxmlformats.org/drawingml/2006/main" noChangeAspect="1"/>
+            </wp:cNvGraphicFramePr>
+            <a:graphic xmlns:a="http://schemas.openxmlformats.org/drawingml/2006/main">
+              <a:graphicData uri="http://schemas.openxmlformats.org/drawingml/2006/picture">
+                <pic:pic xmlns:pic="http://schemas.openxmlformats.org/drawingml/2006/picture">
+                  <pic:nvPicPr>
+                    <pic:cNvPr id="1" name=""/>
+                    <pic:cNvPicPr/>
+                  </pic:nvPicPr>
+                  <pic:blipFill>
+                    <a:blip r:embed="rId14"/>
+                    <a:stretch>
+                      <a:fillRect/>
+                    </a:stretch>
+                  </pic:blipFill>
+                  <pic:spPr>
+                    <a:xfrm>
+                      <a:off x="0" y="0"/>
+                      <a:ext cx="4520706" cy="1474544"/>
+                    </a:xfrm>
+                    <a:prstGeom prst="rect">
+                      <a:avLst/>
+                    </a:prstGeom>
+                  </pic:spPr>
+                </pic:pic>
+              </a:graphicData>
+            </a:graphic>
+          </wp:inline>
+        </w:drawing>
+      </w:r>
+      <w:r>
+        <w:rPr>
+          <w:rFonts w:ascii="Times New Roman" w:hAnsi="Times New Roman" w:cs="Times New Roman"/>
+          <w:sz w:val="28"/>
+          <w:szCs w:val="28"/>
+        </w:rPr>
+        <w:br/>
+      </w:r>
+    </w:p>
+    <w:p>
+      <w:pPr>
+        <w:pStyle w:val="a3"/>
+        <w:numPr>
+          <w:ilvl w:val="2"/>
+          <w:numId w:val="14"/>
+        </w:numPr>
+        <w:spacing w:before="120" w:after="120" w:line="360" w:lineRule="auto"/>
+        <w:rPr>
+          <w:rFonts w:ascii="Times New Roman" w:hAnsi="Times New Roman" w:cs="Times New Roman"/>
+          <w:i/>
+          <w:iCs/>
+          <w:sz w:val="28"/>
+          <w:szCs w:val="28"/>
+        </w:rPr>
+      </w:pPr>
+      <w:r>
+        <w:rPr>
+          <w:rFonts w:ascii="Times New Roman" w:hAnsi="Times New Roman" w:cs="Times New Roman"/>
+          <w:sz w:val="28"/>
+          <w:szCs w:val="28"/>
+        </w:rPr>
+        <w:t>Полученный сертификат:</w:t>
+      </w:r>
+    </w:p>
+    <w:p>
+      <w:pPr>
+        <w:pStyle w:val="a3"/>
+        <w:numPr>
+          <w:ilvl w:val="3"/>
+          <w:numId w:val="14"/>
+        </w:numPr>
+        <w:spacing w:before="120" w:after="120" w:line="360" w:lineRule="auto"/>
+        <w:rPr>
+          <w:rFonts w:ascii="Times New Roman" w:hAnsi="Times New Roman" w:cs="Times New Roman"/>
+          <w:i/>
+          <w:iCs/>
+          <w:sz w:val="28"/>
+          <w:szCs w:val="28"/>
+        </w:rPr>
+      </w:pPr>
+      <w:r>
+        <w:rPr>
+          <w:rFonts w:ascii="Times New Roman" w:hAnsi="Times New Roman" w:cs="Times New Roman"/>
+          <w:sz w:val="28"/>
+          <w:szCs w:val="28"/>
+        </w:rPr>
+        <w:t>Версия:</w:t>
+      </w:r>
+      <w:r>
+        <w:rPr>
+          <w:rFonts w:ascii="Times New Roman" w:hAnsi="Times New Roman" w:cs="Times New Roman"/>
+          <w:sz w:val="28"/>
+          <w:szCs w:val="28"/>
+          <w:lang w:val="en-US"/>
+        </w:rPr>
+        <w:t xml:space="preserve"> 3;</w:t>
+      </w:r>
+    </w:p>
+    <w:p>
+      <w:pPr>
+        <w:pStyle w:val="a3"/>
+        <w:numPr>
+          <w:ilvl w:val="3"/>
+          <w:numId w:val="14"/>
+        </w:numPr>
+        <w:spacing w:before="120" w:after="120" w:line="360" w:lineRule="auto"/>
+        <w:rPr>
+          <w:rFonts w:ascii="Times New Roman" w:hAnsi="Times New Roman" w:cs="Times New Roman"/>
+          <w:i/>
+          <w:iCs/>
+          <w:sz w:val="28"/>
+          <w:szCs w:val="28"/>
+        </w:rPr>
+      </w:pPr>
+      <w:r>
+        <w:rPr>
+          <w:rFonts w:ascii="Times New Roman" w:hAnsi="Times New Roman" w:cs="Times New Roman"/>
+          <w:sz w:val="28"/>
+          <w:szCs w:val="28"/>
+        </w:rPr>
+        <w:t>Действителен ли</w:t>
+      </w:r>
+      <w:r>
+        <w:rPr>
+          <w:rFonts w:ascii="Times New Roman" w:hAnsi="Times New Roman" w:cs="Times New Roman"/>
+          <w:sz w:val="28"/>
+          <w:szCs w:val="28"/>
+        </w:rPr>
+        <w:t xml:space="preserve">: </w:t>
+      </w:r>
+      <w:r>
+        <w:rPr>
+          <w:rFonts w:ascii="Times New Roman" w:hAnsi="Times New Roman" w:cs="Times New Roman"/>
+          <w:sz w:val="28"/>
+          <w:szCs w:val="28"/>
+        </w:rPr>
+        <w:t xml:space="preserve">действителен с </w:t>
+      </w:r>
+      <w:r>
+        <w:rPr>
+          <w:rFonts w:ascii="Times New Roman" w:hAnsi="Times New Roman" w:cs="Times New Roman"/>
+          <w:sz w:val="28"/>
+          <w:szCs w:val="28"/>
+          <w:shd w:val="clear" w:color="auto" w:fill="FFFFFF"/>
+        </w:rPr>
+        <w:t>18</w:t>
+      </w:r>
+      <w:r>
+        <w:rPr>
+          <w:rFonts w:ascii="Times New Roman" w:hAnsi="Times New Roman" w:cs="Times New Roman"/>
+          <w:sz w:val="28"/>
+          <w:szCs w:val="28"/>
+          <w:shd w:val="clear" w:color="auto" w:fill="FFFFFF"/>
+        </w:rPr>
+        <w:t>.0</w:t>
+      </w:r>
+      <w:r>
+        <w:rPr>
+          <w:rFonts w:ascii="Times New Roman" w:hAnsi="Times New Roman" w:cs="Times New Roman"/>
+          <w:sz w:val="28"/>
+          <w:szCs w:val="28"/>
+          <w:shd w:val="clear" w:color="auto" w:fill="FFFFFF"/>
+        </w:rPr>
+        <w:t>3</w:t>
+      </w:r>
+      <w:r>
+        <w:rPr>
+          <w:rFonts w:ascii="Times New Roman" w:hAnsi="Times New Roman" w:cs="Times New Roman"/>
+          <w:sz w:val="28"/>
+          <w:szCs w:val="28"/>
+          <w:shd w:val="clear" w:color="auto" w:fill="FFFFFF"/>
+        </w:rPr>
+        <w:t xml:space="preserve">.2026, </w:t>
+      </w:r>
+      <w:r>
+        <w:rPr>
+          <w:rFonts w:ascii="Times New Roman" w:hAnsi="Times New Roman" w:cs="Times New Roman"/>
+          <w:sz w:val="28"/>
+          <w:szCs w:val="28"/>
+          <w:shd w:val="clear" w:color="auto" w:fill="FFFFFF"/>
+        </w:rPr>
+        <w:t>00</w:t>
+      </w:r>
+      <w:r>
+        <w:rPr>
+          <w:rFonts w:ascii="Times New Roman" w:hAnsi="Times New Roman" w:cs="Times New Roman"/>
+          <w:sz w:val="28"/>
+          <w:szCs w:val="28"/>
+          <w:shd w:val="clear" w:color="auto" w:fill="FFFFFF"/>
+        </w:rPr>
+        <w:t>:3</w:t>
+      </w:r>
+      <w:r>
+        <w:rPr>
+          <w:rFonts w:ascii="Times New Roman" w:hAnsi="Times New Roman" w:cs="Times New Roman"/>
+          <w:sz w:val="28"/>
+          <w:szCs w:val="28"/>
+          <w:shd w:val="clear" w:color="auto" w:fill="FFFFFF"/>
+        </w:rPr>
+        <w:t>2</w:t>
+      </w:r>
+      <w:r>
+        <w:rPr>
+          <w:rFonts w:ascii="Times New Roman" w:hAnsi="Times New Roman" w:cs="Times New Roman"/>
+          <w:sz w:val="28"/>
+          <w:szCs w:val="28"/>
+          <w:shd w:val="clear" w:color="auto" w:fill="FFFFFF"/>
+        </w:rPr>
+        <w:t>:</w:t>
+      </w:r>
+      <w:r>
+        <w:rPr>
+          <w:rFonts w:ascii="Times New Roman" w:hAnsi="Times New Roman" w:cs="Times New Roman"/>
+          <w:sz w:val="28"/>
+          <w:szCs w:val="28"/>
+          <w:shd w:val="clear" w:color="auto" w:fill="FFFFFF"/>
+        </w:rPr>
+        <w:t>42</w:t>
+      </w:r>
+      <w:r>
+        <w:rPr>
+          <w:rFonts w:ascii="Times New Roman" w:hAnsi="Times New Roman" w:cs="Times New Roman"/>
+          <w:sz w:val="28"/>
+          <w:szCs w:val="28"/>
+          <w:shd w:val="clear" w:color="auto" w:fill="FFFFFF"/>
+        </w:rPr>
+        <w:t xml:space="preserve"> GMT+3 до </w:t>
+      </w:r>
+      <w:r>
+        <w:rPr>
+          <w:rFonts w:ascii="Times New Roman" w:hAnsi="Times New Roman" w:cs="Times New Roman"/>
+          <w:sz w:val="28"/>
+          <w:szCs w:val="28"/>
+          <w:shd w:val="clear" w:color="auto" w:fill="FFFFFF"/>
+        </w:rPr>
+        <w:t>03</w:t>
+      </w:r>
+      <w:r>
+        <w:rPr>
+          <w:rFonts w:ascii="Times New Roman" w:hAnsi="Times New Roman" w:cs="Times New Roman"/>
+          <w:sz w:val="28"/>
+          <w:szCs w:val="28"/>
+          <w:shd w:val="clear" w:color="auto" w:fill="FFFFFF"/>
+        </w:rPr>
+        <w:t>.</w:t>
+      </w:r>
+      <w:r>
+        <w:rPr>
+          <w:rFonts w:ascii="Times New Roman" w:hAnsi="Times New Roman" w:cs="Times New Roman"/>
+          <w:sz w:val="28"/>
+          <w:szCs w:val="28"/>
+          <w:shd w:val="clear" w:color="auto" w:fill="FFFFFF"/>
+        </w:rPr>
+        <w:t>10</w:t>
+      </w:r>
+      <w:r>
+        <w:rPr>
+          <w:rFonts w:ascii="Times New Roman" w:hAnsi="Times New Roman" w:cs="Times New Roman"/>
+          <w:sz w:val="28"/>
+          <w:szCs w:val="28"/>
+          <w:shd w:val="clear" w:color="auto" w:fill="FFFFFF"/>
+        </w:rPr>
+        <w:t xml:space="preserve">.2026, </w:t>
+      </w:r>
+      <w:r>
+        <w:rPr>
+          <w:rFonts w:ascii="Times New Roman" w:hAnsi="Times New Roman" w:cs="Times New Roman"/>
+          <w:sz w:val="28"/>
+          <w:szCs w:val="28"/>
+          <w:shd w:val="clear" w:color="auto" w:fill="FFFFFF"/>
+        </w:rPr>
+        <w:t>00</w:t>
+      </w:r>
+      <w:r>
+        <w:rPr>
+          <w:rFonts w:ascii="Times New Roman" w:hAnsi="Times New Roman" w:cs="Times New Roman"/>
+          <w:sz w:val="28"/>
+          <w:szCs w:val="28"/>
+          <w:shd w:val="clear" w:color="auto" w:fill="FFFFFF"/>
+        </w:rPr>
+        <w:t>:3</w:t>
+      </w:r>
+      <w:r>
+        <w:rPr>
+          <w:rFonts w:ascii="Times New Roman" w:hAnsi="Times New Roman" w:cs="Times New Roman"/>
+          <w:sz w:val="28"/>
+          <w:szCs w:val="28"/>
+          <w:shd w:val="clear" w:color="auto" w:fill="FFFFFF"/>
+        </w:rPr>
+        <w:t>2</w:t>
+      </w:r>
+      <w:r>
+        <w:rPr>
+          <w:rFonts w:ascii="Times New Roman" w:hAnsi="Times New Roman" w:cs="Times New Roman"/>
+          <w:sz w:val="28"/>
+          <w:szCs w:val="28"/>
+          <w:shd w:val="clear" w:color="auto" w:fill="FFFFFF"/>
+        </w:rPr>
+        <w:t>:</w:t>
+      </w:r>
+      <w:r>
+        <w:rPr>
+          <w:rFonts w:ascii="Times New Roman" w:hAnsi="Times New Roman" w:cs="Times New Roman"/>
+          <w:sz w:val="28"/>
+          <w:szCs w:val="28"/>
+          <w:shd w:val="clear" w:color="auto" w:fill="FFFFFF"/>
+        </w:rPr>
+        <w:t>42</w:t>
+      </w:r>
+      <w:r>
+        <w:rPr>
+          <w:rFonts w:ascii="Times New Roman" w:hAnsi="Times New Roman" w:cs="Times New Roman"/>
+          <w:sz w:val="28"/>
+          <w:szCs w:val="28"/>
+          <w:shd w:val="clear" w:color="auto" w:fill="FFFFFF"/>
+        </w:rPr>
+        <w:t xml:space="preserve"> GMT+3</w:t>
+      </w:r>
+      <w:r>
+        <w:rPr>
+          <w:rFonts w:ascii="Times New Roman" w:hAnsi="Times New Roman" w:cs="Times New Roman"/>
+          <w:sz w:val="28"/>
+          <w:szCs w:val="28"/>
+          <w:shd w:val="clear" w:color="auto" w:fill="FFFFFF"/>
+        </w:rPr>
+        <w:t>;</w:t>
+      </w:r>
+    </w:p>
+    <w:p>
+      <w:pPr>
+        <w:pStyle w:val="a3"/>
+        <w:numPr>
+          <w:ilvl w:val="3"/>
+          <w:numId w:val="14"/>
+        </w:numPr>
+        <w:spacing w:before="120" w:after="120" w:line="360" w:lineRule="auto"/>
+        <w:rPr>
+          <w:rFonts w:ascii="Times New Roman" w:hAnsi="Times New Roman" w:cs="Times New Roman"/>
+          <w:i/>
+          <w:iCs/>
+          <w:sz w:val="28"/>
+          <w:szCs w:val="28"/>
+        </w:rPr>
+      </w:pPr>
+      <w:r>
+        <w:rPr>
+          <w:rFonts w:ascii="Times New Roman" w:hAnsi="Times New Roman" w:cs="Times New Roman"/>
+          <w:sz w:val="28"/>
+          <w:szCs w:val="28"/>
+        </w:rPr>
+        <w:t>Правильность ключа</w:t>
+      </w:r>
+      <w:r>
+        <w:rPr>
+          <w:rFonts w:ascii="Times New Roman" w:hAnsi="Times New Roman" w:cs="Times New Roman"/>
+          <w:sz w:val="28"/>
+          <w:szCs w:val="28"/>
+        </w:rPr>
+        <w:t xml:space="preserve"> – </w:t>
+      </w:r>
+      <w:r>
+        <w:rPr>
+          <w:rFonts w:ascii="Times New Roman" w:hAnsi="Times New Roman" w:cs="Times New Roman"/>
+          <w:sz w:val="28"/>
+          <w:szCs w:val="28"/>
+        </w:rPr>
+        <w:t xml:space="preserve">алгоритм подписи ключа соответствует </w:t>
+      </w:r>
+      <w:r>
+        <w:rPr>
+          <w:rFonts w:ascii="Times New Roman" w:hAnsi="Times New Roman" w:cs="Times New Roman"/>
+          <w:sz w:val="28"/>
+          <w:szCs w:val="28"/>
+          <w:shd w:val="clear" w:color="auto" w:fill="FFFFFF"/>
+        </w:rPr>
+        <w:t xml:space="preserve">SHA-256 с шифрованием RSA - </w:t>
+      </w:r>
+      <w:r>
+        <w:rPr>
+          <w:rFonts w:ascii="Times New Roman" w:hAnsi="Times New Roman" w:cs="Times New Roman"/>
+          <w:sz w:val="28"/>
+          <w:szCs w:val="28"/>
+          <w:shd w:val="clear" w:color="auto" w:fill="FFFFFF"/>
+        </w:rPr>
+        <w:t>6b476db4e2cf1c9d9a6c0effc447b658910faf6dfe1ab9782f821ee38c6a840f</w:t>
+      </w:r>
+      <w:r>
+        <w:rPr>
+          <w:rFonts w:ascii="Times New Roman" w:hAnsi="Times New Roman" w:cs="Times New Roman"/>
+          <w:sz w:val="28"/>
+          <w:szCs w:val="28"/>
+          <w:shd w:val="clear" w:color="auto" w:fill="FFFFFF"/>
+        </w:rPr>
+        <w:t>, Сертификат содержит имя сервера, промежуточные сертификаты выставлены корректно;</w:t>
+      </w:r>
+    </w:p>
+    <w:p>
+      <w:pPr>
+        <w:pStyle w:val="a3"/>
+        <w:numPr>
+          <w:ilvl w:val="3"/>
+          <w:numId w:val="14"/>
+        </w:numPr>
+        <w:spacing w:before="120" w:after="120" w:line="360" w:lineRule="auto"/>
+        <w:rPr>
+          <w:rFonts w:ascii="Times New Roman" w:hAnsi="Times New Roman" w:cs="Times New Roman"/>
+          <w:i/>
+          <w:iCs/>
+          <w:sz w:val="28"/>
+          <w:szCs w:val="28"/>
+        </w:rPr>
+      </w:pPr>
+      <w:r>
+        <w:rPr>
+          <w:rFonts w:ascii="Times New Roman" w:hAnsi="Times New Roman" w:cs="Times New Roman"/>
+          <w:sz w:val="28"/>
+          <w:szCs w:val="28"/>
+        </w:rPr>
+        <w:t xml:space="preserve">Центр сертификации – </w:t>
+      </w:r>
+      <w:proofErr w:type="spellStart"/>
+      <w:r>
+        <w:rPr>
+          <w:rFonts w:ascii="Times New Roman" w:hAnsi="Times New Roman" w:cs="Times New Roman"/>
+          <w:sz w:val="28"/>
+          <w:szCs w:val="28"/>
+          <w:shd w:val="clear" w:color="auto" w:fill="FFFFFF"/>
+        </w:rPr>
+        <w:t>GlobalSign</w:t>
+      </w:r>
+      <w:proofErr w:type="spellEnd"/>
+      <w:r>
+        <w:rPr>
+          <w:rFonts w:ascii="Times New Roman" w:hAnsi="Times New Roman" w:cs="Times New Roman"/>
+          <w:sz w:val="28"/>
+          <w:szCs w:val="28"/>
+          <w:shd w:val="clear" w:color="auto" w:fill="FFFFFF"/>
+        </w:rPr>
+        <w:t xml:space="preserve"> GCC R3 DV TLS CA 2020</w:t>
+      </w:r>
+      <w:r>
+        <w:rPr>
+          <w:rFonts w:ascii="Times New Roman" w:hAnsi="Times New Roman" w:cs="Times New Roman"/>
+          <w:sz w:val="28"/>
+          <w:szCs w:val="28"/>
+        </w:rPr>
+        <w:t xml:space="preserve">, организация – </w:t>
+      </w:r>
+      <w:proofErr w:type="spellStart"/>
+      <w:r>
+        <w:rPr>
+          <w:rFonts w:ascii="Times New Roman" w:hAnsi="Times New Roman" w:cs="Times New Roman"/>
+          <w:sz w:val="28"/>
+          <w:szCs w:val="28"/>
+          <w:shd w:val="clear" w:color="auto" w:fill="FFFFFF"/>
+        </w:rPr>
+        <w:t>GlobalSign</w:t>
+      </w:r>
+      <w:proofErr w:type="spellEnd"/>
+      <w:r>
+        <w:rPr>
+          <w:rFonts w:ascii="Times New Roman" w:hAnsi="Times New Roman" w:cs="Times New Roman"/>
+          <w:sz w:val="28"/>
+          <w:szCs w:val="28"/>
+          <w:shd w:val="clear" w:color="auto" w:fill="FFFFFF"/>
+        </w:rPr>
+        <w:t xml:space="preserve"> </w:t>
+      </w:r>
+      <w:proofErr w:type="spellStart"/>
+      <w:r>
+        <w:rPr>
+          <w:rFonts w:ascii="Times New Roman" w:hAnsi="Times New Roman" w:cs="Times New Roman"/>
+          <w:sz w:val="28"/>
+          <w:szCs w:val="28"/>
+          <w:shd w:val="clear" w:color="auto" w:fill="FFFFFF"/>
+        </w:rPr>
+        <w:t>nv-sa</w:t>
+      </w:r>
+      <w:proofErr w:type="spellEnd"/>
+      <w:r>
+        <w:rPr>
+          <w:rFonts w:ascii="Times New Roman" w:hAnsi="Times New Roman" w:cs="Times New Roman"/>
+          <w:sz w:val="28"/>
+          <w:szCs w:val="28"/>
+        </w:rPr>
+        <w:t xml:space="preserve">, субъект - </w:t>
+      </w:r>
+      <w:r>
+        <w:rPr>
+          <w:rFonts w:ascii="Times New Roman" w:hAnsi="Times New Roman" w:cs="Times New Roman"/>
+          <w:sz w:val="28"/>
+          <w:szCs w:val="28"/>
+        </w:rPr>
+        <w:t>*</w:t>
+      </w:r>
+      <w:proofErr w:type="spellStart"/>
+      <w:r>
+        <w:rPr>
+          <w:rFonts w:ascii="Times New Roman" w:hAnsi="Times New Roman" w:cs="Times New Roman"/>
+          <w:sz w:val="28"/>
+          <w:szCs w:val="28"/>
+          <w:lang w:val="en-US"/>
+        </w:rPr>
+        <w:t>medsi</w:t>
+      </w:r>
+      <w:proofErr w:type="spellEnd"/>
+      <w:r>
+        <w:rPr>
+          <w:rFonts w:ascii="Times New Roman" w:hAnsi="Times New Roman" w:cs="Times New Roman"/>
+          <w:sz w:val="28"/>
+          <w:szCs w:val="28"/>
+        </w:rPr>
+        <w:t>.</w:t>
+      </w:r>
+      <w:proofErr w:type="spellStart"/>
+      <w:r>
+        <w:rPr>
+          <w:rFonts w:ascii="Times New Roman" w:hAnsi="Times New Roman" w:cs="Times New Roman"/>
+          <w:sz w:val="28"/>
+          <w:szCs w:val="28"/>
+          <w:lang w:val="en-US"/>
+        </w:rPr>
+        <w:t>ru</w:t>
+      </w:r>
+      <w:proofErr w:type="spellEnd"/>
+      <w:r>
+        <w:rPr>
+          <w:rFonts w:ascii="Times New Roman" w:hAnsi="Times New Roman" w:cs="Times New Roman"/>
+          <w:sz w:val="28"/>
+          <w:szCs w:val="28"/>
+        </w:rPr>
+        <w:t>;</w:t>
+      </w:r>
+    </w:p>
+    <w:p>
+      <w:pPr>
+        <w:pStyle w:val="a3"/>
+        <w:numPr>
+          <w:ilvl w:val="2"/>
+          <w:numId w:val="14"/>
+        </w:numPr>
+        <w:spacing w:before="120" w:after="120" w:line="360" w:lineRule="auto"/>
+        <w:rPr>
+          <w:rFonts w:ascii="Times New Roman" w:hAnsi="Times New Roman" w:cs="Times New Roman"/>
+          <w:i/>
+          <w:iCs/>
+          <w:sz w:val="28"/>
+          <w:szCs w:val="28"/>
+        </w:rPr>
+      </w:pPr>
+      <w:r>
+        <w:rPr>
+          <w:rFonts w:ascii="Times New Roman" w:hAnsi="Times New Roman" w:cs="Times New Roman"/>
+          <w:sz w:val="28"/>
+          <w:szCs w:val="28"/>
+        </w:rPr>
+        <w:t xml:space="preserve">Время установки соединения – </w:t>
+      </w:r>
+      <w:r>
+        <w:rPr>
+          <w:rFonts w:ascii="Times New Roman" w:hAnsi="Times New Roman" w:cs="Times New Roman"/>
+          <w:sz w:val="28"/>
+          <w:szCs w:val="28"/>
+          <w:lang w:val="en-US"/>
+        </w:rPr>
+        <w:t>7</w:t>
+      </w:r>
+      <w:proofErr w:type="spellStart"/>
+      <w:r>
+        <w:rPr>
+          <w:rFonts w:ascii="Times New Roman" w:hAnsi="Times New Roman" w:cs="Times New Roman"/>
+          <w:sz w:val="28"/>
+          <w:szCs w:val="28"/>
+        </w:rPr>
+        <w:t>мс</w:t>
+      </w:r>
+      <w:proofErr w:type="spellEnd"/>
+      <w:r>
+        <w:rPr>
+          <w:rFonts w:ascii="Times New Roman" w:hAnsi="Times New Roman" w:cs="Times New Roman"/>
+          <w:sz w:val="28"/>
+          <w:szCs w:val="28"/>
+        </w:rPr>
+        <w:t xml:space="preserve"> (</w:t>
+      </w:r>
+      <w:r>
+        <w:rPr>
+          <w:rFonts w:ascii="Times New Roman" w:hAnsi="Times New Roman" w:cs="Times New Roman"/>
+          <w:sz w:val="28"/>
+          <w:szCs w:val="28"/>
+          <w:lang w:val="en-US"/>
+        </w:rPr>
+        <w:t>12,674843700</w:t>
+      </w:r>
+      <w:r>
+        <w:rPr>
+          <w:rFonts w:ascii="Times New Roman" w:hAnsi="Times New Roman" w:cs="Times New Roman"/>
+          <w:sz w:val="28"/>
+          <w:szCs w:val="28"/>
+        </w:rPr>
+        <w:t xml:space="preserve"> – </w:t>
+      </w:r>
+      <w:r>
+        <w:rPr>
+          <w:rFonts w:ascii="Times New Roman" w:hAnsi="Times New Roman" w:cs="Times New Roman"/>
+          <w:sz w:val="28"/>
+          <w:szCs w:val="28"/>
+          <w:lang w:val="en-US"/>
+        </w:rPr>
+        <w:t>12,667144500</w:t>
+      </w:r>
+      <w:r>
+        <w:rPr>
+          <w:rFonts w:ascii="Times New Roman" w:hAnsi="Times New Roman" w:cs="Times New Roman"/>
+          <w:sz w:val="28"/>
+          <w:szCs w:val="28"/>
+        </w:rPr>
+        <w:t xml:space="preserve"> = 0</w:t>
+      </w:r>
+      <w:r>
+        <w:rPr>
+          <w:rFonts w:ascii="Times New Roman" w:hAnsi="Times New Roman" w:cs="Times New Roman"/>
+          <w:sz w:val="28"/>
+          <w:szCs w:val="28"/>
+          <w:lang w:val="en-US"/>
+        </w:rPr>
+        <w:t>,0076992</w:t>
+      </w:r>
+      <w:r>
+        <w:rPr>
+          <w:rFonts w:ascii="Times New Roman" w:hAnsi="Times New Roman" w:cs="Times New Roman"/>
+          <w:sz w:val="28"/>
+          <w:szCs w:val="28"/>
+        </w:rPr>
+        <w:t>).</w:t>
+      </w:r>
+      <w:r>
+        <w:rPr>
+          <w:rFonts w:ascii="Times New Roman" w:hAnsi="Times New Roman" w:cs="Times New Roman"/>
+          <w:sz w:val="28"/>
+          <w:szCs w:val="28"/>
+        </w:rPr>
+        <w:br/>
+      </w:r>
+      <w:r>
+        <w:rPr>
+          <w:rFonts w:ascii="Times New Roman" w:hAnsi="Times New Roman" w:cs="Times New Roman"/>
+          <w:sz w:val="28"/>
+          <w:szCs w:val="28"/>
+        </w:rPr>
+        <w:drawing>
+          <wp:inline distT="0" distB="0" distL="0" distR="0" wp14:anchorId="256B5F15" wp14:editId="49D5D15D">
+            <wp:extent cx="5391150" cy="623208"/>
+            <wp:effectExtent l="0" t="0" r="0" b="5715"/>
+            <wp:docPr id="10" name="Рисунок 10"/>
+            <wp:cNvGraphicFramePr>
+              <a:graphicFrameLocks xmlns:a="http://schemas.openxmlformats.org/drawingml/2006/main" noChangeAspect="1"/>
+            </wp:cNvGraphicFramePr>
+            <a:graphic xmlns:a="http://schemas.openxmlformats.org/drawingml/2006/main">
+              <a:graphicData uri="http://schemas.openxmlformats.org/drawingml/2006/picture">
+                <pic:pic xmlns:pic="http://schemas.openxmlformats.org/drawingml/2006/picture">
+                  <pic:nvPicPr>
+                    <pic:cNvPr id="1" name=""/>
+                    <pic:cNvPicPr/>
+                  </pic:nvPicPr>
+                  <pic:blipFill>
+                    <a:blip r:embed="rId15"/>
+                    <a:stretch>
+                      <a:fillRect/>
+                    </a:stretch>
+                  </pic:blipFill>
+                  <pic:spPr>
+                    <a:xfrm>
+                      <a:off x="0" y="0"/>
+                      <a:ext cx="5643470" cy="652376"/>
+                    </a:xfrm>
+                    <a:prstGeom prst="rect">
+                      <a:avLst/>
+                    </a:prstGeom>
+                  </pic:spPr>
+                </pic:pic>
+              </a:graphicData>
+            </a:graphic>
+          </wp:inline>
+        </w:drawing>
+      </w:r>
+      <w:r>
+        <w:rPr>
+          <w:rFonts w:ascii="Times New Roman" w:hAnsi="Times New Roman" w:cs="Times New Roman"/>
+          <w:sz w:val="28"/>
+          <w:szCs w:val="28"/>
+        </w:rPr>
+        <w:br/>
+      </w:r>
+    </w:p>
+    <w:p>
+      <w:pPr>
+        <w:pStyle w:val="a3"/>
+        <w:numPr>
+          <w:ilvl w:val="1"/>
+          <w:numId w:val="14"/>
+        </w:numPr>
+        <w:spacing w:before="120" w:after="120" w:line="360" w:lineRule="auto"/>
+        <w:rPr>
+          <w:rFonts w:ascii="Times New Roman" w:hAnsi="Times New Roman" w:cs="Times New Roman"/>
+          <w:i/>
+          <w:iCs/>
+          <w:sz w:val="28"/>
+          <w:szCs w:val="28"/>
+        </w:rPr>
+      </w:pPr>
+      <w:r>
+        <w:rPr>
+          <w:rFonts w:ascii="Times New Roman" w:hAnsi="Times New Roman" w:cs="Times New Roman"/>
+          <w:sz w:val="28"/>
+          <w:szCs w:val="28"/>
+        </w:rPr>
+        <w:t>Третьим веб-сервером рассмотрим ЕМИАС (</w:t>
+      </w:r>
+      <w:hyperlink r:id="rId16" w:history="1">
+        <w:r>
+          <w:rPr>
+            <w:rStyle w:val="a4"/>
+            <w:rFonts w:ascii="Times New Roman" w:hAnsi="Times New Roman" w:cs="Times New Roman"/>
+            <w:sz w:val="28"/>
+            <w:szCs w:val="28"/>
+          </w:rPr>
+          <w:t>https://emias.mos.ru/</w:t>
+        </w:r>
+      </w:hyperlink>
+      <w:r>
+        <w:rPr>
+          <w:rFonts w:ascii="Times New Roman" w:hAnsi="Times New Roman" w:cs="Times New Roman"/>
+          <w:sz w:val="28"/>
+          <w:szCs w:val="28"/>
+        </w:rPr>
+        <w:t>)</w:t>
+      </w:r>
+      <w:r>
+        <w:rPr>
+          <w:rFonts w:ascii="Times New Roman" w:hAnsi="Times New Roman" w:cs="Times New Roman"/>
+          <w:sz w:val="28"/>
+          <w:szCs w:val="28"/>
+        </w:rPr>
+        <w:t>:</w:t>
+      </w:r>
+    </w:p>
+    <w:p>
+      <w:pPr>
+        <w:pStyle w:val="a3"/>
+        <w:numPr>
+          <w:ilvl w:val="2"/>
+          <w:numId w:val="14"/>
+        </w:numPr>
+        <w:spacing w:before="120" w:after="120" w:line="360" w:lineRule="auto"/>
+        <w:rPr>
+          <w:rFonts w:ascii="Times New Roman" w:hAnsi="Times New Roman" w:cs="Times New Roman"/>
+          <w:i/>
+          <w:iCs/>
+          <w:sz w:val="28"/>
+          <w:szCs w:val="28"/>
+        </w:rPr>
+      </w:pPr>
+      <w:r>
+        <w:rPr>
+          <w:rFonts w:ascii="Times New Roman" w:hAnsi="Times New Roman" w:cs="Times New Roman"/>
+          <w:sz w:val="28"/>
+          <w:szCs w:val="28"/>
+        </w:rPr>
+        <w:lastRenderedPageBreak/>
+        <w:t>Имя сервера</w:t>
+      </w:r>
+      <w:r>
+        <w:rPr>
+          <w:rFonts w:ascii="Times New Roman" w:hAnsi="Times New Roman" w:cs="Times New Roman"/>
+          <w:sz w:val="28"/>
+          <w:szCs w:val="28"/>
+        </w:rPr>
+        <w:t xml:space="preserve"> (</w:t>
+      </w:r>
+      <w:r>
+        <w:rPr>
+          <w:rFonts w:ascii="Times New Roman" w:hAnsi="Times New Roman" w:cs="Times New Roman"/>
+          <w:sz w:val="28"/>
+          <w:szCs w:val="28"/>
+        </w:rPr>
+        <w:t>характеристики</w:t>
+      </w:r>
+      <w:r>
+        <w:rPr>
+          <w:rFonts w:ascii="Times New Roman" w:hAnsi="Times New Roman" w:cs="Times New Roman"/>
+          <w:sz w:val="28"/>
+          <w:szCs w:val="28"/>
+        </w:rPr>
+        <w:t>)</w:t>
+      </w:r>
+      <w:r>
+        <w:rPr>
+          <w:rFonts w:ascii="Times New Roman" w:hAnsi="Times New Roman" w:cs="Times New Roman"/>
+          <w:sz w:val="28"/>
+          <w:szCs w:val="28"/>
+        </w:rPr>
+        <w:t xml:space="preserve"> – *</w:t>
+      </w:r>
+      <w:proofErr w:type="spellStart"/>
+      <w:r>
+        <w:rPr>
+          <w:rFonts w:ascii="Times New Roman" w:hAnsi="Times New Roman" w:cs="Times New Roman"/>
+          <w:sz w:val="28"/>
+          <w:szCs w:val="28"/>
+          <w:lang w:val="en-US"/>
+        </w:rPr>
+        <w:t>emias</w:t>
+      </w:r>
+      <w:proofErr w:type="spellEnd"/>
+      <w:r>
+        <w:rPr>
+          <w:rFonts w:ascii="Times New Roman" w:hAnsi="Times New Roman" w:cs="Times New Roman"/>
+          <w:sz w:val="28"/>
+          <w:szCs w:val="28"/>
+        </w:rPr>
+        <w:t>.</w:t>
+      </w:r>
+      <w:proofErr w:type="spellStart"/>
+      <w:r>
+        <w:rPr>
+          <w:rFonts w:ascii="Times New Roman" w:hAnsi="Times New Roman" w:cs="Times New Roman"/>
+          <w:sz w:val="28"/>
+          <w:szCs w:val="28"/>
+          <w:lang w:val="en-US"/>
+        </w:rPr>
+        <w:t>mos</w:t>
+      </w:r>
+      <w:proofErr w:type="spellEnd"/>
+      <w:r>
+        <w:rPr>
+          <w:rFonts w:ascii="Times New Roman" w:hAnsi="Times New Roman" w:cs="Times New Roman"/>
+          <w:sz w:val="28"/>
+          <w:szCs w:val="28"/>
+        </w:rPr>
+        <w:t>.</w:t>
+      </w:r>
+      <w:proofErr w:type="spellStart"/>
+      <w:r>
+        <w:rPr>
+          <w:rFonts w:ascii="Times New Roman" w:hAnsi="Times New Roman" w:cs="Times New Roman"/>
+          <w:sz w:val="28"/>
+          <w:szCs w:val="28"/>
+          <w:lang w:val="en-US"/>
+        </w:rPr>
+        <w:t>ru</w:t>
+      </w:r>
+      <w:proofErr w:type="spellEnd"/>
+      <w:r>
+        <w:rPr>
+          <w:rFonts w:ascii="Times New Roman" w:hAnsi="Times New Roman" w:cs="Times New Roman"/>
+          <w:sz w:val="28"/>
+          <w:szCs w:val="28"/>
+        </w:rPr>
+        <w:t xml:space="preserve">, </w:t>
+      </w:r>
+      <w:r>
+        <w:rPr>
+          <w:rFonts w:ascii="Times New Roman" w:hAnsi="Times New Roman" w:cs="Times New Roman"/>
+          <w:sz w:val="28"/>
+          <w:szCs w:val="28"/>
+        </w:rPr>
+        <w:t>82.202.189.125</w:t>
+      </w:r>
+      <w:r>
+        <w:rPr>
+          <w:rFonts w:ascii="Times New Roman" w:hAnsi="Times New Roman" w:cs="Times New Roman"/>
+          <w:sz w:val="28"/>
+          <w:szCs w:val="28"/>
+        </w:rPr>
+        <w:t>,</w:t>
+      </w:r>
+      <w:r>
+        <w:rPr>
+          <w:rFonts w:ascii="Times New Roman" w:hAnsi="Times New Roman" w:cs="Times New Roman"/>
+          <w:sz w:val="28"/>
+          <w:szCs w:val="28"/>
+        </w:rPr>
+        <w:t xml:space="preserve"> </w:t>
+      </w:r>
+      <w:r>
+        <w:rPr>
+          <w:rFonts w:ascii="Times New Roman" w:hAnsi="Times New Roman" w:cs="Times New Roman"/>
+          <w:sz w:val="28"/>
+          <w:szCs w:val="28"/>
+        </w:rPr>
+        <w:t>государственная принадлежность организации</w:t>
+      </w:r>
+      <w:r>
+        <w:rPr>
+          <w:rFonts w:ascii="Times New Roman" w:hAnsi="Times New Roman" w:cs="Times New Roman"/>
+          <w:sz w:val="28"/>
+          <w:szCs w:val="28"/>
+        </w:rPr>
+        <w:t>;</w:t>
+      </w:r>
+    </w:p>
+    <w:p>
+      <w:pPr>
+        <w:pStyle w:val="a3"/>
+        <w:numPr>
+          <w:ilvl w:val="2"/>
+          <w:numId w:val="14"/>
+        </w:numPr>
+        <w:spacing w:before="120" w:after="120" w:line="360" w:lineRule="auto"/>
+        <w:rPr>
+          <w:rFonts w:ascii="Times New Roman" w:hAnsi="Times New Roman" w:cs="Times New Roman"/>
+          <w:i/>
+          <w:iCs/>
+          <w:sz w:val="28"/>
+          <w:szCs w:val="28"/>
+        </w:rPr>
+      </w:pPr>
+      <w:r>
+        <w:rPr>
+          <w:rFonts w:ascii="Times New Roman" w:hAnsi="Times New Roman" w:cs="Times New Roman"/>
+          <w:sz w:val="28"/>
+          <w:szCs w:val="28"/>
+        </w:rPr>
+        <w:t xml:space="preserve">Версия </w:t>
+      </w:r>
+      <w:r>
+        <w:rPr>
+          <w:rFonts w:ascii="Times New Roman" w:hAnsi="Times New Roman" w:cs="Times New Roman"/>
+          <w:sz w:val="28"/>
+          <w:szCs w:val="28"/>
+          <w:lang w:val="en-US"/>
+        </w:rPr>
+        <w:t>TLS</w:t>
+      </w:r>
+      <w:r>
+        <w:rPr>
+          <w:rFonts w:ascii="Times New Roman" w:hAnsi="Times New Roman" w:cs="Times New Roman"/>
+          <w:sz w:val="28"/>
+          <w:szCs w:val="28"/>
+        </w:rPr>
+        <w:t xml:space="preserve"> – 1</w:t>
+      </w:r>
+      <w:r>
+        <w:rPr>
+          <w:rFonts w:ascii="Times New Roman" w:hAnsi="Times New Roman" w:cs="Times New Roman"/>
+          <w:sz w:val="28"/>
+          <w:szCs w:val="28"/>
+          <w:lang w:val="en-US"/>
+        </w:rPr>
+        <w:t>.</w:t>
+      </w:r>
+      <w:r>
+        <w:rPr>
+          <w:rFonts w:ascii="Times New Roman" w:hAnsi="Times New Roman" w:cs="Times New Roman"/>
+          <w:sz w:val="28"/>
+          <w:szCs w:val="28"/>
+        </w:rPr>
+        <w:t>2</w:t>
+      </w:r>
+      <w:r>
+        <w:rPr>
+          <w:rFonts w:ascii="Times New Roman" w:hAnsi="Times New Roman" w:cs="Times New Roman"/>
+          <w:sz w:val="28"/>
+          <w:szCs w:val="28"/>
+          <w:lang w:val="en-US"/>
+        </w:rPr>
+        <w:t>;</w:t>
+      </w:r>
+    </w:p>
+    <w:p>
+      <w:pPr>
+        <w:pStyle w:val="a3"/>
+        <w:numPr>
+          <w:ilvl w:val="2"/>
+          <w:numId w:val="14"/>
+        </w:numPr>
+        <w:spacing w:before="120" w:after="120" w:line="360" w:lineRule="auto"/>
+        <w:rPr>
+          <w:rFonts w:ascii="Times New Roman" w:hAnsi="Times New Roman" w:cs="Times New Roman"/>
+          <w:i/>
+          <w:iCs/>
+          <w:sz w:val="28"/>
+          <w:szCs w:val="28"/>
+        </w:rPr>
+      </w:pPr>
+      <w:r>
+        <w:rPr>
+          <w:rFonts w:ascii="Times New Roman" w:hAnsi="Times New Roman" w:cs="Times New Roman"/>
+          <w:sz w:val="28"/>
+          <w:szCs w:val="28"/>
+        </w:rPr>
+        <w:t>Выбранные алгоритмы шифрования –</w:t>
+      </w:r>
+      <w:r>
+        <w:rPr>
+          <w:rFonts w:ascii="Times New Roman" w:hAnsi="Times New Roman" w:cs="Times New Roman"/>
+          <w:sz w:val="28"/>
+          <w:szCs w:val="28"/>
+        </w:rPr>
+        <w:t xml:space="preserve"> </w:t>
+      </w:r>
+      <w:r>
+        <w:rPr>
+          <w:rFonts w:ascii="Times New Roman" w:hAnsi="Times New Roman" w:cs="Times New Roman"/>
+          <w:sz w:val="28"/>
+          <w:szCs w:val="28"/>
+          <w:lang w:val="en-US"/>
+        </w:rPr>
+        <w:t>TLS</w:t>
+      </w:r>
+      <w:r>
+        <w:rPr>
+          <w:rFonts w:ascii="Times New Roman" w:hAnsi="Times New Roman" w:cs="Times New Roman"/>
+          <w:sz w:val="28"/>
+          <w:szCs w:val="28"/>
+        </w:rPr>
+        <w:t>_</w:t>
+      </w:r>
+      <w:r>
+        <w:rPr>
+          <w:rFonts w:ascii="Times New Roman" w:hAnsi="Times New Roman" w:cs="Times New Roman"/>
+          <w:sz w:val="28"/>
+          <w:szCs w:val="28"/>
+          <w:lang w:val="en-US"/>
+        </w:rPr>
+        <w:t>ECDHE</w:t>
+      </w:r>
+      <w:r>
+        <w:rPr>
+          <w:rFonts w:ascii="Times New Roman" w:hAnsi="Times New Roman" w:cs="Times New Roman"/>
+          <w:sz w:val="28"/>
+          <w:szCs w:val="28"/>
+        </w:rPr>
+        <w:t>_</w:t>
+      </w:r>
+      <w:r>
+        <w:rPr>
+          <w:rFonts w:ascii="Times New Roman" w:hAnsi="Times New Roman" w:cs="Times New Roman"/>
+          <w:sz w:val="28"/>
+          <w:szCs w:val="28"/>
+          <w:lang w:val="en-US"/>
+        </w:rPr>
+        <w:t>RSA</w:t>
+      </w:r>
+      <w:r>
+        <w:rPr>
+          <w:rFonts w:ascii="Times New Roman" w:hAnsi="Times New Roman" w:cs="Times New Roman"/>
+          <w:sz w:val="28"/>
+          <w:szCs w:val="28"/>
+        </w:rPr>
+        <w:t>_</w:t>
+      </w:r>
+      <w:r>
+        <w:rPr>
+          <w:rFonts w:ascii="Times New Roman" w:hAnsi="Times New Roman" w:cs="Times New Roman"/>
+          <w:sz w:val="28"/>
+          <w:szCs w:val="28"/>
+          <w:lang w:val="en-US"/>
+        </w:rPr>
+        <w:t>WITH</w:t>
+      </w:r>
+      <w:r>
+        <w:rPr>
+          <w:rFonts w:ascii="Times New Roman" w:hAnsi="Times New Roman" w:cs="Times New Roman"/>
+          <w:sz w:val="28"/>
+          <w:szCs w:val="28"/>
+        </w:rPr>
+        <w:t>_</w:t>
+      </w:r>
+      <w:r>
+        <w:rPr>
+          <w:rFonts w:ascii="Times New Roman" w:hAnsi="Times New Roman" w:cs="Times New Roman"/>
+          <w:sz w:val="28"/>
+          <w:szCs w:val="28"/>
+          <w:lang w:val="en-US"/>
+        </w:rPr>
+        <w:t>AES</w:t>
+      </w:r>
+      <w:r>
+        <w:rPr>
+          <w:rFonts w:ascii="Times New Roman" w:hAnsi="Times New Roman" w:cs="Times New Roman"/>
+          <w:sz w:val="28"/>
+          <w:szCs w:val="28"/>
+        </w:rPr>
+        <w:t>_256_</w:t>
+      </w:r>
+      <w:r>
+        <w:rPr>
+          <w:rFonts w:ascii="Times New Roman" w:hAnsi="Times New Roman" w:cs="Times New Roman"/>
+          <w:sz w:val="28"/>
+          <w:szCs w:val="28"/>
+          <w:lang w:val="en-US"/>
+        </w:rPr>
+        <w:t>GCM</w:t>
+      </w:r>
+      <w:r>
+        <w:rPr>
+          <w:rFonts w:ascii="Times New Roman" w:hAnsi="Times New Roman" w:cs="Times New Roman"/>
+          <w:sz w:val="28"/>
+          <w:szCs w:val="28"/>
+        </w:rPr>
+        <w:t>_</w:t>
+      </w:r>
+      <w:r>
+        <w:rPr>
+          <w:rFonts w:ascii="Times New Roman" w:hAnsi="Times New Roman" w:cs="Times New Roman"/>
+          <w:sz w:val="28"/>
+          <w:szCs w:val="28"/>
+          <w:lang w:val="en-US"/>
+        </w:rPr>
+        <w:t>SHA</w:t>
+      </w:r>
+      <w:r>
+        <w:rPr>
+          <w:rFonts w:ascii="Times New Roman" w:hAnsi="Times New Roman" w:cs="Times New Roman"/>
+          <w:sz w:val="28"/>
+          <w:szCs w:val="28"/>
+        </w:rPr>
+        <w:t>384</w:t>
+      </w:r>
+      <w:r>
+        <w:rPr>
+          <w:rFonts w:ascii="Times New Roman" w:hAnsi="Times New Roman" w:cs="Times New Roman"/>
+          <w:sz w:val="28"/>
+          <w:szCs w:val="28"/>
+        </w:rPr>
+        <w:t>:</w:t>
+      </w:r>
+    </w:p>
+    <w:p>
+      <w:pPr>
+        <w:pStyle w:val="a3"/>
+        <w:numPr>
+          <w:ilvl w:val="3"/>
+          <w:numId w:val="14"/>
+        </w:numPr>
+        <w:spacing w:before="120" w:after="120" w:line="360" w:lineRule="auto"/>
+        <w:rPr>
+          <w:rFonts w:ascii="Times New Roman" w:hAnsi="Times New Roman" w:cs="Times New Roman"/>
+          <w:i/>
+          <w:iCs/>
+          <w:sz w:val="28"/>
+          <w:szCs w:val="28"/>
+        </w:rPr>
+      </w:pPr>
+      <w:r>
+        <w:rPr>
+          <w:rFonts w:ascii="Times New Roman" w:hAnsi="Times New Roman" w:cs="Times New Roman"/>
+          <w:sz w:val="28"/>
+          <w:szCs w:val="28"/>
+          <w:lang w:val="en-US"/>
+        </w:rPr>
+        <w:t>ECDHE</w:t>
+      </w:r>
+      <w:r>
+        <w:rPr>
+          <w:rFonts w:ascii="Times New Roman" w:hAnsi="Times New Roman" w:cs="Times New Roman"/>
+          <w:sz w:val="28"/>
+          <w:szCs w:val="28"/>
+        </w:rPr>
+        <w:t xml:space="preserve"> – </w:t>
+      </w:r>
+      <w:r>
+        <w:rPr>
+          <w:rFonts w:ascii="Times New Roman" w:hAnsi="Times New Roman" w:cs="Times New Roman"/>
+          <w:sz w:val="28"/>
+          <w:szCs w:val="28"/>
+        </w:rPr>
+        <w:t>алгоритм обмена ключами за счёт временных ключей на эллиптических кривых;</w:t>
+      </w:r>
+    </w:p>
+    <w:p>
+      <w:pPr>
+        <w:pStyle w:val="a3"/>
+        <w:numPr>
+          <w:ilvl w:val="3"/>
+          <w:numId w:val="14"/>
+        </w:numPr>
+        <w:spacing w:before="120" w:after="120" w:line="360" w:lineRule="auto"/>
+        <w:rPr>
+          <w:rFonts w:ascii="Times New Roman" w:hAnsi="Times New Roman" w:cs="Times New Roman"/>
+          <w:i/>
+          <w:iCs/>
+          <w:sz w:val="28"/>
+          <w:szCs w:val="28"/>
+        </w:rPr>
+      </w:pPr>
+      <w:r>
+        <w:rPr>
+          <w:rFonts w:ascii="Times New Roman" w:hAnsi="Times New Roman" w:cs="Times New Roman"/>
+          <w:sz w:val="28"/>
+          <w:szCs w:val="28"/>
+          <w:lang w:val="en-US"/>
+        </w:rPr>
+        <w:t xml:space="preserve">RSA – </w:t>
+      </w:r>
+      <w:r>
+        <w:rPr>
+          <w:rFonts w:ascii="Times New Roman" w:hAnsi="Times New Roman" w:cs="Times New Roman"/>
+          <w:sz w:val="28"/>
+          <w:szCs w:val="28"/>
+        </w:rPr>
+        <w:t>алгоритм аутентификации сервера;</w:t>
+      </w:r>
+    </w:p>
+    <w:p>
+      <w:pPr>
+        <w:pStyle w:val="a3"/>
+        <w:numPr>
+          <w:ilvl w:val="3"/>
+          <w:numId w:val="14"/>
+        </w:numPr>
+        <w:spacing w:before="120" w:after="120" w:line="360" w:lineRule="auto"/>
+        <w:rPr>
+          <w:rFonts w:ascii="Times New Roman" w:hAnsi="Times New Roman" w:cs="Times New Roman"/>
+          <w:i/>
+          <w:iCs/>
+          <w:sz w:val="28"/>
+          <w:szCs w:val="28"/>
+        </w:rPr>
+      </w:pPr>
+      <w:r>
+        <w:rPr>
+          <w:rFonts w:ascii="Times New Roman" w:hAnsi="Times New Roman" w:cs="Times New Roman"/>
+          <w:sz w:val="28"/>
+          <w:szCs w:val="28"/>
+          <w:lang w:val="en-US"/>
+        </w:rPr>
+        <w:t>AES</w:t>
+      </w:r>
+      <w:r>
+        <w:rPr>
+          <w:rFonts w:ascii="Times New Roman" w:hAnsi="Times New Roman" w:cs="Times New Roman"/>
+          <w:sz w:val="28"/>
+          <w:szCs w:val="28"/>
+        </w:rPr>
+        <w:t>_256</w:t>
+      </w:r>
+      <w:r>
+        <w:rPr>
+          <w:rFonts w:ascii="Times New Roman" w:hAnsi="Times New Roman" w:cs="Times New Roman"/>
+          <w:sz w:val="28"/>
+          <w:szCs w:val="28"/>
+        </w:rPr>
+        <w:t>_</w:t>
+      </w:r>
+      <w:r>
+        <w:rPr>
+          <w:rFonts w:ascii="Times New Roman" w:hAnsi="Times New Roman" w:cs="Times New Roman"/>
+          <w:sz w:val="28"/>
+          <w:szCs w:val="28"/>
+          <w:lang w:val="en-US"/>
+        </w:rPr>
+        <w:t>GSM</w:t>
+      </w:r>
+      <w:r>
+        <w:rPr>
+          <w:rFonts w:ascii="Times New Roman" w:hAnsi="Times New Roman" w:cs="Times New Roman"/>
+          <w:sz w:val="28"/>
+          <w:szCs w:val="28"/>
+        </w:rPr>
+        <w:t xml:space="preserve"> – </w:t>
+      </w:r>
+      <w:r>
+        <w:rPr>
+          <w:rFonts w:ascii="Times New Roman" w:hAnsi="Times New Roman" w:cs="Times New Roman"/>
+          <w:sz w:val="28"/>
+          <w:szCs w:val="28"/>
+        </w:rPr>
+        <w:t>алгоритм симметричного шифрования (</w:t>
+      </w:r>
+      <w:r>
+        <w:rPr>
+          <w:rFonts w:ascii="Times New Roman" w:hAnsi="Times New Roman" w:cs="Times New Roman"/>
+          <w:sz w:val="28"/>
+          <w:szCs w:val="28"/>
+          <w:lang w:val="en-US"/>
+        </w:rPr>
+        <w:t>AES</w:t>
+      </w:r>
+      <w:r>
+        <w:rPr>
+          <w:rFonts w:ascii="Times New Roman" w:hAnsi="Times New Roman" w:cs="Times New Roman"/>
+          <w:sz w:val="28"/>
+          <w:szCs w:val="28"/>
+        </w:rPr>
+        <w:t xml:space="preserve"> </w:t>
+      </w:r>
+      <w:r>
+        <w:rPr>
+          <w:rFonts w:ascii="Times New Roman" w:hAnsi="Times New Roman" w:cs="Times New Roman"/>
+          <w:sz w:val="28"/>
+          <w:szCs w:val="28"/>
+        </w:rPr>
+        <w:t xml:space="preserve">с ключом 256 бит в режиме </w:t>
+      </w:r>
+      <w:r>
+        <w:rPr>
+          <w:rFonts w:ascii="Times New Roman" w:hAnsi="Times New Roman" w:cs="Times New Roman"/>
+          <w:sz w:val="28"/>
+          <w:szCs w:val="28"/>
+          <w:lang w:val="en-US"/>
+        </w:rPr>
+        <w:t>GCM</w:t>
+      </w:r>
+      <w:r>
+        <w:rPr>
+          <w:rFonts w:ascii="Times New Roman" w:hAnsi="Times New Roman" w:cs="Times New Roman"/>
+          <w:sz w:val="28"/>
+          <w:szCs w:val="28"/>
+        </w:rPr>
+        <w:t>);</w:t>
+      </w:r>
+    </w:p>
+    <w:p>
+      <w:pPr>
+        <w:pStyle w:val="a3"/>
+        <w:numPr>
+          <w:ilvl w:val="3"/>
+          <w:numId w:val="14"/>
+        </w:numPr>
+        <w:spacing w:before="120" w:after="120" w:line="360" w:lineRule="auto"/>
+        <w:rPr>
+          <w:rFonts w:ascii="Times New Roman" w:hAnsi="Times New Roman" w:cs="Times New Roman"/>
+          <w:i/>
+          <w:iCs/>
+          <w:sz w:val="28"/>
+          <w:szCs w:val="28"/>
+        </w:rPr>
+      </w:pPr>
+      <w:r>
+        <w:rPr>
+          <w:rFonts w:ascii="Times New Roman" w:hAnsi="Times New Roman" w:cs="Times New Roman"/>
+          <w:sz w:val="28"/>
+          <w:szCs w:val="28"/>
+          <w:lang w:val="en-US"/>
+        </w:rPr>
+        <w:t>SHA</w:t>
+      </w:r>
+      <w:r>
+        <w:rPr>
+          <w:rFonts w:ascii="Times New Roman" w:hAnsi="Times New Roman" w:cs="Times New Roman"/>
+          <w:sz w:val="28"/>
+          <w:szCs w:val="28"/>
+        </w:rPr>
+        <w:t xml:space="preserve">384 – </w:t>
+      </w:r>
+      <w:r>
+        <w:rPr>
+          <w:rFonts w:ascii="Times New Roman" w:hAnsi="Times New Roman" w:cs="Times New Roman"/>
+          <w:sz w:val="28"/>
+          <w:szCs w:val="28"/>
+        </w:rPr>
+        <w:t xml:space="preserve">алгоритм хеширования для </w:t>
+      </w:r>
+      <w:r>
+        <w:rPr>
+          <w:rFonts w:ascii="Times New Roman" w:hAnsi="Times New Roman" w:cs="Times New Roman"/>
+          <w:sz w:val="28"/>
+          <w:szCs w:val="28"/>
+          <w:lang w:val="en-US"/>
+        </w:rPr>
+        <w:t>HMAC</w:t>
+      </w:r>
+      <w:r>
+        <w:rPr>
+          <w:rFonts w:ascii="Times New Roman" w:hAnsi="Times New Roman" w:cs="Times New Roman"/>
+          <w:sz w:val="28"/>
+          <w:szCs w:val="28"/>
+        </w:rPr>
+        <w:t>/</w:t>
+      </w:r>
+      <w:r>
+        <w:rPr>
+          <w:rFonts w:ascii="Times New Roman" w:hAnsi="Times New Roman" w:cs="Times New Roman"/>
+          <w:sz w:val="28"/>
+          <w:szCs w:val="28"/>
+          <w:lang w:val="en-US"/>
+        </w:rPr>
+        <w:t>PRF</w:t>
+      </w:r>
+      <w:r>
+        <w:rPr>
+          <w:rFonts w:ascii="Times New Roman" w:hAnsi="Times New Roman" w:cs="Times New Roman"/>
+          <w:sz w:val="28"/>
+          <w:szCs w:val="28"/>
+        </w:rPr>
+        <w:t>;</w:t>
+      </w:r>
+      <w:r>
+        <w:rPr>
+          <w:rFonts w:ascii="Times New Roman" w:hAnsi="Times New Roman" w:cs="Times New Roman"/>
+          <w:sz w:val="28"/>
+          <w:szCs w:val="28"/>
+        </w:rPr>
+        <w:br/>
+      </w:r>
+      <w:r>
+        <w:rPr>
+          <w:rFonts w:ascii="Times New Roman" w:hAnsi="Times New Roman" w:cs="Times New Roman"/>
+          <w:sz w:val="28"/>
+          <w:szCs w:val="28"/>
+        </w:rPr>
+        <w:drawing>
+          <wp:inline distT="0" distB="0" distL="0" distR="0" wp14:anchorId="47F8703D" wp14:editId="33C8052C">
+            <wp:extent cx="4705350" cy="1799194"/>
+            <wp:effectExtent l="0" t="0" r="0" b="0"/>
+            <wp:docPr id="14" name="Рисунок 14"/>
+            <wp:cNvGraphicFramePr>
+              <a:graphicFrameLocks xmlns:a="http://schemas.openxmlformats.org/drawingml/2006/main" noChangeAspect="1"/>
+            </wp:cNvGraphicFramePr>
+            <a:graphic xmlns:a="http://schemas.openxmlformats.org/drawingml/2006/main">
+              <a:graphicData uri="http://schemas.openxmlformats.org/drawingml/2006/picture">
+                <pic:pic xmlns:pic="http://schemas.openxmlformats.org/drawingml/2006/picture">
+                  <pic:nvPicPr>
+                    <pic:cNvPr id="1" name=""/>
+                    <pic:cNvPicPr/>
+                  </pic:nvPicPr>
+                  <pic:blipFill>
+                    <a:blip r:embed="rId17"/>
+                    <a:stretch>
+                      <a:fillRect/>
+                    </a:stretch>
+                  </pic:blipFill>
+                  <pic:spPr>
+                    <a:xfrm>
+                      <a:off x="0" y="0"/>
+                      <a:ext cx="4740059" cy="1812466"/>
+                    </a:xfrm>
+                    <a:prstGeom prst="rect">
+                      <a:avLst/>
+                    </a:prstGeom>
+                  </pic:spPr>
+                </pic:pic>
+              </a:graphicData>
+            </a:graphic>
+          </wp:inline>
+        </w:drawing>
+      </w:r>
+      <w:r>
+        <w:rPr>
+          <w:rFonts w:ascii="Times New Roman" w:hAnsi="Times New Roman" w:cs="Times New Roman"/>
+          <w:sz w:val="28"/>
+          <w:szCs w:val="28"/>
+        </w:rPr>
+        <w:br/>
+      </w:r>
+    </w:p>
+    <w:p>
+      <w:pPr>
+        <w:pStyle w:val="a3"/>
+        <w:numPr>
+          <w:ilvl w:val="2"/>
+          <w:numId w:val="14"/>
+        </w:numPr>
+        <w:spacing w:before="120" w:after="120" w:line="360" w:lineRule="auto"/>
+        <w:rPr>
+          <w:rFonts w:ascii="Times New Roman" w:hAnsi="Times New Roman" w:cs="Times New Roman"/>
+          <w:i/>
+          <w:iCs/>
+          <w:sz w:val="28"/>
+          <w:szCs w:val="28"/>
+        </w:rPr>
+      </w:pPr>
+      <w:r>
+        <w:rPr>
+          <w:rFonts w:ascii="Times New Roman" w:hAnsi="Times New Roman" w:cs="Times New Roman"/>
+          <w:sz w:val="28"/>
+          <w:szCs w:val="28"/>
+        </w:rPr>
+        <w:t>Полученный сертификат:</w:t>
+      </w:r>
+    </w:p>
+    <w:p>
+      <w:pPr>
+        <w:pStyle w:val="a3"/>
+        <w:numPr>
+          <w:ilvl w:val="3"/>
+          <w:numId w:val="14"/>
+        </w:numPr>
+        <w:spacing w:before="120" w:after="120" w:line="360" w:lineRule="auto"/>
+        <w:rPr>
+          <w:rFonts w:ascii="Times New Roman" w:hAnsi="Times New Roman" w:cs="Times New Roman"/>
+          <w:i/>
+          <w:iCs/>
+          <w:sz w:val="28"/>
+          <w:szCs w:val="28"/>
+        </w:rPr>
+      </w:pPr>
+      <w:r>
+        <w:rPr>
+          <w:rFonts w:ascii="Times New Roman" w:hAnsi="Times New Roman" w:cs="Times New Roman"/>
+          <w:sz w:val="28"/>
+          <w:szCs w:val="28"/>
+        </w:rPr>
+        <w:t>Версия:</w:t>
+      </w:r>
+      <w:r>
+        <w:rPr>
+          <w:rFonts w:ascii="Times New Roman" w:hAnsi="Times New Roman" w:cs="Times New Roman"/>
+          <w:sz w:val="28"/>
+          <w:szCs w:val="28"/>
+          <w:lang w:val="en-US"/>
+        </w:rPr>
+        <w:t xml:space="preserve"> 3;</w:t>
+      </w:r>
+    </w:p>
+    <w:p>
+      <w:pPr>
+        <w:pStyle w:val="a3"/>
+        <w:numPr>
+          <w:ilvl w:val="3"/>
+          <w:numId w:val="14"/>
+        </w:numPr>
+        <w:spacing w:before="120" w:after="120" w:line="360" w:lineRule="auto"/>
+        <w:rPr>
+          <w:rFonts w:ascii="Times New Roman" w:hAnsi="Times New Roman" w:cs="Times New Roman"/>
+          <w:i/>
+          <w:iCs/>
+          <w:sz w:val="28"/>
+          <w:szCs w:val="28"/>
+        </w:rPr>
+      </w:pPr>
+      <w:r>
+        <w:rPr>
+          <w:rFonts w:ascii="Times New Roman" w:hAnsi="Times New Roman" w:cs="Times New Roman"/>
+          <w:sz w:val="28"/>
+          <w:szCs w:val="28"/>
+        </w:rPr>
+        <w:t xml:space="preserve">Действителен ли: действителен с </w:t>
+      </w:r>
+      <w:r>
+        <w:rPr>
+          <w:rFonts w:ascii="Times New Roman" w:hAnsi="Times New Roman" w:cs="Times New Roman"/>
+          <w:sz w:val="28"/>
+          <w:szCs w:val="28"/>
+          <w:shd w:val="clear" w:color="auto" w:fill="FFFFFF"/>
+        </w:rPr>
+        <w:t>17.06.2025, 14:48:50 GMT+3</w:t>
+      </w:r>
+      <w:r>
+        <w:rPr>
+          <w:rFonts w:ascii="Times New Roman" w:hAnsi="Times New Roman" w:cs="Times New Roman"/>
+          <w:sz w:val="28"/>
+          <w:szCs w:val="28"/>
+          <w:shd w:val="clear" w:color="auto" w:fill="FFFFFF"/>
+        </w:rPr>
+        <w:t xml:space="preserve"> до </w:t>
+      </w:r>
+      <w:r>
+        <w:rPr>
+          <w:rFonts w:ascii="Times New Roman" w:hAnsi="Times New Roman" w:cs="Times New Roman"/>
+          <w:sz w:val="28"/>
+          <w:szCs w:val="28"/>
+          <w:shd w:val="clear" w:color="auto" w:fill="FFFFFF"/>
+        </w:rPr>
+        <w:t>19.07.2026, 14:48:49 GMT+3</w:t>
+      </w:r>
+      <w:r>
+        <w:rPr>
+          <w:rFonts w:ascii="Times New Roman" w:hAnsi="Times New Roman" w:cs="Times New Roman"/>
+          <w:sz w:val="28"/>
+          <w:szCs w:val="28"/>
+          <w:shd w:val="clear" w:color="auto" w:fill="FFFFFF"/>
+        </w:rPr>
+        <w:t>;</w:t>
+      </w:r>
+    </w:p>
+    <w:p>
+      <w:pPr>
+        <w:pStyle w:val="a3"/>
+        <w:numPr>
+          <w:ilvl w:val="3"/>
+          <w:numId w:val="14"/>
+        </w:numPr>
+        <w:spacing w:before="120" w:after="120" w:line="360" w:lineRule="auto"/>
+        <w:rPr>
+          <w:rFonts w:ascii="Times New Roman" w:hAnsi="Times New Roman" w:cs="Times New Roman"/>
+          <w:i/>
+          <w:iCs/>
+          <w:sz w:val="28"/>
+          <w:szCs w:val="28"/>
+        </w:rPr>
+      </w:pPr>
+      <w:r>
+        <w:rPr>
+          <w:rFonts w:ascii="Times New Roman" w:hAnsi="Times New Roman" w:cs="Times New Roman"/>
+          <w:sz w:val="28"/>
+          <w:szCs w:val="28"/>
+        </w:rPr>
+        <w:t xml:space="preserve">Правильность ключа – алгоритм подписи ключа соответствует </w:t>
+      </w:r>
+      <w:r>
+        <w:rPr>
+          <w:rFonts w:ascii="Times New Roman" w:hAnsi="Times New Roman" w:cs="Times New Roman"/>
+          <w:sz w:val="28"/>
+          <w:szCs w:val="28"/>
+          <w:shd w:val="clear" w:color="auto" w:fill="FFFFFF"/>
+        </w:rPr>
+        <w:t xml:space="preserve">SHA-256 с шифрованием RSA - </w:t>
+      </w:r>
+      <w:r>
+        <w:rPr>
+          <w:rFonts w:ascii="Times New Roman" w:hAnsi="Times New Roman" w:cs="Times New Roman"/>
+          <w:sz w:val="28"/>
+          <w:szCs w:val="28"/>
+          <w:shd w:val="clear" w:color="auto" w:fill="FFFFFF"/>
+        </w:rPr>
+        <w:t>5dbf9855cf54b819b346c6736ad8e6d402c35a0b69b33f9f</w:t>
+      </w:r>
+      <w:r>
+        <w:rPr>
+          <w:rFonts w:ascii="Times New Roman" w:hAnsi="Times New Roman" w:cs="Times New Roman"/>
+          <w:sz w:val="28"/>
+          <w:szCs w:val="28"/>
+          <w:shd w:val="clear" w:color="auto" w:fill="FFFFFF"/>
+        </w:rPr>
+        <w:lastRenderedPageBreak/>
+        <w:t>3eaef00961c50132</w:t>
+      </w:r>
+      <w:r>
+        <w:rPr>
+          <w:rFonts w:ascii="Times New Roman" w:hAnsi="Times New Roman" w:cs="Times New Roman"/>
+          <w:sz w:val="28"/>
+          <w:szCs w:val="28"/>
+          <w:shd w:val="clear" w:color="auto" w:fill="FFFFFF"/>
+        </w:rPr>
+        <w:t>, Сертификат содержит имя сервера, промежуточные сертификаты выставлены корректно;</w:t>
+      </w:r>
+    </w:p>
+    <w:p>
+      <w:pPr>
+        <w:pStyle w:val="a3"/>
+        <w:numPr>
+          <w:ilvl w:val="3"/>
+          <w:numId w:val="14"/>
+        </w:numPr>
+        <w:spacing w:before="120" w:after="120" w:line="360" w:lineRule="auto"/>
+        <w:rPr>
+          <w:rFonts w:ascii="Times New Roman" w:hAnsi="Times New Roman" w:cs="Times New Roman"/>
+          <w:i/>
+          <w:iCs/>
+          <w:sz w:val="28"/>
+          <w:szCs w:val="28"/>
+        </w:rPr>
+      </w:pPr>
+      <w:r>
+        <w:rPr>
+          <w:rFonts w:ascii="Times New Roman" w:hAnsi="Times New Roman" w:cs="Times New Roman"/>
+          <w:sz w:val="28"/>
+          <w:szCs w:val="28"/>
+        </w:rPr>
+        <w:t xml:space="preserve">Центр сертификации – </w:t>
+      </w:r>
+      <w:proofErr w:type="spellStart"/>
+      <w:r>
+        <w:rPr>
+          <w:rFonts w:ascii="Times New Roman" w:hAnsi="Times New Roman" w:cs="Times New Roman"/>
+          <w:sz w:val="28"/>
+          <w:szCs w:val="28"/>
+          <w:shd w:val="clear" w:color="auto" w:fill="FFFFFF"/>
+        </w:rPr>
+        <w:t>GlobalSign</w:t>
+      </w:r>
+      <w:proofErr w:type="spellEnd"/>
+      <w:r>
+        <w:rPr>
+          <w:rFonts w:ascii="Times New Roman" w:hAnsi="Times New Roman" w:cs="Times New Roman"/>
+          <w:sz w:val="28"/>
+          <w:szCs w:val="28"/>
+          <w:shd w:val="clear" w:color="auto" w:fill="FFFFFF"/>
+        </w:rPr>
+        <w:t xml:space="preserve"> GCC R6 </w:t>
+      </w:r>
+      <w:proofErr w:type="spellStart"/>
+      <w:r>
+        <w:rPr>
+          <w:rFonts w:ascii="Times New Roman" w:hAnsi="Times New Roman" w:cs="Times New Roman"/>
+          <w:sz w:val="28"/>
+          <w:szCs w:val="28"/>
+          <w:shd w:val="clear" w:color="auto" w:fill="FFFFFF"/>
+        </w:rPr>
+        <w:t>AlphaSSL</w:t>
+      </w:r>
+      <w:proofErr w:type="spellEnd"/>
+      <w:r>
+        <w:rPr>
+          <w:rFonts w:ascii="Times New Roman" w:hAnsi="Times New Roman" w:cs="Times New Roman"/>
+          <w:sz w:val="28"/>
+          <w:szCs w:val="28"/>
+          <w:shd w:val="clear" w:color="auto" w:fill="FFFFFF"/>
+        </w:rPr>
+        <w:t xml:space="preserve"> CA 2025</w:t>
+      </w:r>
+      <w:r>
+        <w:rPr>
+          <w:rFonts w:ascii="Times New Roman" w:hAnsi="Times New Roman" w:cs="Times New Roman"/>
+          <w:sz w:val="28"/>
+          <w:szCs w:val="28"/>
+        </w:rPr>
+        <w:t xml:space="preserve">, организация – </w:t>
+      </w:r>
+      <w:proofErr w:type="spellStart"/>
+      <w:r>
+        <w:rPr>
+          <w:rFonts w:ascii="Times New Roman" w:hAnsi="Times New Roman" w:cs="Times New Roman"/>
+          <w:sz w:val="28"/>
+          <w:szCs w:val="28"/>
+          <w:shd w:val="clear" w:color="auto" w:fill="FFFFFF"/>
+        </w:rPr>
+        <w:t>GlobalSign</w:t>
+      </w:r>
+      <w:proofErr w:type="spellEnd"/>
+      <w:r>
+        <w:rPr>
+          <w:rFonts w:ascii="Times New Roman" w:hAnsi="Times New Roman" w:cs="Times New Roman"/>
+          <w:sz w:val="28"/>
+          <w:szCs w:val="28"/>
+          <w:shd w:val="clear" w:color="auto" w:fill="FFFFFF"/>
+        </w:rPr>
+        <w:t xml:space="preserve"> </w:t>
+      </w:r>
+      <w:proofErr w:type="spellStart"/>
+      <w:r>
+        <w:rPr>
+          <w:rFonts w:ascii="Times New Roman" w:hAnsi="Times New Roman" w:cs="Times New Roman"/>
+          <w:sz w:val="28"/>
+          <w:szCs w:val="28"/>
+          <w:shd w:val="clear" w:color="auto" w:fill="FFFFFF"/>
+        </w:rPr>
+        <w:t>nv-sa</w:t>
+      </w:r>
+      <w:proofErr w:type="spellEnd"/>
+      <w:r>
+        <w:rPr>
+          <w:rFonts w:ascii="Times New Roman" w:hAnsi="Times New Roman" w:cs="Times New Roman"/>
+          <w:sz w:val="28"/>
+          <w:szCs w:val="28"/>
+        </w:rPr>
+        <w:t xml:space="preserve">, субъект - </w:t>
+      </w:r>
+      <w:r>
+        <w:rPr>
+          <w:rFonts w:ascii="Times New Roman" w:hAnsi="Times New Roman" w:cs="Times New Roman"/>
+          <w:sz w:val="28"/>
+          <w:szCs w:val="28"/>
+          <w:shd w:val="clear" w:color="auto" w:fill="FFFFFF"/>
+        </w:rPr>
+        <w:t>*.emias.mos.ru</w:t>
+      </w:r>
+      <w:r>
+        <w:rPr>
+          <w:rFonts w:ascii="Times New Roman" w:hAnsi="Times New Roman" w:cs="Times New Roman"/>
+          <w:sz w:val="28"/>
+          <w:szCs w:val="28"/>
+        </w:rPr>
+        <w:t>;</w:t>
+      </w:r>
+    </w:p>
+    <w:p>
+      <w:pPr>
+        <w:pStyle w:val="a3"/>
+        <w:numPr>
+          <w:ilvl w:val="2"/>
+          <w:numId w:val="14"/>
+        </w:numPr>
+        <w:spacing w:before="120" w:after="120" w:line="360" w:lineRule="auto"/>
+        <w:rPr>
+          <w:rFonts w:ascii="Times New Roman" w:hAnsi="Times New Roman" w:cs="Times New Roman"/>
+          <w:i/>
+          <w:iCs/>
+          <w:sz w:val="28"/>
+          <w:szCs w:val="28"/>
+        </w:rPr>
+      </w:pPr>
+      <w:r>
+        <w:rPr>
+          <w:rFonts w:ascii="Times New Roman" w:hAnsi="Times New Roman" w:cs="Times New Roman"/>
+          <w:sz w:val="28"/>
+          <w:szCs w:val="28"/>
+        </w:rPr>
+        <w:t>Время установки соединения – 15мс (3,59627700 – 3,58</w:t>
+      </w:r>
+      <w:r>
+        <w:rPr>
+          <w:rFonts w:ascii="Times New Roman" w:hAnsi="Times New Roman" w:cs="Times New Roman"/>
+          <w:sz w:val="28"/>
+          <w:szCs w:val="28"/>
+        </w:rPr>
+        <w:t>1121500</w:t>
+      </w:r>
+      <w:r>
+        <w:rPr>
+          <w:rFonts w:ascii="Times New Roman" w:hAnsi="Times New Roman" w:cs="Times New Roman"/>
+          <w:sz w:val="28"/>
+          <w:szCs w:val="28"/>
+        </w:rPr>
+        <w:t xml:space="preserve"> = 0</w:t>
+      </w:r>
+      <w:r>
+        <w:rPr>
+          <w:rFonts w:ascii="Times New Roman" w:hAnsi="Times New Roman" w:cs="Times New Roman"/>
+          <w:sz w:val="28"/>
+          <w:szCs w:val="28"/>
+          <w:lang w:val="en-US"/>
+        </w:rPr>
+        <w:t>,</w:t>
+      </w:r>
+      <w:r>
+        <w:rPr>
+          <w:rFonts w:ascii="Times New Roman" w:hAnsi="Times New Roman" w:cs="Times New Roman"/>
+          <w:sz w:val="28"/>
+          <w:szCs w:val="28"/>
+        </w:rPr>
+        <w:t>0151555</w:t>
+      </w:r>
+      <w:r>
+        <w:rPr>
+          <w:rFonts w:ascii="Times New Roman" w:hAnsi="Times New Roman" w:cs="Times New Roman"/>
+          <w:sz w:val="28"/>
+          <w:szCs w:val="28"/>
+        </w:rPr>
+        <w:t>).</w:t>
+      </w:r>
+      <w:r>
+        <w:rPr>
+          <w:rFonts w:ascii="Times New Roman" w:hAnsi="Times New Roman" w:cs="Times New Roman"/>
+          <w:sz w:val="28"/>
+          <w:szCs w:val="28"/>
+        </w:rPr>
+        <w:br/>
+      </w:r>
+      <w:r>
+        <w:rPr>
+          <w:rFonts w:ascii="Times New Roman" w:hAnsi="Times New Roman" w:cs="Times New Roman"/>
+          <w:sz w:val="28"/>
+          <w:szCs w:val="28"/>
+        </w:rPr>
+        <w:drawing>
+          <wp:inline distT="0" distB="0" distL="0" distR="0" wp14:anchorId="2460A98D" wp14:editId="7C56034E">
+            <wp:extent cx="5124450" cy="530512"/>
+            <wp:effectExtent l="0" t="0" r="0" b="3175"/>
+            <wp:docPr id="15" name="Рисунок 15"/>
+            <wp:cNvGraphicFramePr>
+              <a:graphicFrameLocks xmlns:a="http://schemas.openxmlformats.org/drawingml/2006/main" noChangeAspect="1"/>
+            </wp:cNvGraphicFramePr>
+            <a:graphic xmlns:a="http://schemas.openxmlformats.org/drawingml/2006/main">
+              <a:graphicData uri="http://schemas.openxmlformats.org/drawingml/2006/picture">
+                <pic:pic xmlns:pic="http://schemas.openxmlformats.org/drawingml/2006/picture">
+                  <pic:nvPicPr>
+                    <pic:cNvPr id="1" name=""/>
+                    <pic:cNvPicPr/>
+                  </pic:nvPicPr>
+                  <pic:blipFill>
+                    <a:blip r:embed="rId18"/>
+                    <a:stretch>
+                      <a:fillRect/>
+                    </a:stretch>
+                  </pic:blipFill>
+                  <pic:spPr>
+                    <a:xfrm>
+                      <a:off x="0" y="0"/>
+                      <a:ext cx="5377461" cy="556705"/>
+                    </a:xfrm>
+                    <a:prstGeom prst="rect">
+                      <a:avLst/>
+                    </a:prstGeom>
+                  </pic:spPr>
+                </pic:pic>
+              </a:graphicData>
+            </a:graphic>
+          </wp:inline>
+        </w:drawing>
+      </w:r>
+      <w:r>
+        <w:rPr>
+          <w:rFonts w:ascii="Times New Roman" w:hAnsi="Times New Roman" w:cs="Times New Roman"/>
+          <w:sz w:val="28"/>
+          <w:szCs w:val="28"/>
+        </w:rPr>
+        <w:br/>
+      </w:r>
+    </w:p>
+    <w:p>
+      <w:pPr>
+        <w:pStyle w:val="a3"/>
+        <w:numPr>
+          <w:ilvl w:val="0"/>
+          <w:numId w:val="14"/>
+        </w:numPr>
+        <w:spacing w:before="120" w:after="120" w:line="360" w:lineRule="auto"/>
+        <w:rPr>
+          <w:rFonts w:ascii="Times New Roman" w:hAnsi="Times New Roman" w:cs="Times New Roman"/>
+          <w:i/>
+          <w:iCs/>
+          <w:sz w:val="28"/>
+          <w:szCs w:val="28"/>
+        </w:rPr>
+      </w:pPr>
+      <w:r>
+        <w:rPr>
+          <w:rFonts w:ascii="Times New Roman" w:hAnsi="Times New Roman" w:cs="Times New Roman"/>
+          <w:sz w:val="28"/>
+          <w:szCs w:val="28"/>
+        </w:rPr>
+        <w:t xml:space="preserve">Далее принудительно изменим в браузере конфиг </w:t>
+      </w:r>
+      <w:r>
+        <w:rPr>
+          <w:rFonts w:ascii="Times New Roman" w:hAnsi="Times New Roman" w:cs="Times New Roman"/>
+          <w:sz w:val="28"/>
+          <w:szCs w:val="28"/>
+          <w:lang w:val="en-US"/>
+        </w:rPr>
+        <w:t>TLS</w:t>
+      </w:r>
+      <w:r>
+        <w:rPr>
+          <w:rFonts w:ascii="Times New Roman" w:hAnsi="Times New Roman" w:cs="Times New Roman"/>
+          <w:sz w:val="28"/>
+          <w:szCs w:val="28"/>
+        </w:rPr>
+        <w:t xml:space="preserve"> </w:t>
+      </w:r>
+      <w:r>
+        <w:rPr>
+          <w:rFonts w:ascii="Times New Roman" w:hAnsi="Times New Roman" w:cs="Times New Roman"/>
+          <w:sz w:val="28"/>
+          <w:szCs w:val="28"/>
+        </w:rPr>
+        <w:t xml:space="preserve">соединения на версию </w:t>
+      </w:r>
+      <w:r>
+        <w:rPr>
+          <w:rFonts w:ascii="Times New Roman" w:hAnsi="Times New Roman" w:cs="Times New Roman"/>
+          <w:sz w:val="28"/>
+          <w:szCs w:val="28"/>
+        </w:rPr>
+        <w:t>1.0</w:t>
+      </w:r>
+      <w:r>
+        <w:rPr>
+          <w:rFonts w:ascii="Times New Roman" w:hAnsi="Times New Roman" w:cs="Times New Roman"/>
+          <w:sz w:val="28"/>
+          <w:szCs w:val="28"/>
+          <w:lang w:val="en-US"/>
+        </w:rPr>
+        <w:t xml:space="preserve"> </w:t>
+      </w:r>
+      <w:r>
+        <w:rPr>
+          <w:rFonts w:ascii="Times New Roman" w:hAnsi="Times New Roman" w:cs="Times New Roman"/>
+          <w:sz w:val="28"/>
+          <w:szCs w:val="28"/>
+        </w:rPr>
+        <w:t>приняв возможные риски:</w:t>
+      </w:r>
+      <w:r>
+        <w:rPr>
+          <w:rFonts w:ascii="Times New Roman" w:hAnsi="Times New Roman" w:cs="Times New Roman"/>
+          <w:sz w:val="28"/>
+          <w:szCs w:val="28"/>
+        </w:rPr>
+        <w:br/>
+      </w:r>
+      <w:r>
+        <w:rPr>
+          <w:rFonts w:ascii="Times New Roman" w:hAnsi="Times New Roman" w:cs="Times New Roman"/>
+          <w:i/>
+          <w:iCs/>
+          <w:sz w:val="28"/>
+          <w:szCs w:val="28"/>
+        </w:rPr>
+        <w:drawing>
+          <wp:inline distT="0" distB="0" distL="0" distR="0" wp14:anchorId="2B161F9E" wp14:editId="662263A8">
+            <wp:extent cx="5943600" cy="1293495"/>
+            <wp:effectExtent l="0" t="0" r="0" b="1905"/>
+            <wp:docPr id="16" name="Рисунок 16"/>
+            <wp:cNvGraphicFramePr>
+              <a:graphicFrameLocks xmlns:a="http://schemas.openxmlformats.org/drawingml/2006/main" noChangeAspect="1"/>
+            </wp:cNvGraphicFramePr>
+            <a:graphic xmlns:a="http://schemas.openxmlformats.org/drawingml/2006/main">
+              <a:graphicData uri="http://schemas.openxmlformats.org/drawingml/2006/picture">
+                <pic:pic xmlns:pic="http://schemas.openxmlformats.org/drawingml/2006/picture">
+                  <pic:nvPicPr>
+                    <pic:cNvPr id="1" name=""/>
+                    <pic:cNvPicPr/>
+                  </pic:nvPicPr>
+                  <pic:blipFill>
+                    <a:blip r:embed="rId19"/>
+                    <a:stretch>
+                      <a:fillRect/>
+                    </a:stretch>
+                  </pic:blipFill>
+                  <pic:spPr>
+                    <a:xfrm>
+                      <a:off x="0" y="0"/>
+                      <a:ext cx="5943600" cy="1293495"/>
+                    </a:xfrm>
+                    <a:prstGeom prst="rect">
+                      <a:avLst/>
+                    </a:prstGeom>
+                  </pic:spPr>
+                </pic:pic>
+              </a:graphicData>
+            </a:graphic>
+          </wp:inline>
+        </w:drawing>
+      </w:r>
+    </w:p>
+    <w:p>
+      <w:pPr>
+        <w:pStyle w:val="a3"/>
+        <w:numPr>
+          <w:ilvl w:val="0"/>
+          <w:numId w:val="14"/>
+        </w:numPr>
+        <w:spacing w:before="120" w:after="120" w:line="360" w:lineRule="auto"/>
+        <w:rPr>
+          <w:rFonts w:ascii="Times New Roman" w:hAnsi="Times New Roman" w:cs="Times New Roman"/>
+          <w:i/>
+          <w:iCs/>
+          <w:sz w:val="28"/>
+          <w:szCs w:val="28"/>
+        </w:rPr>
+      </w:pPr>
+      <w:r>
+        <w:rPr>
+          <w:rFonts w:ascii="Times New Roman" w:hAnsi="Times New Roman" w:cs="Times New Roman"/>
+          <w:sz w:val="28"/>
+          <w:szCs w:val="28"/>
+        </w:rPr>
+        <w:t>Перезапустим браузер и попробуем подключиться к выбранным веб-серверам:</w:t>
+      </w:r>
+    </w:p>
+    <w:p>
+      <w:pPr>
+        <w:pStyle w:val="a3"/>
+        <w:numPr>
+          <w:ilvl w:val="1"/>
+          <w:numId w:val="14"/>
+        </w:numPr>
+        <w:spacing w:before="120" w:after="120" w:line="360" w:lineRule="auto"/>
+        <w:rPr>
+          <w:rFonts w:ascii="Times New Roman" w:hAnsi="Times New Roman" w:cs="Times New Roman"/>
+          <w:i/>
+          <w:iCs/>
+          <w:sz w:val="28"/>
+          <w:szCs w:val="28"/>
+        </w:rPr>
+      </w:pPr>
+      <w:r>
+        <w:rPr>
+          <w:rFonts w:ascii="Times New Roman" w:hAnsi="Times New Roman" w:cs="Times New Roman"/>
+          <w:sz w:val="28"/>
+          <w:szCs w:val="28"/>
+        </w:rPr>
+        <w:t>ФНС:</w:t>
+      </w:r>
+      <w:r>
+        <w:rPr>
+          <w:rFonts w:ascii="Times New Roman" w:hAnsi="Times New Roman" w:cs="Times New Roman"/>
+          <w:sz w:val="28"/>
+          <w:szCs w:val="28"/>
+        </w:rPr>
+        <w:br/>
+      </w:r>
+    </w:p>
+    <w:p>
+      <w:pPr>
+        <w:pStyle w:val="a3"/>
+        <w:numPr>
+          <w:ilvl w:val="1"/>
+          <w:numId w:val="14"/>
+        </w:numPr>
+        <w:spacing w:before="120" w:after="120" w:line="360" w:lineRule="auto"/>
+        <w:rPr>
+          <w:rFonts w:ascii="Times New Roman" w:hAnsi="Times New Roman" w:cs="Times New Roman"/>
+          <w:i/>
+          <w:iCs/>
+          <w:sz w:val="28"/>
+          <w:szCs w:val="28"/>
+        </w:rPr>
+      </w:pPr>
+      <w:r>
+        <w:rPr>
+          <w:rFonts w:ascii="Times New Roman" w:hAnsi="Times New Roman" w:cs="Times New Roman"/>
+          <w:sz w:val="28"/>
+          <w:szCs w:val="28"/>
+        </w:rPr>
+        <w:t>МЕДСИ:</w:t>
+      </w:r>
+      <w:r>
+        <w:rPr>
+          <w:rFonts w:ascii="Times New Roman" w:hAnsi="Times New Roman" w:cs="Times New Roman"/>
+          <w:sz w:val="28"/>
+          <w:szCs w:val="28"/>
+        </w:rPr>
+        <w:br/>
+      </w:r>
+    </w:p>
+    <w:p>
+      <w:pPr>
+        <w:pStyle w:val="a3"/>
+        <w:numPr>
+          <w:ilvl w:val="1"/>
+          <w:numId w:val="14"/>
+        </w:numPr>
+        <w:spacing w:before="120" w:after="120" w:line="360" w:lineRule="auto"/>
+        <w:rPr>
+          <w:rFonts w:ascii="Times New Roman" w:hAnsi="Times New Roman" w:cs="Times New Roman"/>
+          <w:i/>
+          <w:iCs/>
+          <w:sz w:val="28"/>
+          <w:szCs w:val="28"/>
+        </w:rPr>
+      </w:pPr>
+      <w:r>
+        <w:rPr>
+          <w:rFonts w:ascii="Times New Roman" w:hAnsi="Times New Roman" w:cs="Times New Roman"/>
+          <w:sz w:val="28"/>
+          <w:szCs w:val="28"/>
+        </w:rPr>
+        <w:t>ЕМИАС:</w:t>
+      </w:r>
+      <w:r>
+        <w:rPr>
+          <w:rFonts w:ascii="Times New Roman" w:hAnsi="Times New Roman" w:cs="Times New Roman"/>
+          <w:sz w:val="28"/>
+          <w:szCs w:val="28"/>
+        </w:rPr>
+        <w:br/>
+      </w:r>
+      <w:r>
+        <w:rPr>
+          <w:rFonts w:ascii="Times New Roman" w:hAnsi="Times New Roman" w:cs="Times New Roman"/>
+          <w:sz w:val="28"/>
+          <w:szCs w:val="28"/>
+        </w:rPr>
+        <w:t xml:space="preserve">С </w:t>
+      </w:r>
+      <w:proofErr w:type="spellStart"/>
+      <w:r>
+        <w:rPr>
+          <w:rFonts w:ascii="Times New Roman" w:hAnsi="Times New Roman" w:cs="Times New Roman"/>
+          <w:sz w:val="28"/>
+          <w:szCs w:val="28"/>
+        </w:rPr>
+        <w:t>емиасом</w:t>
+      </w:r>
+      <w:proofErr w:type="spellEnd"/>
+      <w:r>
+        <w:rPr>
+          <w:rFonts w:ascii="Times New Roman" w:hAnsi="Times New Roman" w:cs="Times New Roman"/>
+          <w:sz w:val="28"/>
+          <w:szCs w:val="28"/>
+        </w:rPr>
+        <w:t xml:space="preserve"> всё намного лучше, ведь используя старую версию протокола я просто не смог подключиться к веб-серверу</w:t>
+      </w:r>
+      <w:r>
+        <w:rPr>
+          <w:rFonts w:ascii="Times New Roman" w:hAnsi="Times New Roman" w:cs="Times New Roman"/>
+          <w:sz w:val="28"/>
+          <w:szCs w:val="28"/>
+        </w:rPr>
+        <w:t xml:space="preserve"> из-за ошибки </w:t>
+      </w:r>
+      <w:r>
+        <w:rPr>
+          <w:rFonts w:ascii="Times New Roman" w:hAnsi="Times New Roman" w:cs="Times New Roman"/>
+          <w:sz w:val="28"/>
+          <w:szCs w:val="32"/>
+        </w:rPr>
+        <w:t>SSL_ERROR_PROTOCOL_VERSION_ALERT</w:t>
+      </w:r>
+      <w:r>
+        <w:rPr>
+          <w:rFonts w:ascii="Times New Roman" w:hAnsi="Times New Roman" w:cs="Times New Roman"/>
+          <w:sz w:val="28"/>
+          <w:szCs w:val="28"/>
+        </w:rPr>
+        <w:t>:</w:t>
+      </w:r>
+      <w:r>
+        <w:rPr>
+          <w:rFonts w:ascii="Times New Roman" w:hAnsi="Times New Roman" w:cs="Times New Roman"/>
+          <w:sz w:val="28"/>
+          <w:szCs w:val="28"/>
+        </w:rPr>
+        <w:br/>
+      </w:r>
+      <w:r>
+        <w:rPr>
+          <w:rFonts w:ascii="Times New Roman" w:hAnsi="Times New Roman" w:cs="Times New Roman"/>
+          <w:i/>
+          <w:iCs/>
+          <w:sz w:val="28"/>
+          <w:szCs w:val="28"/>
+        </w:rPr>
+        <w:lastRenderedPageBreak/>
+        <w:drawing>
+          <wp:inline distT="0" distB="0" distL="0" distR="0" wp14:anchorId="67D559FC" wp14:editId="0A653164">
+            <wp:extent cx="4638154" cy="3239770"/>
+            <wp:effectExtent l="0" t="0" r="0" b="0"/>
+            <wp:docPr id="17" name="Рисунок 17"/>
+            <wp:cNvGraphicFramePr>
+              <a:graphicFrameLocks xmlns:a="http://schemas.openxmlformats.org/drawingml/2006/main" noChangeAspect="1"/>
+            </wp:cNvGraphicFramePr>
+            <a:graphic xmlns:a="http://schemas.openxmlformats.org/drawingml/2006/main">
+              <a:graphicData uri="http://schemas.openxmlformats.org/drawingml/2006/picture">
+                <pic:pic xmlns:pic="http://schemas.openxmlformats.org/drawingml/2006/picture">
+                  <pic:nvPicPr>
+                    <pic:cNvPr id="1" name=""/>
+                    <pic:cNvPicPr/>
+                  </pic:nvPicPr>
+                  <pic:blipFill>
+                    <a:blip r:embed="rId20"/>
+                    <a:stretch>
+                      <a:fillRect/>
+                    </a:stretch>
+                  </pic:blipFill>
+                  <pic:spPr>
+                    <a:xfrm>
+                      <a:off x="0" y="0"/>
+                      <a:ext cx="4641314" cy="3241977"/>
+                    </a:xfrm>
+                    <a:prstGeom prst="rect">
+                      <a:avLst/>
+                    </a:prstGeom>
+                  </pic:spPr>
+                </pic:pic>
+              </a:graphicData>
+            </a:graphic>
+          </wp:inline>
+        </w:drawing>
+      </w:r>
+      <w:r>
+        <w:rPr>
+          <w:rFonts w:ascii="Times New Roman" w:hAnsi="Times New Roman" w:cs="Times New Roman"/>
+          <w:sz w:val="28"/>
+          <w:szCs w:val="28"/>
+        </w:rPr>
+        <w:br/>
+      </w:r>
+      <w:r>
+        <w:rPr>
+          <w:rFonts w:ascii="Times New Roman" w:hAnsi="Times New Roman" w:cs="Times New Roman"/>
+          <w:sz w:val="28"/>
+          <w:szCs w:val="28"/>
+        </w:rPr>
+        <w:br/>
+        <w:t>Исходя из этого, мы можем сделать вывод, что данный сервер правильно настроен и не принимает устаревшие, небезопасные версии протокола, что и должно быть у сервера государственной организации.</w:t>
+      </w:r>
+    </w:p>
+    <w:p>
+      <w:pPr>
+        <w:pStyle w:val="a3"/>
+        <w:numPr>
+          <w:ilvl w:val="0"/>
+          <w:numId w:val="14"/>
+        </w:numPr>
+        <w:spacing w:before="120" w:after="120" w:line="360" w:lineRule="auto"/>
+        <w:rPr>
+          <w:rFonts w:ascii="Times New Roman" w:hAnsi="Times New Roman" w:cs="Times New Roman"/>
+          <w:i/>
+          <w:iCs/>
+          <w:sz w:val="28"/>
+          <w:szCs w:val="28"/>
+        </w:rPr>
+      </w:pPr>
+    </w:p>
+    <w:p>
+      <w:pPr>
+        <w:pStyle w:val="a3"/>
+        <w:numPr>
+          <w:ilvl w:val="1"/>
+          <w:numId w:val="14"/>
+        </w:numPr>
+        <w:spacing w:before="120" w:after="120" w:line="360" w:lineRule="auto"/>
+        <w:rPr>
+          <w:rFonts w:ascii="Times New Roman" w:hAnsi="Times New Roman" w:cs="Times New Roman"/>
+          <w:i/>
+          <w:iCs/>
           <w:sz w:val="28"/>
           <w:szCs w:val="28"/>
         </w:rPr>
@@ -3022,7 +7870,7 @@
           <w:szCs w:val="28"/>
         </w:rPr>
       </w:pPr>
-      <w:hyperlink r:id="rId6" w:history="1">
+      <w:hyperlink r:id="rId21" w:history="1">
         <w:r>
           <w:rPr>
             <w:rStyle w:val="a4"/>
@@ -4134,6 +8982,96 @@
     </w:lvl>
   </w:abstractNum>
   <w:abstractNum w:abstractNumId="11" w15:restartNumberingAfterBreak="0">
+    <w:nsid w:val="72A208E4"/>
+    <w:multiLevelType w:val="hybridMultilevel"/>
+    <w:tmpl w:val="EC922916"/>
+    <w:lvl w:ilvl="0" w:tplc="0419000F">
+      <w:start w:val="1"/>
+      <w:numFmt w:val="decimal"/>
+      <w:lvlText w:val="%1."/>
+      <w:lvlJc w:val="left"/>
+      <w:pPr>
+        <w:ind w:left="720" w:hanging="360"/>
+      </w:pPr>
+      <w:rPr>
+        <w:rFonts w:hint="default"/>
+        <w:i w:val="0"/>
+      </w:rPr>
+    </w:lvl>
+    <w:lvl w:ilvl="1" w:tplc="04190019">
+      <w:start w:val="1"/>
+      <w:numFmt w:val="lowerLetter"/>
+      <w:lvlText w:val="%2."/>
+      <w:lvlJc w:val="left"/>
+      <w:pPr>
+        <w:ind w:left="1440" w:hanging="360"/>
+      </w:pPr>
+    </w:lvl>
+    <w:lvl w:ilvl="2" w:tplc="0419001B">
+      <w:start w:val="1"/>
+      <w:numFmt w:val="lowerRoman"/>
+      <w:lvlText w:val="%3."/>
+      <w:lvlJc w:val="right"/>
+      <w:pPr>
+        <w:ind w:left="2160" w:hanging="180"/>
+      </w:pPr>
+    </w:lvl>
+    <w:lvl w:ilvl="3" w:tplc="0419000F">
+      <w:start w:val="1"/>
+      <w:numFmt w:val="decimal"/>
+      <w:lvlText w:val="%4."/>
+      <w:lvlJc w:val="left"/>
+      <w:pPr>
+        <w:ind w:left="2880" w:hanging="360"/>
+      </w:pPr>
+    </w:lvl>
+    <w:lvl w:ilvl="4" w:tplc="04190019" w:tentative="1">
+      <w:start w:val="1"/>
+      <w:numFmt w:val="lowerLetter"/>
+      <w:lvlText w:val="%5."/>
+      <w:lvlJc w:val="left"/>
+      <w:pPr>
+        <w:ind w:left="3600" w:hanging="360"/>
+      </w:pPr>
+    </w:lvl>
+    <w:lvl w:ilvl="5" w:tplc="0419001B" w:tentative="1">
+      <w:start w:val="1"/>
+      <w:numFmt w:val="lowerRoman"/>
+      <w:lvlText w:val="%6."/>
+      <w:lvlJc w:val="right"/>
+      <w:pPr>
+        <w:ind w:left="4320" w:hanging="180"/>
+      </w:pPr>
+    </w:lvl>
+    <w:lvl w:ilvl="6" w:tplc="0419000F" w:tentative="1">
+      <w:start w:val="1"/>
+      <w:numFmt w:val="decimal"/>
+      <w:lvlText w:val="%7."/>
+      <w:lvlJc w:val="left"/>
+      <w:pPr>
+        <w:ind w:left="5040" w:hanging="360"/>
+      </w:pPr>
+    </w:lvl>
+    <w:lvl w:ilvl="7" w:tplc="04190019" w:tentative="1">
+      <w:start w:val="1"/>
+      <w:numFmt w:val="lowerLetter"/>
+      <w:lvlText w:val="%8."/>
+      <w:lvlJc w:val="left"/>
+      <w:pPr>
+        <w:ind w:left="5760" w:hanging="360"/>
+      </w:pPr>
+    </w:lvl>
+    <w:lvl w:ilvl="8" w:tplc="0419001B" w:tentative="1">
+      <w:start w:val="1"/>
+      <w:numFmt w:val="lowerRoman"/>
+      <w:lvlText w:val="%9."/>
+      <w:lvlJc w:val="right"/>
+      <w:pPr>
+        <w:ind w:left="6480" w:hanging="180"/>
+      </w:pPr>
+    </w:lvl>
+  </w:abstractNum>
+  <w:abstractNum w:abstractNumId="12" w15:restartNumberingAfterBreak="0">
     <w:nsid w:val="766600E8"/>
     <w:multiLevelType w:val="hybridMultilevel"/>
     <w:tmpl w:val="F4CE27F2"/>
@@ -4246,7 +9184,7 @@
       </w:rPr>
     </w:lvl>
   </w:abstractNum>
-  <w:abstractNum w:abstractNumId="12" w15:restartNumberingAfterBreak="0">
+  <w:abstractNum w:abstractNumId="13" w15:restartNumberingAfterBreak="0">
     <w:nsid w:val="7DCE0D6C"/>
     <w:multiLevelType w:val="hybridMultilevel"/>
     <w:tmpl w:val="C12AE894"/>
@@ -4461,7 +9399,7 @@
     </w:lvl>
   </w:abstractNum>
   <w:num w:numId="1">
-    <w:abstractNumId w:val="12"/>
+    <w:abstractNumId w:val="13"/>
     <w:lvlOverride w:ilvl="0">
       <w:startOverride w:val="1"/>
     </w:lvlOverride>
@@ -4494,7 +9432,7 @@
     <w:abstractNumId w:val="8"/>
   </w:num>
   <w:num w:numId="3">
-    <w:abstractNumId w:val="11"/>
+    <w:abstractNumId w:val="12"/>
   </w:num>
   <w:num w:numId="4">
     <w:abstractNumId w:val="4"/>
@@ -4525,6 +9463,9 @@
   </w:num>
   <w:num w:numId="13">
     <w:abstractNumId w:val="6"/>
+  </w:num>
+  <w:num w:numId="14">
+    <w:abstractNumId w:val="11"/>
   </w:num>
 </w:numbering>
 </file>
@@ -5904,7 +10845,7 @@
 </file>
 
 <file path=customXml/itemProps1.xml><?xml version="1.0" encoding="utf-8"?>
-<ds:datastoreItem xmlns:ds="http://schemas.openxmlformats.org/officeDocument/2006/customXml" ds:itemID="{2B9CF3C2-D5CF-44A5-91D0-54C424A83219}">
+<ds:datastoreItem xmlns:ds="http://schemas.openxmlformats.org/officeDocument/2006/customXml" ds:itemID="{72C3FF98-8B17-4EC4-8E51-679986CB86BC}">
   <ds:schemaRefs>
     <ds:schemaRef ds:uri="http://schemas.openxmlformats.org/officeDocument/2006/bibliography"/>
   </ds:schemaRefs>

--- a/lab-cp/КП_Бойцов_Иван_Алексеевич_315.docx
+++ b/lab-cp/КП_Бойцов_Иван_Алексеевич_315.docx
@@ -637,15 +637,15 @@
           <w:pPr>
             <w:pStyle w:val="11"/>
             <w:tabs>
-              <w:tab w:val="left" w:pos="480"/>
+              <w:tab w:val="left" w:pos="440"/>
               <w:tab w:val="right" w:leader="dot" w:pos="9350"/>
             </w:tabs>
             <w:rPr>
               <w:rFonts w:eastAsiaTheme="minorEastAsia"/>
               <w:noProof/>
-              <w:kern w:val="2"/>
+              <w:sz w:val="22"/>
+              <w:szCs w:val="22"/>
               <w:lang w:val="ru-RU" w:eastAsia="ru-RU"/>
-              <w14:ligatures w14:val="standardContextual"/>
             </w:rPr>
           </w:pPr>
           <w:r>
@@ -672,7 +672,7 @@
             </w:rPr>
             <w:fldChar w:fldCharType="separate"/>
           </w:r>
-          <w:hyperlink w:anchor="_Toc158983147" w:history="1">
+          <w:hyperlink w:anchor="_Toc232997582" w:history="1">
             <w:r>
               <w:rPr>
                 <w:rStyle w:val="a4"/>
@@ -686,9 +686,9 @@
               <w:rPr>
                 <w:rFonts w:eastAsiaTheme="minorEastAsia"/>
                 <w:noProof/>
-                <w:kern w:val="2"/>
+                <w:sz w:val="22"/>
+                <w:szCs w:val="22"/>
                 <w:lang w:val="ru-RU" w:eastAsia="ru-RU"/>
-                <w14:ligatures w14:val="standardContextual"/>
               </w:rPr>
               <w:tab/>
             </w:r>
@@ -719,7 +719,7 @@
                 <w:noProof/>
                 <w:webHidden/>
               </w:rPr>
-              <w:instrText xml:space="preserve"> PAGEREF _Toc158983147 \h </w:instrText>
+              <w:instrText xml:space="preserve"> PAGEREF _Toc232997582 \h </w:instrText>
             </w:r>
             <w:r>
               <w:rPr>
@@ -754,18 +754,18 @@
           <w:pPr>
             <w:pStyle w:val="11"/>
             <w:tabs>
-              <w:tab w:val="left" w:pos="480"/>
+              <w:tab w:val="left" w:pos="440"/>
               <w:tab w:val="right" w:leader="dot" w:pos="9350"/>
             </w:tabs>
             <w:rPr>
               <w:rFonts w:eastAsiaTheme="minorEastAsia"/>
               <w:noProof/>
-              <w:kern w:val="2"/>
+              <w:sz w:val="22"/>
+              <w:szCs w:val="22"/>
               <w:lang w:val="ru-RU" w:eastAsia="ru-RU"/>
-              <w14:ligatures w14:val="standardContextual"/>
             </w:rPr>
           </w:pPr>
-          <w:hyperlink w:anchor="_Toc158983148" w:history="1">
+          <w:hyperlink w:anchor="_Toc232997583" w:history="1">
             <w:r>
               <w:rPr>
                 <w:rStyle w:val="a4"/>
@@ -779,9 +779,9 @@
               <w:rPr>
                 <w:rFonts w:eastAsiaTheme="minorEastAsia"/>
                 <w:noProof/>
-                <w:kern w:val="2"/>
+                <w:sz w:val="22"/>
+                <w:szCs w:val="22"/>
                 <w:lang w:val="ru-RU" w:eastAsia="ru-RU"/>
-                <w14:ligatures w14:val="standardContextual"/>
               </w:rPr>
               <w:tab/>
             </w:r>
@@ -812,7 +812,7 @@
                 <w:noProof/>
                 <w:webHidden/>
               </w:rPr>
-              <w:instrText xml:space="preserve"> PAGEREF _Toc158983148 \h </w:instrText>
+              <w:instrText xml:space="preserve"> PAGEREF _Toc232997583 \h </w:instrText>
             </w:r>
             <w:r>
               <w:rPr>
@@ -847,18 +847,18 @@
           <w:pPr>
             <w:pStyle w:val="11"/>
             <w:tabs>
-              <w:tab w:val="left" w:pos="480"/>
+              <w:tab w:val="left" w:pos="440"/>
               <w:tab w:val="right" w:leader="dot" w:pos="9350"/>
             </w:tabs>
             <w:rPr>
               <w:rFonts w:eastAsiaTheme="minorEastAsia"/>
               <w:noProof/>
-              <w:kern w:val="2"/>
+              <w:sz w:val="22"/>
+              <w:szCs w:val="22"/>
               <w:lang w:val="ru-RU" w:eastAsia="ru-RU"/>
-              <w14:ligatures w14:val="standardContextual"/>
             </w:rPr>
           </w:pPr>
-          <w:hyperlink w:anchor="_Toc158983149" w:history="1">
+          <w:hyperlink w:anchor="_Toc232997584" w:history="1">
             <w:r>
               <w:rPr>
                 <w:rStyle w:val="a4"/>
@@ -872,9 +872,9 @@
               <w:rPr>
                 <w:rFonts w:eastAsiaTheme="minorEastAsia"/>
                 <w:noProof/>
-                <w:kern w:val="2"/>
+                <w:sz w:val="22"/>
+                <w:szCs w:val="22"/>
                 <w:lang w:val="ru-RU" w:eastAsia="ru-RU"/>
-                <w14:ligatures w14:val="standardContextual"/>
               </w:rPr>
               <w:tab/>
             </w:r>
@@ -905,100 +905,7 @@
                 <w:noProof/>
                 <w:webHidden/>
               </w:rPr>
-              <w:instrText xml:space="preserve"> PAGEREF _Toc158983149 \h </w:instrText>
-            </w:r>
-            <w:r>
-              <w:rPr>
-                <w:noProof/>
-                <w:webHidden/>
-              </w:rPr>
-            </w:r>
-            <w:r>
-              <w:rPr>
-                <w:noProof/>
-                <w:webHidden/>
-              </w:rPr>
-              <w:fldChar w:fldCharType="separate"/>
-            </w:r>
-            <w:r>
-              <w:rPr>
-                <w:noProof/>
-                <w:webHidden/>
-              </w:rPr>
-              <w:t>4</w:t>
-            </w:r>
-            <w:r>
-              <w:rPr>
-                <w:noProof/>
-                <w:webHidden/>
-              </w:rPr>
-              <w:fldChar w:fldCharType="end"/>
-            </w:r>
-          </w:hyperlink>
-        </w:p>
-        <w:p>
-          <w:pPr>
-            <w:pStyle w:val="11"/>
-            <w:tabs>
-              <w:tab w:val="left" w:pos="480"/>
-              <w:tab w:val="right" w:leader="dot" w:pos="9350"/>
-            </w:tabs>
-            <w:rPr>
-              <w:rFonts w:eastAsiaTheme="minorEastAsia"/>
-              <w:noProof/>
-              <w:kern w:val="2"/>
-              <w:lang w:val="ru-RU" w:eastAsia="ru-RU"/>
-              <w14:ligatures w14:val="standardContextual"/>
-            </w:rPr>
-          </w:pPr>
-          <w:hyperlink w:anchor="_Toc158983150" w:history="1">
-            <w:r>
-              <w:rPr>
-                <w:rStyle w:val="a4"/>
-                <w:rFonts w:ascii="Times New Roman" w:hAnsi="Times New Roman" w:cs="Times New Roman"/>
-                <w:noProof/>
-                <w:bdr w:val="none" w:sz="0" w:space="0" w:color="auto" w:frame="1"/>
-              </w:rPr>
-              <w:t>4</w:t>
-            </w:r>
-            <w:r>
-              <w:rPr>
-                <w:rFonts w:eastAsiaTheme="minorEastAsia"/>
-                <w:noProof/>
-                <w:kern w:val="2"/>
-                <w:lang w:val="ru-RU" w:eastAsia="ru-RU"/>
-                <w14:ligatures w14:val="standardContextual"/>
-              </w:rPr>
-              <w:tab/>
-            </w:r>
-            <w:r>
-              <w:rPr>
-                <w:rStyle w:val="a4"/>
-                <w:rFonts w:ascii="Times New Roman" w:hAnsi="Times New Roman" w:cs="Times New Roman"/>
-                <w:noProof/>
-              </w:rPr>
-              <w:t>Ход лабораторной работы</w:t>
-            </w:r>
-            <w:r>
-              <w:rPr>
-                <w:noProof/>
-                <w:webHidden/>
-              </w:rPr>
-              <w:tab/>
-            </w:r>
-            <w:r>
-              <w:rPr>
-                <w:noProof/>
-                <w:webHidden/>
-              </w:rPr>
-              <w:fldChar w:fldCharType="begin"/>
-            </w:r>
-            <w:r>
-              <w:rPr>
-                <w:noProof/>
-                <w:webHidden/>
-              </w:rPr>
-              <w:instrText xml:space="preserve"> PAGEREF _Toc158983150 \h </w:instrText>
+              <w:instrText xml:space="preserve"> PAGEREF _Toc232997584 \h </w:instrText>
             </w:r>
             <w:r>
               <w:rPr>
@@ -1033,18 +940,111 @@
           <w:pPr>
             <w:pStyle w:val="11"/>
             <w:tabs>
-              <w:tab w:val="left" w:pos="480"/>
+              <w:tab w:val="left" w:pos="440"/>
               <w:tab w:val="right" w:leader="dot" w:pos="9350"/>
             </w:tabs>
             <w:rPr>
               <w:rFonts w:eastAsiaTheme="minorEastAsia"/>
               <w:noProof/>
-              <w:kern w:val="2"/>
+              <w:sz w:val="22"/>
+              <w:szCs w:val="22"/>
               <w:lang w:val="ru-RU" w:eastAsia="ru-RU"/>
-              <w14:ligatures w14:val="standardContextual"/>
             </w:rPr>
           </w:pPr>
-          <w:hyperlink w:anchor="_Toc158983151" w:history="1">
+          <w:hyperlink w:anchor="_Toc232997585" w:history="1">
+            <w:r>
+              <w:rPr>
+                <w:rStyle w:val="a4"/>
+                <w:rFonts w:ascii="Times New Roman" w:hAnsi="Times New Roman" w:cs="Times New Roman"/>
+                <w:noProof/>
+                <w:bdr w:val="none" w:sz="0" w:space="0" w:color="auto" w:frame="1"/>
+              </w:rPr>
+              <w:t>4</w:t>
+            </w:r>
+            <w:r>
+              <w:rPr>
+                <w:rFonts w:eastAsiaTheme="minorEastAsia"/>
+                <w:noProof/>
+                <w:sz w:val="22"/>
+                <w:szCs w:val="22"/>
+                <w:lang w:val="ru-RU" w:eastAsia="ru-RU"/>
+              </w:rPr>
+              <w:tab/>
+            </w:r>
+            <w:r>
+              <w:rPr>
+                <w:rStyle w:val="a4"/>
+                <w:rFonts w:ascii="Times New Roman" w:hAnsi="Times New Roman" w:cs="Times New Roman"/>
+                <w:noProof/>
+              </w:rPr>
+              <w:t>Ход лабораторной работы</w:t>
+            </w:r>
+            <w:r>
+              <w:rPr>
+                <w:noProof/>
+                <w:webHidden/>
+              </w:rPr>
+              <w:tab/>
+            </w:r>
+            <w:r>
+              <w:rPr>
+                <w:noProof/>
+                <w:webHidden/>
+              </w:rPr>
+              <w:fldChar w:fldCharType="begin"/>
+            </w:r>
+            <w:r>
+              <w:rPr>
+                <w:noProof/>
+                <w:webHidden/>
+              </w:rPr>
+              <w:instrText xml:space="preserve"> PAGEREF _Toc232997585 \h </w:instrText>
+            </w:r>
+            <w:r>
+              <w:rPr>
+                <w:noProof/>
+                <w:webHidden/>
+              </w:rPr>
+            </w:r>
+            <w:r>
+              <w:rPr>
+                <w:noProof/>
+                <w:webHidden/>
+              </w:rPr>
+              <w:fldChar w:fldCharType="separate"/>
+            </w:r>
+            <w:r>
+              <w:rPr>
+                <w:noProof/>
+                <w:webHidden/>
+              </w:rPr>
+              <w:t>7</w:t>
+            </w:r>
+            <w:r>
+              <w:rPr>
+                <w:noProof/>
+                <w:webHidden/>
+              </w:rPr>
+              <w:fldChar w:fldCharType="end"/>
+            </w:r>
+          </w:hyperlink>
+        </w:p>
+        <w:p>
+          <w:pPr>
+            <w:pStyle w:val="11"/>
+            <w:tabs>
+              <w:tab w:val="left" w:pos="440"/>
+              <w:tab w:val="right" w:leader="dot" w:pos="9350"/>
+            </w:tabs>
+            <w:rPr>
+              <w:rFonts w:eastAsiaTheme="minorEastAsia"/>
+              <w:noProof/>
+              <w:sz w:val="22"/>
+              <w:szCs w:val="22"/>
+              <w:lang w:val="ru-RU" w:eastAsia="ru-RU"/>
+            </w:rPr>
+          </w:pPr>
+          <w:hyperlink w:anchor="_Toc232997586" w:history="1">
             <w:r>
               <w:rPr>
                 <w:rStyle w:val="a4"/>
@@ -1058,9 +1058,9 @@
               <w:rPr>
                 <w:rFonts w:eastAsiaTheme="minorEastAsia"/>
                 <w:noProof/>
-                <w:kern w:val="2"/>
+                <w:sz w:val="22"/>
+                <w:szCs w:val="22"/>
                 <w:lang w:val="ru-RU" w:eastAsia="ru-RU"/>
-                <w14:ligatures w14:val="standardContextual"/>
               </w:rPr>
               <w:tab/>
             </w:r>
@@ -1091,7 +1091,7 @@
                 <w:noProof/>
                 <w:webHidden/>
               </w:rPr>
-              <w:instrText xml:space="preserve"> PAGEREF _Toc158983151 \h </w:instrText>
+              <w:instrText xml:space="preserve"> PAGEREF _Toc232997586 \h </w:instrText>
             </w:r>
             <w:r>
               <w:rPr>
@@ -1111,7 +1111,100 @@
                 <w:noProof/>
                 <w:webHidden/>
               </w:rPr>
+              <w:t>20</w:t>
+            </w:r>
+            <w:r>
+              <w:rPr>
+                <w:noProof/>
+                <w:webHidden/>
+              </w:rPr>
+              <w:fldChar w:fldCharType="end"/>
+            </w:r>
+          </w:hyperlink>
+        </w:p>
+        <w:p>
+          <w:pPr>
+            <w:pStyle w:val="11"/>
+            <w:tabs>
+              <w:tab w:val="left" w:pos="440"/>
+              <w:tab w:val="right" w:leader="dot" w:pos="9350"/>
+            </w:tabs>
+            <w:rPr>
+              <w:rFonts w:eastAsiaTheme="minorEastAsia"/>
+              <w:noProof/>
+              <w:sz w:val="22"/>
+              <w:szCs w:val="22"/>
+              <w:lang w:val="ru-RU" w:eastAsia="ru-RU"/>
+            </w:rPr>
+          </w:pPr>
+          <w:hyperlink w:anchor="_Toc232997587" w:history="1">
+            <w:r>
+              <w:rPr>
+                <w:rStyle w:val="a4"/>
+                <w:rFonts w:ascii="Times New Roman" w:hAnsi="Times New Roman" w:cs="Times New Roman"/>
+                <w:noProof/>
+                <w:bdr w:val="none" w:sz="0" w:space="0" w:color="auto" w:frame="1"/>
+              </w:rPr>
               <w:t>6</w:t>
+            </w:r>
+            <w:r>
+              <w:rPr>
+                <w:rFonts w:eastAsiaTheme="minorEastAsia"/>
+                <w:noProof/>
+                <w:sz w:val="22"/>
+                <w:szCs w:val="22"/>
+                <w:lang w:val="ru-RU" w:eastAsia="ru-RU"/>
+              </w:rPr>
+              <w:tab/>
+            </w:r>
+            <w:r>
+              <w:rPr>
+                <w:rStyle w:val="a4"/>
+                <w:rFonts w:ascii="Times New Roman" w:hAnsi="Times New Roman" w:cs="Times New Roman"/>
+                <w:noProof/>
+              </w:rPr>
+              <w:t>Список используемой литературы</w:t>
+            </w:r>
+            <w:r>
+              <w:rPr>
+                <w:noProof/>
+                <w:webHidden/>
+              </w:rPr>
+              <w:tab/>
+            </w:r>
+            <w:r>
+              <w:rPr>
+                <w:noProof/>
+                <w:webHidden/>
+              </w:rPr>
+              <w:fldChar w:fldCharType="begin"/>
+            </w:r>
+            <w:r>
+              <w:rPr>
+                <w:noProof/>
+                <w:webHidden/>
+              </w:rPr>
+              <w:instrText xml:space="preserve"> PAGEREF _Toc232997587 \h </w:instrText>
+            </w:r>
+            <w:r>
+              <w:rPr>
+                <w:noProof/>
+                <w:webHidden/>
+              </w:rPr>
+            </w:r>
+            <w:r>
+              <w:rPr>
+                <w:noProof/>
+                <w:webHidden/>
+              </w:rPr>
+              <w:fldChar w:fldCharType="separate"/>
+            </w:r>
+            <w:r>
+              <w:rPr>
+                <w:noProof/>
+                <w:webHidden/>
+              </w:rPr>
+              <w:t>21</w:t>
             </w:r>
             <w:r>
               <w:rPr>
@@ -1181,7 +1274,7 @@
           <w:bCs/>
         </w:rPr>
       </w:pPr>
-      <w:bookmarkStart w:id="0" w:name="_Toc158983147"/>
+      <w:bookmarkStart w:id="0" w:name="_Toc232997582"/>
       <w:r>
         <w:rPr>
           <w:rFonts w:ascii="Times New Roman" w:hAnsi="Times New Roman" w:cs="Times New Roman"/>
@@ -1234,7 +1327,7 @@
           <w:bCs/>
         </w:rPr>
       </w:pPr>
-      <w:bookmarkStart w:id="1" w:name="_Toc158983148"/>
+      <w:bookmarkStart w:id="1" w:name="_Toc232997583"/>
       <w:r>
         <w:rPr>
           <w:rFonts w:ascii="Times New Roman" w:hAnsi="Times New Roman" w:cs="Times New Roman"/>
@@ -1852,7 +1945,23 @@
           <w:sz w:val="28"/>
           <w:szCs w:val="32"/>
         </w:rPr>
-        <w:t>В качестве отчета представить результаты сравнительного анализа, выводы в отношении безопасности и корректности настройки веб-серверов с учетом их организационной и государственной принадлежности</w:t>
+        <w:t xml:space="preserve">В </w:t>
+      </w:r>
+      <w:r>
+        <w:rPr>
+          <w:rFonts w:ascii="Times New Roman" w:hAnsi="Times New Roman" w:cs="Times New Roman"/>
+          <w:sz w:val="28"/>
+          <w:szCs w:val="32"/>
+        </w:rPr>
+        <w:t>качестве отчета представить результаты сравнительного анализа, выводы в отношении безопасности и корректности настройки веб-серверов</w:t>
+      </w:r>
+      <w:r>
+        <w:rPr>
+          <w:rFonts w:ascii="Times New Roman" w:hAnsi="Times New Roman" w:cs="Times New Roman"/>
+          <w:sz w:val="28"/>
+          <w:szCs w:val="32"/>
+        </w:rPr>
+        <w:t xml:space="preserve"> с учетом их организационной и государственной принадлежности</w:t>
       </w:r>
       <w:r>
         <w:rPr>
@@ -1862,931 +1971,11 @@
         </w:rPr>
         <w:t>.</w:t>
       </w:r>
-      <w:bookmarkStart w:id="2" w:name="_GoBack"/>
-      <w:bookmarkEnd w:id="2"/>
-    </w:p>
-    <w:p>
-      <w:pPr>
-        <w:spacing w:after="160" w:line="259" w:lineRule="auto"/>
+    </w:p>
+    <w:p>
+      <w:pPr>
+        <w:spacing w:after="160" w:line="360" w:lineRule="auto"/>
         <w:ind w:left="0" w:firstLine="0"/>
-        <w:jc w:val="left"/>
-        <w:rPr>
-          <w:rFonts w:ascii="Times New Roman" w:hAnsi="Times New Roman" w:cs="Times New Roman"/>
-          <w:sz w:val="28"/>
-          <w:szCs w:val="28"/>
-        </w:rPr>
-      </w:pPr>
-      <w:r>
-        <w:rPr>
-          <w:rFonts w:ascii="Times New Roman" w:hAnsi="Times New Roman" w:cs="Times New Roman"/>
-          <w:sz w:val="28"/>
-          <w:szCs w:val="28"/>
-        </w:rPr>
-        <w:br w:type="page"/>
-      </w:r>
-    </w:p>
-    <w:p>
-      <w:pPr>
-        <w:pStyle w:val="1"/>
-        <w:ind w:firstLine="0"/>
-        <w:rPr>
-          <w:rFonts w:ascii="Times New Roman" w:hAnsi="Times New Roman" w:cs="Times New Roman"/>
-          <w:b/>
-          <w:bCs/>
-        </w:rPr>
-      </w:pPr>
-      <w:bookmarkStart w:id="3" w:name="_Toc158983149"/>
-      <w:r>
-        <w:rPr>
-          <w:rFonts w:ascii="Times New Roman" w:hAnsi="Times New Roman" w:cs="Times New Roman"/>
-          <w:b/>
-          <w:bCs/>
-        </w:rPr>
-        <w:lastRenderedPageBreak/>
-        <w:t>Теория</w:t>
-      </w:r>
-      <w:bookmarkEnd w:id="3"/>
-    </w:p>
-    <w:p>
-      <w:pPr>
-        <w:spacing w:line="360" w:lineRule="auto"/>
-        <w:ind w:firstLine="511"/>
-        <w:rPr>
-          <w:rFonts w:ascii="Times New Roman" w:hAnsi="Times New Roman" w:cs="Times New Roman"/>
-          <w:sz w:val="28"/>
-          <w:szCs w:val="32"/>
-        </w:rPr>
-      </w:pPr>
-      <w:r>
-        <w:rPr>
-          <w:rFonts w:ascii="Times New Roman" w:hAnsi="Times New Roman" w:cs="Times New Roman"/>
-          <w:sz w:val="28"/>
-          <w:szCs w:val="32"/>
-        </w:rPr>
-        <w:t xml:space="preserve">В отличие от симметричного шифрования, где обе стороны используют один и тот же ключ, асимметричные алгоритмы используют пару математически связанных ключей: открытый и закрытый. Открытый ключ распространяется свободно, закрытый хранится только у владельца. Аутентификация сервера строится на том, что сервер доказывает владение закрытым ключом, соответствующим открытому ключу в его сертификате, не передавая сам закрытый ключ по сети. Наиболее распространённые алгоритмы асимметричной криптографии в TLS </w:t>
-      </w:r>
-      <w:r>
-        <w:rPr>
-          <w:rFonts w:ascii="Times New Roman" w:hAnsi="Times New Roman" w:cs="Times New Roman"/>
-          <w:sz w:val="28"/>
-          <w:szCs w:val="32"/>
-        </w:rPr>
-        <w:t>–</w:t>
-      </w:r>
-      <w:r>
-        <w:rPr>
-          <w:rFonts w:ascii="Times New Roman" w:hAnsi="Times New Roman" w:cs="Times New Roman"/>
-          <w:sz w:val="28"/>
-          <w:szCs w:val="32"/>
-        </w:rPr>
-        <w:t xml:space="preserve"> </w:t>
-      </w:r>
-      <w:r>
-        <w:rPr>
-          <w:rFonts w:ascii="Times New Roman" w:hAnsi="Times New Roman" w:cs="Times New Roman"/>
-          <w:sz w:val="28"/>
-          <w:szCs w:val="32"/>
-          <w:lang w:val="en-US"/>
-        </w:rPr>
-        <w:t>RSA</w:t>
-      </w:r>
-      <w:r>
-        <w:rPr>
-          <w:rFonts w:ascii="Times New Roman" w:hAnsi="Times New Roman" w:cs="Times New Roman"/>
-          <w:sz w:val="28"/>
-          <w:szCs w:val="32"/>
-        </w:rPr>
-        <w:t xml:space="preserve"> и ECDSA (на основе эллиптических кривых).</w:t>
-      </w:r>
-    </w:p>
-    <w:p>
-      <w:pPr>
-        <w:spacing w:line="360" w:lineRule="auto"/>
-        <w:ind w:firstLine="511"/>
-        <w:rPr>
-          <w:rFonts w:ascii="Times New Roman" w:hAnsi="Times New Roman" w:cs="Times New Roman"/>
-          <w:sz w:val="28"/>
-          <w:szCs w:val="32"/>
-        </w:rPr>
-      </w:pPr>
-      <w:r>
-        <w:rPr>
-          <w:rStyle w:val="ac"/>
-          <w:rFonts w:ascii="Times New Roman" w:hAnsi="Times New Roman" w:cs="Times New Roman"/>
-          <w:sz w:val="28"/>
-          <w:szCs w:val="32"/>
-        </w:rPr>
-        <w:t>Протокол TLS</w:t>
-      </w:r>
-    </w:p>
-    <w:p>
-      <w:pPr>
-        <w:spacing w:line="360" w:lineRule="auto"/>
-        <w:ind w:firstLine="511"/>
-        <w:rPr>
-          <w:rFonts w:ascii="Times New Roman" w:hAnsi="Times New Roman" w:cs="Times New Roman"/>
-          <w:sz w:val="28"/>
-          <w:szCs w:val="32"/>
-        </w:rPr>
-      </w:pPr>
-      <w:r>
-        <w:rPr>
-          <w:rFonts w:ascii="Times New Roman" w:hAnsi="Times New Roman" w:cs="Times New Roman"/>
-          <w:sz w:val="28"/>
-          <w:szCs w:val="32"/>
-        </w:rPr>
-        <w:t>TLS (</w:t>
-      </w:r>
-      <w:proofErr w:type="spellStart"/>
-      <w:r>
-        <w:rPr>
-          <w:rFonts w:ascii="Times New Roman" w:hAnsi="Times New Roman" w:cs="Times New Roman"/>
-          <w:sz w:val="28"/>
-          <w:szCs w:val="32"/>
-        </w:rPr>
-        <w:t>Transport</w:t>
-      </w:r>
-      <w:proofErr w:type="spellEnd"/>
-      <w:r>
-        <w:rPr>
-          <w:rFonts w:ascii="Times New Roman" w:hAnsi="Times New Roman" w:cs="Times New Roman"/>
-          <w:sz w:val="28"/>
-          <w:szCs w:val="32"/>
-        </w:rPr>
-        <w:t xml:space="preserve"> </w:t>
-      </w:r>
-      <w:proofErr w:type="spellStart"/>
-      <w:r>
-        <w:rPr>
-          <w:rFonts w:ascii="Times New Roman" w:hAnsi="Times New Roman" w:cs="Times New Roman"/>
-          <w:sz w:val="28"/>
-          <w:szCs w:val="32"/>
-        </w:rPr>
-        <w:t>Layer</w:t>
-      </w:r>
-      <w:proofErr w:type="spellEnd"/>
-      <w:r>
-        <w:rPr>
-          <w:rFonts w:ascii="Times New Roman" w:hAnsi="Times New Roman" w:cs="Times New Roman"/>
-          <w:sz w:val="28"/>
-          <w:szCs w:val="32"/>
-        </w:rPr>
-        <w:t xml:space="preserve"> </w:t>
-      </w:r>
-      <w:proofErr w:type="spellStart"/>
-      <w:r>
-        <w:rPr>
-          <w:rFonts w:ascii="Times New Roman" w:hAnsi="Times New Roman" w:cs="Times New Roman"/>
-          <w:sz w:val="28"/>
-          <w:szCs w:val="32"/>
-        </w:rPr>
-        <w:t>Security</w:t>
-      </w:r>
-      <w:proofErr w:type="spellEnd"/>
-      <w:r>
-        <w:rPr>
-          <w:rFonts w:ascii="Times New Roman" w:hAnsi="Times New Roman" w:cs="Times New Roman"/>
-          <w:sz w:val="28"/>
-          <w:szCs w:val="32"/>
-        </w:rPr>
-        <w:t xml:space="preserve">) </w:t>
-      </w:r>
-      <w:r>
-        <w:rPr>
-          <w:rFonts w:ascii="Times New Roman" w:hAnsi="Times New Roman" w:cs="Times New Roman"/>
-          <w:sz w:val="28"/>
-          <w:szCs w:val="32"/>
-        </w:rPr>
-        <w:t>–</w:t>
-      </w:r>
-      <w:r>
-        <w:rPr>
-          <w:rFonts w:ascii="Times New Roman" w:hAnsi="Times New Roman" w:cs="Times New Roman"/>
-          <w:sz w:val="28"/>
-          <w:szCs w:val="32"/>
-        </w:rPr>
-        <w:t xml:space="preserve"> протокол, обеспечивающий шифрование, целостность и аутентификацию при передаче данных по сети. Соединение начинается с процедуры рукопожатия, в ходе которой стороны согласуют версию протокола, набор алгоритмов, и сервер предъявляет свой сертификат для аутентификации. На сегодняшний день актуальными считаются TLS 1.2 и TLS 1.3; версии TLS 1.0 и 1.1 признаны устаревшими и отключены в большинстве современных браузеров и серверов из-за известных уязвимостей.</w:t>
-      </w:r>
-    </w:p>
-    <w:p>
-      <w:pPr>
-        <w:spacing w:line="360" w:lineRule="auto"/>
-        <w:ind w:firstLine="511"/>
-        <w:rPr>
-          <w:rFonts w:ascii="Times New Roman" w:hAnsi="Times New Roman" w:cs="Times New Roman"/>
-          <w:sz w:val="28"/>
-          <w:szCs w:val="32"/>
-        </w:rPr>
-      </w:pPr>
-      <w:r>
-        <w:rPr>
-          <w:rFonts w:ascii="Times New Roman" w:hAnsi="Times New Roman" w:cs="Times New Roman"/>
-          <w:sz w:val="28"/>
-          <w:szCs w:val="32"/>
-        </w:rPr>
-        <w:t xml:space="preserve">В TLS 1.2 рукопожатие включает несколько шагов: клиент отправляет </w:t>
-      </w:r>
-      <w:proofErr w:type="spellStart"/>
-      <w:r>
-        <w:rPr>
-          <w:rFonts w:ascii="Times New Roman" w:hAnsi="Times New Roman" w:cs="Times New Roman"/>
-          <w:sz w:val="28"/>
-          <w:szCs w:val="32"/>
-        </w:rPr>
-        <w:t>ClientHello</w:t>
-      </w:r>
-      <w:proofErr w:type="spellEnd"/>
-      <w:r>
-        <w:rPr>
-          <w:rFonts w:ascii="Times New Roman" w:hAnsi="Times New Roman" w:cs="Times New Roman"/>
-          <w:sz w:val="28"/>
-          <w:szCs w:val="32"/>
-        </w:rPr>
-        <w:t xml:space="preserve"> с поддерживаемыми версиями и алгоритмами, сервер отвечает </w:t>
-      </w:r>
-      <w:proofErr w:type="spellStart"/>
-      <w:r>
-        <w:rPr>
-          <w:rFonts w:ascii="Times New Roman" w:hAnsi="Times New Roman" w:cs="Times New Roman"/>
-          <w:sz w:val="28"/>
-          <w:szCs w:val="32"/>
-        </w:rPr>
-        <w:t>ServerHello</w:t>
-      </w:r>
-      <w:proofErr w:type="spellEnd"/>
-      <w:r>
-        <w:rPr>
-          <w:rFonts w:ascii="Times New Roman" w:hAnsi="Times New Roman" w:cs="Times New Roman"/>
-          <w:sz w:val="28"/>
-          <w:szCs w:val="32"/>
-        </w:rPr>
-        <w:t xml:space="preserve"> с выбранными параметрами и передаёт </w:t>
-      </w:r>
-      <w:proofErr w:type="spellStart"/>
-      <w:r>
-        <w:rPr>
-          <w:rFonts w:ascii="Times New Roman" w:hAnsi="Times New Roman" w:cs="Times New Roman"/>
-          <w:sz w:val="28"/>
-          <w:szCs w:val="32"/>
-        </w:rPr>
-        <w:t>Certificate</w:t>
-      </w:r>
-      <w:proofErr w:type="spellEnd"/>
-      <w:r>
-        <w:rPr>
-          <w:rFonts w:ascii="Times New Roman" w:hAnsi="Times New Roman" w:cs="Times New Roman"/>
-          <w:sz w:val="28"/>
-          <w:szCs w:val="32"/>
-        </w:rPr>
-        <w:t xml:space="preserve"> с открытым ключом, после чего стороны выполняют обмен ключами (в зависимости от </w:t>
-      </w:r>
-      <w:proofErr w:type="spellStart"/>
-      <w:r>
-        <w:rPr>
-          <w:rFonts w:ascii="Times New Roman" w:hAnsi="Times New Roman" w:cs="Times New Roman"/>
-          <w:sz w:val="28"/>
-          <w:szCs w:val="32"/>
-        </w:rPr>
-        <w:t>cipher</w:t>
-      </w:r>
-      <w:proofErr w:type="spellEnd"/>
-      <w:r>
-        <w:rPr>
-          <w:rFonts w:ascii="Times New Roman" w:hAnsi="Times New Roman" w:cs="Times New Roman"/>
-          <w:sz w:val="28"/>
-          <w:szCs w:val="32"/>
-        </w:rPr>
-        <w:t xml:space="preserve"> </w:t>
-      </w:r>
-      <w:proofErr w:type="spellStart"/>
-      <w:r>
-        <w:rPr>
-          <w:rFonts w:ascii="Times New Roman" w:hAnsi="Times New Roman" w:cs="Times New Roman"/>
-          <w:sz w:val="28"/>
-          <w:szCs w:val="32"/>
-        </w:rPr>
-        <w:t>suite</w:t>
-      </w:r>
-      <w:proofErr w:type="spellEnd"/>
-      <w:r>
-        <w:rPr>
-          <w:rFonts w:ascii="Times New Roman" w:hAnsi="Times New Roman" w:cs="Times New Roman"/>
-          <w:sz w:val="28"/>
-          <w:szCs w:val="32"/>
-        </w:rPr>
-        <w:t xml:space="preserve"> </w:t>
-      </w:r>
-      <w:r>
-        <w:rPr>
-          <w:rFonts w:ascii="Times New Roman" w:hAnsi="Times New Roman" w:cs="Times New Roman"/>
-          <w:sz w:val="28"/>
-          <w:szCs w:val="32"/>
-        </w:rPr>
-        <w:t>–</w:t>
-      </w:r>
-      <w:r>
-        <w:rPr>
-          <w:rFonts w:ascii="Times New Roman" w:hAnsi="Times New Roman" w:cs="Times New Roman"/>
-          <w:sz w:val="28"/>
-          <w:szCs w:val="32"/>
-        </w:rPr>
-        <w:t xml:space="preserve"> RSA или </w:t>
-      </w:r>
-      <w:proofErr w:type="spellStart"/>
-      <w:r>
-        <w:rPr>
-          <w:rFonts w:ascii="Times New Roman" w:hAnsi="Times New Roman" w:cs="Times New Roman"/>
-          <w:sz w:val="28"/>
-          <w:szCs w:val="32"/>
-        </w:rPr>
-        <w:t>Diffie-Hellman</w:t>
-      </w:r>
-      <w:proofErr w:type="spellEnd"/>
-      <w:r>
-        <w:rPr>
-          <w:rFonts w:ascii="Times New Roman" w:hAnsi="Times New Roman" w:cs="Times New Roman"/>
-          <w:sz w:val="28"/>
-          <w:szCs w:val="32"/>
-        </w:rPr>
-        <w:t xml:space="preserve">) и завершают рукопожатие сообщениями </w:t>
-      </w:r>
-      <w:proofErr w:type="spellStart"/>
-      <w:r>
-        <w:rPr>
-          <w:rFonts w:ascii="Times New Roman" w:hAnsi="Times New Roman" w:cs="Times New Roman"/>
-          <w:sz w:val="28"/>
-          <w:szCs w:val="32"/>
-        </w:rPr>
-        <w:t>Finished</w:t>
-      </w:r>
-      <w:proofErr w:type="spellEnd"/>
-      <w:r>
-        <w:rPr>
-          <w:rFonts w:ascii="Times New Roman" w:hAnsi="Times New Roman" w:cs="Times New Roman"/>
-          <w:sz w:val="28"/>
-          <w:szCs w:val="32"/>
-        </w:rPr>
-        <w:t xml:space="preserve"> с MAC для проверки целостности. В TLS 1.3 рукопожатие упрощено и ускорено: количество </w:t>
-      </w:r>
-      <w:proofErr w:type="spellStart"/>
-      <w:r>
-        <w:rPr>
-          <w:rFonts w:ascii="Times New Roman" w:hAnsi="Times New Roman" w:cs="Times New Roman"/>
-          <w:sz w:val="28"/>
-          <w:szCs w:val="32"/>
-        </w:rPr>
-        <w:t>round-trip</w:t>
-      </w:r>
-      <w:proofErr w:type="spellEnd"/>
-      <w:r>
-        <w:rPr>
-          <w:rFonts w:ascii="Times New Roman" w:hAnsi="Times New Roman" w:cs="Times New Roman"/>
-          <w:sz w:val="28"/>
-          <w:szCs w:val="32"/>
-        </w:rPr>
-        <w:t xml:space="preserve"> сократилось с двух </w:t>
-      </w:r>
-      <w:r>
-        <w:rPr>
-          <w:rFonts w:ascii="Times New Roman" w:hAnsi="Times New Roman" w:cs="Times New Roman"/>
-          <w:sz w:val="28"/>
-          <w:szCs w:val="32"/>
-        </w:rPr>
-        <w:lastRenderedPageBreak/>
-        <w:t xml:space="preserve">до одного, RSA для обмена ключами полностью убран (используется только ECDHE), что обеспечивает </w:t>
-      </w:r>
-      <w:proofErr w:type="spellStart"/>
-      <w:r>
-        <w:rPr>
-          <w:rFonts w:ascii="Times New Roman" w:hAnsi="Times New Roman" w:cs="Times New Roman"/>
-          <w:sz w:val="28"/>
-          <w:szCs w:val="32"/>
-        </w:rPr>
-        <w:t>perfect</w:t>
-      </w:r>
-      <w:proofErr w:type="spellEnd"/>
-      <w:r>
-        <w:rPr>
-          <w:rFonts w:ascii="Times New Roman" w:hAnsi="Times New Roman" w:cs="Times New Roman"/>
-          <w:sz w:val="28"/>
-          <w:szCs w:val="32"/>
-        </w:rPr>
-        <w:t xml:space="preserve"> </w:t>
-      </w:r>
-      <w:proofErr w:type="spellStart"/>
-      <w:r>
-        <w:rPr>
-          <w:rFonts w:ascii="Times New Roman" w:hAnsi="Times New Roman" w:cs="Times New Roman"/>
-          <w:sz w:val="28"/>
-          <w:szCs w:val="32"/>
-        </w:rPr>
-        <w:t>forward</w:t>
-      </w:r>
-      <w:proofErr w:type="spellEnd"/>
-      <w:r>
-        <w:rPr>
-          <w:rFonts w:ascii="Times New Roman" w:hAnsi="Times New Roman" w:cs="Times New Roman"/>
-          <w:sz w:val="28"/>
-          <w:szCs w:val="32"/>
-        </w:rPr>
-        <w:t xml:space="preserve"> </w:t>
-      </w:r>
-      <w:proofErr w:type="spellStart"/>
-      <w:r>
-        <w:rPr>
-          <w:rFonts w:ascii="Times New Roman" w:hAnsi="Times New Roman" w:cs="Times New Roman"/>
-          <w:sz w:val="28"/>
-          <w:szCs w:val="32"/>
-        </w:rPr>
-        <w:t>secrecy</w:t>
-      </w:r>
-      <w:proofErr w:type="spellEnd"/>
-      <w:r>
-        <w:rPr>
-          <w:rFonts w:ascii="Times New Roman" w:hAnsi="Times New Roman" w:cs="Times New Roman"/>
-          <w:sz w:val="28"/>
-          <w:szCs w:val="32"/>
-        </w:rPr>
-        <w:t xml:space="preserve"> по умолчанию.</w:t>
-      </w:r>
-    </w:p>
-    <w:p>
-      <w:pPr>
-        <w:spacing w:line="360" w:lineRule="auto"/>
-        <w:rPr>
-          <w:rStyle w:val="ac"/>
-          <w:rFonts w:ascii="Times New Roman" w:hAnsi="Times New Roman" w:cs="Times New Roman"/>
-          <w:sz w:val="28"/>
-          <w:szCs w:val="32"/>
-        </w:rPr>
-      </w:pPr>
-      <w:r>
-        <w:rPr>
-          <w:rStyle w:val="ac"/>
-          <w:rFonts w:ascii="Times New Roman" w:hAnsi="Times New Roman" w:cs="Times New Roman"/>
-          <w:sz w:val="28"/>
-          <w:szCs w:val="32"/>
-        </w:rPr>
-        <w:t>Сертификаты X.509 и PKI</w:t>
-      </w:r>
-    </w:p>
-    <w:p>
-      <w:pPr>
-        <w:spacing w:line="360" w:lineRule="auto"/>
-        <w:ind w:firstLine="511"/>
-        <w:rPr>
-          <w:rStyle w:val="ac"/>
-          <w:rFonts w:ascii="Times New Roman" w:eastAsiaTheme="majorEastAsia" w:hAnsi="Times New Roman" w:cs="Times New Roman"/>
-          <w:sz w:val="28"/>
-          <w:szCs w:val="32"/>
-        </w:rPr>
-      </w:pPr>
-      <w:r>
-        <w:rPr>
-          <w:rFonts w:ascii="Times New Roman" w:hAnsi="Times New Roman" w:cs="Times New Roman"/>
-          <w:sz w:val="28"/>
-          <w:szCs w:val="32"/>
-        </w:rPr>
-        <w:t xml:space="preserve">Сертификат открытого ключа </w:t>
-      </w:r>
-      <w:r>
-        <w:rPr>
-          <w:rFonts w:ascii="Times New Roman" w:hAnsi="Times New Roman" w:cs="Times New Roman"/>
-          <w:sz w:val="28"/>
-          <w:szCs w:val="32"/>
-        </w:rPr>
-        <w:t>–</w:t>
-      </w:r>
-      <w:r>
-        <w:rPr>
-          <w:rFonts w:ascii="Times New Roman" w:hAnsi="Times New Roman" w:cs="Times New Roman"/>
-          <w:sz w:val="28"/>
-          <w:szCs w:val="32"/>
-        </w:rPr>
-        <w:t xml:space="preserve"> это структура данных формата X.509, содержащая открытый ключ сервера, его идентификатор, срок действия, и цифровую подпись удостоверяющего центра (CA), подтверждающую подлинность этих данных. Доверие к сертификату строится через цепочку сертификатов: сертификат сервера подписан промежуточным CA, тот подписан корневым CA, который заранее встроен в операционную систему или браузер как доверенный. Эта инфраструктура называется PKI (</w:t>
-      </w:r>
-      <w:proofErr w:type="spellStart"/>
-      <w:r>
-        <w:rPr>
-          <w:rFonts w:ascii="Times New Roman" w:hAnsi="Times New Roman" w:cs="Times New Roman"/>
-          <w:sz w:val="28"/>
-          <w:szCs w:val="32"/>
-        </w:rPr>
-        <w:t>Public</w:t>
-      </w:r>
-      <w:proofErr w:type="spellEnd"/>
-      <w:r>
-        <w:rPr>
-          <w:rFonts w:ascii="Times New Roman" w:hAnsi="Times New Roman" w:cs="Times New Roman"/>
-          <w:sz w:val="28"/>
-          <w:szCs w:val="32"/>
-        </w:rPr>
-        <w:t xml:space="preserve"> </w:t>
-      </w:r>
-      <w:proofErr w:type="spellStart"/>
-      <w:r>
-        <w:rPr>
-          <w:rFonts w:ascii="Times New Roman" w:hAnsi="Times New Roman" w:cs="Times New Roman"/>
-          <w:sz w:val="28"/>
-          <w:szCs w:val="32"/>
-        </w:rPr>
-        <w:t>Key</w:t>
-      </w:r>
-      <w:proofErr w:type="spellEnd"/>
-      <w:r>
-        <w:rPr>
-          <w:rFonts w:ascii="Times New Roman" w:hAnsi="Times New Roman" w:cs="Times New Roman"/>
-          <w:sz w:val="28"/>
-          <w:szCs w:val="32"/>
-        </w:rPr>
-        <w:t xml:space="preserve"> </w:t>
-      </w:r>
-      <w:proofErr w:type="spellStart"/>
-      <w:r>
-        <w:rPr>
-          <w:rFonts w:ascii="Times New Roman" w:hAnsi="Times New Roman" w:cs="Times New Roman"/>
-          <w:sz w:val="28"/>
-          <w:szCs w:val="32"/>
-        </w:rPr>
-        <w:t>Infrastructure</w:t>
-      </w:r>
-      <w:proofErr w:type="spellEnd"/>
-      <w:r>
-        <w:rPr>
-          <w:rFonts w:ascii="Times New Roman" w:hAnsi="Times New Roman" w:cs="Times New Roman"/>
-          <w:sz w:val="28"/>
-          <w:szCs w:val="32"/>
-        </w:rPr>
-        <w:t xml:space="preserve">) </w:t>
-      </w:r>
-      <w:r>
-        <w:rPr>
-          <w:rFonts w:ascii="Times New Roman" w:hAnsi="Times New Roman" w:cs="Times New Roman"/>
-          <w:sz w:val="28"/>
-          <w:szCs w:val="32"/>
-        </w:rPr>
-        <w:t>–</w:t>
-      </w:r>
-      <w:r>
-        <w:rPr>
-          <w:rFonts w:ascii="Times New Roman" w:hAnsi="Times New Roman" w:cs="Times New Roman"/>
-          <w:sz w:val="28"/>
-          <w:szCs w:val="32"/>
-        </w:rPr>
-        <w:t xml:space="preserve"> </w:t>
-      </w:r>
-      <w:r>
-        <w:rPr>
-          <w:rFonts w:ascii="Times New Roman" w:hAnsi="Times New Roman" w:cs="Times New Roman"/>
-          <w:sz w:val="28"/>
-          <w:szCs w:val="32"/>
-        </w:rPr>
-        <w:t>она обеспечивает децентрализованную проверку подлинности серверов без необходимости заранее знать их открытые ключи.</w:t>
-      </w:r>
-    </w:p>
-    <w:p>
-      <w:pPr>
-        <w:spacing w:line="360" w:lineRule="auto"/>
-        <w:rPr>
-          <w:rStyle w:val="ac"/>
-          <w:rFonts w:ascii="Times New Roman" w:hAnsi="Times New Roman" w:cs="Times New Roman"/>
-          <w:sz w:val="28"/>
-          <w:szCs w:val="32"/>
-        </w:rPr>
-      </w:pPr>
-      <w:proofErr w:type="spellStart"/>
-      <w:r>
-        <w:rPr>
-          <w:rStyle w:val="ac"/>
-          <w:rFonts w:ascii="Times New Roman" w:hAnsi="Times New Roman" w:cs="Times New Roman"/>
-          <w:sz w:val="28"/>
-          <w:szCs w:val="32"/>
-        </w:rPr>
-        <w:t>Cipher</w:t>
-      </w:r>
-      <w:proofErr w:type="spellEnd"/>
-      <w:r>
-        <w:rPr>
-          <w:rStyle w:val="ac"/>
-          <w:rFonts w:ascii="Times New Roman" w:hAnsi="Times New Roman" w:cs="Times New Roman"/>
-          <w:sz w:val="28"/>
-          <w:szCs w:val="32"/>
-        </w:rPr>
-        <w:t xml:space="preserve"> </w:t>
-      </w:r>
-      <w:proofErr w:type="spellStart"/>
-      <w:r>
-        <w:rPr>
-          <w:rStyle w:val="ac"/>
-          <w:rFonts w:ascii="Times New Roman" w:hAnsi="Times New Roman" w:cs="Times New Roman"/>
-          <w:sz w:val="28"/>
-          <w:szCs w:val="32"/>
-        </w:rPr>
-        <w:t>suite</w:t>
-      </w:r>
-      <w:proofErr w:type="spellEnd"/>
-    </w:p>
-    <w:p>
-      <w:pPr>
-        <w:spacing w:line="360" w:lineRule="auto"/>
-        <w:ind w:firstLine="511"/>
-        <w:rPr>
-          <w:rFonts w:ascii="Times New Roman" w:eastAsia="Times New Roman" w:hAnsi="Times New Roman" w:cs="Times New Roman"/>
-          <w:color w:val="auto"/>
-          <w:sz w:val="28"/>
-          <w:szCs w:val="32"/>
-        </w:rPr>
-      </w:pPr>
-      <w:r>
-        <w:rPr>
-          <w:rFonts w:ascii="Times New Roman" w:hAnsi="Times New Roman" w:cs="Times New Roman"/>
-          <w:sz w:val="28"/>
-          <w:szCs w:val="32"/>
-        </w:rPr>
-        <w:t>Набор алгоритмов</w:t>
-      </w:r>
-      <w:r>
-        <w:rPr>
-          <w:rFonts w:ascii="Times New Roman" w:hAnsi="Times New Roman" w:cs="Times New Roman"/>
-          <w:sz w:val="28"/>
-          <w:szCs w:val="32"/>
-        </w:rPr>
-        <w:t xml:space="preserve"> </w:t>
-      </w:r>
-      <w:r>
-        <w:rPr>
-          <w:rFonts w:ascii="Times New Roman" w:hAnsi="Times New Roman" w:cs="Times New Roman"/>
-          <w:sz w:val="28"/>
-          <w:szCs w:val="32"/>
-        </w:rPr>
-        <w:t xml:space="preserve">определяет, какие криптографические примитивы используются в рамках конкретного TLS-соединения: алгоритм обмена ключами, алгоритм аутентификации (RSA или ECDSA), алгоритм симметричного шифрования (AES-128-GCM, ChaCha20-Poly1305 и др.) и алгоритм хеширования для MAC (SHA-256, SHA-384). Выбор </w:t>
-      </w:r>
-      <w:proofErr w:type="spellStart"/>
-      <w:r>
-        <w:rPr>
-          <w:rFonts w:ascii="Times New Roman" w:hAnsi="Times New Roman" w:cs="Times New Roman"/>
-          <w:sz w:val="28"/>
-          <w:szCs w:val="32"/>
-        </w:rPr>
-        <w:t>cipher</w:t>
-      </w:r>
-      <w:proofErr w:type="spellEnd"/>
-      <w:r>
-        <w:rPr>
-          <w:rFonts w:ascii="Times New Roman" w:hAnsi="Times New Roman" w:cs="Times New Roman"/>
-          <w:sz w:val="28"/>
-          <w:szCs w:val="32"/>
-        </w:rPr>
-        <w:t xml:space="preserve"> </w:t>
-      </w:r>
-      <w:proofErr w:type="spellStart"/>
-      <w:r>
-        <w:rPr>
-          <w:rFonts w:ascii="Times New Roman" w:hAnsi="Times New Roman" w:cs="Times New Roman"/>
-          <w:sz w:val="28"/>
-          <w:szCs w:val="32"/>
-        </w:rPr>
-        <w:t>suite</w:t>
-      </w:r>
-      <w:proofErr w:type="spellEnd"/>
-      <w:r>
-        <w:rPr>
-          <w:rFonts w:ascii="Times New Roman" w:hAnsi="Times New Roman" w:cs="Times New Roman"/>
-          <w:sz w:val="28"/>
-          <w:szCs w:val="32"/>
-        </w:rPr>
-        <w:t xml:space="preserve"> согласовывается в ходе рукопожатия и влияет как на уровень безопасности, так и на производительность соединения.</w:t>
-      </w:r>
-    </w:p>
-    <w:p>
-      <w:pPr>
-        <w:spacing w:line="360" w:lineRule="auto"/>
-        <w:ind w:firstLine="511"/>
-        <w:rPr>
-          <w:rFonts w:ascii="Times New Roman" w:hAnsi="Times New Roman" w:cs="Times New Roman"/>
-          <w:sz w:val="28"/>
-          <w:szCs w:val="32"/>
-        </w:rPr>
-      </w:pPr>
-      <w:proofErr w:type="spellStart"/>
-      <w:r>
-        <w:rPr>
-          <w:rFonts w:ascii="Times New Roman" w:hAnsi="Times New Roman" w:cs="Times New Roman"/>
-          <w:sz w:val="28"/>
-          <w:szCs w:val="32"/>
-        </w:rPr>
-        <w:t>Wireshark</w:t>
-      </w:r>
-      <w:proofErr w:type="spellEnd"/>
-      <w:r>
-        <w:rPr>
-          <w:rFonts w:ascii="Times New Roman" w:hAnsi="Times New Roman" w:cs="Times New Roman"/>
-          <w:sz w:val="28"/>
-          <w:szCs w:val="32"/>
-        </w:rPr>
-        <w:t xml:space="preserve"> позволяет захватить TLS-рукопожатие и извлечь из него параметры соединения: в пакете </w:t>
-      </w:r>
-      <w:proofErr w:type="spellStart"/>
-      <w:r>
-        <w:rPr>
-          <w:rFonts w:ascii="Times New Roman" w:hAnsi="Times New Roman" w:cs="Times New Roman"/>
-          <w:sz w:val="28"/>
-          <w:szCs w:val="32"/>
-        </w:rPr>
-        <w:t>ClientHello</w:t>
-      </w:r>
-      <w:proofErr w:type="spellEnd"/>
-      <w:r>
-        <w:rPr>
-          <w:rFonts w:ascii="Times New Roman" w:hAnsi="Times New Roman" w:cs="Times New Roman"/>
-          <w:sz w:val="28"/>
-          <w:szCs w:val="32"/>
-        </w:rPr>
-        <w:t xml:space="preserve"> видны поддерживаемые версии и </w:t>
-      </w:r>
-      <w:proofErr w:type="spellStart"/>
-      <w:r>
-        <w:rPr>
-          <w:rFonts w:ascii="Times New Roman" w:hAnsi="Times New Roman" w:cs="Times New Roman"/>
-          <w:sz w:val="28"/>
-          <w:szCs w:val="32"/>
-        </w:rPr>
-        <w:t>cipher</w:t>
-      </w:r>
-      <w:proofErr w:type="spellEnd"/>
-      <w:r>
-        <w:rPr>
-          <w:rFonts w:ascii="Times New Roman" w:hAnsi="Times New Roman" w:cs="Times New Roman"/>
-          <w:sz w:val="28"/>
-          <w:szCs w:val="32"/>
-        </w:rPr>
-        <w:t xml:space="preserve"> </w:t>
-      </w:r>
-      <w:proofErr w:type="spellStart"/>
-      <w:r>
-        <w:rPr>
-          <w:rFonts w:ascii="Times New Roman" w:hAnsi="Times New Roman" w:cs="Times New Roman"/>
-          <w:sz w:val="28"/>
-          <w:szCs w:val="32"/>
-        </w:rPr>
-        <w:t>suites</w:t>
-      </w:r>
-      <w:proofErr w:type="spellEnd"/>
-      <w:r>
-        <w:rPr>
-          <w:rFonts w:ascii="Times New Roman" w:hAnsi="Times New Roman" w:cs="Times New Roman"/>
-          <w:sz w:val="28"/>
-          <w:szCs w:val="32"/>
-        </w:rPr>
-        <w:t xml:space="preserve">, в </w:t>
-      </w:r>
-      <w:proofErr w:type="spellStart"/>
-      <w:r>
-        <w:rPr>
-          <w:rFonts w:ascii="Times New Roman" w:hAnsi="Times New Roman" w:cs="Times New Roman"/>
-          <w:sz w:val="28"/>
-          <w:szCs w:val="32"/>
-        </w:rPr>
-        <w:t>ServerHello</w:t>
-      </w:r>
-      <w:proofErr w:type="spellEnd"/>
-      <w:r>
-        <w:rPr>
-          <w:rFonts w:ascii="Times New Roman" w:hAnsi="Times New Roman" w:cs="Times New Roman"/>
-          <w:sz w:val="28"/>
-          <w:szCs w:val="32"/>
-        </w:rPr>
-        <w:t xml:space="preserve"> </w:t>
-      </w:r>
-      <w:r>
-        <w:rPr>
-          <w:rFonts w:ascii="Times New Roman" w:hAnsi="Times New Roman" w:cs="Times New Roman"/>
-          <w:sz w:val="28"/>
-          <w:szCs w:val="32"/>
-        </w:rPr>
-        <w:t xml:space="preserve">– </w:t>
-      </w:r>
-      <w:r>
-        <w:rPr>
-          <w:rFonts w:ascii="Times New Roman" w:hAnsi="Times New Roman" w:cs="Times New Roman"/>
-          <w:sz w:val="28"/>
-          <w:szCs w:val="32"/>
-        </w:rPr>
-        <w:t xml:space="preserve">выбранные параметры, в </w:t>
-      </w:r>
-      <w:proofErr w:type="spellStart"/>
-      <w:r>
-        <w:rPr>
-          <w:rFonts w:ascii="Times New Roman" w:hAnsi="Times New Roman" w:cs="Times New Roman"/>
-          <w:sz w:val="28"/>
-          <w:szCs w:val="32"/>
-        </w:rPr>
-        <w:t>Certificate</w:t>
-      </w:r>
-      <w:proofErr w:type="spellEnd"/>
-      <w:r>
-        <w:rPr>
-          <w:rFonts w:ascii="Times New Roman" w:hAnsi="Times New Roman" w:cs="Times New Roman"/>
-          <w:sz w:val="28"/>
-          <w:szCs w:val="32"/>
-        </w:rPr>
-        <w:t xml:space="preserve"> </w:t>
-      </w:r>
-      <w:r>
-        <w:rPr>
-          <w:rFonts w:ascii="Times New Roman" w:hAnsi="Times New Roman" w:cs="Times New Roman"/>
-          <w:sz w:val="28"/>
-          <w:szCs w:val="32"/>
-        </w:rPr>
-        <w:t xml:space="preserve">– </w:t>
-      </w:r>
-      <w:r>
-        <w:rPr>
-          <w:rFonts w:ascii="Times New Roman" w:hAnsi="Times New Roman" w:cs="Times New Roman"/>
-          <w:sz w:val="28"/>
-          <w:szCs w:val="32"/>
-        </w:rPr>
-        <w:t xml:space="preserve">передаваемый сертификат. Время установки соединения определяется как разница между </w:t>
-      </w:r>
-      <w:r>
-        <w:rPr>
-          <w:rFonts w:ascii="Times New Roman" w:hAnsi="Times New Roman" w:cs="Times New Roman"/>
-          <w:sz w:val="28"/>
-          <w:szCs w:val="32"/>
-        </w:rPr>
-        <w:t>временными</w:t>
-      </w:r>
-      <w:r>
-        <w:rPr>
-          <w:rFonts w:ascii="Times New Roman" w:hAnsi="Times New Roman" w:cs="Times New Roman"/>
-          <w:sz w:val="28"/>
-          <w:szCs w:val="32"/>
-        </w:rPr>
-        <w:t xml:space="preserve"> метками пакетов </w:t>
-      </w:r>
-      <w:proofErr w:type="spellStart"/>
-      <w:r>
-        <w:rPr>
-          <w:rFonts w:ascii="Times New Roman" w:hAnsi="Times New Roman" w:cs="Times New Roman"/>
-          <w:sz w:val="28"/>
-          <w:szCs w:val="32"/>
-        </w:rPr>
-        <w:t>ClientHello</w:t>
-      </w:r>
-      <w:proofErr w:type="spellEnd"/>
-      <w:r>
-        <w:rPr>
-          <w:rFonts w:ascii="Times New Roman" w:hAnsi="Times New Roman" w:cs="Times New Roman"/>
-          <w:sz w:val="28"/>
-          <w:szCs w:val="32"/>
-        </w:rPr>
-        <w:t xml:space="preserve"> и последнего </w:t>
-      </w:r>
-      <w:proofErr w:type="spellStart"/>
-      <w:r>
-        <w:rPr>
-          <w:rFonts w:ascii="Times New Roman" w:hAnsi="Times New Roman" w:cs="Times New Roman"/>
-          <w:sz w:val="28"/>
-          <w:szCs w:val="32"/>
-        </w:rPr>
-        <w:t>Finished</w:t>
-      </w:r>
-      <w:proofErr w:type="spellEnd"/>
-      <w:r>
-        <w:rPr>
-          <w:rFonts w:ascii="Times New Roman" w:hAnsi="Times New Roman" w:cs="Times New Roman"/>
-          <w:sz w:val="28"/>
-          <w:szCs w:val="32"/>
-        </w:rPr>
-        <w:t xml:space="preserve">. Для фильтрации TLS-трафика используется фильтр </w:t>
-      </w:r>
-      <w:proofErr w:type="spellStart"/>
-      <w:proofErr w:type="gramStart"/>
-      <w:r>
-        <w:rPr>
-          <w:rStyle w:val="HTML1"/>
-          <w:rFonts w:ascii="Times New Roman" w:eastAsia="Calibri" w:hAnsi="Times New Roman" w:cs="Times New Roman"/>
-          <w:sz w:val="28"/>
-          <w:szCs w:val="28"/>
-        </w:rPr>
-        <w:t>tls.handshake</w:t>
-      </w:r>
-      <w:proofErr w:type="spellEnd"/>
-      <w:proofErr w:type="gramEnd"/>
-      <w:r>
-        <w:rPr>
-          <w:rFonts w:ascii="Times New Roman" w:hAnsi="Times New Roman" w:cs="Times New Roman"/>
-          <w:sz w:val="28"/>
-          <w:szCs w:val="32"/>
-        </w:rPr>
-        <w:t>.</w:t>
-      </w:r>
-    </w:p>
-    <w:p>
-      <w:pPr>
-        <w:spacing w:after="160" w:line="259" w:lineRule="auto"/>
-        <w:ind w:left="0" w:firstLine="0"/>
-        <w:jc w:val="left"/>
         <w:rPr>
           <w:rFonts w:ascii="Times New Roman" w:hAnsi="Times New Roman" w:cs="Times New Roman"/>
           <w:sz w:val="28"/>
@@ -2814,7 +2003,7 @@
           <w:bCs/>
         </w:rPr>
       </w:pPr>
-      <w:bookmarkStart w:id="4" w:name="_Toc158983150"/>
+      <w:bookmarkStart w:id="2" w:name="_Toc232997584"/>
       <w:r>
         <w:rPr>
           <w:rFonts w:ascii="Times New Roman" w:hAnsi="Times New Roman" w:cs="Times New Roman"/>
@@ -2822,17 +2011,935 @@
           <w:bCs/>
         </w:rPr>
         <w:lastRenderedPageBreak/>
-        <w:t>Ход</w:t>
-      </w:r>
-      <w:r>
+        <w:t>Теория</w:t>
+      </w:r>
+      <w:bookmarkEnd w:id="2"/>
+    </w:p>
+    <w:p>
+      <w:pPr>
+        <w:spacing w:line="360" w:lineRule="auto"/>
+        <w:ind w:firstLine="511"/>
+        <w:rPr>
+          <w:rFonts w:ascii="Times New Roman" w:hAnsi="Times New Roman" w:cs="Times New Roman"/>
+          <w:sz w:val="28"/>
+          <w:szCs w:val="32"/>
+        </w:rPr>
+      </w:pPr>
+      <w:r>
+        <w:rPr>
+          <w:rFonts w:ascii="Times New Roman" w:hAnsi="Times New Roman" w:cs="Times New Roman"/>
+          <w:sz w:val="28"/>
+          <w:szCs w:val="32"/>
+        </w:rPr>
+        <w:t xml:space="preserve">В отличие от симметричного шифрования, где обе стороны используют один и тот же ключ, асимметричные алгоритмы используют пару математически связанных ключей: открытый и закрытый. Открытый ключ распространяется свободно, закрытый хранится только у владельца. Аутентификация сервера строится на том, что сервер доказывает владение закрытым ключом, соответствующим открытому ключу в его сертификате, не передавая сам закрытый ключ по сети. Наиболее распространённые алгоритмы асимметричной криптографии в TLS </w:t>
+      </w:r>
+      <w:r>
+        <w:rPr>
+          <w:rFonts w:ascii="Times New Roman" w:hAnsi="Times New Roman" w:cs="Times New Roman"/>
+          <w:sz w:val="28"/>
+          <w:szCs w:val="32"/>
+        </w:rPr>
+        <w:t>–</w:t>
+      </w:r>
+      <w:r>
+        <w:rPr>
+          <w:rFonts w:ascii="Times New Roman" w:hAnsi="Times New Roman" w:cs="Times New Roman"/>
+          <w:sz w:val="28"/>
+          <w:szCs w:val="32"/>
+        </w:rPr>
+        <w:t xml:space="preserve"> </w:t>
+      </w:r>
+      <w:r>
+        <w:rPr>
+          <w:rFonts w:ascii="Times New Roman" w:hAnsi="Times New Roman" w:cs="Times New Roman"/>
+          <w:sz w:val="28"/>
+          <w:szCs w:val="32"/>
+          <w:lang w:val="en-US"/>
+        </w:rPr>
+        <w:t>RSA</w:t>
+      </w:r>
+      <w:r>
+        <w:rPr>
+          <w:rFonts w:ascii="Times New Roman" w:hAnsi="Times New Roman" w:cs="Times New Roman"/>
+          <w:sz w:val="28"/>
+          <w:szCs w:val="32"/>
+        </w:rPr>
+        <w:t xml:space="preserve"> и ECDSA (на основе эллиптических кривых).</w:t>
+      </w:r>
+    </w:p>
+    <w:p>
+      <w:pPr>
+        <w:spacing w:line="360" w:lineRule="auto"/>
+        <w:ind w:firstLine="511"/>
+        <w:rPr>
+          <w:rFonts w:ascii="Times New Roman" w:hAnsi="Times New Roman" w:cs="Times New Roman"/>
+          <w:sz w:val="28"/>
+          <w:szCs w:val="32"/>
+        </w:rPr>
+      </w:pPr>
+      <w:r>
+        <w:rPr>
+          <w:rStyle w:val="ac"/>
+          <w:rFonts w:ascii="Times New Roman" w:hAnsi="Times New Roman" w:cs="Times New Roman"/>
+          <w:sz w:val="28"/>
+          <w:szCs w:val="32"/>
+        </w:rPr>
+        <w:t>Протокол TLS</w:t>
+      </w:r>
+    </w:p>
+    <w:p>
+      <w:pPr>
+        <w:spacing w:line="360" w:lineRule="auto"/>
+        <w:ind w:firstLine="511"/>
+        <w:rPr>
+          <w:rFonts w:ascii="Times New Roman" w:hAnsi="Times New Roman" w:cs="Times New Roman"/>
+          <w:sz w:val="28"/>
+          <w:szCs w:val="32"/>
+        </w:rPr>
+      </w:pPr>
+      <w:r>
+        <w:rPr>
+          <w:rFonts w:ascii="Times New Roman" w:hAnsi="Times New Roman" w:cs="Times New Roman"/>
+          <w:sz w:val="28"/>
+          <w:szCs w:val="32"/>
+        </w:rPr>
+        <w:t>TLS (</w:t>
+      </w:r>
+      <w:proofErr w:type="spellStart"/>
+      <w:r>
+        <w:rPr>
+          <w:rFonts w:ascii="Times New Roman" w:hAnsi="Times New Roman" w:cs="Times New Roman"/>
+          <w:sz w:val="28"/>
+          <w:szCs w:val="32"/>
+        </w:rPr>
+        <w:t>Transport</w:t>
+      </w:r>
+      <w:proofErr w:type="spellEnd"/>
+      <w:r>
+        <w:rPr>
+          <w:rFonts w:ascii="Times New Roman" w:hAnsi="Times New Roman" w:cs="Times New Roman"/>
+          <w:sz w:val="28"/>
+          <w:szCs w:val="32"/>
+        </w:rPr>
+        <w:t xml:space="preserve"> </w:t>
+      </w:r>
+      <w:proofErr w:type="spellStart"/>
+      <w:r>
+        <w:rPr>
+          <w:rFonts w:ascii="Times New Roman" w:hAnsi="Times New Roman" w:cs="Times New Roman"/>
+          <w:sz w:val="28"/>
+          <w:szCs w:val="32"/>
+        </w:rPr>
+        <w:t>Layer</w:t>
+      </w:r>
+      <w:proofErr w:type="spellEnd"/>
+      <w:r>
+        <w:rPr>
+          <w:rFonts w:ascii="Times New Roman" w:hAnsi="Times New Roman" w:cs="Times New Roman"/>
+          <w:sz w:val="28"/>
+          <w:szCs w:val="32"/>
+        </w:rPr>
+        <w:t xml:space="preserve"> </w:t>
+      </w:r>
+      <w:proofErr w:type="spellStart"/>
+      <w:r>
+        <w:rPr>
+          <w:rFonts w:ascii="Times New Roman" w:hAnsi="Times New Roman" w:cs="Times New Roman"/>
+          <w:sz w:val="28"/>
+          <w:szCs w:val="32"/>
+        </w:rPr>
+        <w:t>Security</w:t>
+      </w:r>
+      <w:proofErr w:type="spellEnd"/>
+      <w:r>
+        <w:rPr>
+          <w:rFonts w:ascii="Times New Roman" w:hAnsi="Times New Roman" w:cs="Times New Roman"/>
+          <w:sz w:val="28"/>
+          <w:szCs w:val="32"/>
+        </w:rPr>
+        <w:t xml:space="preserve">) </w:t>
+      </w:r>
+      <w:r>
+        <w:rPr>
+          <w:rFonts w:ascii="Times New Roman" w:hAnsi="Times New Roman" w:cs="Times New Roman"/>
+          <w:sz w:val="28"/>
+          <w:szCs w:val="32"/>
+        </w:rPr>
+        <w:t>–</w:t>
+      </w:r>
+      <w:r>
+        <w:rPr>
+          <w:rFonts w:ascii="Times New Roman" w:hAnsi="Times New Roman" w:cs="Times New Roman"/>
+          <w:sz w:val="28"/>
+          <w:szCs w:val="32"/>
+        </w:rPr>
+        <w:t xml:space="preserve"> протокол, обеспечивающий шифрование, целостность и аутентификацию при передаче данных по сети. Соединение начинается с процедуры рукопожатия, в ходе которой стороны согласуют версию протокола, набор алгоритмов, и сервер предъявляет свой сертификат для аутентификации. На сегодняшний день актуальными считаются TLS 1.2 и TLS 1.3; версии TLS 1.0 и 1.1 признаны устаревшими и отключены в большинстве современных браузеров и серверов из-за известных уязвимостей.</w:t>
+      </w:r>
+    </w:p>
+    <w:p>
+      <w:pPr>
+        <w:spacing w:line="360" w:lineRule="auto"/>
+        <w:ind w:firstLine="511"/>
+        <w:rPr>
+          <w:rFonts w:ascii="Times New Roman" w:hAnsi="Times New Roman" w:cs="Times New Roman"/>
+          <w:sz w:val="28"/>
+          <w:szCs w:val="32"/>
+        </w:rPr>
+      </w:pPr>
+      <w:r>
+        <w:rPr>
+          <w:rFonts w:ascii="Times New Roman" w:hAnsi="Times New Roman" w:cs="Times New Roman"/>
+          <w:sz w:val="28"/>
+          <w:szCs w:val="32"/>
+        </w:rPr>
+        <w:t xml:space="preserve">В TLS 1.2 рукопожатие включает несколько шагов: клиент отправляет </w:t>
+      </w:r>
+      <w:proofErr w:type="spellStart"/>
+      <w:r>
+        <w:rPr>
+          <w:rFonts w:ascii="Times New Roman" w:hAnsi="Times New Roman" w:cs="Times New Roman"/>
+          <w:sz w:val="28"/>
+          <w:szCs w:val="32"/>
+        </w:rPr>
+        <w:t>ClientHello</w:t>
+      </w:r>
+      <w:proofErr w:type="spellEnd"/>
+      <w:r>
+        <w:rPr>
+          <w:rFonts w:ascii="Times New Roman" w:hAnsi="Times New Roman" w:cs="Times New Roman"/>
+          <w:sz w:val="28"/>
+          <w:szCs w:val="32"/>
+        </w:rPr>
+        <w:t xml:space="preserve"> с поддерживаемыми версиями и алгоритмами, сервер отвечает </w:t>
+      </w:r>
+      <w:proofErr w:type="spellStart"/>
+      <w:r>
+        <w:rPr>
+          <w:rFonts w:ascii="Times New Roman" w:hAnsi="Times New Roman" w:cs="Times New Roman"/>
+          <w:sz w:val="28"/>
+          <w:szCs w:val="32"/>
+        </w:rPr>
+        <w:t>ServerHello</w:t>
+      </w:r>
+      <w:proofErr w:type="spellEnd"/>
+      <w:r>
+        <w:rPr>
+          <w:rFonts w:ascii="Times New Roman" w:hAnsi="Times New Roman" w:cs="Times New Roman"/>
+          <w:sz w:val="28"/>
+          <w:szCs w:val="32"/>
+        </w:rPr>
+        <w:t xml:space="preserve"> с выбранными параметрами и передаёт </w:t>
+      </w:r>
+      <w:proofErr w:type="spellStart"/>
+      <w:r>
+        <w:rPr>
+          <w:rFonts w:ascii="Times New Roman" w:hAnsi="Times New Roman" w:cs="Times New Roman"/>
+          <w:sz w:val="28"/>
+          <w:szCs w:val="32"/>
+        </w:rPr>
+        <w:t>Certificate</w:t>
+      </w:r>
+      <w:proofErr w:type="spellEnd"/>
+      <w:r>
+        <w:rPr>
+          <w:rFonts w:ascii="Times New Roman" w:hAnsi="Times New Roman" w:cs="Times New Roman"/>
+          <w:sz w:val="28"/>
+          <w:szCs w:val="32"/>
+        </w:rPr>
+        <w:t xml:space="preserve"> с открытым ключом, после чего стороны выполняют обмен ключами (в зависимости от </w:t>
+      </w:r>
+      <w:proofErr w:type="spellStart"/>
+      <w:r>
+        <w:rPr>
+          <w:rFonts w:ascii="Times New Roman" w:hAnsi="Times New Roman" w:cs="Times New Roman"/>
+          <w:sz w:val="28"/>
+          <w:szCs w:val="32"/>
+        </w:rPr>
+        <w:t>cipher</w:t>
+      </w:r>
+      <w:proofErr w:type="spellEnd"/>
+      <w:r>
+        <w:rPr>
+          <w:rFonts w:ascii="Times New Roman" w:hAnsi="Times New Roman" w:cs="Times New Roman"/>
+          <w:sz w:val="28"/>
+          <w:szCs w:val="32"/>
+        </w:rPr>
+        <w:t xml:space="preserve"> </w:t>
+      </w:r>
+      <w:proofErr w:type="spellStart"/>
+      <w:r>
+        <w:rPr>
+          <w:rFonts w:ascii="Times New Roman" w:hAnsi="Times New Roman" w:cs="Times New Roman"/>
+          <w:sz w:val="28"/>
+          <w:szCs w:val="32"/>
+        </w:rPr>
+        <w:t>suite</w:t>
+      </w:r>
+      <w:proofErr w:type="spellEnd"/>
+      <w:r>
+        <w:rPr>
+          <w:rFonts w:ascii="Times New Roman" w:hAnsi="Times New Roman" w:cs="Times New Roman"/>
+          <w:sz w:val="28"/>
+          <w:szCs w:val="32"/>
+        </w:rPr>
+        <w:t xml:space="preserve"> </w:t>
+      </w:r>
+      <w:r>
+        <w:rPr>
+          <w:rFonts w:ascii="Times New Roman" w:hAnsi="Times New Roman" w:cs="Times New Roman"/>
+          <w:sz w:val="28"/>
+          <w:szCs w:val="32"/>
+        </w:rPr>
+        <w:t>–</w:t>
+      </w:r>
+      <w:r>
+        <w:rPr>
+          <w:rFonts w:ascii="Times New Roman" w:hAnsi="Times New Roman" w:cs="Times New Roman"/>
+          <w:sz w:val="28"/>
+          <w:szCs w:val="32"/>
+        </w:rPr>
+        <w:t xml:space="preserve"> RSA или </w:t>
+      </w:r>
+      <w:proofErr w:type="spellStart"/>
+      <w:r>
+        <w:rPr>
+          <w:rFonts w:ascii="Times New Roman" w:hAnsi="Times New Roman" w:cs="Times New Roman"/>
+          <w:sz w:val="28"/>
+          <w:szCs w:val="32"/>
+        </w:rPr>
+        <w:t>Diffie-Hellman</w:t>
+      </w:r>
+      <w:proofErr w:type="spellEnd"/>
+      <w:r>
+        <w:rPr>
+          <w:rFonts w:ascii="Times New Roman" w:hAnsi="Times New Roman" w:cs="Times New Roman"/>
+          <w:sz w:val="28"/>
+          <w:szCs w:val="32"/>
+        </w:rPr>
+        <w:t xml:space="preserve">) и завершают рукопожатие сообщениями </w:t>
+      </w:r>
+      <w:proofErr w:type="spellStart"/>
+      <w:r>
+        <w:rPr>
+          <w:rFonts w:ascii="Times New Roman" w:hAnsi="Times New Roman" w:cs="Times New Roman"/>
+          <w:sz w:val="28"/>
+          <w:szCs w:val="32"/>
+        </w:rPr>
+        <w:t>Finished</w:t>
+      </w:r>
+      <w:proofErr w:type="spellEnd"/>
+      <w:r>
+        <w:rPr>
+          <w:rFonts w:ascii="Times New Roman" w:hAnsi="Times New Roman" w:cs="Times New Roman"/>
+          <w:sz w:val="28"/>
+          <w:szCs w:val="32"/>
+        </w:rPr>
+        <w:t xml:space="preserve"> с MAC для проверки целостности. В TLS 1.3 рукопожатие упрощено и ускорено: количество </w:t>
+      </w:r>
+      <w:proofErr w:type="spellStart"/>
+      <w:r>
+        <w:rPr>
+          <w:rFonts w:ascii="Times New Roman" w:hAnsi="Times New Roman" w:cs="Times New Roman"/>
+          <w:sz w:val="28"/>
+          <w:szCs w:val="32"/>
+        </w:rPr>
+        <w:t>round-trip</w:t>
+      </w:r>
+      <w:proofErr w:type="spellEnd"/>
+      <w:r>
+        <w:rPr>
+          <w:rFonts w:ascii="Times New Roman" w:hAnsi="Times New Roman" w:cs="Times New Roman"/>
+          <w:sz w:val="28"/>
+          <w:szCs w:val="32"/>
+        </w:rPr>
+        <w:t xml:space="preserve"> сократилось с двух </w:t>
+      </w:r>
+      <w:r>
+        <w:rPr>
+          <w:rFonts w:ascii="Times New Roman" w:hAnsi="Times New Roman" w:cs="Times New Roman"/>
+          <w:sz w:val="28"/>
+          <w:szCs w:val="32"/>
+        </w:rPr>
+        <w:lastRenderedPageBreak/>
+        <w:t xml:space="preserve">до одного, RSA для обмена ключами полностью убран (используется только ECDHE), что обеспечивает </w:t>
+      </w:r>
+      <w:proofErr w:type="spellStart"/>
+      <w:r>
+        <w:rPr>
+          <w:rFonts w:ascii="Times New Roman" w:hAnsi="Times New Roman" w:cs="Times New Roman"/>
+          <w:sz w:val="28"/>
+          <w:szCs w:val="32"/>
+        </w:rPr>
+        <w:t>perfect</w:t>
+      </w:r>
+      <w:proofErr w:type="spellEnd"/>
+      <w:r>
+        <w:rPr>
+          <w:rFonts w:ascii="Times New Roman" w:hAnsi="Times New Roman" w:cs="Times New Roman"/>
+          <w:sz w:val="28"/>
+          <w:szCs w:val="32"/>
+        </w:rPr>
+        <w:t xml:space="preserve"> </w:t>
+      </w:r>
+      <w:proofErr w:type="spellStart"/>
+      <w:r>
+        <w:rPr>
+          <w:rFonts w:ascii="Times New Roman" w:hAnsi="Times New Roman" w:cs="Times New Roman"/>
+          <w:sz w:val="28"/>
+          <w:szCs w:val="32"/>
+        </w:rPr>
+        <w:t>forward</w:t>
+      </w:r>
+      <w:proofErr w:type="spellEnd"/>
+      <w:r>
+        <w:rPr>
+          <w:rFonts w:ascii="Times New Roman" w:hAnsi="Times New Roman" w:cs="Times New Roman"/>
+          <w:sz w:val="28"/>
+          <w:szCs w:val="32"/>
+        </w:rPr>
+        <w:t xml:space="preserve"> </w:t>
+      </w:r>
+      <w:proofErr w:type="spellStart"/>
+      <w:r>
+        <w:rPr>
+          <w:rFonts w:ascii="Times New Roman" w:hAnsi="Times New Roman" w:cs="Times New Roman"/>
+          <w:sz w:val="28"/>
+          <w:szCs w:val="32"/>
+        </w:rPr>
+        <w:t>secrecy</w:t>
+      </w:r>
+      <w:proofErr w:type="spellEnd"/>
+      <w:r>
+        <w:rPr>
+          <w:rFonts w:ascii="Times New Roman" w:hAnsi="Times New Roman" w:cs="Times New Roman"/>
+          <w:sz w:val="28"/>
+          <w:szCs w:val="32"/>
+        </w:rPr>
+        <w:t xml:space="preserve"> по умолчанию.</w:t>
+      </w:r>
+    </w:p>
+    <w:p>
+      <w:pPr>
+        <w:spacing w:line="360" w:lineRule="auto"/>
+        <w:rPr>
+          <w:rStyle w:val="ac"/>
+          <w:rFonts w:ascii="Times New Roman" w:hAnsi="Times New Roman" w:cs="Times New Roman"/>
+          <w:sz w:val="28"/>
+          <w:szCs w:val="32"/>
+        </w:rPr>
+      </w:pPr>
+      <w:r>
+        <w:rPr>
+          <w:rStyle w:val="ac"/>
+          <w:rFonts w:ascii="Times New Roman" w:hAnsi="Times New Roman" w:cs="Times New Roman"/>
+          <w:sz w:val="28"/>
+          <w:szCs w:val="32"/>
+        </w:rPr>
+        <w:t>Сертификаты X.509 и PKI</w:t>
+      </w:r>
+    </w:p>
+    <w:p>
+      <w:pPr>
+        <w:spacing w:line="360" w:lineRule="auto"/>
+        <w:ind w:firstLine="511"/>
+        <w:rPr>
+          <w:rStyle w:val="ac"/>
+          <w:rFonts w:ascii="Times New Roman" w:eastAsiaTheme="majorEastAsia" w:hAnsi="Times New Roman" w:cs="Times New Roman"/>
+          <w:sz w:val="28"/>
+          <w:szCs w:val="32"/>
+        </w:rPr>
+      </w:pPr>
+      <w:r>
+        <w:rPr>
+          <w:rFonts w:ascii="Times New Roman" w:hAnsi="Times New Roman" w:cs="Times New Roman"/>
+          <w:sz w:val="28"/>
+          <w:szCs w:val="32"/>
+        </w:rPr>
+        <w:t xml:space="preserve">Сертификат открытого ключа </w:t>
+      </w:r>
+      <w:r>
+        <w:rPr>
+          <w:rFonts w:ascii="Times New Roman" w:hAnsi="Times New Roman" w:cs="Times New Roman"/>
+          <w:sz w:val="28"/>
+          <w:szCs w:val="32"/>
+        </w:rPr>
+        <w:t>–</w:t>
+      </w:r>
+      <w:r>
+        <w:rPr>
+          <w:rFonts w:ascii="Times New Roman" w:hAnsi="Times New Roman" w:cs="Times New Roman"/>
+          <w:sz w:val="28"/>
+          <w:szCs w:val="32"/>
+        </w:rPr>
+        <w:t xml:space="preserve"> это структура данных формата X.509, содержащая открытый ключ сервера, его идентификатор, срок действия, и цифровую подпись удостоверяющего центра (CA), подтверждающую подлинность этих данных. Доверие к сертификату строится через цепочку сертификатов: сертификат сервера подписан промежуточным CA, тот подписан корневым CA, который заранее встроен в операционную систему или браузер как доверенный. Эта инфраструктура называется PKI (</w:t>
+      </w:r>
+      <w:proofErr w:type="spellStart"/>
+      <w:r>
+        <w:rPr>
+          <w:rFonts w:ascii="Times New Roman" w:hAnsi="Times New Roman" w:cs="Times New Roman"/>
+          <w:sz w:val="28"/>
+          <w:szCs w:val="32"/>
+        </w:rPr>
+        <w:t>Public</w:t>
+      </w:r>
+      <w:proofErr w:type="spellEnd"/>
+      <w:r>
+        <w:rPr>
+          <w:rFonts w:ascii="Times New Roman" w:hAnsi="Times New Roman" w:cs="Times New Roman"/>
+          <w:sz w:val="28"/>
+          <w:szCs w:val="32"/>
+        </w:rPr>
+        <w:t xml:space="preserve"> </w:t>
+      </w:r>
+      <w:proofErr w:type="spellStart"/>
+      <w:r>
+        <w:rPr>
+          <w:rFonts w:ascii="Times New Roman" w:hAnsi="Times New Roman" w:cs="Times New Roman"/>
+          <w:sz w:val="28"/>
+          <w:szCs w:val="32"/>
+        </w:rPr>
+        <w:t>Key</w:t>
+      </w:r>
+      <w:proofErr w:type="spellEnd"/>
+      <w:r>
+        <w:rPr>
+          <w:rFonts w:ascii="Times New Roman" w:hAnsi="Times New Roman" w:cs="Times New Roman"/>
+          <w:sz w:val="28"/>
+          <w:szCs w:val="32"/>
+        </w:rPr>
+        <w:t xml:space="preserve"> </w:t>
+      </w:r>
+      <w:proofErr w:type="spellStart"/>
+      <w:r>
+        <w:rPr>
+          <w:rFonts w:ascii="Times New Roman" w:hAnsi="Times New Roman" w:cs="Times New Roman"/>
+          <w:sz w:val="28"/>
+          <w:szCs w:val="32"/>
+        </w:rPr>
+        <w:t>Infrastructure</w:t>
+      </w:r>
+      <w:proofErr w:type="spellEnd"/>
+      <w:r>
+        <w:rPr>
+          <w:rFonts w:ascii="Times New Roman" w:hAnsi="Times New Roman" w:cs="Times New Roman"/>
+          <w:sz w:val="28"/>
+          <w:szCs w:val="32"/>
+        </w:rPr>
+        <w:t xml:space="preserve">) </w:t>
+      </w:r>
+      <w:r>
+        <w:rPr>
+          <w:rFonts w:ascii="Times New Roman" w:hAnsi="Times New Roman" w:cs="Times New Roman"/>
+          <w:sz w:val="28"/>
+          <w:szCs w:val="32"/>
+        </w:rPr>
+        <w:t>–</w:t>
+      </w:r>
+      <w:r>
+        <w:rPr>
+          <w:rFonts w:ascii="Times New Roman" w:hAnsi="Times New Roman" w:cs="Times New Roman"/>
+          <w:sz w:val="28"/>
+          <w:szCs w:val="32"/>
+        </w:rPr>
+        <w:t xml:space="preserve"> </w:t>
+      </w:r>
+      <w:r>
+        <w:rPr>
+          <w:rFonts w:ascii="Times New Roman" w:hAnsi="Times New Roman" w:cs="Times New Roman"/>
+          <w:sz w:val="28"/>
+          <w:szCs w:val="32"/>
+        </w:rPr>
+        <w:t>она обеспечивает децентрализованную проверку подлинности серверов без необходимости заранее знать их открытые ключи.</w:t>
+      </w:r>
+    </w:p>
+    <w:p>
+      <w:pPr>
+        <w:spacing w:line="360" w:lineRule="auto"/>
+        <w:rPr>
+          <w:rStyle w:val="ac"/>
+          <w:rFonts w:ascii="Times New Roman" w:hAnsi="Times New Roman" w:cs="Times New Roman"/>
+          <w:sz w:val="28"/>
+          <w:szCs w:val="32"/>
+        </w:rPr>
+      </w:pPr>
+      <w:proofErr w:type="spellStart"/>
+      <w:r>
+        <w:rPr>
+          <w:rStyle w:val="ac"/>
+          <w:rFonts w:ascii="Times New Roman" w:hAnsi="Times New Roman" w:cs="Times New Roman"/>
+          <w:sz w:val="28"/>
+          <w:szCs w:val="32"/>
+        </w:rPr>
+        <w:t>Cipher</w:t>
+      </w:r>
+      <w:proofErr w:type="spellEnd"/>
+      <w:r>
+        <w:rPr>
+          <w:rStyle w:val="ac"/>
+          <w:rFonts w:ascii="Times New Roman" w:hAnsi="Times New Roman" w:cs="Times New Roman"/>
+          <w:sz w:val="28"/>
+          <w:szCs w:val="32"/>
+        </w:rPr>
+        <w:t xml:space="preserve"> </w:t>
+      </w:r>
+      <w:proofErr w:type="spellStart"/>
+      <w:r>
+        <w:rPr>
+          <w:rStyle w:val="ac"/>
+          <w:rFonts w:ascii="Times New Roman" w:hAnsi="Times New Roman" w:cs="Times New Roman"/>
+          <w:sz w:val="28"/>
+          <w:szCs w:val="32"/>
+        </w:rPr>
+        <w:t>suite</w:t>
+      </w:r>
+      <w:proofErr w:type="spellEnd"/>
+    </w:p>
+    <w:p>
+      <w:pPr>
+        <w:spacing w:line="360" w:lineRule="auto"/>
+        <w:ind w:firstLine="511"/>
+        <w:rPr>
+          <w:rFonts w:ascii="Times New Roman" w:eastAsia="Times New Roman" w:hAnsi="Times New Roman" w:cs="Times New Roman"/>
+          <w:color w:val="auto"/>
+          <w:sz w:val="28"/>
+          <w:szCs w:val="32"/>
+        </w:rPr>
+      </w:pPr>
+      <w:r>
+        <w:rPr>
+          <w:rFonts w:ascii="Times New Roman" w:hAnsi="Times New Roman" w:cs="Times New Roman"/>
+          <w:sz w:val="28"/>
+          <w:szCs w:val="32"/>
+        </w:rPr>
+        <w:t>Набор алгоритмов</w:t>
+      </w:r>
+      <w:r>
+        <w:rPr>
+          <w:rFonts w:ascii="Times New Roman" w:hAnsi="Times New Roman" w:cs="Times New Roman"/>
+          <w:sz w:val="28"/>
+          <w:szCs w:val="32"/>
+        </w:rPr>
+        <w:t xml:space="preserve"> </w:t>
+      </w:r>
+      <w:r>
+        <w:rPr>
+          <w:rFonts w:ascii="Times New Roman" w:hAnsi="Times New Roman" w:cs="Times New Roman"/>
+          <w:sz w:val="28"/>
+          <w:szCs w:val="32"/>
+        </w:rPr>
+        <w:t xml:space="preserve">определяет, какие криптографические примитивы используются в рамках конкретного TLS-соединения: алгоритм обмена ключами, алгоритм аутентификации (RSA или ECDSA), алгоритм симметричного шифрования (AES-128-GCM, ChaCha20-Poly1305 и др.) и алгоритм хеширования для MAC (SHA-256, SHA-384). Выбор </w:t>
+      </w:r>
+      <w:proofErr w:type="spellStart"/>
+      <w:r>
+        <w:rPr>
+          <w:rFonts w:ascii="Times New Roman" w:hAnsi="Times New Roman" w:cs="Times New Roman"/>
+          <w:sz w:val="28"/>
+          <w:szCs w:val="32"/>
+        </w:rPr>
+        <w:t>cipher</w:t>
+      </w:r>
+      <w:proofErr w:type="spellEnd"/>
+      <w:r>
+        <w:rPr>
+          <w:rFonts w:ascii="Times New Roman" w:hAnsi="Times New Roman" w:cs="Times New Roman"/>
+          <w:sz w:val="28"/>
+          <w:szCs w:val="32"/>
+        </w:rPr>
+        <w:t xml:space="preserve"> </w:t>
+      </w:r>
+      <w:proofErr w:type="spellStart"/>
+      <w:r>
+        <w:rPr>
+          <w:rFonts w:ascii="Times New Roman" w:hAnsi="Times New Roman" w:cs="Times New Roman"/>
+          <w:sz w:val="28"/>
+          <w:szCs w:val="32"/>
+        </w:rPr>
+        <w:t>suite</w:t>
+      </w:r>
+      <w:proofErr w:type="spellEnd"/>
+      <w:r>
+        <w:rPr>
+          <w:rFonts w:ascii="Times New Roman" w:hAnsi="Times New Roman" w:cs="Times New Roman"/>
+          <w:sz w:val="28"/>
+          <w:szCs w:val="32"/>
+        </w:rPr>
+        <w:t xml:space="preserve"> согласовывается в ходе рукопожатия и влияет как на уровень безопасности, так и на производительность соединения.</w:t>
+      </w:r>
+    </w:p>
+    <w:p>
+      <w:pPr>
+        <w:spacing w:line="360" w:lineRule="auto"/>
+        <w:ind w:firstLine="511"/>
+        <w:rPr>
+          <w:rFonts w:ascii="Times New Roman" w:hAnsi="Times New Roman" w:cs="Times New Roman"/>
+          <w:sz w:val="28"/>
+          <w:szCs w:val="32"/>
+        </w:rPr>
+      </w:pPr>
+      <w:proofErr w:type="spellStart"/>
+      <w:r>
+        <w:rPr>
+          <w:rFonts w:ascii="Times New Roman" w:hAnsi="Times New Roman" w:cs="Times New Roman"/>
+          <w:sz w:val="28"/>
+          <w:szCs w:val="32"/>
+        </w:rPr>
+        <w:t>Wireshark</w:t>
+      </w:r>
+      <w:proofErr w:type="spellEnd"/>
+      <w:r>
+        <w:rPr>
+          <w:rFonts w:ascii="Times New Roman" w:hAnsi="Times New Roman" w:cs="Times New Roman"/>
+          <w:sz w:val="28"/>
+          <w:szCs w:val="32"/>
+        </w:rPr>
+        <w:t xml:space="preserve"> позволяет захватить TLS-рукопожатие и извлечь из него параметры соединения: в пакете </w:t>
+      </w:r>
+      <w:proofErr w:type="spellStart"/>
+      <w:r>
+        <w:rPr>
+          <w:rFonts w:ascii="Times New Roman" w:hAnsi="Times New Roman" w:cs="Times New Roman"/>
+          <w:sz w:val="28"/>
+          <w:szCs w:val="32"/>
+        </w:rPr>
+        <w:t>ClientHello</w:t>
+      </w:r>
+      <w:proofErr w:type="spellEnd"/>
+      <w:r>
+        <w:rPr>
+          <w:rFonts w:ascii="Times New Roman" w:hAnsi="Times New Roman" w:cs="Times New Roman"/>
+          <w:sz w:val="28"/>
+          <w:szCs w:val="32"/>
+        </w:rPr>
+        <w:t xml:space="preserve"> видны поддерживаемые версии и </w:t>
+      </w:r>
+      <w:proofErr w:type="spellStart"/>
+      <w:r>
+        <w:rPr>
+          <w:rFonts w:ascii="Times New Roman" w:hAnsi="Times New Roman" w:cs="Times New Roman"/>
+          <w:sz w:val="28"/>
+          <w:szCs w:val="32"/>
+        </w:rPr>
+        <w:t>cipher</w:t>
+      </w:r>
+      <w:proofErr w:type="spellEnd"/>
+      <w:r>
+        <w:rPr>
+          <w:rFonts w:ascii="Times New Roman" w:hAnsi="Times New Roman" w:cs="Times New Roman"/>
+          <w:sz w:val="28"/>
+          <w:szCs w:val="32"/>
+        </w:rPr>
+        <w:t xml:space="preserve"> </w:t>
+      </w:r>
+      <w:proofErr w:type="spellStart"/>
+      <w:r>
+        <w:rPr>
+          <w:rFonts w:ascii="Times New Roman" w:hAnsi="Times New Roman" w:cs="Times New Roman"/>
+          <w:sz w:val="28"/>
+          <w:szCs w:val="32"/>
+        </w:rPr>
+        <w:t>suites</w:t>
+      </w:r>
+      <w:proofErr w:type="spellEnd"/>
+      <w:r>
+        <w:rPr>
+          <w:rFonts w:ascii="Times New Roman" w:hAnsi="Times New Roman" w:cs="Times New Roman"/>
+          <w:sz w:val="28"/>
+          <w:szCs w:val="32"/>
+        </w:rPr>
+        <w:t xml:space="preserve">, в </w:t>
+      </w:r>
+      <w:proofErr w:type="spellStart"/>
+      <w:r>
+        <w:rPr>
+          <w:rFonts w:ascii="Times New Roman" w:hAnsi="Times New Roman" w:cs="Times New Roman"/>
+          <w:sz w:val="28"/>
+          <w:szCs w:val="32"/>
+        </w:rPr>
+        <w:t>ServerHello</w:t>
+      </w:r>
+      <w:proofErr w:type="spellEnd"/>
+      <w:r>
+        <w:rPr>
+          <w:rFonts w:ascii="Times New Roman" w:hAnsi="Times New Roman" w:cs="Times New Roman"/>
+          <w:sz w:val="28"/>
+          <w:szCs w:val="32"/>
+        </w:rPr>
+        <w:t xml:space="preserve"> </w:t>
+      </w:r>
+      <w:r>
+        <w:rPr>
+          <w:rFonts w:ascii="Times New Roman" w:hAnsi="Times New Roman" w:cs="Times New Roman"/>
+          <w:sz w:val="28"/>
+          <w:szCs w:val="32"/>
+        </w:rPr>
+        <w:t xml:space="preserve">– </w:t>
+      </w:r>
+      <w:r>
+        <w:rPr>
+          <w:rFonts w:ascii="Times New Roman" w:hAnsi="Times New Roman" w:cs="Times New Roman"/>
+          <w:sz w:val="28"/>
+          <w:szCs w:val="32"/>
+        </w:rPr>
+        <w:t xml:space="preserve">выбранные параметры, в </w:t>
+      </w:r>
+      <w:proofErr w:type="spellStart"/>
+      <w:r>
+        <w:rPr>
+          <w:rFonts w:ascii="Times New Roman" w:hAnsi="Times New Roman" w:cs="Times New Roman"/>
+          <w:sz w:val="28"/>
+          <w:szCs w:val="32"/>
+        </w:rPr>
+        <w:t>Certificate</w:t>
+      </w:r>
+      <w:proofErr w:type="spellEnd"/>
+      <w:r>
+        <w:rPr>
+          <w:rFonts w:ascii="Times New Roman" w:hAnsi="Times New Roman" w:cs="Times New Roman"/>
+          <w:sz w:val="28"/>
+          <w:szCs w:val="32"/>
+        </w:rPr>
+        <w:t xml:space="preserve"> </w:t>
+      </w:r>
+      <w:r>
+        <w:rPr>
+          <w:rFonts w:ascii="Times New Roman" w:hAnsi="Times New Roman" w:cs="Times New Roman"/>
+          <w:sz w:val="28"/>
+          <w:szCs w:val="32"/>
+        </w:rPr>
+        <w:t xml:space="preserve">– </w:t>
+      </w:r>
+      <w:r>
+        <w:rPr>
+          <w:rFonts w:ascii="Times New Roman" w:hAnsi="Times New Roman" w:cs="Times New Roman"/>
+          <w:sz w:val="28"/>
+          <w:szCs w:val="32"/>
+        </w:rPr>
+        <w:t xml:space="preserve">передаваемый сертификат. Время установки соединения определяется как разница между </w:t>
+      </w:r>
+      <w:r>
+        <w:rPr>
+          <w:rFonts w:ascii="Times New Roman" w:hAnsi="Times New Roman" w:cs="Times New Roman"/>
+          <w:sz w:val="28"/>
+          <w:szCs w:val="32"/>
+        </w:rPr>
+        <w:t>временными</w:t>
+      </w:r>
+      <w:r>
+        <w:rPr>
+          <w:rFonts w:ascii="Times New Roman" w:hAnsi="Times New Roman" w:cs="Times New Roman"/>
+          <w:sz w:val="28"/>
+          <w:szCs w:val="32"/>
+        </w:rPr>
+        <w:t xml:space="preserve"> метками пакетов </w:t>
+      </w:r>
+      <w:proofErr w:type="spellStart"/>
+      <w:r>
+        <w:rPr>
+          <w:rFonts w:ascii="Times New Roman" w:hAnsi="Times New Roman" w:cs="Times New Roman"/>
+          <w:sz w:val="28"/>
+          <w:szCs w:val="32"/>
+        </w:rPr>
+        <w:t>ClientHello</w:t>
+      </w:r>
+      <w:proofErr w:type="spellEnd"/>
+      <w:r>
+        <w:rPr>
+          <w:rFonts w:ascii="Times New Roman" w:hAnsi="Times New Roman" w:cs="Times New Roman"/>
+          <w:sz w:val="28"/>
+          <w:szCs w:val="32"/>
+        </w:rPr>
+        <w:t xml:space="preserve"> и последнего </w:t>
+      </w:r>
+      <w:proofErr w:type="spellStart"/>
+      <w:r>
+        <w:rPr>
+          <w:rFonts w:ascii="Times New Roman" w:hAnsi="Times New Roman" w:cs="Times New Roman"/>
+          <w:sz w:val="28"/>
+          <w:szCs w:val="32"/>
+        </w:rPr>
+        <w:t>Finished</w:t>
+      </w:r>
+      <w:proofErr w:type="spellEnd"/>
+      <w:r>
+        <w:rPr>
+          <w:rFonts w:ascii="Times New Roman" w:hAnsi="Times New Roman" w:cs="Times New Roman"/>
+          <w:sz w:val="28"/>
+          <w:szCs w:val="32"/>
+        </w:rPr>
+        <w:t xml:space="preserve">. Для фильтрации TLS-трафика используется фильтр </w:t>
+      </w:r>
+      <w:proofErr w:type="spellStart"/>
+      <w:proofErr w:type="gramStart"/>
+      <w:r>
+        <w:rPr>
+          <w:rStyle w:val="HTML1"/>
+          <w:rFonts w:ascii="Times New Roman" w:eastAsia="Calibri" w:hAnsi="Times New Roman" w:cs="Times New Roman"/>
+          <w:sz w:val="28"/>
+          <w:szCs w:val="28"/>
+        </w:rPr>
+        <w:t>tls.handshake</w:t>
+      </w:r>
+      <w:proofErr w:type="spellEnd"/>
+      <w:proofErr w:type="gramEnd"/>
+      <w:r>
+        <w:rPr>
+          <w:rFonts w:ascii="Times New Roman" w:hAnsi="Times New Roman" w:cs="Times New Roman"/>
+          <w:sz w:val="28"/>
+          <w:szCs w:val="32"/>
+        </w:rPr>
+        <w:t>.</w:t>
+      </w:r>
+    </w:p>
+    <w:p>
+      <w:pPr>
+        <w:spacing w:after="160" w:line="360" w:lineRule="auto"/>
+        <w:ind w:left="0" w:firstLine="0"/>
+        <w:rPr>
+          <w:rFonts w:ascii="Times New Roman" w:hAnsi="Times New Roman" w:cs="Times New Roman"/>
+          <w:sz w:val="28"/>
+          <w:szCs w:val="28"/>
+        </w:rPr>
+      </w:pPr>
+      <w:r>
+        <w:rPr>
+          <w:rFonts w:ascii="Times New Roman" w:hAnsi="Times New Roman" w:cs="Times New Roman"/>
+          <w:sz w:val="28"/>
+          <w:szCs w:val="28"/>
+        </w:rPr>
+        <w:br w:type="page"/>
+      </w:r>
+    </w:p>
+    <w:p>
+      <w:pPr>
+        <w:pStyle w:val="1"/>
+        <w:spacing w:line="360" w:lineRule="auto"/>
+        <w:ind w:firstLine="0"/>
+        <w:jc w:val="both"/>
         <w:rPr>
           <w:rFonts w:ascii="Times New Roman" w:hAnsi="Times New Roman" w:cs="Times New Roman"/>
           <w:b/>
           <w:bCs/>
         </w:rPr>
+      </w:pPr>
+      <w:bookmarkStart w:id="3" w:name="_Toc232997585"/>
+      <w:r>
+        <w:rPr>
+          <w:rFonts w:ascii="Times New Roman" w:hAnsi="Times New Roman" w:cs="Times New Roman"/>
+          <w:b/>
+          <w:bCs/>
+        </w:rPr>
+        <w:lastRenderedPageBreak/>
+        <w:t>Ход</w:t>
+      </w:r>
+      <w:r>
+        <w:rPr>
+          <w:rFonts w:ascii="Times New Roman" w:hAnsi="Times New Roman" w:cs="Times New Roman"/>
+          <w:b/>
+          <w:bCs/>
+        </w:rPr>
         <w:t xml:space="preserve"> лабораторной работы</w:t>
       </w:r>
-      <w:bookmarkEnd w:id="4"/>
+      <w:bookmarkEnd w:id="3"/>
     </w:p>
     <w:p>
       <w:pPr>
@@ -3045,6 +3152,7 @@
           <w:rFonts w:ascii="Times New Roman" w:hAnsi="Times New Roman" w:cs="Times New Roman"/>
           <w:i/>
           <w:iCs/>
+          <w:noProof/>
           <w:sz w:val="28"/>
           <w:szCs w:val="28"/>
         </w:rPr>
@@ -3140,7 +3248,7 @@
           <w:sz w:val="28"/>
           <w:szCs w:val="28"/>
         </w:rPr>
-        <w:t xml:space="preserve">трафик, введём в строку фильтра </w:t>
+        <w:t xml:space="preserve">трафик введём в строку фильтра </w:t>
       </w:r>
       <w:proofErr w:type="spellStart"/>
       <w:proofErr w:type="gramStart"/>
@@ -3224,14 +3332,15 @@
           <w:rFonts w:ascii="Times New Roman" w:hAnsi="Times New Roman" w:cs="Times New Roman"/>
           <w:i/>
           <w:iCs/>
+          <w:noProof/>
           <w:sz w:val="28"/>
           <w:szCs w:val="28"/>
         </w:rPr>
         <w:lastRenderedPageBreak/>
         <w:drawing>
-          <wp:inline distT="0" distB="0" distL="0" distR="0" wp14:anchorId="1438F61F" wp14:editId="100F792A">
-            <wp:extent cx="5161547" cy="3352800"/>
-            <wp:effectExtent l="0" t="0" r="1270" b="0"/>
+          <wp:inline distT="0" distB="0" distL="0" distR="0" wp14:anchorId="1438F61F" wp14:editId="1B849C11">
+            <wp:extent cx="5238750" cy="3402949"/>
+            <wp:effectExtent l="0" t="0" r="0" b="7620"/>
             <wp:docPr id="3" name="Рисунок 3"/>
             <wp:cNvGraphicFramePr>
               <a:graphicFrameLocks xmlns:a="http://schemas.openxmlformats.org/drawingml/2006/main" noChangeAspect="1"/>
@@ -3252,7 +3361,7 @@
                   <pic:spPr>
                     <a:xfrm>
                       <a:off x="0" y="0"/>
-                      <a:ext cx="5161547" cy="3352800"/>
+                      <a:ext cx="5271139" cy="3423988"/>
                     </a:xfrm>
                     <a:prstGeom prst="rect">
                       <a:avLst/>
@@ -3546,6 +3655,7 @@
           <w:rFonts w:ascii="Times New Roman" w:hAnsi="Times New Roman" w:cs="Times New Roman"/>
           <w:i/>
           <w:iCs/>
+          <w:noProof/>
           <w:sz w:val="28"/>
           <w:szCs w:val="28"/>
         </w:rPr>
@@ -3604,6 +3714,7 @@
       <w:r>
         <w:rPr>
           <w:rFonts w:ascii="Times New Roman" w:hAnsi="Times New Roman" w:cs="Times New Roman"/>
+          <w:noProof/>
           <w:sz w:val="28"/>
           <w:szCs w:val="28"/>
         </w:rPr>
@@ -4212,6 +4323,7 @@
           <w:rFonts w:ascii="Times New Roman" w:hAnsi="Times New Roman" w:cs="Times New Roman"/>
           <w:i/>
           <w:iCs/>
+          <w:noProof/>
           <w:sz w:val="28"/>
           <w:szCs w:val="28"/>
         </w:rPr>
@@ -4699,6 +4811,7 @@
           <w:rFonts w:ascii="Times New Roman" w:hAnsi="Times New Roman" w:cs="Times New Roman"/>
           <w:i/>
           <w:iCs/>
+          <w:noProof/>
           <w:sz w:val="28"/>
           <w:szCs w:val="28"/>
         </w:rPr>
@@ -5459,6 +5572,7 @@
       <w:r>
         <w:rPr>
           <w:rFonts w:ascii="Times New Roman" w:hAnsi="Times New Roman" w:cs="Times New Roman"/>
+          <w:noProof/>
           <w:sz w:val="28"/>
           <w:szCs w:val="28"/>
         </w:rPr>
@@ -6115,6 +6229,7 @@
       <w:r>
         <w:rPr>
           <w:rFonts w:ascii="Times New Roman" w:hAnsi="Times New Roman" w:cs="Times New Roman"/>
+          <w:noProof/>
           <w:sz w:val="28"/>
           <w:szCs w:val="28"/>
         </w:rPr>
@@ -6869,6 +6984,7 @@
       <w:r>
         <w:rPr>
           <w:rFonts w:ascii="Times New Roman" w:hAnsi="Times New Roman" w:cs="Times New Roman"/>
+          <w:noProof/>
           <w:sz w:val="28"/>
           <w:szCs w:val="28"/>
         </w:rPr>
@@ -7304,6 +7420,7 @@
       <w:r>
         <w:rPr>
           <w:rFonts w:ascii="Times New Roman" w:hAnsi="Times New Roman" w:cs="Times New Roman"/>
+          <w:noProof/>
           <w:sz w:val="28"/>
           <w:szCs w:val="28"/>
         </w:rPr>
@@ -7439,6 +7556,7 @@
           <w:rFonts w:ascii="Times New Roman" w:hAnsi="Times New Roman" w:cs="Times New Roman"/>
           <w:i/>
           <w:iCs/>
+          <w:noProof/>
           <w:sz w:val="28"/>
           <w:szCs w:val="28"/>
         </w:rPr>
@@ -7528,20 +7646,12 @@
         </w:rPr>
         <w:t>ФНС:</w:t>
       </w:r>
-      <w:r>
-        <w:rPr>
-          <w:rFonts w:ascii="Times New Roman" w:hAnsi="Times New Roman" w:cs="Times New Roman"/>
-          <w:sz w:val="28"/>
-          <w:szCs w:val="28"/>
-        </w:rPr>
-        <w:br/>
-      </w:r>
     </w:p>
     <w:p>
       <w:pPr>
         <w:pStyle w:val="a3"/>
         <w:numPr>
-          <w:ilvl w:val="1"/>
+          <w:ilvl w:val="2"/>
           <w:numId w:val="14"/>
         </w:numPr>
         <w:spacing w:before="120" w:after="120" w:line="360" w:lineRule="auto"/>
@@ -7559,7 +7669,51 @@
           <w:sz w:val="28"/>
           <w:szCs w:val="28"/>
         </w:rPr>
-        <w:t>МЕДСИ:</w:t>
+        <w:t xml:space="preserve">Пробуем подключиться к сайту </w:t>
+      </w:r>
+      <w:proofErr w:type="spellStart"/>
+      <w:r>
+        <w:rPr>
+          <w:rFonts w:ascii="Times New Roman" w:hAnsi="Times New Roman" w:cs="Times New Roman"/>
+          <w:sz w:val="28"/>
+          <w:szCs w:val="28"/>
+        </w:rPr>
+        <w:t>фнс</w:t>
+      </w:r>
+      <w:proofErr w:type="spellEnd"/>
+      <w:r>
+        <w:rPr>
+          <w:rFonts w:ascii="Times New Roman" w:hAnsi="Times New Roman" w:cs="Times New Roman"/>
+          <w:sz w:val="28"/>
+          <w:szCs w:val="28"/>
+        </w:rPr>
+        <w:t xml:space="preserve"> с использованием </w:t>
+      </w:r>
+      <w:r>
+        <w:rPr>
+          <w:rFonts w:ascii="Times New Roman" w:hAnsi="Times New Roman" w:cs="Times New Roman"/>
+          <w:sz w:val="28"/>
+          <w:szCs w:val="28"/>
+          <w:lang w:val="en-US"/>
+        </w:rPr>
+        <w:t>TLS</w:t>
+      </w:r>
+      <w:r>
+        <w:rPr>
+          <w:rFonts w:ascii="Times New Roman" w:hAnsi="Times New Roman" w:cs="Times New Roman"/>
+          <w:sz w:val="28"/>
+          <w:szCs w:val="28"/>
+        </w:rPr>
+        <w:t xml:space="preserve"> 1.0 и на удивление получается установить небезопасное </w:t>
+      </w:r>
+      <w:r>
+        <w:rPr>
+          <w:rFonts w:ascii="Times New Roman" w:hAnsi="Times New Roman" w:cs="Times New Roman"/>
+          <w:sz w:val="28"/>
+          <w:szCs w:val="28"/>
+        </w:rPr>
+        <w:lastRenderedPageBreak/>
+        <w:t>соединение о чём нам также говорит и браузер:</w:t>
       </w:r>
       <w:r>
         <w:rPr>
@@ -7569,111 +7723,17 @@
         </w:rPr>
         <w:br/>
       </w:r>
-    </w:p>
-    <w:p>
-      <w:pPr>
-        <w:pStyle w:val="a3"/>
-        <w:numPr>
-          <w:ilvl w:val="1"/>
-          <w:numId w:val="14"/>
-        </w:numPr>
-        <w:spacing w:before="120" w:after="120" w:line="360" w:lineRule="auto"/>
-        <w:rPr>
-          <w:rFonts w:ascii="Times New Roman" w:hAnsi="Times New Roman" w:cs="Times New Roman"/>
-          <w:i/>
-          <w:iCs/>
-          <w:sz w:val="28"/>
-          <w:szCs w:val="28"/>
-        </w:rPr>
-      </w:pPr>
-      <w:r>
-        <w:rPr>
-          <w:rFonts w:ascii="Times New Roman" w:hAnsi="Times New Roman" w:cs="Times New Roman"/>
-          <w:sz w:val="28"/>
-          <w:szCs w:val="28"/>
-        </w:rPr>
-        <w:t>ЕМИАС:</w:t>
-      </w:r>
-      <w:r>
-        <w:rPr>
-          <w:rFonts w:ascii="Times New Roman" w:hAnsi="Times New Roman" w:cs="Times New Roman"/>
-          <w:sz w:val="28"/>
-          <w:szCs w:val="28"/>
-        </w:rPr>
-        <w:br/>
-      </w:r>
-      <w:r>
-        <w:rPr>
-          <w:rFonts w:ascii="Times New Roman" w:hAnsi="Times New Roman" w:cs="Times New Roman"/>
-          <w:sz w:val="28"/>
-          <w:szCs w:val="28"/>
-        </w:rPr>
-        <w:t xml:space="preserve">С </w:t>
-      </w:r>
-      <w:proofErr w:type="spellStart"/>
-      <w:r>
-        <w:rPr>
-          <w:rFonts w:ascii="Times New Roman" w:hAnsi="Times New Roman" w:cs="Times New Roman"/>
-          <w:sz w:val="28"/>
-          <w:szCs w:val="28"/>
-        </w:rPr>
-        <w:t>емиасом</w:t>
-      </w:r>
-      <w:proofErr w:type="spellEnd"/>
-      <w:r>
-        <w:rPr>
-          <w:rFonts w:ascii="Times New Roman" w:hAnsi="Times New Roman" w:cs="Times New Roman"/>
-          <w:sz w:val="28"/>
-          <w:szCs w:val="28"/>
-        </w:rPr>
-        <w:t xml:space="preserve"> всё намного лучше, ведь используя старую версию протокола я просто не смог подключиться к веб-серверу</w:t>
-      </w:r>
-      <w:r>
-        <w:rPr>
-          <w:rFonts w:ascii="Times New Roman" w:hAnsi="Times New Roman" w:cs="Times New Roman"/>
-          <w:sz w:val="28"/>
-          <w:szCs w:val="28"/>
-        </w:rPr>
-        <w:t xml:space="preserve"> из-за ошибки </w:t>
-      </w:r>
-      <w:r>
-        <w:rPr>
-          <w:rFonts w:ascii="Times New Roman" w:hAnsi="Times New Roman" w:cs="Times New Roman"/>
-          <w:sz w:val="28"/>
-          <w:szCs w:val="32"/>
-        </w:rPr>
-        <w:t>SSL_ERROR_PROTOCOL_VERSION_ALERT</w:t>
-      </w:r>
-      <w:r>
-        <w:rPr>
-          <w:rFonts w:ascii="Times New Roman" w:hAnsi="Times New Roman" w:cs="Times New Roman"/>
-          <w:sz w:val="28"/>
-          <w:szCs w:val="28"/>
-        </w:rPr>
-        <w:t>:</w:t>
-      </w:r>
-      <w:r>
-        <w:rPr>
-          <w:rFonts w:ascii="Times New Roman" w:hAnsi="Times New Roman" w:cs="Times New Roman"/>
-          <w:sz w:val="28"/>
-          <w:szCs w:val="28"/>
-        </w:rPr>
-        <w:br/>
-      </w:r>
-      <w:r>
-        <w:rPr>
-          <w:rFonts w:ascii="Times New Roman" w:hAnsi="Times New Roman" w:cs="Times New Roman"/>
-          <w:i/>
-          <w:iCs/>
-          <w:sz w:val="28"/>
-          <w:szCs w:val="28"/>
-        </w:rPr>
-        <w:lastRenderedPageBreak/>
+      <w:r>
+        <w:rPr>
+          <w:rFonts w:ascii="Times New Roman" w:hAnsi="Times New Roman" w:cs="Times New Roman"/>
+          <w:sz w:val="28"/>
+          <w:szCs w:val="28"/>
+        </w:rPr>
         <w:drawing>
-          <wp:inline distT="0" distB="0" distL="0" distR="0" wp14:anchorId="67D559FC" wp14:editId="0A653164">
-            <wp:extent cx="4638154" cy="3239770"/>
+          <wp:inline distT="0" distB="0" distL="0" distR="0" wp14:anchorId="66A4F68C" wp14:editId="2E43BF0E">
+            <wp:extent cx="4400550" cy="1719788"/>
             <wp:effectExtent l="0" t="0" r="0" b="0"/>
-            <wp:docPr id="17" name="Рисунок 17"/>
+            <wp:docPr id="2" name="Рисунок 2"/>
             <wp:cNvGraphicFramePr>
               <a:graphicFrameLocks xmlns:a="http://schemas.openxmlformats.org/drawingml/2006/main" noChangeAspect="1"/>
             </wp:cNvGraphicFramePr>
@@ -7693,6 +7753,1547 @@
                   <pic:spPr>
                     <a:xfrm>
                       <a:off x="0" y="0"/>
+                      <a:ext cx="4421568" cy="1728002"/>
+                    </a:xfrm>
+                    <a:prstGeom prst="rect">
+                      <a:avLst/>
+                    </a:prstGeom>
+                  </pic:spPr>
+                </pic:pic>
+              </a:graphicData>
+            </a:graphic>
+          </wp:inline>
+        </w:drawing>
+      </w:r>
+    </w:p>
+    <w:p>
+      <w:pPr>
+        <w:pStyle w:val="a3"/>
+        <w:numPr>
+          <w:ilvl w:val="2"/>
+          <w:numId w:val="14"/>
+        </w:numPr>
+        <w:spacing w:before="120" w:after="120" w:line="360" w:lineRule="auto"/>
+        <w:rPr>
+          <w:rFonts w:ascii="Times New Roman" w:hAnsi="Times New Roman" w:cs="Times New Roman"/>
+          <w:i/>
+          <w:iCs/>
+          <w:sz w:val="28"/>
+          <w:szCs w:val="28"/>
+        </w:rPr>
+      </w:pPr>
+      <w:r>
+        <w:rPr>
+          <w:rFonts w:ascii="Times New Roman" w:hAnsi="Times New Roman" w:cs="Times New Roman"/>
+          <w:sz w:val="28"/>
+          <w:szCs w:val="28"/>
+        </w:rPr>
+        <w:t>Имя сервера</w:t>
+      </w:r>
+      <w:r>
+        <w:rPr>
+          <w:rFonts w:ascii="Times New Roman" w:hAnsi="Times New Roman" w:cs="Times New Roman"/>
+          <w:sz w:val="28"/>
+          <w:szCs w:val="28"/>
+        </w:rPr>
+        <w:t xml:space="preserve"> (</w:t>
+      </w:r>
+      <w:r>
+        <w:rPr>
+          <w:rFonts w:ascii="Times New Roman" w:hAnsi="Times New Roman" w:cs="Times New Roman"/>
+          <w:sz w:val="28"/>
+          <w:szCs w:val="28"/>
+        </w:rPr>
+        <w:t>характеристики</w:t>
+      </w:r>
+      <w:r>
+        <w:rPr>
+          <w:rFonts w:ascii="Times New Roman" w:hAnsi="Times New Roman" w:cs="Times New Roman"/>
+          <w:sz w:val="28"/>
+          <w:szCs w:val="28"/>
+        </w:rPr>
+        <w:t>)</w:t>
+      </w:r>
+      <w:r>
+        <w:rPr>
+          <w:rFonts w:ascii="Times New Roman" w:hAnsi="Times New Roman" w:cs="Times New Roman"/>
+          <w:sz w:val="28"/>
+          <w:szCs w:val="28"/>
+        </w:rPr>
+        <w:t xml:space="preserve"> – </w:t>
+      </w:r>
+      <w:proofErr w:type="spellStart"/>
+      <w:r>
+        <w:rPr>
+          <w:rFonts w:ascii="Times New Roman" w:hAnsi="Times New Roman" w:cs="Times New Roman"/>
+          <w:sz w:val="28"/>
+          <w:szCs w:val="28"/>
+          <w:lang w:val="en-US"/>
+        </w:rPr>
+        <w:t>edo</w:t>
+      </w:r>
+      <w:proofErr w:type="spellEnd"/>
+      <w:r>
+        <w:rPr>
+          <w:rFonts w:ascii="Times New Roman" w:hAnsi="Times New Roman" w:cs="Times New Roman"/>
+          <w:sz w:val="28"/>
+          <w:szCs w:val="28"/>
+        </w:rPr>
+        <w:t>.</w:t>
+      </w:r>
+      <w:proofErr w:type="spellStart"/>
+      <w:r>
+        <w:rPr>
+          <w:rFonts w:ascii="Times New Roman" w:hAnsi="Times New Roman" w:cs="Times New Roman"/>
+          <w:sz w:val="28"/>
+          <w:szCs w:val="28"/>
+          <w:lang w:val="en-US"/>
+        </w:rPr>
+        <w:t>nalog</w:t>
+      </w:r>
+      <w:proofErr w:type="spellEnd"/>
+      <w:r>
+        <w:rPr>
+          <w:rFonts w:ascii="Times New Roman" w:hAnsi="Times New Roman" w:cs="Times New Roman"/>
+          <w:sz w:val="28"/>
+          <w:szCs w:val="28"/>
+        </w:rPr>
+        <w:t>.</w:t>
+      </w:r>
+      <w:proofErr w:type="spellStart"/>
+      <w:r>
+        <w:rPr>
+          <w:rFonts w:ascii="Times New Roman" w:hAnsi="Times New Roman" w:cs="Times New Roman"/>
+          <w:sz w:val="28"/>
+          <w:szCs w:val="28"/>
+          <w:lang w:val="en-US"/>
+        </w:rPr>
+        <w:t>ru</w:t>
+      </w:r>
+      <w:proofErr w:type="spellEnd"/>
+      <w:r>
+        <w:rPr>
+          <w:rFonts w:ascii="Times New Roman" w:hAnsi="Times New Roman" w:cs="Times New Roman"/>
+          <w:sz w:val="28"/>
+          <w:szCs w:val="28"/>
+        </w:rPr>
+        <w:t xml:space="preserve"> (</w:t>
+      </w:r>
+      <w:r>
+        <w:rPr>
+          <w:rFonts w:ascii="Times New Roman" w:hAnsi="Times New Roman" w:cs="Times New Roman"/>
+          <w:sz w:val="28"/>
+          <w:szCs w:val="28"/>
+          <w:lang w:val="en-US"/>
+        </w:rPr>
+        <w:t>www</w:t>
+      </w:r>
+      <w:r>
+        <w:rPr>
+          <w:rFonts w:ascii="Times New Roman" w:hAnsi="Times New Roman" w:cs="Times New Roman"/>
+          <w:sz w:val="28"/>
+          <w:szCs w:val="28"/>
+        </w:rPr>
+        <w:t>.</w:t>
+      </w:r>
+      <w:proofErr w:type="spellStart"/>
+      <w:r>
+        <w:rPr>
+          <w:rFonts w:ascii="Times New Roman" w:hAnsi="Times New Roman" w:cs="Times New Roman"/>
+          <w:sz w:val="28"/>
+          <w:szCs w:val="28"/>
+          <w:lang w:val="en-US"/>
+        </w:rPr>
+        <w:t>nalog</w:t>
+      </w:r>
+      <w:proofErr w:type="spellEnd"/>
+      <w:r>
+        <w:rPr>
+          <w:rFonts w:ascii="Times New Roman" w:hAnsi="Times New Roman" w:cs="Times New Roman"/>
+          <w:sz w:val="28"/>
+          <w:szCs w:val="28"/>
+        </w:rPr>
+        <w:t>.</w:t>
+      </w:r>
+      <w:r>
+        <w:rPr>
+          <w:rFonts w:ascii="Times New Roman" w:hAnsi="Times New Roman" w:cs="Times New Roman"/>
+          <w:sz w:val="28"/>
+          <w:szCs w:val="28"/>
+          <w:lang w:val="en-US"/>
+        </w:rPr>
+        <w:t>gov</w:t>
+      </w:r>
+      <w:r>
+        <w:rPr>
+          <w:rFonts w:ascii="Times New Roman" w:hAnsi="Times New Roman" w:cs="Times New Roman"/>
+          <w:sz w:val="28"/>
+          <w:szCs w:val="28"/>
+        </w:rPr>
+        <w:t>.</w:t>
+      </w:r>
+      <w:proofErr w:type="spellStart"/>
+      <w:r>
+        <w:rPr>
+          <w:rFonts w:ascii="Times New Roman" w:hAnsi="Times New Roman" w:cs="Times New Roman"/>
+          <w:sz w:val="28"/>
+          <w:szCs w:val="28"/>
+          <w:lang w:val="en-US"/>
+        </w:rPr>
+        <w:t>ru</w:t>
+      </w:r>
+      <w:proofErr w:type="spellEnd"/>
+      <w:r>
+        <w:rPr>
+          <w:rFonts w:ascii="Times New Roman" w:hAnsi="Times New Roman" w:cs="Times New Roman"/>
+          <w:sz w:val="28"/>
+          <w:szCs w:val="28"/>
+        </w:rPr>
+        <w:t>)</w:t>
+      </w:r>
+      <w:r>
+        <w:rPr>
+          <w:rFonts w:ascii="Times New Roman" w:hAnsi="Times New Roman" w:cs="Times New Roman"/>
+          <w:sz w:val="28"/>
+          <w:szCs w:val="28"/>
+        </w:rPr>
+        <w:t xml:space="preserve">, </w:t>
+      </w:r>
+      <w:r>
+        <w:rPr>
+          <w:rFonts w:ascii="Times New Roman" w:hAnsi="Times New Roman" w:cs="Times New Roman"/>
+          <w:sz w:val="28"/>
+          <w:szCs w:val="28"/>
+        </w:rPr>
+        <w:t>212.193.155.4</w:t>
+      </w:r>
+      <w:r>
+        <w:rPr>
+          <w:rFonts w:ascii="Times New Roman" w:hAnsi="Times New Roman" w:cs="Times New Roman"/>
+          <w:sz w:val="28"/>
+          <w:szCs w:val="28"/>
+        </w:rPr>
+        <w:t>2</w:t>
+      </w:r>
+      <w:r>
+        <w:rPr>
+          <w:rFonts w:ascii="Times New Roman" w:hAnsi="Times New Roman" w:cs="Times New Roman"/>
+          <w:sz w:val="28"/>
+          <w:szCs w:val="28"/>
+        </w:rPr>
+        <w:t>, государственная принадлежность</w:t>
+      </w:r>
+      <w:r>
+        <w:rPr>
+          <w:rFonts w:ascii="Times New Roman" w:hAnsi="Times New Roman" w:cs="Times New Roman"/>
+          <w:sz w:val="28"/>
+          <w:szCs w:val="28"/>
+        </w:rPr>
+        <w:t>;</w:t>
+      </w:r>
+    </w:p>
+    <w:p>
+      <w:pPr>
+        <w:pStyle w:val="a3"/>
+        <w:numPr>
+          <w:ilvl w:val="2"/>
+          <w:numId w:val="14"/>
+        </w:numPr>
+        <w:spacing w:before="120" w:after="120" w:line="360" w:lineRule="auto"/>
+        <w:rPr>
+          <w:rFonts w:ascii="Times New Roman" w:hAnsi="Times New Roman" w:cs="Times New Roman"/>
+          <w:i/>
+          <w:iCs/>
+          <w:sz w:val="28"/>
+          <w:szCs w:val="28"/>
+        </w:rPr>
+      </w:pPr>
+      <w:r>
+        <w:rPr>
+          <w:rFonts w:ascii="Times New Roman" w:hAnsi="Times New Roman" w:cs="Times New Roman"/>
+          <w:sz w:val="28"/>
+          <w:szCs w:val="28"/>
+        </w:rPr>
+        <w:t xml:space="preserve">Версия </w:t>
+      </w:r>
+      <w:r>
+        <w:rPr>
+          <w:rFonts w:ascii="Times New Roman" w:hAnsi="Times New Roman" w:cs="Times New Roman"/>
+          <w:sz w:val="28"/>
+          <w:szCs w:val="28"/>
+          <w:lang w:val="en-US"/>
+        </w:rPr>
+        <w:t>TLS – 1;</w:t>
+      </w:r>
+    </w:p>
+    <w:p>
+      <w:pPr>
+        <w:pStyle w:val="a3"/>
+        <w:numPr>
+          <w:ilvl w:val="2"/>
+          <w:numId w:val="14"/>
+        </w:numPr>
+        <w:spacing w:before="120" w:after="120" w:line="360" w:lineRule="auto"/>
+        <w:rPr>
+          <w:rFonts w:ascii="Times New Roman" w:hAnsi="Times New Roman" w:cs="Times New Roman"/>
+          <w:i/>
+          <w:iCs/>
+          <w:sz w:val="28"/>
+          <w:szCs w:val="28"/>
+        </w:rPr>
+      </w:pPr>
+      <w:r>
+        <w:rPr>
+          <w:rFonts w:ascii="Times New Roman" w:hAnsi="Times New Roman" w:cs="Times New Roman"/>
+          <w:sz w:val="28"/>
+          <w:szCs w:val="28"/>
+        </w:rPr>
+        <w:t>Выбранные алгоритмы шифрования:</w:t>
+      </w:r>
+      <w:r>
+        <w:rPr>
+          <w:rFonts w:ascii="Times New Roman" w:hAnsi="Times New Roman" w:cs="Times New Roman"/>
+          <w:sz w:val="28"/>
+          <w:szCs w:val="28"/>
+        </w:rPr>
+        <w:t xml:space="preserve"> TLS_ECDHE_RSA_WITH_AES_128_CBC_SHA (0xc013)</w:t>
+      </w:r>
+      <w:r>
+        <w:rPr>
+          <w:rFonts w:ascii="Times New Roman" w:hAnsi="Times New Roman" w:cs="Times New Roman"/>
+          <w:sz w:val="28"/>
+          <w:szCs w:val="28"/>
+        </w:rPr>
+        <w:t>:</w:t>
+      </w:r>
+      <w:r>
+        <w:rPr>
+          <w:rFonts w:ascii="Times New Roman" w:hAnsi="Times New Roman" w:cs="Times New Roman"/>
+          <w:i/>
+          <w:iCs/>
+          <w:sz w:val="28"/>
+          <w:szCs w:val="28"/>
+        </w:rPr>
+        <w:t xml:space="preserve"> </w:t>
+      </w:r>
+    </w:p>
+    <w:p>
+      <w:pPr>
+        <w:pStyle w:val="a3"/>
+        <w:numPr>
+          <w:ilvl w:val="3"/>
+          <w:numId w:val="14"/>
+        </w:numPr>
+        <w:spacing w:before="120" w:after="120" w:line="360" w:lineRule="auto"/>
+        <w:rPr>
+          <w:rFonts w:ascii="Times New Roman" w:hAnsi="Times New Roman" w:cs="Times New Roman"/>
+          <w:i/>
+          <w:iCs/>
+          <w:sz w:val="28"/>
+          <w:szCs w:val="28"/>
+        </w:rPr>
+      </w:pPr>
+      <w:r>
+        <w:rPr>
+          <w:rFonts w:ascii="Times New Roman" w:hAnsi="Times New Roman" w:cs="Times New Roman"/>
+          <w:sz w:val="28"/>
+          <w:szCs w:val="28"/>
+          <w:lang w:val="en-US"/>
+        </w:rPr>
+        <w:t>ECDHE</w:t>
+      </w:r>
+      <w:r>
+        <w:rPr>
+          <w:rFonts w:ascii="Times New Roman" w:hAnsi="Times New Roman" w:cs="Times New Roman"/>
+          <w:sz w:val="28"/>
+          <w:szCs w:val="28"/>
+        </w:rPr>
+        <w:t xml:space="preserve"> – </w:t>
+      </w:r>
+      <w:r>
+        <w:rPr>
+          <w:rFonts w:ascii="Times New Roman" w:hAnsi="Times New Roman" w:cs="Times New Roman"/>
+          <w:sz w:val="28"/>
+          <w:szCs w:val="28"/>
+        </w:rPr>
+        <w:t>алгоритм обмена ключами за счёт временных ключей на эллиптических кривых;</w:t>
+      </w:r>
+    </w:p>
+    <w:p>
+      <w:pPr>
+        <w:pStyle w:val="a3"/>
+        <w:numPr>
+          <w:ilvl w:val="3"/>
+          <w:numId w:val="14"/>
+        </w:numPr>
+        <w:spacing w:before="120" w:after="120" w:line="360" w:lineRule="auto"/>
+        <w:rPr>
+          <w:rFonts w:ascii="Times New Roman" w:hAnsi="Times New Roman" w:cs="Times New Roman"/>
+          <w:i/>
+          <w:iCs/>
+          <w:sz w:val="28"/>
+          <w:szCs w:val="28"/>
+        </w:rPr>
+      </w:pPr>
+      <w:r>
+        <w:rPr>
+          <w:rFonts w:ascii="Times New Roman" w:hAnsi="Times New Roman" w:cs="Times New Roman"/>
+          <w:sz w:val="28"/>
+          <w:szCs w:val="28"/>
+          <w:lang w:val="en-US"/>
+        </w:rPr>
+        <w:t xml:space="preserve">RSA – </w:t>
+      </w:r>
+      <w:r>
+        <w:rPr>
+          <w:rFonts w:ascii="Times New Roman" w:hAnsi="Times New Roman" w:cs="Times New Roman"/>
+          <w:sz w:val="28"/>
+          <w:szCs w:val="28"/>
+        </w:rPr>
+        <w:t>алгоритм аутентификации сервера;</w:t>
+      </w:r>
+    </w:p>
+    <w:p>
+      <w:pPr>
+        <w:pStyle w:val="a3"/>
+        <w:numPr>
+          <w:ilvl w:val="3"/>
+          <w:numId w:val="14"/>
+        </w:numPr>
+        <w:spacing w:before="120" w:after="120" w:line="360" w:lineRule="auto"/>
+        <w:rPr>
+          <w:rFonts w:ascii="Times New Roman" w:hAnsi="Times New Roman" w:cs="Times New Roman"/>
+          <w:i/>
+          <w:iCs/>
+          <w:sz w:val="28"/>
+          <w:szCs w:val="28"/>
+        </w:rPr>
+      </w:pPr>
+      <w:r>
+        <w:rPr>
+          <w:rFonts w:ascii="Times New Roman" w:hAnsi="Times New Roman" w:cs="Times New Roman"/>
+          <w:sz w:val="28"/>
+          <w:szCs w:val="28"/>
+          <w:lang w:val="en-US"/>
+        </w:rPr>
+        <w:t>AES</w:t>
+      </w:r>
+      <w:r>
+        <w:rPr>
+          <w:rFonts w:ascii="Times New Roman" w:hAnsi="Times New Roman" w:cs="Times New Roman"/>
+          <w:sz w:val="28"/>
+          <w:szCs w:val="28"/>
+        </w:rPr>
+        <w:t>_128_</w:t>
+      </w:r>
+      <w:r>
+        <w:rPr>
+          <w:rFonts w:ascii="Times New Roman" w:hAnsi="Times New Roman" w:cs="Times New Roman"/>
+          <w:sz w:val="28"/>
+          <w:szCs w:val="28"/>
+          <w:lang w:val="en-US"/>
+        </w:rPr>
+        <w:t>CBC</w:t>
+      </w:r>
+      <w:r>
+        <w:rPr>
+          <w:rFonts w:ascii="Times New Roman" w:hAnsi="Times New Roman" w:cs="Times New Roman"/>
+          <w:sz w:val="28"/>
+          <w:szCs w:val="28"/>
+        </w:rPr>
+        <w:t xml:space="preserve"> – </w:t>
+      </w:r>
+      <w:r>
+        <w:rPr>
+          <w:rFonts w:ascii="Times New Roman" w:hAnsi="Times New Roman" w:cs="Times New Roman"/>
+          <w:sz w:val="28"/>
+          <w:szCs w:val="28"/>
+        </w:rPr>
+        <w:t xml:space="preserve">симметричное шифрование, </w:t>
+      </w:r>
+      <w:r>
+        <w:rPr>
+          <w:rFonts w:ascii="Times New Roman" w:hAnsi="Times New Roman" w:cs="Times New Roman"/>
+          <w:sz w:val="28"/>
+          <w:szCs w:val="28"/>
+          <w:lang w:val="en-US"/>
+        </w:rPr>
+        <w:t>AES</w:t>
+      </w:r>
+      <w:r>
+        <w:rPr>
+          <w:rFonts w:ascii="Times New Roman" w:hAnsi="Times New Roman" w:cs="Times New Roman"/>
+          <w:sz w:val="28"/>
+          <w:szCs w:val="28"/>
+        </w:rPr>
+        <w:t xml:space="preserve"> со 128-битным ключом в режиме </w:t>
+      </w:r>
+      <w:r>
+        <w:rPr>
+          <w:rFonts w:ascii="Times New Roman" w:hAnsi="Times New Roman" w:cs="Times New Roman"/>
+          <w:sz w:val="28"/>
+          <w:szCs w:val="28"/>
+          <w:lang w:val="en-US"/>
+        </w:rPr>
+        <w:t>CBC</w:t>
+      </w:r>
+      <w:r>
+        <w:rPr>
+          <w:rFonts w:ascii="Times New Roman" w:hAnsi="Times New Roman" w:cs="Times New Roman"/>
+          <w:sz w:val="28"/>
+          <w:szCs w:val="28"/>
+        </w:rPr>
+        <w:t>;</w:t>
+      </w:r>
+    </w:p>
+    <w:p>
+      <w:pPr>
+        <w:pStyle w:val="a3"/>
+        <w:numPr>
+          <w:ilvl w:val="3"/>
+          <w:numId w:val="14"/>
+        </w:numPr>
+        <w:spacing w:before="120" w:after="120" w:line="360" w:lineRule="auto"/>
+        <w:rPr>
+          <w:rFonts w:ascii="Times New Roman" w:hAnsi="Times New Roman" w:cs="Times New Roman"/>
+          <w:i/>
+          <w:iCs/>
+          <w:sz w:val="28"/>
+          <w:szCs w:val="28"/>
+        </w:rPr>
+      </w:pPr>
+      <w:r>
+        <w:rPr>
+          <w:rFonts w:ascii="Times New Roman" w:hAnsi="Times New Roman" w:cs="Times New Roman"/>
+          <w:sz w:val="28"/>
+          <w:szCs w:val="28"/>
+          <w:lang w:val="en-US"/>
+        </w:rPr>
+        <w:t>SHA</w:t>
+      </w:r>
+      <w:r>
+        <w:rPr>
+          <w:rFonts w:ascii="Times New Roman" w:hAnsi="Times New Roman" w:cs="Times New Roman"/>
+          <w:sz w:val="28"/>
+          <w:szCs w:val="28"/>
+        </w:rPr>
+        <w:t xml:space="preserve"> (</w:t>
+      </w:r>
+      <w:r>
+        <w:rPr>
+          <w:rFonts w:ascii="Times New Roman" w:hAnsi="Times New Roman" w:cs="Times New Roman"/>
+          <w:sz w:val="28"/>
+          <w:szCs w:val="28"/>
+        </w:rPr>
+        <w:t>без числа после)</w:t>
+      </w:r>
+      <w:r>
+        <w:rPr>
+          <w:rFonts w:ascii="Times New Roman" w:hAnsi="Times New Roman" w:cs="Times New Roman"/>
+          <w:sz w:val="28"/>
+          <w:szCs w:val="28"/>
+        </w:rPr>
+        <w:t xml:space="preserve"> –</w:t>
+      </w:r>
+      <w:r>
+        <w:rPr>
+          <w:rFonts w:ascii="Times New Roman" w:hAnsi="Times New Roman" w:cs="Times New Roman"/>
+          <w:sz w:val="28"/>
+          <w:szCs w:val="28"/>
+        </w:rPr>
+        <w:t xml:space="preserve"> это означает</w:t>
+      </w:r>
+      <w:r>
+        <w:rPr>
+          <w:rFonts w:ascii="Times New Roman" w:hAnsi="Times New Roman" w:cs="Times New Roman"/>
+          <w:sz w:val="28"/>
+          <w:szCs w:val="28"/>
+        </w:rPr>
+        <w:t xml:space="preserve"> </w:t>
+      </w:r>
+      <w:r>
+        <w:rPr>
+          <w:rFonts w:ascii="Times New Roman" w:hAnsi="Times New Roman" w:cs="Times New Roman"/>
+          <w:sz w:val="28"/>
+          <w:szCs w:val="28"/>
+          <w:lang w:val="en-US"/>
+        </w:rPr>
+        <w:t>SHA</w:t>
+      </w:r>
+      <w:r>
+        <w:rPr>
+          <w:rFonts w:ascii="Times New Roman" w:hAnsi="Times New Roman" w:cs="Times New Roman"/>
+          <w:sz w:val="28"/>
+          <w:szCs w:val="28"/>
+        </w:rPr>
+        <w:t xml:space="preserve">-1, </w:t>
+      </w:r>
+      <w:r>
+        <w:rPr>
+          <w:rFonts w:ascii="Times New Roman" w:hAnsi="Times New Roman" w:cs="Times New Roman"/>
+          <w:sz w:val="28"/>
+          <w:szCs w:val="28"/>
+        </w:rPr>
+        <w:t xml:space="preserve">используемые для </w:t>
+      </w:r>
+      <w:r>
+        <w:rPr>
+          <w:rFonts w:ascii="Times New Roman" w:hAnsi="Times New Roman" w:cs="Times New Roman"/>
+          <w:sz w:val="28"/>
+          <w:szCs w:val="28"/>
+          <w:lang w:val="en-US"/>
+        </w:rPr>
+        <w:t>HMAC</w:t>
+      </w:r>
+      <w:r>
+        <w:rPr>
+          <w:rFonts w:ascii="Times New Roman" w:hAnsi="Times New Roman" w:cs="Times New Roman"/>
+          <w:sz w:val="28"/>
+          <w:szCs w:val="28"/>
+        </w:rPr>
+        <w:t xml:space="preserve">; </w:t>
+      </w:r>
+      <w:r>
+        <w:rPr>
+          <w:rFonts w:ascii="Times New Roman" w:hAnsi="Times New Roman" w:cs="Times New Roman"/>
+          <w:sz w:val="28"/>
+          <w:szCs w:val="28"/>
+        </w:rPr>
+        <w:br/>
+      </w:r>
+      <w:r>
+        <w:rPr>
+          <w:rFonts w:ascii="Times New Roman" w:hAnsi="Times New Roman" w:cs="Times New Roman"/>
+          <w:i/>
+          <w:iCs/>
+          <w:sz w:val="28"/>
+          <w:szCs w:val="28"/>
+        </w:rPr>
+        <w:drawing>
+          <wp:inline distT="0" distB="0" distL="0" distR="0" wp14:anchorId="4BB6D9BC" wp14:editId="56ABA2B2">
+            <wp:extent cx="4648200" cy="1461004"/>
+            <wp:effectExtent l="0" t="0" r="0" b="6350"/>
+            <wp:docPr id="5" name="Рисунок 5"/>
+            <wp:cNvGraphicFramePr>
+              <a:graphicFrameLocks xmlns:a="http://schemas.openxmlformats.org/drawingml/2006/main" noChangeAspect="1"/>
+            </wp:cNvGraphicFramePr>
+            <a:graphic xmlns:a="http://schemas.openxmlformats.org/drawingml/2006/main">
+              <a:graphicData uri="http://schemas.openxmlformats.org/drawingml/2006/picture">
+                <pic:pic xmlns:pic="http://schemas.openxmlformats.org/drawingml/2006/picture">
+                  <pic:nvPicPr>
+                    <pic:cNvPr id="1" name=""/>
+                    <pic:cNvPicPr/>
+                  </pic:nvPicPr>
+                  <pic:blipFill>
+                    <a:blip r:embed="rId21"/>
+                    <a:stretch>
+                      <a:fillRect/>
+                    </a:stretch>
+                  </pic:blipFill>
+                  <pic:spPr>
+                    <a:xfrm>
+                      <a:off x="0" y="0"/>
+                      <a:ext cx="4721416" cy="1484017"/>
+                    </a:xfrm>
+                    <a:prstGeom prst="rect">
+                      <a:avLst/>
+                    </a:prstGeom>
+                  </pic:spPr>
+                </pic:pic>
+              </a:graphicData>
+            </a:graphic>
+          </wp:inline>
+        </w:drawing>
+      </w:r>
+    </w:p>
+    <w:p>
+      <w:pPr>
+        <w:pStyle w:val="a3"/>
+        <w:numPr>
+          <w:ilvl w:val="2"/>
+          <w:numId w:val="14"/>
+        </w:numPr>
+        <w:spacing w:before="120" w:after="120" w:line="360" w:lineRule="auto"/>
+        <w:rPr>
+          <w:rFonts w:ascii="Times New Roman" w:hAnsi="Times New Roman" w:cs="Times New Roman"/>
+          <w:i/>
+          <w:iCs/>
+          <w:sz w:val="28"/>
+          <w:szCs w:val="28"/>
+        </w:rPr>
+      </w:pPr>
+      <w:r>
+        <w:rPr>
+          <w:rFonts w:ascii="Times New Roman" w:hAnsi="Times New Roman" w:cs="Times New Roman"/>
+          <w:sz w:val="28"/>
+          <w:szCs w:val="28"/>
+        </w:rPr>
+        <w:t>Полученный сертификат соответствует</w:t>
+      </w:r>
+      <w:r>
+        <w:rPr>
+          <w:rFonts w:ascii="Times New Roman" w:hAnsi="Times New Roman" w:cs="Times New Roman"/>
+          <w:sz w:val="28"/>
+          <w:szCs w:val="28"/>
+        </w:rPr>
+        <w:t xml:space="preserve"> тому, что мы получили ранее, используя </w:t>
+      </w:r>
+      <w:r>
+        <w:rPr>
+          <w:rFonts w:ascii="Times New Roman" w:hAnsi="Times New Roman" w:cs="Times New Roman"/>
+          <w:sz w:val="28"/>
+          <w:szCs w:val="28"/>
+          <w:lang w:val="en-US"/>
+        </w:rPr>
+        <w:t>TLS</w:t>
+      </w:r>
+      <w:r>
+        <w:rPr>
+          <w:rFonts w:ascii="Times New Roman" w:hAnsi="Times New Roman" w:cs="Times New Roman"/>
+          <w:sz w:val="28"/>
+          <w:szCs w:val="28"/>
+        </w:rPr>
+        <w:t xml:space="preserve"> </w:t>
+      </w:r>
+      <w:r>
+        <w:rPr>
+          <w:rFonts w:ascii="Times New Roman" w:hAnsi="Times New Roman" w:cs="Times New Roman"/>
+          <w:sz w:val="28"/>
+          <w:szCs w:val="28"/>
+        </w:rPr>
+        <w:t>1.3</w:t>
+      </w:r>
+      <w:r>
+        <w:rPr>
+          <w:rFonts w:ascii="Times New Roman" w:hAnsi="Times New Roman" w:cs="Times New Roman"/>
+          <w:sz w:val="28"/>
+          <w:szCs w:val="28"/>
+        </w:rPr>
+        <w:t>:</w:t>
+      </w:r>
+    </w:p>
+    <w:p>
+      <w:pPr>
+        <w:pStyle w:val="a3"/>
+        <w:numPr>
+          <w:ilvl w:val="3"/>
+          <w:numId w:val="14"/>
+        </w:numPr>
+        <w:spacing w:before="120" w:after="120" w:line="360" w:lineRule="auto"/>
+        <w:rPr>
+          <w:rFonts w:ascii="Times New Roman" w:hAnsi="Times New Roman" w:cs="Times New Roman"/>
+          <w:i/>
+          <w:iCs/>
+          <w:sz w:val="28"/>
+          <w:szCs w:val="28"/>
+        </w:rPr>
+      </w:pPr>
+      <w:r>
+        <w:rPr>
+          <w:rFonts w:ascii="Times New Roman" w:hAnsi="Times New Roman" w:cs="Times New Roman"/>
+          <w:sz w:val="28"/>
+          <w:szCs w:val="28"/>
+        </w:rPr>
+        <w:lastRenderedPageBreak/>
+        <w:t>Версия:</w:t>
+      </w:r>
+      <w:r>
+        <w:rPr>
+          <w:rFonts w:ascii="Times New Roman" w:hAnsi="Times New Roman" w:cs="Times New Roman"/>
+          <w:sz w:val="28"/>
+          <w:szCs w:val="28"/>
+          <w:lang w:val="en-US"/>
+        </w:rPr>
+        <w:t xml:space="preserve"> 3;</w:t>
+      </w:r>
+    </w:p>
+    <w:p>
+      <w:pPr>
+        <w:pStyle w:val="a3"/>
+        <w:numPr>
+          <w:ilvl w:val="3"/>
+          <w:numId w:val="14"/>
+        </w:numPr>
+        <w:spacing w:before="120" w:after="120" w:line="360" w:lineRule="auto"/>
+        <w:rPr>
+          <w:rFonts w:ascii="Times New Roman" w:hAnsi="Times New Roman" w:cs="Times New Roman"/>
+          <w:i/>
+          <w:iCs/>
+          <w:sz w:val="28"/>
+          <w:szCs w:val="28"/>
+        </w:rPr>
+      </w:pPr>
+      <w:r>
+        <w:rPr>
+          <w:rFonts w:ascii="Times New Roman" w:hAnsi="Times New Roman" w:cs="Times New Roman"/>
+          <w:sz w:val="28"/>
+          <w:szCs w:val="28"/>
+        </w:rPr>
+        <w:t>Действителен ли</w:t>
+      </w:r>
+      <w:r>
+        <w:rPr>
+          <w:rFonts w:ascii="Times New Roman" w:hAnsi="Times New Roman" w:cs="Times New Roman"/>
+          <w:sz w:val="28"/>
+          <w:szCs w:val="28"/>
+        </w:rPr>
+        <w:t xml:space="preserve">: </w:t>
+      </w:r>
+      <w:r>
+        <w:rPr>
+          <w:rFonts w:ascii="Times New Roman" w:hAnsi="Times New Roman" w:cs="Times New Roman"/>
+          <w:sz w:val="28"/>
+          <w:szCs w:val="28"/>
+        </w:rPr>
+        <w:t xml:space="preserve">действителен с </w:t>
+      </w:r>
+      <w:r>
+        <w:rPr>
+          <w:rFonts w:ascii="Times New Roman" w:hAnsi="Times New Roman" w:cs="Times New Roman"/>
+          <w:sz w:val="28"/>
+          <w:szCs w:val="28"/>
+          <w:shd w:val="clear" w:color="auto" w:fill="FFFFFF"/>
+        </w:rPr>
+        <w:t>29.05.2026, 11:39:27 GMT+3 до 27.08.2026, 11:39:26 GMT+3</w:t>
+      </w:r>
+      <w:r>
+        <w:rPr>
+          <w:rFonts w:ascii="Times New Roman" w:hAnsi="Times New Roman" w:cs="Times New Roman"/>
+          <w:sz w:val="28"/>
+          <w:szCs w:val="28"/>
+          <w:shd w:val="clear" w:color="auto" w:fill="FFFFFF"/>
+        </w:rPr>
+        <w:t>;</w:t>
+      </w:r>
+    </w:p>
+    <w:p>
+      <w:pPr>
+        <w:pStyle w:val="a3"/>
+        <w:numPr>
+          <w:ilvl w:val="3"/>
+          <w:numId w:val="14"/>
+        </w:numPr>
+        <w:spacing w:before="120" w:after="120" w:line="360" w:lineRule="auto"/>
+        <w:rPr>
+          <w:rFonts w:ascii="Times New Roman" w:hAnsi="Times New Roman" w:cs="Times New Roman"/>
+          <w:i/>
+          <w:iCs/>
+          <w:sz w:val="28"/>
+          <w:szCs w:val="28"/>
+        </w:rPr>
+      </w:pPr>
+      <w:r>
+        <w:rPr>
+          <w:rFonts w:ascii="Times New Roman" w:hAnsi="Times New Roman" w:cs="Times New Roman"/>
+          <w:sz w:val="28"/>
+          <w:szCs w:val="28"/>
+        </w:rPr>
+        <w:t>Правильность ключа</w:t>
+      </w:r>
+      <w:r>
+        <w:rPr>
+          <w:rFonts w:ascii="Times New Roman" w:hAnsi="Times New Roman" w:cs="Times New Roman"/>
+          <w:sz w:val="28"/>
+          <w:szCs w:val="28"/>
+        </w:rPr>
+        <w:t xml:space="preserve"> – </w:t>
+      </w:r>
+      <w:r>
+        <w:rPr>
+          <w:rFonts w:ascii="Times New Roman" w:hAnsi="Times New Roman" w:cs="Times New Roman"/>
+          <w:sz w:val="28"/>
+          <w:szCs w:val="28"/>
+        </w:rPr>
+        <w:t xml:space="preserve">алгоритм подписи ключа соответствует </w:t>
+      </w:r>
+      <w:r>
+        <w:rPr>
+          <w:rFonts w:ascii="Times New Roman" w:hAnsi="Times New Roman" w:cs="Times New Roman"/>
+          <w:sz w:val="28"/>
+          <w:szCs w:val="28"/>
+          <w:shd w:val="clear" w:color="auto" w:fill="FFFFFF"/>
+        </w:rPr>
+        <w:t>SHA-256 с шифрованием RSA - 02b37d03d3a09dc88e6d18fc916e101c983ed9b4d0afe8f38479851cbfa6a350, Сертификат содержит имя сервера, промежуточные сертификаты выставлены корректно;</w:t>
+      </w:r>
+    </w:p>
+    <w:p>
+      <w:pPr>
+        <w:pStyle w:val="a3"/>
+        <w:numPr>
+          <w:ilvl w:val="3"/>
+          <w:numId w:val="14"/>
+        </w:numPr>
+        <w:spacing w:before="120" w:after="120" w:line="360" w:lineRule="auto"/>
+        <w:rPr>
+          <w:rFonts w:ascii="Times New Roman" w:hAnsi="Times New Roman" w:cs="Times New Roman"/>
+          <w:i/>
+          <w:iCs/>
+          <w:sz w:val="28"/>
+          <w:szCs w:val="28"/>
+        </w:rPr>
+      </w:pPr>
+      <w:r>
+        <w:rPr>
+          <w:rFonts w:ascii="Times New Roman" w:hAnsi="Times New Roman" w:cs="Times New Roman"/>
+          <w:sz w:val="28"/>
+          <w:szCs w:val="28"/>
+        </w:rPr>
+        <w:t xml:space="preserve">Центр сертификации – </w:t>
+      </w:r>
+      <w:r>
+        <w:rPr>
+          <w:rFonts w:ascii="Times New Roman" w:hAnsi="Times New Roman" w:cs="Times New Roman"/>
+          <w:sz w:val="28"/>
+          <w:szCs w:val="28"/>
+          <w:lang w:val="en-US"/>
+        </w:rPr>
+        <w:t>YR</w:t>
+      </w:r>
+      <w:r>
+        <w:rPr>
+          <w:rFonts w:ascii="Times New Roman" w:hAnsi="Times New Roman" w:cs="Times New Roman"/>
+          <w:sz w:val="28"/>
+          <w:szCs w:val="28"/>
+        </w:rPr>
+        <w:t xml:space="preserve">2, </w:t>
+      </w:r>
+      <w:r>
+        <w:rPr>
+          <w:rFonts w:ascii="Times New Roman" w:hAnsi="Times New Roman" w:cs="Times New Roman"/>
+          <w:sz w:val="28"/>
+          <w:szCs w:val="28"/>
+        </w:rPr>
+        <w:t xml:space="preserve">организация – </w:t>
+      </w:r>
+      <w:r>
+        <w:rPr>
+          <w:rFonts w:ascii="Times New Roman" w:hAnsi="Times New Roman" w:cs="Times New Roman"/>
+          <w:sz w:val="28"/>
+          <w:szCs w:val="28"/>
+          <w:lang w:val="en-US"/>
+        </w:rPr>
+        <w:t>Let</w:t>
+      </w:r>
+      <w:r>
+        <w:rPr>
+          <w:rFonts w:ascii="Times New Roman" w:hAnsi="Times New Roman" w:cs="Times New Roman"/>
+          <w:sz w:val="28"/>
+          <w:szCs w:val="28"/>
+        </w:rPr>
+        <w:t>’</w:t>
+      </w:r>
+      <w:r>
+        <w:rPr>
+          <w:rFonts w:ascii="Times New Roman" w:hAnsi="Times New Roman" w:cs="Times New Roman"/>
+          <w:sz w:val="28"/>
+          <w:szCs w:val="28"/>
+          <w:lang w:val="en-US"/>
+        </w:rPr>
+        <w:t>s</w:t>
+      </w:r>
+      <w:r>
+        <w:rPr>
+          <w:rFonts w:ascii="Times New Roman" w:hAnsi="Times New Roman" w:cs="Times New Roman"/>
+          <w:sz w:val="28"/>
+          <w:szCs w:val="28"/>
+        </w:rPr>
+        <w:t xml:space="preserve"> </w:t>
+      </w:r>
+      <w:r>
+        <w:rPr>
+          <w:rFonts w:ascii="Times New Roman" w:hAnsi="Times New Roman" w:cs="Times New Roman"/>
+          <w:sz w:val="28"/>
+          <w:szCs w:val="28"/>
+          <w:lang w:val="en-US"/>
+        </w:rPr>
+        <w:t>Encrypt</w:t>
+      </w:r>
+      <w:r>
+        <w:rPr>
+          <w:rFonts w:ascii="Times New Roman" w:hAnsi="Times New Roman" w:cs="Times New Roman"/>
+          <w:sz w:val="28"/>
+          <w:szCs w:val="28"/>
+        </w:rPr>
+        <w:t xml:space="preserve">, </w:t>
+      </w:r>
+      <w:r>
+        <w:rPr>
+          <w:rFonts w:ascii="Times New Roman" w:hAnsi="Times New Roman" w:cs="Times New Roman"/>
+          <w:sz w:val="28"/>
+          <w:szCs w:val="28"/>
+        </w:rPr>
+        <w:t xml:space="preserve">субъект - </w:t>
+      </w:r>
+      <w:proofErr w:type="spellStart"/>
+      <w:r>
+        <w:rPr>
+          <w:rFonts w:ascii="Times New Roman" w:hAnsi="Times New Roman" w:cs="Times New Roman"/>
+          <w:sz w:val="28"/>
+          <w:szCs w:val="28"/>
+          <w:lang w:val="en-US"/>
+        </w:rPr>
+        <w:t>edo</w:t>
+      </w:r>
+      <w:proofErr w:type="spellEnd"/>
+      <w:r>
+        <w:rPr>
+          <w:rFonts w:ascii="Times New Roman" w:hAnsi="Times New Roman" w:cs="Times New Roman"/>
+          <w:sz w:val="28"/>
+          <w:szCs w:val="28"/>
+        </w:rPr>
+        <w:t>.</w:t>
+      </w:r>
+      <w:proofErr w:type="spellStart"/>
+      <w:r>
+        <w:rPr>
+          <w:rFonts w:ascii="Times New Roman" w:hAnsi="Times New Roman" w:cs="Times New Roman"/>
+          <w:sz w:val="28"/>
+          <w:szCs w:val="28"/>
+          <w:lang w:val="en-US"/>
+        </w:rPr>
+        <w:t>nalog</w:t>
+      </w:r>
+      <w:proofErr w:type="spellEnd"/>
+      <w:r>
+        <w:rPr>
+          <w:rFonts w:ascii="Times New Roman" w:hAnsi="Times New Roman" w:cs="Times New Roman"/>
+          <w:sz w:val="28"/>
+          <w:szCs w:val="28"/>
+        </w:rPr>
+        <w:t>.</w:t>
+      </w:r>
+      <w:proofErr w:type="spellStart"/>
+      <w:r>
+        <w:rPr>
+          <w:rFonts w:ascii="Times New Roman" w:hAnsi="Times New Roman" w:cs="Times New Roman"/>
+          <w:sz w:val="28"/>
+          <w:szCs w:val="28"/>
+          <w:lang w:val="en-US"/>
+        </w:rPr>
+        <w:t>ru</w:t>
+      </w:r>
+      <w:proofErr w:type="spellEnd"/>
+      <w:r>
+        <w:rPr>
+          <w:rFonts w:ascii="Times New Roman" w:hAnsi="Times New Roman" w:cs="Times New Roman"/>
+          <w:sz w:val="28"/>
+          <w:szCs w:val="28"/>
+        </w:rPr>
+        <w:t>;</w:t>
+      </w:r>
+    </w:p>
+    <w:p>
+      <w:pPr>
+        <w:pStyle w:val="a3"/>
+        <w:numPr>
+          <w:ilvl w:val="2"/>
+          <w:numId w:val="14"/>
+        </w:numPr>
+        <w:spacing w:before="120" w:after="120" w:line="360" w:lineRule="auto"/>
+        <w:rPr>
+          <w:rFonts w:ascii="Times New Roman" w:hAnsi="Times New Roman" w:cs="Times New Roman"/>
+          <w:i/>
+          <w:iCs/>
+          <w:sz w:val="28"/>
+          <w:szCs w:val="28"/>
+        </w:rPr>
+      </w:pPr>
+      <w:r>
+        <w:rPr>
+          <w:rFonts w:ascii="Times New Roman" w:hAnsi="Times New Roman" w:cs="Times New Roman"/>
+          <w:sz w:val="28"/>
+          <w:szCs w:val="28"/>
+        </w:rPr>
+        <w:t>Время установки соединения – 8мс (3,495910400 – 3,487042300 = 0,0088681):</w:t>
+      </w:r>
+      <w:r>
+        <w:rPr>
+          <w:rFonts w:ascii="Times New Roman" w:hAnsi="Times New Roman" w:cs="Times New Roman"/>
+          <w:sz w:val="28"/>
+          <w:szCs w:val="28"/>
+        </w:rPr>
+        <w:br/>
+      </w:r>
+      <w:r>
+        <w:rPr>
+          <w:rFonts w:ascii="Times New Roman" w:hAnsi="Times New Roman" w:cs="Times New Roman"/>
+          <w:sz w:val="28"/>
+          <w:szCs w:val="28"/>
+        </w:rPr>
+        <w:drawing>
+          <wp:inline distT="0" distB="0" distL="0" distR="0" wp14:anchorId="39735C59" wp14:editId="38951EFE">
+            <wp:extent cx="5124450" cy="719942"/>
+            <wp:effectExtent l="0" t="0" r="0" b="4445"/>
+            <wp:docPr id="9" name="Рисунок 9"/>
+            <wp:cNvGraphicFramePr>
+              <a:graphicFrameLocks xmlns:a="http://schemas.openxmlformats.org/drawingml/2006/main" noChangeAspect="1"/>
+            </wp:cNvGraphicFramePr>
+            <a:graphic xmlns:a="http://schemas.openxmlformats.org/drawingml/2006/main">
+              <a:graphicData uri="http://schemas.openxmlformats.org/drawingml/2006/picture">
+                <pic:pic xmlns:pic="http://schemas.openxmlformats.org/drawingml/2006/picture">
+                  <pic:nvPicPr>
+                    <pic:cNvPr id="1" name=""/>
+                    <pic:cNvPicPr/>
+                  </pic:nvPicPr>
+                  <pic:blipFill>
+                    <a:blip r:embed="rId22"/>
+                    <a:stretch>
+                      <a:fillRect/>
+                    </a:stretch>
+                  </pic:blipFill>
+                  <pic:spPr>
+                    <a:xfrm>
+                      <a:off x="0" y="0"/>
+                      <a:ext cx="5214153" cy="732545"/>
+                    </a:xfrm>
+                    <a:prstGeom prst="rect">
+                      <a:avLst/>
+                    </a:prstGeom>
+                  </pic:spPr>
+                </pic:pic>
+              </a:graphicData>
+            </a:graphic>
+          </wp:inline>
+        </w:drawing>
+      </w:r>
+    </w:p>
+    <w:p>
+      <w:pPr>
+        <w:pStyle w:val="a3"/>
+        <w:numPr>
+          <w:ilvl w:val="1"/>
+          <w:numId w:val="14"/>
+        </w:numPr>
+        <w:spacing w:before="120" w:after="120" w:line="360" w:lineRule="auto"/>
+        <w:rPr>
+          <w:rFonts w:ascii="Times New Roman" w:hAnsi="Times New Roman" w:cs="Times New Roman"/>
+          <w:i/>
+          <w:iCs/>
+          <w:sz w:val="28"/>
+          <w:szCs w:val="28"/>
+        </w:rPr>
+      </w:pPr>
+      <w:r>
+        <w:rPr>
+          <w:rFonts w:ascii="Times New Roman" w:hAnsi="Times New Roman" w:cs="Times New Roman"/>
+          <w:sz w:val="28"/>
+          <w:szCs w:val="28"/>
+        </w:rPr>
+        <w:t>МЕДСИ:</w:t>
+      </w:r>
+    </w:p>
+    <w:p>
+      <w:pPr>
+        <w:pStyle w:val="a3"/>
+        <w:numPr>
+          <w:ilvl w:val="2"/>
+          <w:numId w:val="14"/>
+        </w:numPr>
+        <w:spacing w:before="120" w:after="120" w:line="360" w:lineRule="auto"/>
+        <w:rPr>
+          <w:rFonts w:ascii="Times New Roman" w:hAnsi="Times New Roman" w:cs="Times New Roman"/>
+          <w:i/>
+          <w:iCs/>
+          <w:sz w:val="28"/>
+          <w:szCs w:val="28"/>
+        </w:rPr>
+      </w:pPr>
+      <w:r>
+        <w:rPr>
+          <w:rFonts w:ascii="Times New Roman" w:hAnsi="Times New Roman" w:cs="Times New Roman"/>
+          <w:sz w:val="28"/>
+          <w:szCs w:val="28"/>
+        </w:rPr>
+        <w:t xml:space="preserve">При попытке подключения через </w:t>
+      </w:r>
+      <w:r>
+        <w:rPr>
+          <w:rFonts w:ascii="Times New Roman" w:hAnsi="Times New Roman" w:cs="Times New Roman"/>
+          <w:sz w:val="28"/>
+          <w:szCs w:val="28"/>
+          <w:lang w:val="en-US"/>
+        </w:rPr>
+        <w:t>TLS</w:t>
+      </w:r>
+      <w:r>
+        <w:rPr>
+          <w:rFonts w:ascii="Times New Roman" w:hAnsi="Times New Roman" w:cs="Times New Roman"/>
+          <w:sz w:val="28"/>
+          <w:szCs w:val="28"/>
+        </w:rPr>
+        <w:t xml:space="preserve"> 1.0 к МЕДСИ мы получаем ошибку </w:t>
+      </w:r>
+      <w:r>
+        <w:rPr>
+          <w:rFonts w:ascii="Times New Roman" w:hAnsi="Times New Roman" w:cs="Times New Roman"/>
+          <w:sz w:val="28"/>
+          <w:szCs w:val="28"/>
+        </w:rPr>
+        <w:t>PR_END_OF_FILE_ERROR</w:t>
+      </w:r>
+      <w:r>
+        <w:rPr>
+          <w:rFonts w:ascii="Times New Roman" w:hAnsi="Times New Roman" w:cs="Times New Roman"/>
+          <w:sz w:val="28"/>
+          <w:szCs w:val="28"/>
+        </w:rPr>
+        <w:t xml:space="preserve">, которая означает, что </w:t>
+      </w:r>
+      <w:r>
+        <w:rPr>
+          <w:rFonts w:ascii="Times New Roman" w:hAnsi="Times New Roman" w:cs="Times New Roman"/>
+          <w:sz w:val="28"/>
+          <w:szCs w:val="28"/>
+          <w:lang w:val="en-US"/>
+        </w:rPr>
+        <w:t>Mozilla</w:t>
+      </w:r>
+      <w:r>
+        <w:rPr>
+          <w:rFonts w:ascii="Times New Roman" w:hAnsi="Times New Roman" w:cs="Times New Roman"/>
+          <w:sz w:val="28"/>
+          <w:szCs w:val="28"/>
+        </w:rPr>
+        <w:t xml:space="preserve"> </w:t>
+      </w:r>
+      <w:r>
+        <w:rPr>
+          <w:rFonts w:ascii="Times New Roman" w:hAnsi="Times New Roman" w:cs="Times New Roman"/>
+          <w:sz w:val="28"/>
+          <w:szCs w:val="28"/>
+          <w:lang w:val="en-US"/>
+        </w:rPr>
+        <w:t>Fire</w:t>
+      </w:r>
+      <w:r>
+        <w:rPr>
+          <w:rFonts w:ascii="Times New Roman" w:hAnsi="Times New Roman" w:cs="Times New Roman"/>
+          <w:sz w:val="28"/>
+          <w:szCs w:val="28"/>
+          <w:lang w:val="en-US"/>
+        </w:rPr>
+        <w:t>f</w:t>
+      </w:r>
+      <w:r>
+        <w:rPr>
+          <w:rFonts w:ascii="Times New Roman" w:hAnsi="Times New Roman" w:cs="Times New Roman"/>
+          <w:sz w:val="28"/>
+          <w:szCs w:val="28"/>
+          <w:lang w:val="en-US"/>
+        </w:rPr>
+        <w:t>ox</w:t>
+      </w:r>
+      <w:r>
+        <w:rPr>
+          <w:rFonts w:ascii="Times New Roman" w:hAnsi="Times New Roman" w:cs="Times New Roman"/>
+          <w:sz w:val="28"/>
+          <w:szCs w:val="28"/>
+        </w:rPr>
+        <w:t xml:space="preserve"> </w:t>
+      </w:r>
+      <w:r>
+        <w:rPr>
+          <w:rFonts w:ascii="Times New Roman" w:hAnsi="Times New Roman" w:cs="Times New Roman"/>
+          <w:sz w:val="28"/>
+          <w:szCs w:val="28"/>
+        </w:rPr>
+        <w:t>перебрал все возможные варианты шифрования и ни один из них не подошёл для установления соединения:</w:t>
+      </w:r>
+      <w:r>
+        <w:rPr>
+          <w:rFonts w:ascii="Times New Roman" w:hAnsi="Times New Roman" w:cs="Times New Roman"/>
+          <w:sz w:val="28"/>
+          <w:szCs w:val="28"/>
+        </w:rPr>
+        <w:br/>
+      </w:r>
+      <w:r>
+        <w:rPr>
+          <w:rFonts w:ascii="Times New Roman" w:hAnsi="Times New Roman" w:cs="Times New Roman"/>
+          <w:sz w:val="28"/>
+          <w:szCs w:val="28"/>
+        </w:rPr>
+        <w:lastRenderedPageBreak/>
+        <w:drawing>
+          <wp:inline distT="0" distB="0" distL="0" distR="0" wp14:anchorId="0DD0AE61" wp14:editId="2B10B214">
+            <wp:extent cx="4800600" cy="2879334"/>
+            <wp:effectExtent l="0" t="0" r="0" b="0"/>
+            <wp:docPr id="12" name="Рисунок 12"/>
+            <wp:cNvGraphicFramePr>
+              <a:graphicFrameLocks xmlns:a="http://schemas.openxmlformats.org/drawingml/2006/main" noChangeAspect="1"/>
+            </wp:cNvGraphicFramePr>
+            <a:graphic xmlns:a="http://schemas.openxmlformats.org/drawingml/2006/main">
+              <a:graphicData uri="http://schemas.openxmlformats.org/drawingml/2006/picture">
+                <pic:pic xmlns:pic="http://schemas.openxmlformats.org/drawingml/2006/picture">
+                  <pic:nvPicPr>
+                    <pic:cNvPr id="1" name=""/>
+                    <pic:cNvPicPr/>
+                  </pic:nvPicPr>
+                  <pic:blipFill>
+                    <a:blip r:embed="rId23"/>
+                    <a:stretch>
+                      <a:fillRect/>
+                    </a:stretch>
+                  </pic:blipFill>
+                  <pic:spPr>
+                    <a:xfrm>
+                      <a:off x="0" y="0"/>
+                      <a:ext cx="4813699" cy="2887191"/>
+                    </a:xfrm>
+                    <a:prstGeom prst="rect">
+                      <a:avLst/>
+                    </a:prstGeom>
+                  </pic:spPr>
+                </pic:pic>
+              </a:graphicData>
+            </a:graphic>
+          </wp:inline>
+        </w:drawing>
+      </w:r>
+      <w:r>
+        <w:rPr>
+          <w:rFonts w:ascii="Times New Roman" w:hAnsi="Times New Roman" w:cs="Times New Roman"/>
+          <w:sz w:val="28"/>
+          <w:szCs w:val="28"/>
+        </w:rPr>
+        <w:br/>
+        <w:t>Мы можем это увидеть</w:t>
+      </w:r>
+      <w:r>
+        <w:rPr>
+          <w:rFonts w:ascii="Times New Roman" w:hAnsi="Times New Roman" w:cs="Times New Roman"/>
+          <w:sz w:val="28"/>
+          <w:szCs w:val="28"/>
+        </w:rPr>
+        <w:t>,</w:t>
+      </w:r>
+      <w:r>
+        <w:rPr>
+          <w:rFonts w:ascii="Times New Roman" w:hAnsi="Times New Roman" w:cs="Times New Roman"/>
+          <w:sz w:val="28"/>
+          <w:szCs w:val="28"/>
+        </w:rPr>
+        <w:t xml:space="preserve"> используя </w:t>
+      </w:r>
+      <w:proofErr w:type="spellStart"/>
+      <w:r>
+        <w:rPr>
+          <w:rFonts w:ascii="Times New Roman" w:hAnsi="Times New Roman" w:cs="Times New Roman"/>
+          <w:sz w:val="28"/>
+          <w:szCs w:val="28"/>
+          <w:lang w:val="en-US"/>
+        </w:rPr>
+        <w:t>wireshark</w:t>
+      </w:r>
+      <w:proofErr w:type="spellEnd"/>
+      <w:r>
+        <w:rPr>
+          <w:rFonts w:ascii="Times New Roman" w:hAnsi="Times New Roman" w:cs="Times New Roman"/>
+          <w:sz w:val="28"/>
+          <w:szCs w:val="28"/>
+        </w:rPr>
+        <w:t>:</w:t>
+      </w:r>
+      <w:r>
+        <w:rPr>
+          <w:rFonts w:ascii="Times New Roman" w:hAnsi="Times New Roman" w:cs="Times New Roman"/>
+          <w:sz w:val="28"/>
+          <w:szCs w:val="28"/>
+        </w:rPr>
+        <w:br/>
+      </w:r>
+      <w:r>
+        <w:rPr>
+          <w:rFonts w:ascii="Times New Roman" w:hAnsi="Times New Roman" w:cs="Times New Roman"/>
+          <w:sz w:val="28"/>
+          <w:szCs w:val="28"/>
+        </w:rPr>
+        <w:drawing>
+          <wp:inline distT="0" distB="0" distL="0" distR="0" wp14:anchorId="3B9804DD" wp14:editId="0653170A">
+            <wp:extent cx="4991100" cy="2807494"/>
+            <wp:effectExtent l="0" t="0" r="0" b="0"/>
+            <wp:docPr id="13" name="Рисунок 13"/>
+            <wp:cNvGraphicFramePr>
+              <a:graphicFrameLocks xmlns:a="http://schemas.openxmlformats.org/drawingml/2006/main" noChangeAspect="1"/>
+            </wp:cNvGraphicFramePr>
+            <a:graphic xmlns:a="http://schemas.openxmlformats.org/drawingml/2006/main">
+              <a:graphicData uri="http://schemas.openxmlformats.org/drawingml/2006/picture">
+                <pic:pic xmlns:pic="http://schemas.openxmlformats.org/drawingml/2006/picture">
+                  <pic:nvPicPr>
+                    <pic:cNvPr id="1" name=""/>
+                    <pic:cNvPicPr/>
+                  </pic:nvPicPr>
+                  <pic:blipFill>
+                    <a:blip r:embed="rId24"/>
+                    <a:stretch>
+                      <a:fillRect/>
+                    </a:stretch>
+                  </pic:blipFill>
+                  <pic:spPr>
+                    <a:xfrm>
+                      <a:off x="0" y="0"/>
+                      <a:ext cx="5015464" cy="2821199"/>
+                    </a:xfrm>
+                    <a:prstGeom prst="rect">
+                      <a:avLst/>
+                    </a:prstGeom>
+                  </pic:spPr>
+                </pic:pic>
+              </a:graphicData>
+            </a:graphic>
+          </wp:inline>
+        </w:drawing>
+      </w:r>
+      <w:r>
+        <w:rPr>
+          <w:rFonts w:ascii="Times New Roman" w:hAnsi="Times New Roman" w:cs="Times New Roman"/>
+          <w:sz w:val="28"/>
+          <w:szCs w:val="28"/>
+        </w:rPr>
+        <w:br/>
+        <w:t>Следовательно мы не можем получить данные для сравнительного анализа.</w:t>
+      </w:r>
+    </w:p>
+    <w:p>
+      <w:pPr>
+        <w:pStyle w:val="a3"/>
+        <w:numPr>
+          <w:ilvl w:val="1"/>
+          <w:numId w:val="14"/>
+        </w:numPr>
+        <w:spacing w:before="120" w:after="120" w:line="360" w:lineRule="auto"/>
+        <w:rPr>
+          <w:rFonts w:ascii="Times New Roman" w:hAnsi="Times New Roman" w:cs="Times New Roman"/>
+          <w:i/>
+          <w:iCs/>
+          <w:sz w:val="28"/>
+          <w:szCs w:val="28"/>
+        </w:rPr>
+      </w:pPr>
+      <w:r>
+        <w:rPr>
+          <w:rFonts w:ascii="Times New Roman" w:hAnsi="Times New Roman" w:cs="Times New Roman"/>
+          <w:sz w:val="28"/>
+          <w:szCs w:val="28"/>
+        </w:rPr>
+        <w:t>ЕМИАС:</w:t>
+      </w:r>
+    </w:p>
+    <w:p>
+      <w:pPr>
+        <w:pStyle w:val="a3"/>
+        <w:numPr>
+          <w:ilvl w:val="2"/>
+          <w:numId w:val="14"/>
+        </w:numPr>
+        <w:spacing w:before="120" w:after="120" w:line="360" w:lineRule="auto"/>
+        <w:rPr>
+          <w:rFonts w:ascii="Times New Roman" w:hAnsi="Times New Roman" w:cs="Times New Roman"/>
+          <w:i/>
+          <w:iCs/>
+          <w:sz w:val="28"/>
+          <w:szCs w:val="28"/>
+        </w:rPr>
+      </w:pPr>
+      <w:r>
+        <w:rPr>
+          <w:rFonts w:ascii="Times New Roman" w:hAnsi="Times New Roman" w:cs="Times New Roman"/>
+          <w:sz w:val="28"/>
+          <w:szCs w:val="28"/>
+        </w:rPr>
+        <w:t>При попытке подключения к ЕМИАС со старым протоколом мы получаем ошибк</w:t>
+      </w:r>
+      <w:r>
+        <w:rPr>
+          <w:rFonts w:ascii="Times New Roman" w:hAnsi="Times New Roman" w:cs="Times New Roman"/>
+          <w:sz w:val="28"/>
+          <w:szCs w:val="28"/>
+        </w:rPr>
+        <w:t xml:space="preserve">у </w:t>
+      </w:r>
+      <w:r>
+        <w:rPr>
+          <w:rFonts w:ascii="Times New Roman" w:hAnsi="Times New Roman" w:cs="Times New Roman"/>
+          <w:sz w:val="28"/>
+          <w:szCs w:val="32"/>
+        </w:rPr>
+        <w:t>SSL_ERROR_PROTOCOL_VERSION_ALERT</w:t>
+      </w:r>
+      <w:r>
+        <w:rPr>
+          <w:rFonts w:ascii="Times New Roman" w:hAnsi="Times New Roman" w:cs="Times New Roman"/>
+          <w:sz w:val="28"/>
+          <w:szCs w:val="32"/>
+        </w:rPr>
+        <w:t xml:space="preserve">, что </w:t>
+      </w:r>
+      <w:r>
+        <w:rPr>
+          <w:rFonts w:ascii="Times New Roman" w:hAnsi="Times New Roman" w:cs="Times New Roman"/>
+          <w:sz w:val="28"/>
+          <w:szCs w:val="32"/>
+        </w:rPr>
+        <w:lastRenderedPageBreak/>
+        <w:t xml:space="preserve">свидетельствует, что веб-сервер настроен правильно и отклоняет запросы с устаревшим </w:t>
+      </w:r>
+      <w:r>
+        <w:rPr>
+          <w:rFonts w:ascii="Times New Roman" w:hAnsi="Times New Roman" w:cs="Times New Roman"/>
+          <w:sz w:val="28"/>
+          <w:szCs w:val="32"/>
+          <w:lang w:val="en-US"/>
+        </w:rPr>
+        <w:t>TLS</w:t>
+      </w:r>
+      <w:r>
+        <w:rPr>
+          <w:rFonts w:ascii="Times New Roman" w:hAnsi="Times New Roman" w:cs="Times New Roman"/>
+          <w:sz w:val="28"/>
+          <w:szCs w:val="28"/>
+        </w:rPr>
+        <w:t>:</w:t>
+      </w:r>
+      <w:r>
+        <w:rPr>
+          <w:rFonts w:ascii="Times New Roman" w:hAnsi="Times New Roman" w:cs="Times New Roman"/>
+          <w:sz w:val="28"/>
+          <w:szCs w:val="28"/>
+        </w:rPr>
+        <w:br/>
+      </w:r>
+      <w:r>
+        <w:rPr>
+          <w:rFonts w:ascii="Times New Roman" w:hAnsi="Times New Roman" w:cs="Times New Roman"/>
+          <w:i/>
+          <w:iCs/>
+          <w:noProof/>
+          <w:sz w:val="28"/>
+          <w:szCs w:val="28"/>
+        </w:rPr>
+        <w:drawing>
+          <wp:inline distT="0" distB="0" distL="0" distR="0" wp14:anchorId="67D559FC" wp14:editId="0A653164">
+            <wp:extent cx="4638154" cy="3239770"/>
+            <wp:effectExtent l="0" t="0" r="0" b="0"/>
+            <wp:docPr id="17" name="Рисунок 17"/>
+            <wp:cNvGraphicFramePr>
+              <a:graphicFrameLocks xmlns:a="http://schemas.openxmlformats.org/drawingml/2006/main" noChangeAspect="1"/>
+            </wp:cNvGraphicFramePr>
+            <a:graphic xmlns:a="http://schemas.openxmlformats.org/drawingml/2006/main">
+              <a:graphicData uri="http://schemas.openxmlformats.org/drawingml/2006/picture">
+                <pic:pic xmlns:pic="http://schemas.openxmlformats.org/drawingml/2006/picture">
+                  <pic:nvPicPr>
+                    <pic:cNvPr id="1" name=""/>
+                    <pic:cNvPicPr/>
+                  </pic:nvPicPr>
+                  <pic:blipFill>
+                    <a:blip r:embed="rId25"/>
+                    <a:stretch>
+                      <a:fillRect/>
+                    </a:stretch>
+                  </pic:blipFill>
+                  <pic:spPr>
+                    <a:xfrm>
+                      <a:off x="0" y="0"/>
                       <a:ext cx="4641314" cy="3241977"/>
                     </a:xfrm>
                     <a:prstGeom prst="rect">
@@ -7716,11 +9317,62 @@
       <w:r>
         <w:rPr>
           <w:rFonts w:ascii="Times New Roman" w:hAnsi="Times New Roman" w:cs="Times New Roman"/>
+          <w:i/>
+          <w:iCs/>
+          <w:sz w:val="28"/>
+          <w:szCs w:val="28"/>
+        </w:rPr>
+        <w:drawing>
+          <wp:inline distT="0" distB="0" distL="0" distR="0" wp14:anchorId="23DF49B5" wp14:editId="3E00853D">
+            <wp:extent cx="5353050" cy="752630"/>
+            <wp:effectExtent l="0" t="0" r="0" b="9525"/>
+            <wp:docPr id="18" name="Рисунок 18"/>
+            <wp:cNvGraphicFramePr>
+              <a:graphicFrameLocks xmlns:a="http://schemas.openxmlformats.org/drawingml/2006/main" noChangeAspect="1"/>
+            </wp:cNvGraphicFramePr>
+            <a:graphic xmlns:a="http://schemas.openxmlformats.org/drawingml/2006/main">
+              <a:graphicData uri="http://schemas.openxmlformats.org/drawingml/2006/picture">
+                <pic:pic xmlns:pic="http://schemas.openxmlformats.org/drawingml/2006/picture">
+                  <pic:nvPicPr>
+                    <pic:cNvPr id="1" name=""/>
+                    <pic:cNvPicPr/>
+                  </pic:nvPicPr>
+                  <pic:blipFill>
+                    <a:blip r:embed="rId26"/>
+                    <a:stretch>
+                      <a:fillRect/>
+                    </a:stretch>
+                  </pic:blipFill>
+                  <pic:spPr>
+                    <a:xfrm>
+                      <a:off x="0" y="0"/>
+                      <a:ext cx="5536141" cy="778372"/>
+                    </a:xfrm>
+                    <a:prstGeom prst="rect">
+                      <a:avLst/>
+                    </a:prstGeom>
+                  </pic:spPr>
+                </pic:pic>
+              </a:graphicData>
+            </a:graphic>
+          </wp:inline>
+        </w:drawing>
+      </w:r>
+      <w:r>
+        <w:rPr>
+          <w:rFonts w:ascii="Times New Roman" w:hAnsi="Times New Roman" w:cs="Times New Roman"/>
           <w:sz w:val="28"/>
           <w:szCs w:val="28"/>
         </w:rPr>
         <w:br/>
-        <w:t>Исходя из этого, мы можем сделать вывод, что данный сервер правильно настроен и не принимает устаревшие, небезопасные версии протокола, что и должно быть у сервера государственной организации.</w:t>
+      </w:r>
+      <w:r>
+        <w:rPr>
+          <w:rFonts w:ascii="Times New Roman" w:hAnsi="Times New Roman" w:cs="Times New Roman"/>
+          <w:sz w:val="28"/>
+          <w:szCs w:val="28"/>
+        </w:rPr>
+        <w:t>Следовательно мы не можем получить данные для сравнительного анализа.</w:t>
       </w:r>
     </w:p>
     <w:p>
@@ -7739,6 +9391,14 @@
           <w:szCs w:val="28"/>
         </w:rPr>
       </w:pPr>
+      <w:r>
+        <w:rPr>
+          <w:rFonts w:ascii="Times New Roman" w:hAnsi="Times New Roman" w:cs="Times New Roman"/>
+          <w:sz w:val="28"/>
+          <w:szCs w:val="28"/>
+        </w:rPr>
+        <w:t>Подведём итоги сравнительного анализа трех веб-серверов:</w:t>
+      </w:r>
     </w:p>
     <w:p>
       <w:pPr>
@@ -7762,20 +9422,654 @@
           <w:sz w:val="28"/>
           <w:szCs w:val="28"/>
         </w:rPr>
+        <w:t xml:space="preserve">ФНС использует TLS 1.3 </w:t>
+      </w:r>
+      <w:r>
+        <w:rPr>
+          <w:rFonts w:ascii="Times New Roman" w:hAnsi="Times New Roman" w:cs="Times New Roman"/>
+          <w:sz w:val="28"/>
+          <w:szCs w:val="28"/>
+        </w:rPr>
+        <w:t>–</w:t>
+      </w:r>
+      <w:r>
+        <w:rPr>
+          <w:rFonts w:ascii="Times New Roman" w:hAnsi="Times New Roman" w:cs="Times New Roman"/>
+          <w:sz w:val="28"/>
+          <w:szCs w:val="28"/>
+        </w:rPr>
+        <w:t xml:space="preserve"> наиболее современную версию протокола с упрощённым рукопожатием и обязательным </w:t>
+      </w:r>
+      <w:proofErr w:type="spellStart"/>
+      <w:r>
+        <w:rPr>
+          <w:rFonts w:ascii="Times New Roman" w:hAnsi="Times New Roman" w:cs="Times New Roman"/>
+          <w:sz w:val="28"/>
+          <w:szCs w:val="28"/>
+        </w:rPr>
+        <w:t>perfect</w:t>
+      </w:r>
+      <w:proofErr w:type="spellEnd"/>
+      <w:r>
+        <w:rPr>
+          <w:rFonts w:ascii="Times New Roman" w:hAnsi="Times New Roman" w:cs="Times New Roman"/>
+          <w:sz w:val="28"/>
+          <w:szCs w:val="28"/>
+        </w:rPr>
+        <w:t xml:space="preserve"> </w:t>
+      </w:r>
+      <w:proofErr w:type="spellStart"/>
+      <w:r>
+        <w:rPr>
+          <w:rFonts w:ascii="Times New Roman" w:hAnsi="Times New Roman" w:cs="Times New Roman"/>
+          <w:sz w:val="28"/>
+          <w:szCs w:val="28"/>
+        </w:rPr>
+        <w:t>forward</w:t>
+      </w:r>
+      <w:proofErr w:type="spellEnd"/>
+      <w:r>
+        <w:rPr>
+          <w:rFonts w:ascii="Times New Roman" w:hAnsi="Times New Roman" w:cs="Times New Roman"/>
+          <w:sz w:val="28"/>
+          <w:szCs w:val="28"/>
+        </w:rPr>
+        <w:t xml:space="preserve"> </w:t>
+      </w:r>
+      <w:proofErr w:type="spellStart"/>
+      <w:r>
+        <w:rPr>
+          <w:rFonts w:ascii="Times New Roman" w:hAnsi="Times New Roman" w:cs="Times New Roman"/>
+          <w:sz w:val="28"/>
+          <w:szCs w:val="28"/>
+        </w:rPr>
+        <w:t>secrecy</w:t>
+      </w:r>
+      <w:proofErr w:type="spellEnd"/>
+      <w:r>
+        <w:rPr>
+          <w:rFonts w:ascii="Times New Roman" w:hAnsi="Times New Roman" w:cs="Times New Roman"/>
+          <w:sz w:val="28"/>
+          <w:szCs w:val="28"/>
+        </w:rPr>
+        <w:t>. МЕДСИ и ЕМИАС работают на TLS 1.2, который также считается безопасным при правильной конфигурации, однако уступает TLS 1.3 по скорости рукопожатия и набору обязательных требований безопасности.</w:t>
+      </w:r>
+    </w:p>
+    <w:p>
+      <w:pPr>
+        <w:pStyle w:val="a3"/>
+        <w:numPr>
+          <w:ilvl w:val="1"/>
+          <w:numId w:val="14"/>
+        </w:numPr>
+        <w:spacing w:before="120" w:after="120" w:line="360" w:lineRule="auto"/>
+        <w:rPr>
+          <w:rFonts w:ascii="Times New Roman" w:hAnsi="Times New Roman" w:cs="Times New Roman"/>
+          <w:i/>
+          <w:iCs/>
+          <w:sz w:val="28"/>
+          <w:szCs w:val="28"/>
+        </w:rPr>
+      </w:pPr>
+      <w:r>
+        <w:rPr>
+          <w:rFonts w:ascii="Times New Roman" w:hAnsi="Times New Roman" w:cs="Times New Roman"/>
+          <w:sz w:val="28"/>
+          <w:szCs w:val="28"/>
+        </w:rPr>
+        <w:t xml:space="preserve">Все три сервера используют стойкие </w:t>
+      </w:r>
+      <w:proofErr w:type="spellStart"/>
+      <w:r>
+        <w:rPr>
+          <w:rFonts w:ascii="Times New Roman" w:hAnsi="Times New Roman" w:cs="Times New Roman"/>
+          <w:sz w:val="28"/>
+          <w:szCs w:val="28"/>
+        </w:rPr>
+        <w:t>cipher</w:t>
+      </w:r>
+      <w:proofErr w:type="spellEnd"/>
+      <w:r>
+        <w:rPr>
+          <w:rFonts w:ascii="Times New Roman" w:hAnsi="Times New Roman" w:cs="Times New Roman"/>
+          <w:sz w:val="28"/>
+          <w:szCs w:val="28"/>
+        </w:rPr>
+        <w:t xml:space="preserve"> </w:t>
+      </w:r>
+      <w:proofErr w:type="spellStart"/>
+      <w:r>
+        <w:rPr>
+          <w:rFonts w:ascii="Times New Roman" w:hAnsi="Times New Roman" w:cs="Times New Roman"/>
+          <w:sz w:val="28"/>
+          <w:szCs w:val="28"/>
+        </w:rPr>
+        <w:t>suite</w:t>
+      </w:r>
+      <w:proofErr w:type="spellEnd"/>
+      <w:r>
+        <w:rPr>
+          <w:rFonts w:ascii="Times New Roman" w:hAnsi="Times New Roman" w:cs="Times New Roman"/>
+          <w:sz w:val="28"/>
+          <w:szCs w:val="28"/>
+        </w:rPr>
+        <w:t xml:space="preserve"> на основе ECDHE для обмена ключами и AES-256-GCM для симметричного </w:t>
+      </w:r>
+      <w:r>
+        <w:rPr>
+          <w:rFonts w:ascii="Times New Roman" w:hAnsi="Times New Roman" w:cs="Times New Roman"/>
+          <w:sz w:val="28"/>
+          <w:szCs w:val="28"/>
+        </w:rPr>
+        <w:lastRenderedPageBreak/>
+        <w:t xml:space="preserve">шифрования, что соответствует современным требованиям. ФНС в рамках TLS 1.3 использует TLS_AES_256_GCM_SHA384, МЕДСИ и ЕМИАС </w:t>
+      </w:r>
+      <w:r>
+        <w:rPr>
+          <w:rFonts w:ascii="Times New Roman" w:hAnsi="Times New Roman" w:cs="Times New Roman"/>
+          <w:sz w:val="28"/>
+          <w:szCs w:val="28"/>
+        </w:rPr>
+        <w:t>–</w:t>
+      </w:r>
+      <w:r>
+        <w:rPr>
+          <w:rFonts w:ascii="Times New Roman" w:hAnsi="Times New Roman" w:cs="Times New Roman"/>
+          <w:sz w:val="28"/>
+          <w:szCs w:val="28"/>
+        </w:rPr>
+        <w:t xml:space="preserve"> TLS_ECDHE_RSA_WITH_AES_256_GCM_SHA384.</w:t>
+      </w:r>
+    </w:p>
+    <w:p>
+      <w:pPr>
+        <w:pStyle w:val="a3"/>
+        <w:numPr>
+          <w:ilvl w:val="1"/>
+          <w:numId w:val="14"/>
+        </w:numPr>
+        <w:spacing w:before="120" w:after="120" w:line="360" w:lineRule="auto"/>
+        <w:rPr>
+          <w:rFonts w:ascii="Times New Roman" w:hAnsi="Times New Roman" w:cs="Times New Roman"/>
+          <w:i/>
+          <w:iCs/>
+          <w:sz w:val="28"/>
+          <w:szCs w:val="28"/>
+        </w:rPr>
+      </w:pPr>
+      <w:r>
+        <w:rPr>
+          <w:rFonts w:ascii="Times New Roman" w:hAnsi="Times New Roman" w:cs="Times New Roman"/>
+          <w:sz w:val="28"/>
+          <w:szCs w:val="28"/>
+        </w:rPr>
+        <w:t xml:space="preserve">Все три сертификата версии X.509 v3, действительны на момент проверки, содержат корректные имена серверов и правильно выстроенные цепочки до корневого CA. ФНС использует бесплатный УЦ </w:t>
+      </w:r>
+      <w:proofErr w:type="spellStart"/>
+      <w:r>
+        <w:rPr>
+          <w:rFonts w:ascii="Times New Roman" w:hAnsi="Times New Roman" w:cs="Times New Roman"/>
+          <w:sz w:val="28"/>
+          <w:szCs w:val="28"/>
+        </w:rPr>
+        <w:t>Let's</w:t>
+      </w:r>
+      <w:proofErr w:type="spellEnd"/>
+      <w:r>
+        <w:rPr>
+          <w:rFonts w:ascii="Times New Roman" w:hAnsi="Times New Roman" w:cs="Times New Roman"/>
+          <w:sz w:val="28"/>
+          <w:szCs w:val="28"/>
+        </w:rPr>
+        <w:t xml:space="preserve"> </w:t>
+      </w:r>
+      <w:proofErr w:type="spellStart"/>
+      <w:r>
+        <w:rPr>
+          <w:rFonts w:ascii="Times New Roman" w:hAnsi="Times New Roman" w:cs="Times New Roman"/>
+          <w:sz w:val="28"/>
+          <w:szCs w:val="28"/>
+        </w:rPr>
+        <w:t>Encrypt</w:t>
+      </w:r>
+      <w:proofErr w:type="spellEnd"/>
+      <w:r>
+        <w:rPr>
+          <w:rFonts w:ascii="Times New Roman" w:hAnsi="Times New Roman" w:cs="Times New Roman"/>
+          <w:sz w:val="28"/>
+          <w:szCs w:val="28"/>
+        </w:rPr>
+        <w:t xml:space="preserve">, тогда как МЕДСИ и ЕМИАС </w:t>
+      </w:r>
+      <w:r>
+        <w:rPr>
+          <w:rFonts w:ascii="Times New Roman" w:hAnsi="Times New Roman" w:cs="Times New Roman"/>
+          <w:sz w:val="28"/>
+          <w:szCs w:val="28"/>
+        </w:rPr>
+        <w:t>–</w:t>
+      </w:r>
+      <w:r>
+        <w:rPr>
+          <w:rFonts w:ascii="Times New Roman" w:hAnsi="Times New Roman" w:cs="Times New Roman"/>
+          <w:sz w:val="28"/>
+          <w:szCs w:val="28"/>
+        </w:rPr>
+        <w:t xml:space="preserve"> коммерческий </w:t>
+      </w:r>
+      <w:proofErr w:type="spellStart"/>
+      <w:r>
+        <w:rPr>
+          <w:rFonts w:ascii="Times New Roman" w:hAnsi="Times New Roman" w:cs="Times New Roman"/>
+          <w:sz w:val="28"/>
+          <w:szCs w:val="28"/>
+        </w:rPr>
+        <w:t>GlobalSign</w:t>
+      </w:r>
+      <w:proofErr w:type="spellEnd"/>
+      <w:r>
+        <w:rPr>
+          <w:rFonts w:ascii="Times New Roman" w:hAnsi="Times New Roman" w:cs="Times New Roman"/>
+          <w:sz w:val="28"/>
+          <w:szCs w:val="28"/>
+        </w:rPr>
+        <w:t xml:space="preserve">, что само по себе не влияет на уровень безопасности, но отражает разный подход к управлению инфраструктурой сертификатов. Примечательно, что сертификат ФНС выдан на значительно более короткий </w:t>
+      </w:r>
+      <w:r>
+        <w:rPr>
+          <w:rFonts w:ascii="Times New Roman" w:hAnsi="Times New Roman" w:cs="Times New Roman"/>
+          <w:sz w:val="28"/>
+          <w:szCs w:val="28"/>
+        </w:rPr>
+        <w:t xml:space="preserve">и при этом в его конфиге указана страна </w:t>
+      </w:r>
+      <w:r>
+        <w:rPr>
+          <w:rFonts w:ascii="Times New Roman" w:hAnsi="Times New Roman" w:cs="Times New Roman"/>
+          <w:sz w:val="28"/>
+          <w:szCs w:val="28"/>
+          <w:lang w:val="en-US"/>
+        </w:rPr>
+        <w:t>US</w:t>
+      </w:r>
+      <w:r>
+        <w:rPr>
+          <w:rFonts w:ascii="Times New Roman" w:hAnsi="Times New Roman" w:cs="Times New Roman"/>
+          <w:sz w:val="28"/>
+          <w:szCs w:val="28"/>
+        </w:rPr>
+        <w:t xml:space="preserve">, вместо ожидаемой </w:t>
+      </w:r>
+      <w:r>
+        <w:rPr>
+          <w:rFonts w:ascii="Times New Roman" w:hAnsi="Times New Roman" w:cs="Times New Roman"/>
+          <w:sz w:val="28"/>
+          <w:szCs w:val="28"/>
+          <w:lang w:val="en-US"/>
+        </w:rPr>
+        <w:t>RU</w:t>
+      </w:r>
+      <w:r>
+        <w:rPr>
+          <w:rFonts w:ascii="Times New Roman" w:hAnsi="Times New Roman" w:cs="Times New Roman"/>
+          <w:sz w:val="28"/>
+          <w:szCs w:val="28"/>
+        </w:rPr>
+        <w:t>.</w:t>
+      </w:r>
+    </w:p>
+    <w:p>
+      <w:pPr>
+        <w:pStyle w:val="a3"/>
+        <w:numPr>
+          <w:ilvl w:val="1"/>
+          <w:numId w:val="14"/>
+        </w:numPr>
+        <w:spacing w:before="120" w:after="120" w:line="360" w:lineRule="auto"/>
+        <w:rPr>
+          <w:rFonts w:ascii="Times New Roman" w:hAnsi="Times New Roman" w:cs="Times New Roman"/>
+          <w:i/>
+          <w:iCs/>
+          <w:sz w:val="28"/>
+          <w:szCs w:val="28"/>
+        </w:rPr>
+      </w:pPr>
+      <w:r>
+        <w:rPr>
+          <w:rFonts w:ascii="Times New Roman" w:hAnsi="Times New Roman" w:cs="Times New Roman"/>
+          <w:sz w:val="28"/>
+          <w:szCs w:val="28"/>
+        </w:rPr>
+        <w:t xml:space="preserve">Наиболее быстрым оказался сервер МЕДСИ </w:t>
+      </w:r>
+      <w:proofErr w:type="gramStart"/>
+      <w:r>
+        <w:rPr>
+          <w:rFonts w:ascii="Times New Roman" w:hAnsi="Times New Roman" w:cs="Times New Roman"/>
+          <w:sz w:val="28"/>
+          <w:szCs w:val="28"/>
+        </w:rPr>
+        <w:t xml:space="preserve">– </w:t>
+      </w:r>
+      <w:r>
+        <w:rPr>
+          <w:rFonts w:ascii="Times New Roman" w:hAnsi="Times New Roman" w:cs="Times New Roman"/>
+          <w:sz w:val="28"/>
+          <w:szCs w:val="28"/>
+        </w:rPr>
+        <w:t xml:space="preserve"> 7</w:t>
+      </w:r>
+      <w:proofErr w:type="gramEnd"/>
+      <w:r>
+        <w:rPr>
+          <w:rFonts w:ascii="Times New Roman" w:hAnsi="Times New Roman" w:cs="Times New Roman"/>
+          <w:sz w:val="28"/>
+          <w:szCs w:val="28"/>
+        </w:rPr>
+        <w:t xml:space="preserve"> </w:t>
+      </w:r>
+      <w:proofErr w:type="spellStart"/>
+      <w:r>
+        <w:rPr>
+          <w:rFonts w:ascii="Times New Roman" w:hAnsi="Times New Roman" w:cs="Times New Roman"/>
+          <w:sz w:val="28"/>
+          <w:szCs w:val="28"/>
+        </w:rPr>
+        <w:t>мс</w:t>
+      </w:r>
+      <w:proofErr w:type="spellEnd"/>
+      <w:r>
+        <w:rPr>
+          <w:rFonts w:ascii="Times New Roman" w:hAnsi="Times New Roman" w:cs="Times New Roman"/>
+          <w:sz w:val="28"/>
+          <w:szCs w:val="28"/>
+        </w:rPr>
+        <w:t xml:space="preserve">, ЕМИАС </w:t>
+      </w:r>
+      <w:r>
+        <w:rPr>
+          <w:rFonts w:ascii="Times New Roman" w:hAnsi="Times New Roman" w:cs="Times New Roman"/>
+          <w:sz w:val="28"/>
+          <w:szCs w:val="28"/>
+        </w:rPr>
+        <w:t>–</w:t>
+      </w:r>
+      <w:r>
+        <w:rPr>
+          <w:rFonts w:ascii="Times New Roman" w:hAnsi="Times New Roman" w:cs="Times New Roman"/>
+          <w:sz w:val="28"/>
+          <w:szCs w:val="28"/>
+        </w:rPr>
+        <w:t xml:space="preserve"> 15 </w:t>
+      </w:r>
+      <w:proofErr w:type="spellStart"/>
+      <w:r>
+        <w:rPr>
+          <w:rFonts w:ascii="Times New Roman" w:hAnsi="Times New Roman" w:cs="Times New Roman"/>
+          <w:sz w:val="28"/>
+          <w:szCs w:val="28"/>
+        </w:rPr>
+        <w:t>мс</w:t>
+      </w:r>
+      <w:proofErr w:type="spellEnd"/>
+      <w:r>
+        <w:rPr>
+          <w:rFonts w:ascii="Times New Roman" w:hAnsi="Times New Roman" w:cs="Times New Roman"/>
+          <w:sz w:val="28"/>
+          <w:szCs w:val="28"/>
+        </w:rPr>
+        <w:t xml:space="preserve">, ФНС </w:t>
+      </w:r>
+      <w:r>
+        <w:rPr>
+          <w:rFonts w:ascii="Times New Roman" w:hAnsi="Times New Roman" w:cs="Times New Roman"/>
+          <w:sz w:val="28"/>
+          <w:szCs w:val="28"/>
+        </w:rPr>
+        <w:t>–</w:t>
+      </w:r>
+      <w:r>
+        <w:rPr>
+          <w:rFonts w:ascii="Times New Roman" w:hAnsi="Times New Roman" w:cs="Times New Roman"/>
+          <w:sz w:val="28"/>
+          <w:szCs w:val="28"/>
+        </w:rPr>
+        <w:t xml:space="preserve"> 19 </w:t>
+      </w:r>
+      <w:proofErr w:type="spellStart"/>
+      <w:r>
+        <w:rPr>
+          <w:rFonts w:ascii="Times New Roman" w:hAnsi="Times New Roman" w:cs="Times New Roman"/>
+          <w:sz w:val="28"/>
+          <w:szCs w:val="28"/>
+        </w:rPr>
+        <w:t>мс</w:t>
+      </w:r>
+      <w:proofErr w:type="spellEnd"/>
+      <w:r>
+        <w:rPr>
+          <w:rFonts w:ascii="Times New Roman" w:hAnsi="Times New Roman" w:cs="Times New Roman"/>
+          <w:sz w:val="28"/>
+          <w:szCs w:val="28"/>
+        </w:rPr>
+        <w:t>. Разница объясняется главным образом сетевой задержкой до сервера, а не версией протокола, хотя TLS 1.3 теоретически быстрее</w:t>
+      </w:r>
+      <w:r>
+        <w:rPr>
+          <w:rFonts w:ascii="Times New Roman" w:hAnsi="Times New Roman" w:cs="Times New Roman"/>
+          <w:sz w:val="28"/>
+          <w:szCs w:val="28"/>
+        </w:rPr>
+        <w:t>.</w:t>
+      </w:r>
+    </w:p>
+    <w:p>
+      <w:pPr>
+        <w:spacing w:before="120" w:after="120" w:line="360" w:lineRule="auto"/>
+        <w:rPr>
+          <w:rFonts w:ascii="Times New Roman" w:hAnsi="Times New Roman" w:cs="Times New Roman"/>
+          <w:sz w:val="28"/>
+          <w:szCs w:val="28"/>
+        </w:rPr>
+      </w:pPr>
+      <w:r>
+        <w:rPr>
+          <w:rStyle w:val="ac"/>
+          <w:rFonts w:ascii="Times New Roman" w:hAnsi="Times New Roman" w:cs="Times New Roman"/>
+          <w:sz w:val="28"/>
+          <w:szCs w:val="28"/>
+        </w:rPr>
+        <w:t>Поведение при принудительном TLS 1.0.</w:t>
+      </w:r>
+      <w:r>
+        <w:rPr>
+          <w:rFonts w:ascii="Times New Roman" w:hAnsi="Times New Roman" w:cs="Times New Roman"/>
+          <w:sz w:val="28"/>
+          <w:szCs w:val="28"/>
+        </w:rPr>
+        <w:t xml:space="preserve"> </w:t>
+      </w:r>
+    </w:p>
+    <w:p>
+      <w:pPr>
+        <w:spacing w:before="120" w:after="120" w:line="360" w:lineRule="auto"/>
+        <w:ind w:firstLine="511"/>
+        <w:rPr>
+          <w:rFonts w:ascii="Times New Roman" w:hAnsi="Times New Roman" w:cs="Times New Roman"/>
+          <w:i/>
+          <w:iCs/>
+          <w:sz w:val="28"/>
+          <w:szCs w:val="28"/>
+        </w:rPr>
+      </w:pPr>
+      <w:r>
+        <w:rPr>
+          <w:rFonts w:ascii="Times New Roman" w:hAnsi="Times New Roman" w:cs="Times New Roman"/>
+          <w:sz w:val="28"/>
+          <w:szCs w:val="28"/>
+        </w:rPr>
+        <w:t>С</w:t>
+      </w:r>
+      <w:r>
+        <w:rPr>
+          <w:rFonts w:ascii="Times New Roman" w:hAnsi="Times New Roman" w:cs="Times New Roman"/>
+          <w:sz w:val="28"/>
+          <w:szCs w:val="28"/>
+        </w:rPr>
+        <w:t xml:space="preserve">ерверы повели себя по-разному. ЕМИАС корректно отклонил соединение с ошибкой SSL_ERROR_PROTOCOL_VERSION_ALERT </w:t>
+      </w:r>
+      <w:r>
+        <w:rPr>
+          <w:rFonts w:ascii="Times New Roman" w:hAnsi="Times New Roman" w:cs="Times New Roman"/>
+          <w:sz w:val="28"/>
+          <w:szCs w:val="28"/>
+        </w:rPr>
+        <w:t xml:space="preserve">– </w:t>
+      </w:r>
+      <w:r>
+        <w:rPr>
+          <w:rFonts w:ascii="Times New Roman" w:hAnsi="Times New Roman" w:cs="Times New Roman"/>
+          <w:sz w:val="28"/>
+          <w:szCs w:val="28"/>
+        </w:rPr>
+        <w:t xml:space="preserve">сервер настроен правильно и не принимает устаревшие версии протокола. МЕДСИ также отклонил соединение (PR_END_OF_FILE_ERROR) </w:t>
+      </w:r>
+      <w:r>
+        <w:rPr>
+          <w:rFonts w:ascii="Times New Roman" w:hAnsi="Times New Roman" w:cs="Times New Roman"/>
+          <w:sz w:val="28"/>
+          <w:szCs w:val="28"/>
+        </w:rPr>
+        <w:t>–</w:t>
+      </w:r>
+      <w:r>
+        <w:rPr>
+          <w:rFonts w:ascii="Times New Roman" w:hAnsi="Times New Roman" w:cs="Times New Roman"/>
+          <w:sz w:val="28"/>
+          <w:szCs w:val="28"/>
+        </w:rPr>
+        <w:t xml:space="preserve"> исчерпание всех поддерживаемых </w:t>
+      </w:r>
+      <w:proofErr w:type="spellStart"/>
+      <w:r>
+        <w:rPr>
+          <w:rFonts w:ascii="Times New Roman" w:hAnsi="Times New Roman" w:cs="Times New Roman"/>
+          <w:sz w:val="28"/>
+          <w:szCs w:val="28"/>
+        </w:rPr>
+        <w:t>cipher</w:t>
+      </w:r>
+      <w:proofErr w:type="spellEnd"/>
+      <w:r>
+        <w:rPr>
+          <w:rFonts w:ascii="Times New Roman" w:hAnsi="Times New Roman" w:cs="Times New Roman"/>
+          <w:sz w:val="28"/>
+          <w:szCs w:val="28"/>
+        </w:rPr>
+        <w:t xml:space="preserve"> </w:t>
+      </w:r>
+      <w:proofErr w:type="spellStart"/>
+      <w:r>
+        <w:rPr>
+          <w:rFonts w:ascii="Times New Roman" w:hAnsi="Times New Roman" w:cs="Times New Roman"/>
+          <w:sz w:val="28"/>
+          <w:szCs w:val="28"/>
+        </w:rPr>
+        <w:t>suite</w:t>
+      </w:r>
+      <w:proofErr w:type="spellEnd"/>
+      <w:r>
+        <w:rPr>
+          <w:rFonts w:ascii="Times New Roman" w:hAnsi="Times New Roman" w:cs="Times New Roman"/>
+          <w:sz w:val="28"/>
+          <w:szCs w:val="28"/>
+        </w:rPr>
+        <w:t xml:space="preserve"> означает, что сервер тоже не поддерживает TLS 1.0. ФНС, напротив, допустил установку соединения через TLS 1.0, согласовав при этом слабый </w:t>
+      </w:r>
+      <w:proofErr w:type="spellStart"/>
+      <w:r>
+        <w:rPr>
+          <w:rFonts w:ascii="Times New Roman" w:hAnsi="Times New Roman" w:cs="Times New Roman"/>
+          <w:sz w:val="28"/>
+          <w:szCs w:val="28"/>
+        </w:rPr>
+        <w:t>cipher</w:t>
+      </w:r>
+      <w:proofErr w:type="spellEnd"/>
+      <w:r>
+        <w:rPr>
+          <w:rFonts w:ascii="Times New Roman" w:hAnsi="Times New Roman" w:cs="Times New Roman"/>
+          <w:sz w:val="28"/>
+          <w:szCs w:val="28"/>
+        </w:rPr>
+        <w:t xml:space="preserve"> </w:t>
+      </w:r>
+      <w:proofErr w:type="spellStart"/>
+      <w:r>
+        <w:rPr>
+          <w:rFonts w:ascii="Times New Roman" w:hAnsi="Times New Roman" w:cs="Times New Roman"/>
+          <w:sz w:val="28"/>
+          <w:szCs w:val="28"/>
+        </w:rPr>
+        <w:t>suite</w:t>
+      </w:r>
+      <w:proofErr w:type="spellEnd"/>
+      <w:r>
+        <w:rPr>
+          <w:rFonts w:ascii="Times New Roman" w:hAnsi="Times New Roman" w:cs="Times New Roman"/>
+          <w:sz w:val="28"/>
+          <w:szCs w:val="28"/>
+        </w:rPr>
+        <w:t xml:space="preserve"> TLS_ECDHE_RSA_WITH_AES_128_CBC_SHA с режимом CBC и SHA-1 </w:t>
+      </w:r>
+      <w:r>
+        <w:rPr>
+          <w:rFonts w:ascii="Times New Roman" w:hAnsi="Times New Roman" w:cs="Times New Roman"/>
+          <w:sz w:val="28"/>
+          <w:szCs w:val="28"/>
+        </w:rPr>
+        <w:lastRenderedPageBreak/>
+        <w:t>для HMAC. Это свидетельствует о неоптимальной конфигурации сервера: государственный ресурс поддерживает обратную совместимость с протоколом, признанным устаревшим ещё в 2021 году.</w:t>
+      </w:r>
+    </w:p>
+    <w:p>
+      <w:pPr>
+        <w:pStyle w:val="a3"/>
+        <w:numPr>
+          <w:ilvl w:val="1"/>
+          <w:numId w:val="14"/>
+        </w:numPr>
+        <w:spacing w:before="120" w:after="120" w:line="360" w:lineRule="auto"/>
+        <w:rPr>
+          <w:rFonts w:ascii="Times New Roman" w:hAnsi="Times New Roman" w:cs="Times New Roman"/>
+          <w:i/>
+          <w:iCs/>
+          <w:sz w:val="28"/>
+          <w:szCs w:val="28"/>
+        </w:rPr>
+      </w:pPr>
+      <w:r>
+        <w:rPr>
+          <w:rFonts w:ascii="Times New Roman" w:hAnsi="Times New Roman" w:cs="Times New Roman"/>
+          <w:sz w:val="28"/>
+          <w:szCs w:val="28"/>
+        </w:rPr>
         <w:br w:type="page"/>
       </w:r>
     </w:p>
     <w:p>
       <w:pPr>
         <w:pStyle w:val="1"/>
+        <w:spacing w:line="360" w:lineRule="auto"/>
         <w:ind w:firstLine="0"/>
+        <w:jc w:val="both"/>
         <w:rPr>
           <w:rFonts w:ascii="Times New Roman" w:hAnsi="Times New Roman" w:cs="Times New Roman"/>
           <w:b/>
           <w:bCs/>
         </w:rPr>
       </w:pPr>
-      <w:bookmarkStart w:id="5" w:name="_Toc158983151"/>
+      <w:bookmarkStart w:id="4" w:name="_Toc232997586"/>
       <w:r>
         <w:rPr>
           <w:rFonts w:ascii="Times New Roman" w:hAnsi="Times New Roman" w:cs="Times New Roman"/>
@@ -7793,35 +10087,93 @@
         </w:rPr>
         <w:t>ы</w:t>
       </w:r>
+      <w:bookmarkEnd w:id="4"/>
+    </w:p>
+    <w:p>
+      <w:pPr>
+        <w:spacing w:after="49" w:line="360" w:lineRule="auto"/>
+        <w:ind w:left="0" w:firstLine="709"/>
+        <w:rPr>
+          <w:rFonts w:ascii="Times New Roman" w:hAnsi="Times New Roman" w:cs="Times New Roman"/>
+          <w:sz w:val="28"/>
+          <w:szCs w:val="28"/>
+        </w:rPr>
+      </w:pPr>
+      <w:r>
+        <w:rPr>
+          <w:rFonts w:ascii="Times New Roman" w:hAnsi="Times New Roman" w:cs="Times New Roman"/>
+          <w:sz w:val="28"/>
+          <w:szCs w:val="28"/>
+        </w:rPr>
+        <w:t xml:space="preserve">В ходе работы была исследована TLS-конфигурация трёх веб-серверов различной организационной принадлежности с использованием </w:t>
+      </w:r>
+      <w:proofErr w:type="spellStart"/>
+      <w:r>
+        <w:rPr>
+          <w:rFonts w:ascii="Times New Roman" w:hAnsi="Times New Roman" w:cs="Times New Roman"/>
+          <w:sz w:val="28"/>
+          <w:szCs w:val="28"/>
+        </w:rPr>
+        <w:t>Wireshark</w:t>
+      </w:r>
+      <w:proofErr w:type="spellEnd"/>
+      <w:r>
+        <w:rPr>
+          <w:rFonts w:ascii="Times New Roman" w:hAnsi="Times New Roman" w:cs="Times New Roman"/>
+          <w:sz w:val="28"/>
+          <w:szCs w:val="28"/>
+        </w:rPr>
+        <w:t xml:space="preserve"> и браузера </w:t>
+      </w:r>
+      <w:proofErr w:type="spellStart"/>
+      <w:r>
+        <w:rPr>
+          <w:rFonts w:ascii="Times New Roman" w:hAnsi="Times New Roman" w:cs="Times New Roman"/>
+          <w:sz w:val="28"/>
+          <w:szCs w:val="28"/>
+        </w:rPr>
+        <w:t>Firefox</w:t>
+      </w:r>
+      <w:proofErr w:type="spellEnd"/>
+      <w:r>
+        <w:rPr>
+          <w:rFonts w:ascii="Times New Roman" w:hAnsi="Times New Roman" w:cs="Times New Roman"/>
+          <w:sz w:val="28"/>
+          <w:szCs w:val="28"/>
+        </w:rPr>
+        <w:t>. Все три сервера используют стойкие алгоритмы шифрования и действительные сертификаты X.509 v3, однако существенно различаются по уровню безопасности конф</w:t>
+      </w:r>
+      <w:bookmarkStart w:id="5" w:name="_GoBack"/>
       <w:bookmarkEnd w:id="5"/>
-    </w:p>
-    <w:p>
-      <w:pPr>
-        <w:spacing w:after="49" w:line="247" w:lineRule="auto"/>
-        <w:ind w:left="0" w:firstLine="709"/>
-        <w:rPr>
-          <w:rFonts w:ascii="Times New Roman" w:hAnsi="Times New Roman" w:cs="Times New Roman"/>
-          <w:sz w:val="28"/>
-          <w:szCs w:val="28"/>
-        </w:rPr>
-      </w:pPr>
-      <w:proofErr w:type="spellStart"/>
-      <w:r>
-        <w:rPr>
-          <w:rFonts w:ascii="Times New Roman" w:hAnsi="Times New Roman" w:cs="Times New Roman"/>
-          <w:sz w:val="28"/>
-          <w:szCs w:val="28"/>
-          <w:highlight w:val="yellow"/>
-        </w:rPr>
-        <w:t>Ддд</w:t>
-      </w:r>
-      <w:proofErr w:type="spellEnd"/>
-    </w:p>
-    <w:p>
-      <w:pPr>
-        <w:spacing w:after="160" w:line="259" w:lineRule="auto"/>
+      <w:r>
+        <w:rPr>
+          <w:rFonts w:ascii="Times New Roman" w:hAnsi="Times New Roman" w:cs="Times New Roman"/>
+          <w:sz w:val="28"/>
+          <w:szCs w:val="28"/>
+        </w:rPr>
+        <w:t xml:space="preserve">игурации. ЕМИАС и МЕДСИ правильно отклоняют соединения по устаревшему протоколу TLS 1.0, что соответствует современным требованиям безопасности. ФНС, несмотря на использование TLS 1.3 при стандартном соединении, допускает подключение через TLS 1.0 с уязвимым набором алгоритмов, что является недостатком конфигурации для государственного ресурса. Полученные результаты подтверждают, что организационная или государственная принадлежность сервера не гарантирует более высокого уровня безопасности конфигурации TLS </w:t>
+      </w:r>
+      <w:r>
+        <w:rPr>
+          <w:rFonts w:ascii="Times New Roman" w:hAnsi="Times New Roman" w:cs="Times New Roman"/>
+          <w:sz w:val="28"/>
+          <w:szCs w:val="28"/>
+        </w:rPr>
+        <w:t xml:space="preserve">– </w:t>
+      </w:r>
+      <w:r>
+        <w:rPr>
+          <w:rFonts w:ascii="Times New Roman" w:hAnsi="Times New Roman" w:cs="Times New Roman"/>
+          <w:sz w:val="28"/>
+          <w:szCs w:val="28"/>
+        </w:rPr>
+        <w:t>оба частных и государственных сервера могут как соответствовать, так и не соответствовать современным стандартам.</w:t>
+      </w:r>
+    </w:p>
+    <w:p>
+      <w:pPr>
+        <w:spacing w:after="160" w:line="360" w:lineRule="auto"/>
         <w:ind w:left="0" w:firstLine="0"/>
-        <w:jc w:val="left"/>
         <w:rPr>
           <w:rFonts w:ascii="Times New Roman" w:hAnsi="Times New Roman" w:cs="Times New Roman"/>
           <w:sz w:val="28"/>
@@ -7840,12 +10192,15 @@
     <w:p>
       <w:pPr>
         <w:pStyle w:val="1"/>
+        <w:spacing w:line="360" w:lineRule="auto"/>
+        <w:jc w:val="both"/>
         <w:rPr>
           <w:rFonts w:ascii="Times New Roman" w:hAnsi="Times New Roman" w:cs="Times New Roman"/>
           <w:b/>
           <w:bCs/>
         </w:rPr>
       </w:pPr>
+      <w:bookmarkStart w:id="6" w:name="_Toc232997587"/>
       <w:r>
         <w:rPr>
           <w:rFonts w:ascii="Times New Roman" w:hAnsi="Times New Roman" w:cs="Times New Roman"/>
@@ -7855,6 +10210,7 @@
         <w:lastRenderedPageBreak/>
         <w:t>Список используемой литературы</w:t>
       </w:r>
+      <w:bookmarkEnd w:id="6"/>
     </w:p>
     <w:p>
       <w:pPr>
@@ -7863,14 +10219,14 @@
           <w:ilvl w:val="0"/>
           <w:numId w:val="13"/>
         </w:numPr>
-        <w:spacing w:after="49" w:line="247" w:lineRule="auto"/>
-        <w:rPr>
-          <w:rFonts w:ascii="Times New Roman" w:hAnsi="Times New Roman" w:cs="Times New Roman"/>
-          <w:sz w:val="28"/>
-          <w:szCs w:val="28"/>
-        </w:rPr>
-      </w:pPr>
-      <w:hyperlink r:id="rId21" w:history="1">
+        <w:spacing w:after="49" w:line="360" w:lineRule="auto"/>
+        <w:rPr>
+          <w:rFonts w:ascii="Times New Roman" w:hAnsi="Times New Roman" w:cs="Times New Roman"/>
+          <w:sz w:val="28"/>
+          <w:szCs w:val="28"/>
+        </w:rPr>
+      </w:pPr>
+      <w:hyperlink r:id="rId27" w:history="1">
         <w:r>
           <w:rPr>
             <w:rStyle w:val="a4"/>
@@ -7881,21 +10237,6 @@
           <w:t>https://www.wireshark.org/</w:t>
         </w:r>
       </w:hyperlink>
-    </w:p>
-    <w:p>
-      <w:pPr>
-        <w:pStyle w:val="a3"/>
-        <w:numPr>
-          <w:ilvl w:val="0"/>
-          <w:numId w:val="13"/>
-        </w:numPr>
-        <w:spacing w:after="49" w:line="247" w:lineRule="auto"/>
-        <w:rPr>
-          <w:rFonts w:ascii="Times New Roman" w:hAnsi="Times New Roman" w:cs="Times New Roman"/>
-          <w:sz w:val="28"/>
-          <w:szCs w:val="28"/>
-        </w:rPr>
-      </w:pPr>
     </w:p>
     <w:sectPr>
       <w:pgSz w:w="12240" w:h="15840"/>
@@ -10845,7 +13186,7 @@
 </file>
 
 <file path=customXml/itemProps1.xml><?xml version="1.0" encoding="utf-8"?>
-<ds:datastoreItem xmlns:ds="http://schemas.openxmlformats.org/officeDocument/2006/customXml" ds:itemID="{72C3FF98-8B17-4EC4-8E51-679986CB86BC}">
+<ds:datastoreItem xmlns:ds="http://schemas.openxmlformats.org/officeDocument/2006/customXml" ds:itemID="{02A1A878-BAD5-497B-B688-854C9DA883C6}">
   <ds:schemaRefs>
     <ds:schemaRef ds:uri="http://schemas.openxmlformats.org/officeDocument/2006/bibliography"/>
   </ds:schemaRefs>
